--- a/tech_cards/комната приёма пищи_tech_card.docx
+++ b/tech_cards/комната приёма пищи_tech_card.docx
@@ -843,7 +843,7 @@
                 <w:sz w:val="14"/>
                 <w:rFonts w:ascii="Arial" w:hAnsi="Arial"/>
               </w:rPr>
-              <w:t xml:space="preserve">вентиляционные диффузоры, водопроводные трубы (выше 2 м), светильники (внешние поверхности), стены (выше 2 м)</w:t>
+              <w:t xml:space="preserve">вентиляционные диффузоры, светильники (внешние поверхности), стены (выше 2 м)</w:t>
             </w:r>
           </w:p>
         </w:tc>
@@ -1264,6 +1264,240 @@
                 <w:sz w:val="14"/>
                 <w:rFonts w:ascii="Arial" w:hAnsi="Arial"/>
               </w:rPr>
+              <w:t xml:space="preserve">водопроводные трубы (выше 2 м)</w:t>
+            </w:r>
+          </w:p>
+        </w:tc>
+        <w:tc>
+          <w:tcPr>
+            <w:tcW w:w="1408" w:type="dxa"/>
+          </w:tcPr>
+          <w:p>
+            <w:pPr>
+              <w:pStyle w:val="--2"/>
+            </w:pPr>
+            <w:r>
+              <w:rPr>
+                <w:sz w:val="14"/>
+                <w:rFonts w:ascii="Arial" w:hAnsi="Arial"/>
+              </w:rPr>
+              <w:t xml:space="preserve">мойка</w:t>
+            </w:r>
+          </w:p>
+        </w:tc>
+        <w:tc>
+          <w:tcPr>
+            <w:tcW w:w="506" w:type="dxa"/>
+            <w:tcMar>
+              <w:left w:w="0" w:type="dxa"/>
+              <w:right w:w="0" w:type="dxa"/>
+            </w:tcMar>
+            <w:textDirection w:val="btLr"/>
+            <w:vAlign w:val="center"/>
+          </w:tcPr>
+          <w:p>
+            <w:pPr>
+              <w:pStyle w:val="--3"/>
+            </w:pPr>
+            <w:r>
+              <w:rPr>
+                <w:sz w:val="14"/>
+                <w:rFonts w:ascii="Arial" w:hAnsi="Arial"/>
+              </w:rPr>
+              <w:t xml:space="preserve"/>
+            </w:r>
+          </w:p>
+        </w:tc>
+        <w:tc>
+          <w:tcPr>
+            <w:tcW w:w="1913" w:type="dxa"/>
+            <w:shd w:val="clear" w:color="auto" w:fill="99FF99"/>
+          </w:tcPr>
+          <w:p>
+            <w:pPr>
+              <w:pStyle w:val="-0"/>
+            </w:pPr>
+            <w:r>
+              <w:rPr>
+                <w:rFonts w:ascii="Arial" w:hAnsi="Arial"/>
+                <w:b/>
+                <w:sz w:val="14"/>
+              </w:rPr>
+              <w:t>ХИМИТЕК КУХМАСТЕР-ФОРТЕ для дозирующих систем</w:t>
+            </w:r>
+          </w:p>
+        </w:tc>
+        <w:tc>
+          <w:tcPr>
+            <w:tcW w:w="1520" w:type="dxa"/>
+          </w:tcPr>
+          <w:p>
+            <w:pPr>
+              <w:pStyle w:val="--2"/>
+            </w:pPr>
+            <w:r>
+              <w:rPr>
+                <w:sz w:val="14"/>
+                <w:rFonts w:ascii="Arial" w:hAnsi="Arial"/>
+              </w:rPr>
+              <w:t xml:space="preserve">ручной (протирание, обработка щёткой)</w:t>
+            </w:r>
+          </w:p>
+        </w:tc>
+        <w:tc>
+          <w:tcPr>
+            <w:tcW w:w="2025" w:type="dxa"/>
+          </w:tcPr>
+          <w:p>
+            <w:pPr>
+              <w:pStyle w:val="--3"/>
+            </w:pPr>
+            <w:r>
+              <w:rPr>
+                <w:rFonts w:ascii="Arial" w:hAnsi="Arial"/>
+                <w:sz w:val="14"/>
+              </w:rPr>
+              <w:t>3,0 % - 4,0 %</w:t>
+            </w:r>
+            <w:r>
+              <w:br/>
+            </w:r>
+            <w:r>
+              <w:rPr>
+                <w:rFonts w:ascii="Arial" w:hAnsi="Arial"/>
+                <w:sz w:val="14"/>
+              </w:rPr>
+              <w:t>дозирующая система ProMax</w:t>
+            </w:r>
+          </w:p>
+        </w:tc>
+        <w:tc>
+          <w:tcPr>
+            <w:tcW w:w="1183" w:type="dxa"/>
+          </w:tcPr>
+          <w:p>
+            <w:pPr>
+              <w:pStyle w:val="--3"/>
+            </w:pPr>
+            <w:r>
+              <w:rPr>
+                <w:sz w:val="14"/>
+                <w:rFonts w:ascii="Arial" w:hAnsi="Arial"/>
+              </w:rPr>
+              <w:t xml:space="preserve">не ниже 40°C</w:t>
+            </w:r>
+          </w:p>
+        </w:tc>
+        <w:tc>
+          <w:tcPr>
+            <w:tcW w:w="1126" w:type="dxa"/>
+          </w:tcPr>
+          <w:p>
+            <w:pPr>
+              <w:pStyle w:val="--3"/>
+            </w:pPr>
+            <w:r>
+              <w:rPr>
+                <w:sz w:val="14"/>
+                <w:rFonts w:ascii="Arial" w:hAnsi="Arial"/>
+              </w:rPr>
+              <w:t xml:space="preserve">___________</w:t>
+            </w:r>
+          </w:p>
+        </w:tc>
+        <w:tc>
+          <w:tcPr>
+            <w:tcW w:w="510" w:type="dxa"/>
+            <w:noWrap/>
+            <w:tcMar>
+              <w:left w:w="0" w:type="dxa"/>
+              <w:right w:w="0" w:type="dxa"/>
+            </w:tcMar>
+            <w:textDirection w:val="btLr"/>
+            <w:tcFitText/>
+            <w:vAlign w:val="center"/>
+            <w:shd w:val="clear" w:color="auto" w:fill="#FFFF00"/>
+          </w:tcPr>
+          <w:p>
+            <w:pPr>
+              <w:pStyle w:val="--3"/>
+            </w:pPr>
+            <w:r>
+              <w:rPr>
+                <w:sz w:val="14"/>
+                <w:rFonts w:ascii="Arial" w:hAnsi="Arial"/>
+                <w:b/>
+              </w:rPr>
+              <w:t xml:space="preserve">жёлтый</w:t>
+            </w:r>
+          </w:p>
+        </w:tc>
+        <w:tc>
+          <w:tcPr>
+            <w:tcW w:w="958" w:type="dxa"/>
+          </w:tcPr>
+          <w:p>
+            <w:pPr>
+              <w:pStyle w:val="--3"/>
+            </w:pPr>
+            <w:r>
+              <w:rPr>
+                <w:sz w:val="14"/>
+                <w:rFonts w:ascii="Arial" w:hAnsi="Arial"/>
+              </w:rPr>
+              <w:t xml:space="preserve">1 раз в месяц</w:t>
+            </w:r>
+          </w:p>
+        </w:tc>
+        <w:tc>
+          <w:tcPr>
+            <w:tcW w:w="1351" w:type="dxa"/>
+          </w:tcPr>
+          <w:p>
+            <w:pPr>
+              <w:pStyle w:val="--2"/>
+            </w:pPr>
+            <w:r>
+              <w:rPr>
+                <w:sz w:val="14"/>
+                <w:rFonts w:ascii="Arial" w:hAnsi="Arial"/>
+              </w:rPr>
+              <w:t xml:space="preserve">сотрудник внешнего клининга</w:t>
+            </w:r>
+          </w:p>
+        </w:tc>
+        <w:tc>
+          <w:tcPr>
+            <w:tcW w:w="1688" w:type="dxa"/>
+          </w:tcPr>
+          <w:p>
+            <w:pPr>
+              <w:pStyle w:val="--2"/>
+            </w:pPr>
+            <w:r>
+              <w:rPr>
+                <w:sz w:val="14"/>
+                <w:rFonts w:ascii="Arial" w:hAnsi="Arial"/>
+              </w:rPr>
+              <w:t xml:space="preserve">визуальный контроль/ сотрудник отдела качества</w:t>
+            </w:r>
+          </w:p>
+        </w:tc>
+      </w:tr>
+      <w:tr>
+        <w:tc>
+          <w:tcPr>
+            <w:tcW w:w="1688" w:type="dxa"/>
+          </w:tcPr>
+          <w:p>
+            <w:pPr>
+              <w:pStyle w:val="--2"/>
+            </w:pPr>
+            <w:r>
+              <w:rPr>
+                <w:sz w:val="14"/>
+                <w:rFonts w:ascii="Arial" w:hAnsi="Arial"/>
+              </w:rPr>
               <w:t xml:space="preserve">окна внешние (выше 2 м) (стеклопакеты, рамы, откосы, отлив)</w:t>
             </w:r>
           </w:p>
@@ -4309,7 +4543,7 @@
                 <w:rFonts w:ascii="Arial" w:hAnsi="Arial"/>
                 <w:sz w:val="14"/>
               </w:rPr>
-              <w:t>дозирующая система ProMax</w:t>
+              <w:t>спрей-система ProTwin</w:t>
             </w:r>
           </w:p>
         </w:tc>

--- a/tech_cards/комната приёма пищи_tech_card.docx
+++ b/tech_cards/комната приёма пищи_tech_card.docx
@@ -843,7 +843,7 @@
                 <w:sz w:val="14"/>
                 <w:rFonts w:ascii="Arial" w:hAnsi="Arial"/>
               </w:rPr>
-              <w:t xml:space="preserve">вентиляционные диффузоры, светильники (внешние поверхности), стены (выше 2 м)</w:t>
+              <w:t xml:space="preserve">вентиляционные диффузоры, водопроводные трубы (выше 2 м), светильники (внешние поверхности), стены (выше 2 м)</w:t>
             </w:r>
           </w:p>
         </w:tc>
@@ -1034,7 +1034,6 @@
         <w:tc>
           <w:tcPr>
             <w:tcW w:w="1351" w:type="dxa"/>
-            <w:vMerge w:val="restart"/>
           </w:tcPr>
           <w:p>
             <w:pPr>
@@ -1121,16 +1120,7 @@
                 <w:b/>
                 <w:sz w:val="14"/>
               </w:rPr>
-              <w:t>ПОЛИДЕЗ</w:t>
-            </w:r>
-            <w:r>
-              <w:rPr>
-                <w:rFonts w:ascii="Arial" w:hAnsi="Arial"/>
-                <w:b/>
-                <w:sz w:val="14"/>
-                <w:vertAlign w:val="superscript"/>
-              </w:rPr>
-              <w:t>®</w:t>
+              <w:t>ХИМИТЕК УНИВЕРСАЛ-ДЕЗ</w:t>
             </w:r>
           </w:p>
         </w:tc>
@@ -1164,7 +1154,7 @@
                 <w:rFonts w:ascii="Arial" w:hAnsi="Arial"/>
                 <w:sz w:val="14"/>
               </w:rPr>
-              <w:t>0,02 % - 0,05 % (по НУК)</w:t>
+              <w:t>3,0 %</w:t>
             </w:r>
             <w:r>
               <w:br/>
@@ -1174,7 +1164,7 @@
                 <w:rFonts w:ascii="Arial" w:hAnsi="Arial"/>
                 <w:sz w:val="14"/>
               </w:rPr>
-              <w:t>пенная станция DEMA</w:t>
+              <w:t>дозирующая система ProMax</w:t>
             </w:r>
           </w:p>
         </w:tc>
@@ -1208,7 +1198,7 @@
                 <w:sz w:val="14"/>
                 <w:rFonts w:ascii="Arial" w:hAnsi="Arial"/>
               </w:rPr>
-              <w:t xml:space="preserve">15 минут</w:t>
+              <w:t xml:space="preserve">30 минут</w:t>
             </w:r>
           </w:p>
         </w:tc>
@@ -1238,9 +1228,19 @@
         <w:tc>
           <w:tcPr>
             <w:tcW w:w="1351" w:type="dxa"/>
-            <w:vMerge/>
-          </w:tcPr>
-          <w:p/>
+          </w:tcPr>
+          <w:p>
+            <w:pPr>
+              <w:pStyle w:val="--2"/>
+            </w:pPr>
+            <w:r>
+              <w:rPr>
+                <w:sz w:val="14"/>
+                <w:rFonts w:ascii="Arial" w:hAnsi="Arial"/>
+              </w:rPr>
+              <w:t xml:space="preserve">сотрудник внутреннего клининга</w:t>
+            </w:r>
+          </w:p>
         </w:tc>
         <w:tc>
           <w:tcPr>
@@ -1254,6 +1254,7 @@
         <w:tc>
           <w:tcPr>
             <w:tcW w:w="1688" w:type="dxa"/>
+            <w:vMerge w:val="restart"/>
           </w:tcPr>
           <w:p>
             <w:pPr>
@@ -1264,493 +1265,7 @@
                 <w:sz w:val="14"/>
                 <w:rFonts w:ascii="Arial" w:hAnsi="Arial"/>
               </w:rPr>
-              <w:t xml:space="preserve">водопроводные трубы (выше 2 м)</w:t>
-            </w:r>
-          </w:p>
-        </w:tc>
-        <w:tc>
-          <w:tcPr>
-            <w:tcW w:w="1408" w:type="dxa"/>
-          </w:tcPr>
-          <w:p>
-            <w:pPr>
-              <w:pStyle w:val="--2"/>
-            </w:pPr>
-            <w:r>
-              <w:rPr>
-                <w:sz w:val="14"/>
-                <w:rFonts w:ascii="Arial" w:hAnsi="Arial"/>
-              </w:rPr>
-              <w:t xml:space="preserve">мойка</w:t>
-            </w:r>
-          </w:p>
-        </w:tc>
-        <w:tc>
-          <w:tcPr>
-            <w:tcW w:w="506" w:type="dxa"/>
-            <w:tcMar>
-              <w:left w:w="0" w:type="dxa"/>
-              <w:right w:w="0" w:type="dxa"/>
-            </w:tcMar>
-            <w:textDirection w:val="btLr"/>
-            <w:vAlign w:val="center"/>
-          </w:tcPr>
-          <w:p>
-            <w:pPr>
-              <w:pStyle w:val="--3"/>
-            </w:pPr>
-            <w:r>
-              <w:rPr>
-                <w:sz w:val="14"/>
-                <w:rFonts w:ascii="Arial" w:hAnsi="Arial"/>
-              </w:rPr>
-              <w:t xml:space="preserve"/>
-            </w:r>
-          </w:p>
-        </w:tc>
-        <w:tc>
-          <w:tcPr>
-            <w:tcW w:w="1913" w:type="dxa"/>
-            <w:shd w:val="clear" w:color="auto" w:fill="99FF99"/>
-          </w:tcPr>
-          <w:p>
-            <w:pPr>
-              <w:pStyle w:val="-0"/>
-            </w:pPr>
-            <w:r>
-              <w:rPr>
-                <w:rFonts w:ascii="Arial" w:hAnsi="Arial"/>
-                <w:b/>
-                <w:sz w:val="14"/>
-              </w:rPr>
-              <w:t>ХИМИТЕК КУХМАСТЕР-ФОРТЕ для дозирующих систем</w:t>
-            </w:r>
-          </w:p>
-        </w:tc>
-        <w:tc>
-          <w:tcPr>
-            <w:tcW w:w="1520" w:type="dxa"/>
-          </w:tcPr>
-          <w:p>
-            <w:pPr>
-              <w:pStyle w:val="--2"/>
-            </w:pPr>
-            <w:r>
-              <w:rPr>
-                <w:sz w:val="14"/>
-                <w:rFonts w:ascii="Arial" w:hAnsi="Arial"/>
-              </w:rPr>
-              <w:t xml:space="preserve">ручной (протирание, обработка щёткой)</w:t>
-            </w:r>
-          </w:p>
-        </w:tc>
-        <w:tc>
-          <w:tcPr>
-            <w:tcW w:w="2025" w:type="dxa"/>
-          </w:tcPr>
-          <w:p>
-            <w:pPr>
-              <w:pStyle w:val="--3"/>
-            </w:pPr>
-            <w:r>
-              <w:rPr>
-                <w:rFonts w:ascii="Arial" w:hAnsi="Arial"/>
-                <w:sz w:val="14"/>
-              </w:rPr>
-              <w:t>3,0 % - 4,0 %</w:t>
-            </w:r>
-            <w:r>
-              <w:br/>
-            </w:r>
-            <w:r>
-              <w:rPr>
-                <w:rFonts w:ascii="Arial" w:hAnsi="Arial"/>
-                <w:sz w:val="14"/>
-              </w:rPr>
-              <w:t>дозирующая система ProMax</w:t>
-            </w:r>
-          </w:p>
-        </w:tc>
-        <w:tc>
-          <w:tcPr>
-            <w:tcW w:w="1183" w:type="dxa"/>
-          </w:tcPr>
-          <w:p>
-            <w:pPr>
-              <w:pStyle w:val="--3"/>
-            </w:pPr>
-            <w:r>
-              <w:rPr>
-                <w:sz w:val="14"/>
-                <w:rFonts w:ascii="Arial" w:hAnsi="Arial"/>
-              </w:rPr>
-              <w:t xml:space="preserve">не ниже 40°C</w:t>
-            </w:r>
-          </w:p>
-        </w:tc>
-        <w:tc>
-          <w:tcPr>
-            <w:tcW w:w="1126" w:type="dxa"/>
-          </w:tcPr>
-          <w:p>
-            <w:pPr>
-              <w:pStyle w:val="--3"/>
-            </w:pPr>
-            <w:r>
-              <w:rPr>
-                <w:sz w:val="14"/>
-                <w:rFonts w:ascii="Arial" w:hAnsi="Arial"/>
-              </w:rPr>
-              <w:t xml:space="preserve">___________</w:t>
-            </w:r>
-          </w:p>
-        </w:tc>
-        <w:tc>
-          <w:tcPr>
-            <w:tcW w:w="510" w:type="dxa"/>
-            <w:noWrap/>
-            <w:tcMar>
-              <w:left w:w="0" w:type="dxa"/>
-              <w:right w:w="0" w:type="dxa"/>
-            </w:tcMar>
-            <w:textDirection w:val="btLr"/>
-            <w:tcFitText/>
-            <w:vAlign w:val="center"/>
-            <w:shd w:val="clear" w:color="auto" w:fill="#FFFF00"/>
-          </w:tcPr>
-          <w:p>
-            <w:pPr>
-              <w:pStyle w:val="--3"/>
-            </w:pPr>
-            <w:r>
-              <w:rPr>
-                <w:sz w:val="14"/>
-                <w:rFonts w:ascii="Arial" w:hAnsi="Arial"/>
-                <w:b/>
-              </w:rPr>
-              <w:t xml:space="preserve">жёлтый</w:t>
-            </w:r>
-          </w:p>
-        </w:tc>
-        <w:tc>
-          <w:tcPr>
-            <w:tcW w:w="958" w:type="dxa"/>
-          </w:tcPr>
-          <w:p>
-            <w:pPr>
-              <w:pStyle w:val="--3"/>
-            </w:pPr>
-            <w:r>
-              <w:rPr>
-                <w:sz w:val="14"/>
-                <w:rFonts w:ascii="Arial" w:hAnsi="Arial"/>
-              </w:rPr>
-              <w:t xml:space="preserve">1 раз в месяц</w:t>
-            </w:r>
-          </w:p>
-        </w:tc>
-        <w:tc>
-          <w:tcPr>
-            <w:tcW w:w="1351" w:type="dxa"/>
-          </w:tcPr>
-          <w:p>
-            <w:pPr>
-              <w:pStyle w:val="--2"/>
-            </w:pPr>
-            <w:r>
-              <w:rPr>
-                <w:sz w:val="14"/>
-                <w:rFonts w:ascii="Arial" w:hAnsi="Arial"/>
-              </w:rPr>
-              <w:t xml:space="preserve">сотрудник внешнего клининга</w:t>
-            </w:r>
-          </w:p>
-        </w:tc>
-        <w:tc>
-          <w:tcPr>
-            <w:tcW w:w="1688" w:type="dxa"/>
-          </w:tcPr>
-          <w:p>
-            <w:pPr>
-              <w:pStyle w:val="--2"/>
-            </w:pPr>
-            <w:r>
-              <w:rPr>
-                <w:sz w:val="14"/>
-                <w:rFonts w:ascii="Arial" w:hAnsi="Arial"/>
-              </w:rPr>
-              <w:t xml:space="preserve">визуальный контроль/ сотрудник отдела качества</w:t>
-            </w:r>
-          </w:p>
-        </w:tc>
-      </w:tr>
-      <w:tr>
-        <w:tc>
-          <w:tcPr>
-            <w:tcW w:w="1688" w:type="dxa"/>
-          </w:tcPr>
-          <w:p>
-            <w:pPr>
-              <w:pStyle w:val="--2"/>
-            </w:pPr>
-            <w:r>
-              <w:rPr>
-                <w:sz w:val="14"/>
-                <w:rFonts w:ascii="Arial" w:hAnsi="Arial"/>
-              </w:rPr>
               <w:t xml:space="preserve">окна внешние (выше 2 м) (стеклопакеты, рамы, откосы, отлив)</w:t>
-            </w:r>
-          </w:p>
-        </w:tc>
-        <w:tc>
-          <w:tcPr>
-            <w:tcW w:w="1408" w:type="dxa"/>
-          </w:tcPr>
-          <w:p>
-            <w:pPr>
-              <w:pStyle w:val="--2"/>
-            </w:pPr>
-            <w:r>
-              <w:rPr>
-                <w:sz w:val="14"/>
-                <w:rFonts w:ascii="Arial" w:hAnsi="Arial"/>
-              </w:rPr>
-              <w:t xml:space="preserve">мойка</w:t>
-            </w:r>
-          </w:p>
-        </w:tc>
-        <w:tc>
-          <w:tcPr>
-            <w:tcW w:w="506" w:type="dxa"/>
-            <w:tcMar>
-              <w:left w:w="0" w:type="dxa"/>
-              <w:right w:w="0" w:type="dxa"/>
-            </w:tcMar>
-            <w:textDirection w:val="btLr"/>
-            <w:vAlign w:val="center"/>
-          </w:tcPr>
-          <w:p>
-            <w:pPr>
-              <w:pStyle w:val="--3"/>
-            </w:pPr>
-            <w:r>
-              <w:rPr>
-                <w:sz w:val="14"/>
-                <w:rFonts w:ascii="Arial" w:hAnsi="Arial"/>
-              </w:rPr>
-              <w:t xml:space="preserve"/>
-            </w:r>
-          </w:p>
-        </w:tc>
-        <w:tc>
-          <w:tcPr>
-            <w:tcW w:w="1913" w:type="dxa"/>
-            <w:shd w:val="clear" w:color="auto" w:fill="99FF99"/>
-          </w:tcPr>
-          <w:p>
-            <w:pPr>
-              <w:pStyle w:val="-0"/>
-            </w:pPr>
-            <w:r>
-              <w:rPr>
-                <w:rFonts w:ascii="Arial" w:hAnsi="Arial"/>
-                <w:b/>
-                <w:sz w:val="14"/>
-              </w:rPr>
-              <w:t>ХИМИТЕК ЧАРОИТ</w:t>
-            </w:r>
-            <w:r>
-              <w:rPr>
-                <w:rFonts w:ascii="Arial" w:hAnsi="Arial"/>
-                <w:b/>
-                <w:sz w:val="14"/>
-                <w:vertAlign w:val="superscript"/>
-              </w:rPr>
-              <w:t>®</w:t>
-            </w:r>
-            <w:r>
-              <w:rPr>
-                <w:rFonts w:ascii="Arial" w:hAnsi="Arial"/>
-                <w:b/>
-                <w:sz w:val="14"/>
-              </w:rPr>
-              <w:t>-СПРЕЙ</w:t>
-            </w:r>
-          </w:p>
-        </w:tc>
-        <w:tc>
-          <w:tcPr>
-            <w:tcW w:w="1520" w:type="dxa"/>
-          </w:tcPr>
-          <w:p>
-            <w:pPr>
-              <w:pStyle w:val="--2"/>
-            </w:pPr>
-            <w:r>
-              <w:rPr>
-                <w:sz w:val="14"/>
-                <w:rFonts w:ascii="Arial" w:hAnsi="Arial"/>
-              </w:rPr>
-              <w:t xml:space="preserve">ручной (протирание)</w:t>
-            </w:r>
-          </w:p>
-        </w:tc>
-        <w:tc>
-          <w:tcPr>
-            <w:tcW w:w="2025" w:type="dxa"/>
-          </w:tcPr>
-          <w:p>
-            <w:pPr>
-              <w:pStyle w:val="--3"/>
-            </w:pPr>
-            <w:r>
-              <w:rPr>
-                <w:rFonts w:ascii="Arial" w:hAnsi="Arial"/>
-                <w:sz w:val="14"/>
-              </w:rPr>
-              <w:t>без разведения</w:t>
-            </w:r>
-            <w:r>
-              <w:br/>
-            </w:r>
-            <w:r>
-              <w:rPr>
-                <w:rFonts w:ascii="Arial" w:hAnsi="Arial"/>
-                <w:sz w:val="14"/>
-              </w:rPr>
-              <w:t>готовая форма</w:t>
-            </w:r>
-          </w:p>
-        </w:tc>
-        <w:tc>
-          <w:tcPr>
-            <w:tcW w:w="1183" w:type="dxa"/>
-          </w:tcPr>
-          <w:p>
-            <w:pPr>
-              <w:pStyle w:val="--3"/>
-            </w:pPr>
-            <w:r>
-              <w:rPr>
-                <w:sz w:val="14"/>
-                <w:rFonts w:ascii="Arial" w:hAnsi="Arial"/>
-              </w:rPr>
-              <w:t xml:space="preserve">___________</w:t>
-            </w:r>
-          </w:p>
-        </w:tc>
-        <w:tc>
-          <w:tcPr>
-            <w:tcW w:w="1126" w:type="dxa"/>
-          </w:tcPr>
-          <w:p>
-            <w:pPr>
-              <w:pStyle w:val="--3"/>
-            </w:pPr>
-            <w:r>
-              <w:rPr>
-                <w:sz w:val="14"/>
-                <w:rFonts w:ascii="Arial" w:hAnsi="Arial"/>
-              </w:rPr>
-              <w:t xml:space="preserve">___________</w:t>
-            </w:r>
-          </w:p>
-        </w:tc>
-        <w:tc>
-          <w:tcPr>
-            <w:tcW w:w="510" w:type="dxa"/>
-            <w:noWrap/>
-            <w:tcMar>
-              <w:left w:w="0" w:type="dxa"/>
-              <w:right w:w="0" w:type="dxa"/>
-            </w:tcMar>
-            <w:textDirection w:val="btLr"/>
-            <w:tcFitText/>
-            <w:vAlign w:val="center"/>
-            <w:shd w:val="clear" w:color="auto" w:fill="#FFFF00"/>
-          </w:tcPr>
-          <w:p>
-            <w:pPr>
-              <w:pStyle w:val="--3"/>
-            </w:pPr>
-            <w:r>
-              <w:rPr>
-                <w:sz w:val="14"/>
-                <w:rFonts w:ascii="Arial" w:hAnsi="Arial"/>
-                <w:b/>
-              </w:rPr>
-              <w:t xml:space="preserve">жёлтый</w:t>
-            </w:r>
-          </w:p>
-        </w:tc>
-        <w:tc>
-          <w:tcPr>
-            <w:tcW w:w="958" w:type="dxa"/>
-          </w:tcPr>
-          <w:p>
-            <w:pPr>
-              <w:pStyle w:val="--3"/>
-            </w:pPr>
-            <w:r>
-              <w:rPr>
-                <w:sz w:val="14"/>
-                <w:rFonts w:ascii="Arial" w:hAnsi="Arial"/>
-              </w:rPr>
-              <w:t xml:space="preserve">1 раз в месяц</w:t>
-            </w:r>
-          </w:p>
-        </w:tc>
-        <w:tc>
-          <w:tcPr>
-            <w:tcW w:w="1351" w:type="dxa"/>
-          </w:tcPr>
-          <w:p>
-            <w:pPr>
-              <w:pStyle w:val="--2"/>
-            </w:pPr>
-            <w:r>
-              <w:rPr>
-                <w:sz w:val="14"/>
-                <w:rFonts w:ascii="Arial" w:hAnsi="Arial"/>
-              </w:rPr>
-              <w:t xml:space="preserve">сотрудник внешнего клининга</w:t>
-            </w:r>
-          </w:p>
-        </w:tc>
-        <w:tc>
-          <w:tcPr>
-            <w:tcW w:w="1688" w:type="dxa"/>
-          </w:tcPr>
-          <w:p>
-            <w:pPr>
-              <w:pStyle w:val="--2"/>
-            </w:pPr>
-            <w:r>
-              <w:rPr>
-                <w:sz w:val="14"/>
-                <w:rFonts w:ascii="Arial" w:hAnsi="Arial"/>
-              </w:rPr>
-              <w:t xml:space="preserve">визуальный контроль/ сотрудник отдела качества</w:t>
-            </w:r>
-          </w:p>
-        </w:tc>
-      </w:tr>
-      <w:tr>
-        <w:tc>
-          <w:tcPr>
-            <w:tcW w:w="1688" w:type="dxa"/>
-            <w:vMerge w:val="restart"/>
-          </w:tcPr>
-          <w:p>
-            <w:pPr>
-              <w:pStyle w:val="--2"/>
-            </w:pPr>
-            <w:r>
-              <w:rPr>
-                <w:sz w:val="14"/>
-                <w:rFonts w:ascii="Arial" w:hAnsi="Arial"/>
-              </w:rPr>
-              <w:t xml:space="preserve">водопроводные трубы (до 2 м)</w:t>
             </w:r>
           </w:p>
         </w:tc>
@@ -1810,7 +1325,24 @@
                 <w:b/>
                 <w:sz w:val="14"/>
               </w:rPr>
-              <w:t>ХИМИТЕК КУХМАСТЕР-ФОРТЕ для дозирующих систем</w:t>
+              <w:t>ХИМИТЕК ЧАРОИТ</w:t>
+            </w:r>
+            <w:r>
+              <w:rPr>
+                <w:rFonts w:ascii="Arial" w:hAnsi="Arial"/>
+                <w:b/>
+                <w:sz w:val="14"/>
+                <w:vertAlign w:val="superscript"/>
+              </w:rPr>
+              <w:t>®</w:t>
+            </w:r>
+            <w:r>
+              <w:rPr>
+                <w:rFonts w:ascii="Arial" w:hAnsi="Arial"/>
+                <w:b/>
+                <w:sz w:val="14"/>
+              </w:rPr>
+              <w:t>-СПРЕЙ</w:t>
             </w:r>
           </w:p>
         </w:tc>
@@ -1827,7 +1359,7 @@
                 <w:sz w:val="14"/>
                 <w:rFonts w:ascii="Arial" w:hAnsi="Arial"/>
               </w:rPr>
-              <w:t xml:space="preserve">ручной (протирание, обработка щёткой)</w:t>
+              <w:t xml:space="preserve">ручной (протирание)</w:t>
             </w:r>
           </w:p>
         </w:tc>
@@ -1844,7 +1376,7 @@
                 <w:rFonts w:ascii="Arial" w:hAnsi="Arial"/>
                 <w:sz w:val="14"/>
               </w:rPr>
-              <w:t>3,0 % - 4,0 %</w:t>
+              <w:t>без разведения</w:t>
             </w:r>
             <w:r>
               <w:br/>
@@ -1854,7 +1386,7 @@
                 <w:rFonts w:ascii="Arial" w:hAnsi="Arial"/>
                 <w:sz w:val="14"/>
               </w:rPr>
-              <w:t>дозирующая система ProMax</w:t>
+              <w:t>готовая форма</w:t>
             </w:r>
           </w:p>
         </w:tc>
@@ -1871,7 +1403,7 @@
                 <w:sz w:val="14"/>
                 <w:rFonts w:ascii="Arial" w:hAnsi="Arial"/>
               </w:rPr>
-              <w:t xml:space="preserve">не ниже 40°C</w:t>
+              <w:t xml:space="preserve">___________</w:t>
             </w:r>
           </w:p>
         </w:tc>
@@ -1934,14 +1466,13 @@
                 <w:sz w:val="14"/>
                 <w:rFonts w:ascii="Arial" w:hAnsi="Arial"/>
               </w:rPr>
-              <w:t xml:space="preserve">1 раз в неделю</w:t>
+              <w:t xml:space="preserve">1 раз в месяц</w:t>
             </w:r>
           </w:p>
         </w:tc>
         <w:tc>
           <w:tcPr>
             <w:tcW w:w="1351" w:type="dxa"/>
-            <w:vMerge w:val="restart"/>
           </w:tcPr>
           <w:p>
             <w:pPr>
@@ -1952,7 +1483,7 @@
                 <w:sz w:val="14"/>
                 <w:rFonts w:ascii="Arial" w:hAnsi="Arial"/>
               </w:rPr>
-              <w:t xml:space="preserve">сотрудник внутреннего клининга</w:t>
+              <w:t xml:space="preserve">сотрудник внешнего клининга</w:t>
             </w:r>
           </w:p>
         </w:tc>
@@ -2028,16 +1559,7 @@
                 <w:b/>
                 <w:sz w:val="14"/>
               </w:rPr>
-              <w:t>ПОЛИДЕЗ</w:t>
-            </w:r>
-            <w:r>
-              <w:rPr>
-                <w:rFonts w:ascii="Arial" w:hAnsi="Arial"/>
-                <w:b/>
-                <w:sz w:val="14"/>
-                <w:vertAlign w:val="superscript"/>
-              </w:rPr>
-              <w:t>®</w:t>
+              <w:t>ХИМИТЕК УНИВЕРСАЛ-ДЕЗ</w:t>
             </w:r>
           </w:p>
         </w:tc>
@@ -2071,7 +1593,7 @@
                 <w:rFonts w:ascii="Arial" w:hAnsi="Arial"/>
                 <w:sz w:val="14"/>
               </w:rPr>
-              <w:t>0,02 % - 0,05 % (по НУК)</w:t>
+              <w:t>3,0 %</w:t>
             </w:r>
             <w:r>
               <w:br/>
@@ -2081,7 +1603,7 @@
                 <w:rFonts w:ascii="Arial" w:hAnsi="Arial"/>
                 <w:sz w:val="14"/>
               </w:rPr>
-              <w:t>пенная станция DEMA</w:t>
+              <w:t>дозирующая система ProMax</w:t>
             </w:r>
           </w:p>
         </w:tc>
@@ -2115,7 +1637,7 @@
                 <w:sz w:val="14"/>
                 <w:rFonts w:ascii="Arial" w:hAnsi="Arial"/>
               </w:rPr>
-              <w:t xml:space="preserve">15 минут</w:t>
+              <w:t xml:space="preserve">30 минут</w:t>
             </w:r>
           </w:p>
         </w:tc>
@@ -2145,9 +1667,19 @@
         <w:tc>
           <w:tcPr>
             <w:tcW w:w="1351" w:type="dxa"/>
-            <w:vMerge/>
-          </w:tcPr>
-          <w:p/>
+          </w:tcPr>
+          <w:p>
+            <w:pPr>
+              <w:pStyle w:val="--2"/>
+            </w:pPr>
+            <w:r>
+              <w:rPr>
+                <w:sz w:val="14"/>
+                <w:rFonts w:ascii="Arial" w:hAnsi="Arial"/>
+              </w:rPr>
+              <w:t xml:space="preserve">сотрудник внутреннего клининга</w:t>
+            </w:r>
+          </w:p>
         </w:tc>
         <w:tc>
           <w:tcPr>
@@ -2161,6 +1693,7 @@
         <w:tc>
           <w:tcPr>
             <w:tcW w:w="1688" w:type="dxa"/>
+            <w:vMerge w:val="restart"/>
           </w:tcPr>
           <w:p>
             <w:pPr>
@@ -2171,7 +1704,7 @@
                 <w:sz w:val="14"/>
                 <w:rFonts w:ascii="Arial" w:hAnsi="Arial"/>
               </w:rPr>
-              <w:t xml:space="preserve">отопительные приборы и пространство за ними</w:t>
+              <w:t xml:space="preserve">водопроводные трубы (до 2 м)</w:t>
             </w:r>
           </w:p>
         </w:tc>
@@ -2195,710 +1728,6 @@
         <w:tc>
           <w:tcPr>
             <w:tcW w:w="506" w:type="dxa"/>
-            <w:tcMar>
-              <w:left w:w="0" w:type="dxa"/>
-              <w:right w:w="0" w:type="dxa"/>
-            </w:tcMar>
-            <w:textDirection w:val="btLr"/>
-            <w:vAlign w:val="center"/>
-          </w:tcPr>
-          <w:p>
-            <w:pPr>
-              <w:pStyle w:val="--3"/>
-            </w:pPr>
-            <w:r>
-              <w:rPr>
-                <w:sz w:val="14"/>
-                <w:rFonts w:ascii="Arial" w:hAnsi="Arial"/>
-              </w:rPr>
-              <w:t xml:space="preserve"/>
-            </w:r>
-          </w:p>
-        </w:tc>
-        <w:tc>
-          <w:tcPr>
-            <w:tcW w:w="1913" w:type="dxa"/>
-            <w:shd w:val="clear" w:color="auto" w:fill="99FF99"/>
-          </w:tcPr>
-          <w:p>
-            <w:pPr>
-              <w:pStyle w:val="-0"/>
-            </w:pPr>
-            <w:r>
-              <w:rPr>
-                <w:rFonts w:ascii="Arial" w:hAnsi="Arial"/>
-                <w:b/>
-                <w:sz w:val="14"/>
-              </w:rPr>
-              <w:t>ХИМИТЕК КУХМАСТЕР-ФОРТЕ для дозирующих систем</w:t>
-            </w:r>
-          </w:p>
-        </w:tc>
-        <w:tc>
-          <w:tcPr>
-            <w:tcW w:w="1520" w:type="dxa"/>
-          </w:tcPr>
-          <w:p>
-            <w:pPr>
-              <w:pStyle w:val="--2"/>
-            </w:pPr>
-            <w:r>
-              <w:rPr>
-                <w:sz w:val="14"/>
-                <w:rFonts w:ascii="Arial" w:hAnsi="Arial"/>
-              </w:rPr>
-              <w:t xml:space="preserve">ручной (протирание, обработка щёткой)</w:t>
-            </w:r>
-          </w:p>
-        </w:tc>
-        <w:tc>
-          <w:tcPr>
-            <w:tcW w:w="2025" w:type="dxa"/>
-          </w:tcPr>
-          <w:p>
-            <w:pPr>
-              <w:pStyle w:val="--3"/>
-            </w:pPr>
-            <w:r>
-              <w:rPr>
-                <w:rFonts w:ascii="Arial" w:hAnsi="Arial"/>
-                <w:sz w:val="14"/>
-              </w:rPr>
-              <w:t>3,0 % - 4,0 %</w:t>
-            </w:r>
-            <w:r>
-              <w:br/>
-            </w:r>
-            <w:r>
-              <w:rPr>
-                <w:rFonts w:ascii="Arial" w:hAnsi="Arial"/>
-                <w:sz w:val="14"/>
-              </w:rPr>
-              <w:t>дозирующая система ProMax</w:t>
-            </w:r>
-          </w:p>
-        </w:tc>
-        <w:tc>
-          <w:tcPr>
-            <w:tcW w:w="1183" w:type="dxa"/>
-          </w:tcPr>
-          <w:p>
-            <w:pPr>
-              <w:pStyle w:val="--3"/>
-            </w:pPr>
-            <w:r>
-              <w:rPr>
-                <w:sz w:val="14"/>
-                <w:rFonts w:ascii="Arial" w:hAnsi="Arial"/>
-              </w:rPr>
-              <w:t xml:space="preserve">не ниже 40°C</w:t>
-            </w:r>
-          </w:p>
-        </w:tc>
-        <w:tc>
-          <w:tcPr>
-            <w:tcW w:w="1126" w:type="dxa"/>
-          </w:tcPr>
-          <w:p>
-            <w:pPr>
-              <w:pStyle w:val="--3"/>
-            </w:pPr>
-            <w:r>
-              <w:rPr>
-                <w:sz w:val="14"/>
-                <w:rFonts w:ascii="Arial" w:hAnsi="Arial"/>
-              </w:rPr>
-              <w:t xml:space="preserve">___________</w:t>
-            </w:r>
-          </w:p>
-        </w:tc>
-        <w:tc>
-          <w:tcPr>
-            <w:tcW w:w="510" w:type="dxa"/>
-            <w:noWrap/>
-            <w:tcMar>
-              <w:left w:w="0" w:type="dxa"/>
-              <w:right w:w="0" w:type="dxa"/>
-            </w:tcMar>
-            <w:textDirection w:val="btLr"/>
-            <w:tcFitText/>
-            <w:vAlign w:val="center"/>
-            <w:shd w:val="clear" w:color="auto" w:fill="#FFFF00"/>
-          </w:tcPr>
-          <w:p>
-            <w:pPr>
-              <w:pStyle w:val="--3"/>
-            </w:pPr>
-            <w:r>
-              <w:rPr>
-                <w:sz w:val="14"/>
-                <w:rFonts w:ascii="Arial" w:hAnsi="Arial"/>
-                <w:b/>
-              </w:rPr>
-              <w:t xml:space="preserve">жёлтый</w:t>
-            </w:r>
-          </w:p>
-        </w:tc>
-        <w:tc>
-          <w:tcPr>
-            <w:tcW w:w="958" w:type="dxa"/>
-          </w:tcPr>
-          <w:p>
-            <w:pPr>
-              <w:pStyle w:val="--3"/>
-            </w:pPr>
-            <w:r>
-              <w:rPr>
-                <w:sz w:val="14"/>
-                <w:rFonts w:ascii="Arial" w:hAnsi="Arial"/>
-              </w:rPr>
-              <w:t xml:space="preserve">1 раз в месяц</w:t>
-            </w:r>
-          </w:p>
-        </w:tc>
-        <w:tc>
-          <w:tcPr>
-            <w:tcW w:w="1351" w:type="dxa"/>
-          </w:tcPr>
-          <w:p>
-            <w:pPr>
-              <w:pStyle w:val="--2"/>
-            </w:pPr>
-            <w:r>
-              <w:rPr>
-                <w:sz w:val="14"/>
-                <w:rFonts w:ascii="Arial" w:hAnsi="Arial"/>
-              </w:rPr>
-              <w:t xml:space="preserve">сотрудник внутреннего клининга</w:t>
-            </w:r>
-          </w:p>
-        </w:tc>
-        <w:tc>
-          <w:tcPr>
-            <w:tcW w:w="1688" w:type="dxa"/>
-          </w:tcPr>
-          <w:p>
-            <w:pPr>
-              <w:pStyle w:val="--2"/>
-            </w:pPr>
-            <w:r>
-              <w:rPr>
-                <w:sz w:val="14"/>
-                <w:rFonts w:ascii="Arial" w:hAnsi="Arial"/>
-              </w:rPr>
-              <w:t xml:space="preserve">визуальный контроль/ сотрудник отдела качества</w:t>
-            </w:r>
-          </w:p>
-        </w:tc>
-      </w:tr>
-      <w:tr>
-        <w:tc>
-          <w:tcPr>
-            <w:tcW w:w="1688" w:type="dxa"/>
-          </w:tcPr>
-          <w:p>
-            <w:pPr>
-              <w:pStyle w:val="--2"/>
-            </w:pPr>
-            <w:r>
-              <w:rPr>
-                <w:sz w:val="14"/>
-                <w:rFonts w:ascii="Arial" w:hAnsi="Arial"/>
-              </w:rPr>
-              <w:t xml:space="preserve">санитарные посты (смесители, раковины), технологические мойки (смесители, раковины)</w:t>
-            </w:r>
-          </w:p>
-        </w:tc>
-        <w:tc>
-          <w:tcPr>
-            <w:tcW w:w="1408" w:type="dxa"/>
-          </w:tcPr>
-          <w:p>
-            <w:pPr>
-              <w:pStyle w:val="--2"/>
-            </w:pPr>
-            <w:r>
-              <w:rPr>
-                <w:sz w:val="14"/>
-                <w:rFonts w:ascii="Arial" w:hAnsi="Arial"/>
-              </w:rPr>
-              <w:t xml:space="preserve">мойка</w:t>
-            </w:r>
-          </w:p>
-        </w:tc>
-        <w:tc>
-          <w:tcPr>
-            <w:tcW w:w="506" w:type="dxa"/>
-            <w:tcMar>
-              <w:left w:w="0" w:type="dxa"/>
-              <w:right w:w="0" w:type="dxa"/>
-            </w:tcMar>
-            <w:textDirection w:val="btLr"/>
-            <w:vAlign w:val="center"/>
-          </w:tcPr>
-          <w:p>
-            <w:pPr>
-              <w:pStyle w:val="--3"/>
-            </w:pPr>
-            <w:r>
-              <w:rPr>
-                <w:sz w:val="14"/>
-                <w:rFonts w:ascii="Arial" w:hAnsi="Arial"/>
-              </w:rPr>
-              <w:t xml:space="preserve"/>
-            </w:r>
-          </w:p>
-        </w:tc>
-        <w:tc>
-          <w:tcPr>
-            <w:tcW w:w="1913" w:type="dxa"/>
-            <w:shd w:val="clear" w:color="auto" w:fill="99FF99"/>
-          </w:tcPr>
-          <w:p>
-            <w:pPr>
-              <w:pStyle w:val="-0"/>
-            </w:pPr>
-            <w:r>
-              <w:rPr>
-                <w:rFonts w:ascii="Arial" w:hAnsi="Arial"/>
-                <w:b/>
-                <w:sz w:val="14"/>
-              </w:rPr>
-              <w:t>ХИМИТЕК КУХМАСТЕР-ФОРТЕ для дозирующих систем</w:t>
-            </w:r>
-          </w:p>
-        </w:tc>
-        <w:tc>
-          <w:tcPr>
-            <w:tcW w:w="1520" w:type="dxa"/>
-          </w:tcPr>
-          <w:p>
-            <w:pPr>
-              <w:pStyle w:val="--2"/>
-            </w:pPr>
-            <w:r>
-              <w:rPr>
-                <w:sz w:val="14"/>
-                <w:rFonts w:ascii="Arial" w:hAnsi="Arial"/>
-              </w:rPr>
-              <w:t xml:space="preserve">ручной (протирание, обработка щёткой)</w:t>
-            </w:r>
-          </w:p>
-        </w:tc>
-        <w:tc>
-          <w:tcPr>
-            <w:tcW w:w="2025" w:type="dxa"/>
-          </w:tcPr>
-          <w:p>
-            <w:pPr>
-              <w:pStyle w:val="--3"/>
-            </w:pPr>
-            <w:r>
-              <w:rPr>
-                <w:rFonts w:ascii="Arial" w:hAnsi="Arial"/>
-                <w:sz w:val="14"/>
-              </w:rPr>
-              <w:t>3,0 % - 4,0 %</w:t>
-            </w:r>
-            <w:r>
-              <w:br/>
-            </w:r>
-            <w:r>
-              <w:rPr>
-                <w:rFonts w:ascii="Arial" w:hAnsi="Arial"/>
-                <w:sz w:val="14"/>
-              </w:rPr>
-              <w:t>дозирующая система ProMax</w:t>
-            </w:r>
-          </w:p>
-        </w:tc>
-        <w:tc>
-          <w:tcPr>
-            <w:tcW w:w="1183" w:type="dxa"/>
-          </w:tcPr>
-          <w:p>
-            <w:pPr>
-              <w:pStyle w:val="--3"/>
-            </w:pPr>
-            <w:r>
-              <w:rPr>
-                <w:sz w:val="14"/>
-                <w:rFonts w:ascii="Arial" w:hAnsi="Arial"/>
-              </w:rPr>
-              <w:t xml:space="preserve">не ниже 40°C</w:t>
-            </w:r>
-          </w:p>
-        </w:tc>
-        <w:tc>
-          <w:tcPr>
-            <w:tcW w:w="1126" w:type="dxa"/>
-          </w:tcPr>
-          <w:p>
-            <w:pPr>
-              <w:pStyle w:val="--3"/>
-            </w:pPr>
-            <w:r>
-              <w:rPr>
-                <w:sz w:val="14"/>
-                <w:rFonts w:ascii="Arial" w:hAnsi="Arial"/>
-              </w:rPr>
-              <w:t xml:space="preserve">___________</w:t>
-            </w:r>
-          </w:p>
-        </w:tc>
-        <w:tc>
-          <w:tcPr>
-            <w:tcW w:w="510" w:type="dxa"/>
-            <w:noWrap/>
-            <w:tcMar>
-              <w:left w:w="0" w:type="dxa"/>
-              <w:right w:w="0" w:type="dxa"/>
-            </w:tcMar>
-            <w:textDirection w:val="btLr"/>
-            <w:tcFitText/>
-            <w:vAlign w:val="center"/>
-            <w:shd w:val="clear" w:color="auto" w:fill="#FFFF00"/>
-          </w:tcPr>
-          <w:p>
-            <w:pPr>
-              <w:pStyle w:val="--3"/>
-            </w:pPr>
-            <w:r>
-              <w:rPr>
-                <w:sz w:val="14"/>
-                <w:rFonts w:ascii="Arial" w:hAnsi="Arial"/>
-                <w:b/>
-              </w:rPr>
-              <w:t xml:space="preserve">жёлтый</w:t>
-            </w:r>
-          </w:p>
-        </w:tc>
-        <w:tc>
-          <w:tcPr>
-            <w:tcW w:w="958" w:type="dxa"/>
-          </w:tcPr>
-          <w:p>
-            <w:pPr>
-              <w:pStyle w:val="--3"/>
-            </w:pPr>
-            <w:r>
-              <w:rPr>
-                <w:sz w:val="14"/>
-                <w:rFonts w:ascii="Arial" w:hAnsi="Arial"/>
-              </w:rPr>
-              <w:t xml:space="preserve">1 раз в смену</w:t>
-            </w:r>
-          </w:p>
-        </w:tc>
-        <w:tc>
-          <w:tcPr>
-            <w:tcW w:w="1351" w:type="dxa"/>
-          </w:tcPr>
-          <w:p>
-            <w:pPr>
-              <w:pStyle w:val="--2"/>
-            </w:pPr>
-            <w:r>
-              <w:rPr>
-                <w:sz w:val="14"/>
-                <w:rFonts w:ascii="Arial" w:hAnsi="Arial"/>
-              </w:rPr>
-              <w:t xml:space="preserve">сотрудник внутреннего клининга</w:t>
-            </w:r>
-          </w:p>
-        </w:tc>
-        <w:tc>
-          <w:tcPr>
-            <w:tcW w:w="1688" w:type="dxa"/>
-          </w:tcPr>
-          <w:p>
-            <w:pPr>
-              <w:pStyle w:val="--2"/>
-            </w:pPr>
-            <w:r>
-              <w:rPr>
-                <w:sz w:val="14"/>
-                <w:rFonts w:ascii="Arial" w:hAnsi="Arial"/>
-              </w:rPr>
-              <w:t xml:space="preserve">визуальный контроль/ сотрудник отдела качества</w:t>
-            </w:r>
-          </w:p>
-        </w:tc>
-      </w:tr>
-      <w:tr>
-        <w:tc>
-          <w:tcPr>
-            <w:tcW w:w="1688" w:type="dxa"/>
-          </w:tcPr>
-          <w:p>
-            <w:pPr>
-              <w:pStyle w:val="--2"/>
-            </w:pPr>
-            <w:r>
-              <w:rPr>
-                <w:sz w:val="14"/>
-                <w:rFonts w:ascii="Arial" w:hAnsi="Arial"/>
-              </w:rPr>
-              <w:t xml:space="preserve">стеллажи, столы, шкафы</w:t>
-            </w:r>
-          </w:p>
-        </w:tc>
-        <w:tc>
-          <w:tcPr>
-            <w:tcW w:w="1408" w:type="dxa"/>
-          </w:tcPr>
-          <w:p>
-            <w:pPr>
-              <w:pStyle w:val="--2"/>
-            </w:pPr>
-            <w:r>
-              <w:rPr>
-                <w:sz w:val="14"/>
-                <w:rFonts w:ascii="Arial" w:hAnsi="Arial"/>
-              </w:rPr>
-              <w:t xml:space="preserve">мойка</w:t>
-            </w:r>
-          </w:p>
-        </w:tc>
-        <w:tc>
-          <w:tcPr>
-            <w:tcW w:w="506" w:type="dxa"/>
-            <w:tcMar>
-              <w:left w:w="0" w:type="dxa"/>
-              <w:right w:w="0" w:type="dxa"/>
-            </w:tcMar>
-            <w:textDirection w:val="btLr"/>
-            <w:vAlign w:val="center"/>
-          </w:tcPr>
-          <w:p>
-            <w:pPr>
-              <w:pStyle w:val="--3"/>
-            </w:pPr>
-            <w:r>
-              <w:rPr>
-                <w:sz w:val="14"/>
-                <w:rFonts w:ascii="Arial" w:hAnsi="Arial"/>
-              </w:rPr>
-              <w:t xml:space="preserve"/>
-            </w:r>
-          </w:p>
-        </w:tc>
-        <w:tc>
-          <w:tcPr>
-            <w:tcW w:w="1913" w:type="dxa"/>
-            <w:shd w:val="clear" w:color="auto" w:fill="99FF99"/>
-          </w:tcPr>
-          <w:p>
-            <w:pPr>
-              <w:pStyle w:val="-0"/>
-            </w:pPr>
-            <w:r>
-              <w:rPr>
-                <w:rFonts w:ascii="Arial" w:hAnsi="Arial"/>
-                <w:b/>
-                <w:sz w:val="14"/>
-              </w:rPr>
-              <w:t>ХИМИТЕК КУХМАСТЕР-ФОРТЕ для дозирующих систем</w:t>
-            </w:r>
-          </w:p>
-        </w:tc>
-        <w:tc>
-          <w:tcPr>
-            <w:tcW w:w="1520" w:type="dxa"/>
-          </w:tcPr>
-          <w:p>
-            <w:pPr>
-              <w:pStyle w:val="--2"/>
-            </w:pPr>
-            <w:r>
-              <w:rPr>
-                <w:sz w:val="14"/>
-                <w:rFonts w:ascii="Arial" w:hAnsi="Arial"/>
-              </w:rPr>
-              <w:t xml:space="preserve">ручной (протирание, обработка щёткой)</w:t>
-            </w:r>
-          </w:p>
-        </w:tc>
-        <w:tc>
-          <w:tcPr>
-            <w:tcW w:w="2025" w:type="dxa"/>
-          </w:tcPr>
-          <w:p>
-            <w:pPr>
-              <w:pStyle w:val="--3"/>
-            </w:pPr>
-            <w:r>
-              <w:rPr>
-                <w:rFonts w:ascii="Arial" w:hAnsi="Arial"/>
-                <w:sz w:val="14"/>
-              </w:rPr>
-              <w:t>3,0 % - 4,0 %</w:t>
-            </w:r>
-            <w:r>
-              <w:br/>
-            </w:r>
-            <w:r>
-              <w:rPr>
-                <w:rFonts w:ascii="Arial" w:hAnsi="Arial"/>
-                <w:sz w:val="14"/>
-              </w:rPr>
-              <w:t>дозирующая система ProMax</w:t>
-            </w:r>
-          </w:p>
-        </w:tc>
-        <w:tc>
-          <w:tcPr>
-            <w:tcW w:w="1183" w:type="dxa"/>
-          </w:tcPr>
-          <w:p>
-            <w:pPr>
-              <w:pStyle w:val="--3"/>
-            </w:pPr>
-            <w:r>
-              <w:rPr>
-                <w:sz w:val="14"/>
-                <w:rFonts w:ascii="Arial" w:hAnsi="Arial"/>
-              </w:rPr>
-              <w:t xml:space="preserve">не ниже 40°C</w:t>
-            </w:r>
-          </w:p>
-        </w:tc>
-        <w:tc>
-          <w:tcPr>
-            <w:tcW w:w="1126" w:type="dxa"/>
-          </w:tcPr>
-          <w:p>
-            <w:pPr>
-              <w:pStyle w:val="--3"/>
-            </w:pPr>
-            <w:r>
-              <w:rPr>
-                <w:sz w:val="14"/>
-                <w:rFonts w:ascii="Arial" w:hAnsi="Arial"/>
-              </w:rPr>
-              <w:t xml:space="preserve">___________</w:t>
-            </w:r>
-          </w:p>
-        </w:tc>
-        <w:tc>
-          <w:tcPr>
-            <w:tcW w:w="510" w:type="dxa"/>
-            <w:noWrap/>
-            <w:tcMar>
-              <w:left w:w="0" w:type="dxa"/>
-              <w:right w:w="0" w:type="dxa"/>
-            </w:tcMar>
-            <w:textDirection w:val="btLr"/>
-            <w:tcFitText/>
-            <w:vAlign w:val="center"/>
-            <w:shd w:val="clear" w:color="auto" w:fill="#FFFF00"/>
-          </w:tcPr>
-          <w:p>
-            <w:pPr>
-              <w:pStyle w:val="--3"/>
-            </w:pPr>
-            <w:r>
-              <w:rPr>
-                <w:sz w:val="14"/>
-                <w:rFonts w:ascii="Arial" w:hAnsi="Arial"/>
-                <w:b/>
-              </w:rPr>
-              <w:t xml:space="preserve">жёлтый</w:t>
-            </w:r>
-          </w:p>
-        </w:tc>
-        <w:tc>
-          <w:tcPr>
-            <w:tcW w:w="958" w:type="dxa"/>
-          </w:tcPr>
-          <w:p>
-            <w:pPr>
-              <w:pStyle w:val="--3"/>
-            </w:pPr>
-            <w:r>
-              <w:rPr>
-                <w:sz w:val="14"/>
-                <w:rFonts w:ascii="Arial" w:hAnsi="Arial"/>
-              </w:rPr>
-              <w:t xml:space="preserve">1 раз в неделю, по мере загрязнения</w:t>
-            </w:r>
-          </w:p>
-        </w:tc>
-        <w:tc>
-          <w:tcPr>
-            <w:tcW w:w="1351" w:type="dxa"/>
-          </w:tcPr>
-          <w:p>
-            <w:pPr>
-              <w:pStyle w:val="--2"/>
-            </w:pPr>
-            <w:r>
-              <w:rPr>
-                <w:sz w:val="14"/>
-                <w:rFonts w:ascii="Arial" w:hAnsi="Arial"/>
-              </w:rPr>
-              <w:t xml:space="preserve">сотрудник внутреннего клининга</w:t>
-            </w:r>
-          </w:p>
-        </w:tc>
-        <w:tc>
-          <w:tcPr>
-            <w:tcW w:w="1688" w:type="dxa"/>
-          </w:tcPr>
-          <w:p>
-            <w:pPr>
-              <w:pStyle w:val="--2"/>
-            </w:pPr>
-            <w:r>
-              <w:rPr>
-                <w:sz w:val="14"/>
-                <w:rFonts w:ascii="Arial" w:hAnsi="Arial"/>
-              </w:rPr>
-              <w:t xml:space="preserve">визуальный контроль/ сотрудник отдела качества</w:t>
-            </w:r>
-          </w:p>
-        </w:tc>
-      </w:tr>
-      <w:tr>
-        <w:tc>
-          <w:tcPr>
-            <w:tcW w:w="1688" w:type="dxa"/>
-            <w:vMerge w:val="restart"/>
-          </w:tcPr>
-          <w:p>
-            <w:pPr>
-              <w:pStyle w:val="--2"/>
-            </w:pPr>
-            <w:r>
-              <w:rPr>
-                <w:sz w:val="14"/>
-                <w:rFonts w:ascii="Arial" w:hAnsi="Arial"/>
-              </w:rPr>
-              <w:t xml:space="preserve">стулья</w:t>
-            </w:r>
-          </w:p>
-        </w:tc>
-        <w:tc>
-          <w:tcPr>
-            <w:tcW w:w="1408" w:type="dxa"/>
-          </w:tcPr>
-          <w:p>
-            <w:pPr>
-              <w:pStyle w:val="--2"/>
-            </w:pPr>
-            <w:r>
-              <w:rPr>
-                <w:sz w:val="14"/>
-                <w:rFonts w:ascii="Arial" w:hAnsi="Arial"/>
-              </w:rPr>
-              <w:t xml:space="preserve">мойка</w:t>
-            </w:r>
-          </w:p>
-        </w:tc>
-        <w:tc>
-          <w:tcPr>
-            <w:tcW w:w="506" w:type="dxa"/>
-            <w:vMerge w:val="restart"/>
             <w:tcMar>
               <w:left w:w="0" w:type="dxa"/>
               <w:right w:w="0" w:type="dxa"/>
@@ -3047,7 +1876,6 @@
         <w:tc>
           <w:tcPr>
             <w:tcW w:w="958" w:type="dxa"/>
-            <w:vMerge w:val="restart"/>
           </w:tcPr>
           <w:p>
             <w:pPr>
@@ -3058,7 +1886,7 @@
                 <w:sz w:val="14"/>
                 <w:rFonts w:ascii="Arial" w:hAnsi="Arial"/>
               </w:rPr>
-              <w:t xml:space="preserve">1 раз в неделю, по мере загрязнения</w:t>
+              <w:t xml:space="preserve">1 раз в неделю</w:t>
             </w:r>
           </w:p>
         </w:tc>
@@ -3127,7 +1955,6 @@
         <w:tc>
           <w:tcPr>
             <w:tcW w:w="506" w:type="dxa"/>
-            <w:vMerge/>
             <w:tcMar>
               <w:left w:w="0" w:type="dxa"/>
               <w:right w:w="0" w:type="dxa"/>
@@ -3135,7 +1962,18 @@
             <w:textDirection w:val="btLr"/>
             <w:vAlign w:val="center"/>
           </w:tcPr>
-          <w:p/>
+          <w:p>
+            <w:pPr>
+              <w:pStyle w:val="--3"/>
+            </w:pPr>
+            <w:r>
+              <w:rPr>
+                <w:sz w:val="14"/>
+                <w:rFonts w:ascii="Arial" w:hAnsi="Arial"/>
+              </w:rPr>
+              <w:t xml:space="preserve"/>
+            </w:r>
+          </w:p>
         </w:tc>
         <w:tc>
           <w:tcPr>
@@ -3152,16 +1990,7 @@
                 <w:b/>
                 <w:sz w:val="14"/>
               </w:rPr>
-              <w:t>ПОЛИДЕЗ</w:t>
-            </w:r>
-            <w:r>
-              <w:rPr>
-                <w:rFonts w:ascii="Arial" w:hAnsi="Arial"/>
-                <w:b/>
-                <w:sz w:val="14"/>
-                <w:vertAlign w:val="superscript"/>
-              </w:rPr>
-              <w:t>®</w:t>
+              <w:t>ХИМИТЕК УНИВЕРСАЛ-ДЕЗ</w:t>
             </w:r>
           </w:p>
         </w:tc>
@@ -3195,7 +2024,7 @@
                 <w:rFonts w:ascii="Arial" w:hAnsi="Arial"/>
                 <w:sz w:val="14"/>
               </w:rPr>
-              <w:t>0,02 % - 0,05 % (по НУК)</w:t>
+              <w:t>3,0 %</w:t>
             </w:r>
             <w:r>
               <w:br/>
@@ -3205,7 +2034,7 @@
                 <w:rFonts w:ascii="Arial" w:hAnsi="Arial"/>
                 <w:sz w:val="14"/>
               </w:rPr>
-              <w:t>пенная станция DEMA</w:t>
+              <w:t>дозирующая система ProMax</w:t>
             </w:r>
           </w:p>
         </w:tc>
@@ -3239,7 +2068,7 @@
                 <w:sz w:val="14"/>
                 <w:rFonts w:ascii="Arial" w:hAnsi="Arial"/>
               </w:rPr>
-              <w:t xml:space="preserve">15 минут</w:t>
+              <w:t xml:space="preserve">30 минут</w:t>
             </w:r>
           </w:p>
         </w:tc>
@@ -3262,9 +2091,19 @@
         <w:tc>
           <w:tcPr>
             <w:tcW w:w="958" w:type="dxa"/>
-            <w:vMerge/>
-          </w:tcPr>
-          <w:p/>
+          </w:tcPr>
+          <w:p>
+            <w:pPr>
+              <w:pStyle w:val="--3"/>
+            </w:pPr>
+            <w:r>
+              <w:rPr>
+                <w:sz w:val="14"/>
+                <w:rFonts w:ascii="Arial" w:hAnsi="Arial"/>
+              </w:rPr>
+              <w:t xml:space="preserve">1 раз в месяц</w:t>
+            </w:r>
+          </w:p>
         </w:tc>
         <w:tc>
           <w:tcPr>
@@ -3285,6 +2124,7 @@
         <w:tc>
           <w:tcPr>
             <w:tcW w:w="1688" w:type="dxa"/>
+            <w:vMerge w:val="restart"/>
           </w:tcPr>
           <w:p>
             <w:pPr>
@@ -3295,264 +2135,7 @@
                 <w:sz w:val="14"/>
                 <w:rFonts w:ascii="Arial" w:hAnsi="Arial"/>
               </w:rPr>
-              <w:t xml:space="preserve">печи микроволновые, термопоты</w:t>
-            </w:r>
-          </w:p>
-        </w:tc>
-        <w:tc>
-          <w:tcPr>
-            <w:tcW w:w="1408" w:type="dxa"/>
-          </w:tcPr>
-          <w:p>
-            <w:pPr>
-              <w:pStyle w:val="--2"/>
-            </w:pPr>
-            <w:r>
-              <w:rPr>
-                <w:sz w:val="14"/>
-                <w:rFonts w:ascii="Arial" w:hAnsi="Arial"/>
-              </w:rPr>
-              <w:t xml:space="preserve">мойка</w:t>
-            </w:r>
-          </w:p>
-        </w:tc>
-        <w:tc>
-          <w:tcPr>
-            <w:tcW w:w="506" w:type="dxa"/>
-            <w:tcMar>
-              <w:left w:w="0" w:type="dxa"/>
-              <w:right w:w="0" w:type="dxa"/>
-            </w:tcMar>
-            <w:textDirection w:val="btLr"/>
-            <w:vAlign w:val="center"/>
-          </w:tcPr>
-          <w:p>
-            <w:pPr>
-              <w:pStyle w:val="--3"/>
-            </w:pPr>
-            <w:r>
-              <w:rPr>
-                <w:sz w:val="14"/>
-                <w:rFonts w:ascii="Arial" w:hAnsi="Arial"/>
-              </w:rPr>
-              <w:t xml:space="preserve"/>
-            </w:r>
-          </w:p>
-        </w:tc>
-        <w:tc>
-          <w:tcPr>
-            <w:tcW w:w="1913" w:type="dxa"/>
-            <w:shd w:val="clear" w:color="auto" w:fill="99FF99"/>
-          </w:tcPr>
-          <w:p>
-            <w:pPr>
-              <w:pStyle w:val="-0"/>
-            </w:pPr>
-            <w:r>
-              <w:rPr>
-                <w:rFonts w:ascii="Arial" w:hAnsi="Arial"/>
-                <w:b/>
-                <w:sz w:val="14"/>
-              </w:rPr>
-              <w:t>ХИМИТЕК КУХМАСТЕР-ФОРТЕ для дозирующих систем</w:t>
-            </w:r>
-          </w:p>
-        </w:tc>
-        <w:tc>
-          <w:tcPr>
-            <w:tcW w:w="1520" w:type="dxa"/>
-          </w:tcPr>
-          <w:p>
-            <w:pPr>
-              <w:pStyle w:val="--2"/>
-            </w:pPr>
-            <w:r>
-              <w:rPr>
-                <w:sz w:val="14"/>
-                <w:rFonts w:ascii="Arial" w:hAnsi="Arial"/>
-              </w:rPr>
-              <w:t xml:space="preserve">ручной (протирание, обработка щёткой)</w:t>
-            </w:r>
-          </w:p>
-        </w:tc>
-        <w:tc>
-          <w:tcPr>
-            <w:tcW w:w="2025" w:type="dxa"/>
-          </w:tcPr>
-          <w:p>
-            <w:pPr>
-              <w:pStyle w:val="--3"/>
-            </w:pPr>
-            <w:r>
-              <w:rPr>
-                <w:rFonts w:ascii="Arial" w:hAnsi="Arial"/>
-                <w:sz w:val="14"/>
-              </w:rPr>
-              <w:t>3,0 % - 4,0 %</w:t>
-            </w:r>
-            <w:r>
-              <w:br/>
-            </w:r>
-            <w:r>
-              <w:rPr>
-                <w:rFonts w:ascii="Arial" w:hAnsi="Arial"/>
-                <w:sz w:val="14"/>
-              </w:rPr>
-              <w:t>дозирующая система ProMax</w:t>
-            </w:r>
-          </w:p>
-        </w:tc>
-        <w:tc>
-          <w:tcPr>
-            <w:tcW w:w="1183" w:type="dxa"/>
-          </w:tcPr>
-          <w:p>
-            <w:pPr>
-              <w:pStyle w:val="--3"/>
-            </w:pPr>
-            <w:r>
-              <w:rPr>
-                <w:sz w:val="14"/>
-                <w:rFonts w:ascii="Arial" w:hAnsi="Arial"/>
-              </w:rPr>
-              <w:t xml:space="preserve">не ниже 40°C</w:t>
-            </w:r>
-          </w:p>
-        </w:tc>
-        <w:tc>
-          <w:tcPr>
-            <w:tcW w:w="1126" w:type="dxa"/>
-          </w:tcPr>
-          <w:p>
-            <w:pPr>
-              <w:pStyle w:val="--3"/>
-            </w:pPr>
-            <w:r>
-              <w:rPr>
-                <w:sz w:val="14"/>
-                <w:rFonts w:ascii="Arial" w:hAnsi="Arial"/>
-              </w:rPr>
-              <w:t xml:space="preserve">___________</w:t>
-            </w:r>
-          </w:p>
-        </w:tc>
-        <w:tc>
-          <w:tcPr>
-            <w:tcW w:w="510" w:type="dxa"/>
-            <w:noWrap/>
-            <w:tcMar>
-              <w:left w:w="0" w:type="dxa"/>
-              <w:right w:w="0" w:type="dxa"/>
-            </w:tcMar>
-            <w:textDirection w:val="btLr"/>
-            <w:tcFitText/>
-            <w:vAlign w:val="center"/>
-            <w:shd w:val="clear" w:color="auto" w:fill="#FFFF00"/>
-          </w:tcPr>
-          <w:p>
-            <w:pPr>
-              <w:pStyle w:val="--3"/>
-            </w:pPr>
-            <w:r>
-              <w:rPr>
-                <w:sz w:val="14"/>
-                <w:rFonts w:ascii="Arial" w:hAnsi="Arial"/>
-                <w:b/>
-              </w:rPr>
-              <w:t xml:space="preserve">жёлтый</w:t>
-            </w:r>
-          </w:p>
-        </w:tc>
-        <w:tc>
-          <w:tcPr>
-            <w:tcW w:w="958" w:type="dxa"/>
-          </w:tcPr>
-          <w:p>
-            <w:pPr>
-              <w:pStyle w:val="--3"/>
-            </w:pPr>
-            <w:r>
-              <w:rPr>
-                <w:sz w:val="14"/>
-                <w:rFonts w:ascii="Arial" w:hAnsi="Arial"/>
-              </w:rPr>
-              <w:t xml:space="preserve">1 раз в неделю</w:t>
-            </w:r>
-          </w:p>
-        </w:tc>
-        <w:tc>
-          <w:tcPr>
-            <w:tcW w:w="1351" w:type="dxa"/>
-          </w:tcPr>
-          <w:p>
-            <w:pPr>
-              <w:pStyle w:val="--2"/>
-            </w:pPr>
-            <w:r>
-              <w:rPr>
-                <w:sz w:val="14"/>
-                <w:rFonts w:ascii="Arial" w:hAnsi="Arial"/>
-              </w:rPr>
-              <w:t xml:space="preserve">сотрудник внутреннего клининга</w:t>
-            </w:r>
-          </w:p>
-        </w:tc>
-        <w:tc>
-          <w:tcPr>
-            <w:tcW w:w="1688" w:type="dxa"/>
-          </w:tcPr>
-          <w:p>
-            <w:pPr>
-              <w:pStyle w:val="--2"/>
-            </w:pPr>
-            <w:r>
-              <w:rPr>
-                <w:sz w:val="14"/>
-                <w:rFonts w:ascii="Arial" w:hAnsi="Arial"/>
-              </w:rPr>
-              <w:t xml:space="preserve">визуальный контроль/ сотрудник отдела качества</w:t>
-            </w:r>
-          </w:p>
-        </w:tc>
-      </w:tr>
-      <w:tr>
-        <w:tc>
-          <w:tcPr>
-            <w:tcW w:w="15876" w:type="dxa"/>
-            <w:gridSpan w:val="12"/>
-            <w:shd w:val="clear" w:color="auto" w:fill="D2D2D2"/>
-          </w:tcPr>
-          <w:p>
-            <w:pPr>
-              <w:pStyle w:val="--2"/>
-            </w:pPr>
-            <w:r>
-              <w:rPr>
-                <w:sz w:val="14"/>
-                <w:rFonts w:ascii="Arial" w:hAnsi="Arial"/>
-                <w:b/>
-              </w:rPr>
-              <w:t xml:space="preserve">Санитарная обработка производственного инвентаря, посуды</w:t>
-            </w:r>
-          </w:p>
-        </w:tc>
-      </w:tr>
-      <w:tr>
-        <w:tc>
-          <w:tcPr>
-            <w:tcW w:w="1688" w:type="dxa"/>
-            <w:vMerge w:val="restart"/>
-          </w:tcPr>
-          <w:p>
-            <w:pPr>
-              <w:pStyle w:val="--2"/>
-            </w:pPr>
-            <w:r>
-              <w:rPr>
-                <w:sz w:val="14"/>
-                <w:rFonts w:ascii="Arial" w:hAnsi="Arial"/>
-              </w:rPr>
-              <w:t xml:space="preserve">кулеры (внешние поверхности)</w:t>
+              <w:t xml:space="preserve">отопительные приборы и пространство за ними</w:t>
             </w:r>
           </w:p>
         </w:tc>
@@ -3736,7 +2319,7 @@
                 <w:sz w:val="14"/>
                 <w:rFonts w:ascii="Arial" w:hAnsi="Arial"/>
               </w:rPr>
-              <w:t xml:space="preserve">1 раз в неделю</w:t>
+              <w:t xml:space="preserve">1 раз в месяц</w:t>
             </w:r>
           </w:p>
         </w:tc>
@@ -3830,16 +2413,7 @@
                 <w:b/>
                 <w:sz w:val="14"/>
               </w:rPr>
-              <w:t>ПОЛИДЕЗ</w:t>
-            </w:r>
-            <w:r>
-              <w:rPr>
-                <w:rFonts w:ascii="Arial" w:hAnsi="Arial"/>
-                <w:b/>
-                <w:sz w:val="14"/>
-                <w:vertAlign w:val="superscript"/>
-              </w:rPr>
-              <w:t>®</w:t>
+              <w:t>ХИМИТЕК УНИВЕРСАЛ-ДЕЗ</w:t>
             </w:r>
           </w:p>
         </w:tc>
@@ -3873,7 +2447,7 @@
                 <w:rFonts w:ascii="Arial" w:hAnsi="Arial"/>
                 <w:sz w:val="14"/>
               </w:rPr>
-              <w:t>0,02 % - 0,05 % (по НУК)</w:t>
+              <w:t>3,0 %</w:t>
             </w:r>
             <w:r>
               <w:br/>
@@ -3883,7 +2457,7 @@
                 <w:rFonts w:ascii="Arial" w:hAnsi="Arial"/>
                 <w:sz w:val="14"/>
               </w:rPr>
-              <w:t>пенная станция DEMA</w:t>
+              <w:t>дозирующая система ProMax</w:t>
             </w:r>
           </w:p>
         </w:tc>
@@ -3917,7 +2491,7 @@
                 <w:sz w:val="14"/>
                 <w:rFonts w:ascii="Arial" w:hAnsi="Arial"/>
               </w:rPr>
-              <w:t xml:space="preserve">20 минут</w:t>
+              <w:t xml:space="preserve">30 минут</w:t>
             </w:r>
           </w:p>
         </w:tc>
@@ -3963,9 +2537,20 @@
         <w:tc>
           <w:tcPr>
             <w:tcW w:w="1688" w:type="dxa"/>
-            <w:vMerge/>
-          </w:tcPr>
-          <w:p/>
+            <w:vMerge w:val="restart"/>
+          </w:tcPr>
+          <w:p>
+            <w:pPr>
+              <w:pStyle w:val="--2"/>
+            </w:pPr>
+            <w:r>
+              <w:rPr>
+                <w:sz w:val="14"/>
+                <w:rFonts w:ascii="Arial" w:hAnsi="Arial"/>
+              </w:rPr>
+              <w:t xml:space="preserve">санитарные посты (смесители, раковины), технологические мойки (смесители, раковины)</w:t>
+            </w:r>
+          </w:p>
         </w:tc>
         <w:tc>
           <w:tcPr>
@@ -3980,14 +2565,13 @@
                 <w:sz w:val="14"/>
                 <w:rFonts w:ascii="Arial" w:hAnsi="Arial"/>
               </w:rPr>
-              <w:t xml:space="preserve">дезинфекция</w:t>
+              <w:t xml:space="preserve">мойка</w:t>
             </w:r>
           </w:p>
         </w:tc>
         <w:tc>
           <w:tcPr>
             <w:tcW w:w="506" w:type="dxa"/>
-            <w:vMerge/>
             <w:tcMar>
               <w:left w:w="0" w:type="dxa"/>
               <w:right w:w="0" w:type="dxa"/>
@@ -3995,7 +2579,245 @@
             <w:textDirection w:val="btLr"/>
             <w:vAlign w:val="center"/>
           </w:tcPr>
+          <w:p>
+            <w:pPr>
+              <w:pStyle w:val="--3"/>
+            </w:pPr>
+            <w:r>
+              <w:rPr>
+                <w:sz w:val="14"/>
+                <w:rFonts w:ascii="Arial" w:hAnsi="Arial"/>
+              </w:rPr>
+              <w:t xml:space="preserve"/>
+            </w:r>
+          </w:p>
+        </w:tc>
+        <w:tc>
+          <w:tcPr>
+            <w:tcW w:w="1913" w:type="dxa"/>
+            <w:shd w:val="clear" w:color="auto" w:fill="99FF99"/>
+          </w:tcPr>
+          <w:p>
+            <w:pPr>
+              <w:pStyle w:val="-0"/>
+            </w:pPr>
+            <w:r>
+              <w:rPr>
+                <w:rFonts w:ascii="Arial" w:hAnsi="Arial"/>
+                <w:b/>
+                <w:sz w:val="14"/>
+              </w:rPr>
+              <w:t>ХИМИТЕК КУХМАСТЕР-ФОРТЕ для дозирующих систем</w:t>
+            </w:r>
+          </w:p>
+        </w:tc>
+        <w:tc>
+          <w:tcPr>
+            <w:tcW w:w="1520" w:type="dxa"/>
+          </w:tcPr>
+          <w:p>
+            <w:pPr>
+              <w:pStyle w:val="--2"/>
+            </w:pPr>
+            <w:r>
+              <w:rPr>
+                <w:sz w:val="14"/>
+                <w:rFonts w:ascii="Arial" w:hAnsi="Arial"/>
+              </w:rPr>
+              <w:t xml:space="preserve">ручной (протирание, обработка щёткой)</w:t>
+            </w:r>
+          </w:p>
+        </w:tc>
+        <w:tc>
+          <w:tcPr>
+            <w:tcW w:w="2025" w:type="dxa"/>
+          </w:tcPr>
+          <w:p>
+            <w:pPr>
+              <w:pStyle w:val="--3"/>
+            </w:pPr>
+            <w:r>
+              <w:rPr>
+                <w:rFonts w:ascii="Arial" w:hAnsi="Arial"/>
+                <w:sz w:val="14"/>
+              </w:rPr>
+              <w:t>3,0 % - 4,0 %</w:t>
+            </w:r>
+            <w:r>
+              <w:br/>
+            </w:r>
+            <w:r>
+              <w:rPr>
+                <w:rFonts w:ascii="Arial" w:hAnsi="Arial"/>
+                <w:sz w:val="14"/>
+              </w:rPr>
+              <w:t>дозирующая система ProMax</w:t>
+            </w:r>
+          </w:p>
+        </w:tc>
+        <w:tc>
+          <w:tcPr>
+            <w:tcW w:w="1183" w:type="dxa"/>
+          </w:tcPr>
+          <w:p>
+            <w:pPr>
+              <w:pStyle w:val="--3"/>
+            </w:pPr>
+            <w:r>
+              <w:rPr>
+                <w:sz w:val="14"/>
+                <w:rFonts w:ascii="Arial" w:hAnsi="Arial"/>
+              </w:rPr>
+              <w:t xml:space="preserve">не ниже 40°C</w:t>
+            </w:r>
+          </w:p>
+        </w:tc>
+        <w:tc>
+          <w:tcPr>
+            <w:tcW w:w="1126" w:type="dxa"/>
+          </w:tcPr>
+          <w:p>
+            <w:pPr>
+              <w:pStyle w:val="--3"/>
+            </w:pPr>
+            <w:r>
+              <w:rPr>
+                <w:sz w:val="14"/>
+                <w:rFonts w:ascii="Arial" w:hAnsi="Arial"/>
+              </w:rPr>
+              <w:t xml:space="preserve">___________</w:t>
+            </w:r>
+          </w:p>
+        </w:tc>
+        <w:tc>
+          <w:tcPr>
+            <w:tcW w:w="510" w:type="dxa"/>
+            <w:noWrap/>
+            <w:tcMar>
+              <w:left w:w="0" w:type="dxa"/>
+              <w:right w:w="0" w:type="dxa"/>
+            </w:tcMar>
+            <w:textDirection w:val="btLr"/>
+            <w:tcFitText/>
+            <w:vAlign w:val="center"/>
+            <w:vMerge w:val="restart"/>
+            <w:shd w:val="clear" w:color="auto" w:fill="#FFFF00"/>
+          </w:tcPr>
+          <w:p>
+            <w:pPr>
+              <w:pStyle w:val="--3"/>
+            </w:pPr>
+            <w:r>
+              <w:rPr>
+                <w:sz w:val="14"/>
+                <w:rFonts w:ascii="Arial" w:hAnsi="Arial"/>
+                <w:b/>
+              </w:rPr>
+              <w:t xml:space="preserve">жёлтый</w:t>
+            </w:r>
+          </w:p>
+        </w:tc>
+        <w:tc>
+          <w:tcPr>
+            <w:tcW w:w="958" w:type="dxa"/>
+          </w:tcPr>
+          <w:p>
+            <w:pPr>
+              <w:pStyle w:val="--3"/>
+            </w:pPr>
+            <w:r>
+              <w:rPr>
+                <w:sz w:val="14"/>
+                <w:rFonts w:ascii="Arial" w:hAnsi="Arial"/>
+              </w:rPr>
+              <w:t xml:space="preserve">1 раз в смену</w:t>
+            </w:r>
+          </w:p>
+        </w:tc>
+        <w:tc>
+          <w:tcPr>
+            <w:tcW w:w="1351" w:type="dxa"/>
+            <w:vMerge w:val="restart"/>
+          </w:tcPr>
+          <w:p>
+            <w:pPr>
+              <w:pStyle w:val="--2"/>
+            </w:pPr>
+            <w:r>
+              <w:rPr>
+                <w:sz w:val="14"/>
+                <w:rFonts w:ascii="Arial" w:hAnsi="Arial"/>
+              </w:rPr>
+              <w:t xml:space="preserve">сотрудник внутреннего клининга</w:t>
+            </w:r>
+          </w:p>
+        </w:tc>
+        <w:tc>
+          <w:tcPr>
+            <w:tcW w:w="1688" w:type="dxa"/>
+            <w:vMerge w:val="restart"/>
+          </w:tcPr>
+          <w:p>
+            <w:pPr>
+              <w:pStyle w:val="--2"/>
+            </w:pPr>
+            <w:r>
+              <w:rPr>
+                <w:sz w:val="14"/>
+                <w:rFonts w:ascii="Arial" w:hAnsi="Arial"/>
+              </w:rPr>
+              <w:t xml:space="preserve">визуальный контроль/ сотрудник отдела качества</w:t>
+            </w:r>
+          </w:p>
+        </w:tc>
+      </w:tr>
+      <w:tr>
+        <w:tc>
+          <w:tcPr>
+            <w:tcW w:w="1688" w:type="dxa"/>
+            <w:vMerge/>
+          </w:tcPr>
           <w:p/>
+        </w:tc>
+        <w:tc>
+          <w:tcPr>
+            <w:tcW w:w="1408" w:type="dxa"/>
+          </w:tcPr>
+          <w:p>
+            <w:pPr>
+              <w:pStyle w:val="--2"/>
+            </w:pPr>
+            <w:r>
+              <w:rPr>
+                <w:sz w:val="14"/>
+                <w:rFonts w:ascii="Arial" w:hAnsi="Arial"/>
+              </w:rPr>
+              <w:t xml:space="preserve">дезинфекция</w:t>
+            </w:r>
+          </w:p>
+        </w:tc>
+        <w:tc>
+          <w:tcPr>
+            <w:tcW w:w="506" w:type="dxa"/>
+            <w:tcMar>
+              <w:left w:w="0" w:type="dxa"/>
+              <w:right w:w="0" w:type="dxa"/>
+            </w:tcMar>
+            <w:textDirection w:val="btLr"/>
+            <w:vAlign w:val="center"/>
+          </w:tcPr>
+          <w:p>
+            <w:pPr>
+              <w:pStyle w:val="--3"/>
+            </w:pPr>
+            <w:r>
+              <w:rPr>
+                <w:sz w:val="14"/>
+                <w:rFonts w:ascii="Arial" w:hAnsi="Arial"/>
+              </w:rPr>
+              <w:t xml:space="preserve"/>
+            </w:r>
+          </w:p>
         </w:tc>
         <w:tc>
           <w:tcPr>
@@ -4012,16 +2834,7 @@
                 <w:b/>
                 <w:sz w:val="14"/>
               </w:rPr>
-              <w:t>ПОЛИДЕЗ</w:t>
-            </w:r>
-            <w:r>
-              <w:rPr>
-                <w:rFonts w:ascii="Arial" w:hAnsi="Arial"/>
-                <w:b/>
-                <w:sz w:val="14"/>
-                <w:vertAlign w:val="superscript"/>
-              </w:rPr>
-              <w:t>®</w:t>
+              <w:t>ХИМИТЕК УНИВЕРСАЛ-ДЕЗ</w:t>
             </w:r>
           </w:p>
         </w:tc>
@@ -4055,7 +2868,7 @@
                 <w:rFonts w:ascii="Arial" w:hAnsi="Arial"/>
                 <w:sz w:val="14"/>
               </w:rPr>
-              <w:t>0,02 % - 0,05 % (по НУК)</w:t>
+              <w:t>3,0 %</w:t>
             </w:r>
             <w:r>
               <w:br/>
@@ -4065,7 +2878,7 @@
                 <w:rFonts w:ascii="Arial" w:hAnsi="Arial"/>
                 <w:sz w:val="14"/>
               </w:rPr>
-              <w:t>пенная станция DEMA</w:t>
+              <w:t>дозирующая система ProMax</w:t>
             </w:r>
           </w:p>
         </w:tc>
@@ -4122,26 +2935,26 @@
         <w:tc>
           <w:tcPr>
             <w:tcW w:w="958" w:type="dxa"/>
+          </w:tcPr>
+          <w:p>
+            <w:pPr>
+              <w:pStyle w:val="--3"/>
+            </w:pPr>
+            <w:r>
+              <w:rPr>
+                <w:sz w:val="14"/>
+                <w:rFonts w:ascii="Arial" w:hAnsi="Arial"/>
+              </w:rPr>
+              <w:t xml:space="preserve">1 раз в месяц</w:t>
+            </w:r>
+          </w:p>
+        </w:tc>
+        <w:tc>
+          <w:tcPr>
+            <w:tcW w:w="1351" w:type="dxa"/>
             <w:vMerge/>
           </w:tcPr>
           <w:p/>
-        </w:tc>
-        <w:tc>
-          <w:tcPr>
-            <w:tcW w:w="1351" w:type="dxa"/>
-          </w:tcPr>
-          <w:p>
-            <w:pPr>
-              <w:pStyle w:val="--2"/>
-            </w:pPr>
-            <w:r>
-              <w:rPr>
-                <w:sz w:val="14"/>
-                <w:rFonts w:ascii="Arial" w:hAnsi="Arial"/>
-              </w:rPr>
-              <w:t xml:space="preserve">уборщик служебных помещений</w:t>
-            </w:r>
-          </w:p>
         </w:tc>
         <w:tc>
           <w:tcPr>
@@ -4154,9 +2967,8 @@
       <w:tr>
         <w:tc>
           <w:tcPr>
-            <w:tcW w:w="15876" w:type="dxa"/>
-            <w:gridSpan w:val="12"/>
-            <w:shd w:val="clear" w:color="auto" w:fill="D2D2D2"/>
+            <w:tcW w:w="1688" w:type="dxa"/>
+            <w:vMerge w:val="restart"/>
           </w:tcPr>
           <w:p>
             <w:pPr>
@@ -4166,28 +2978,8 @@
               <w:rPr>
                 <w:sz w:val="14"/>
                 <w:rFonts w:ascii="Arial" w:hAnsi="Arial"/>
-                <w:b/>
-              </w:rPr>
-              <w:t xml:space="preserve">Санитарная обработка технологического оборудования</w:t>
-            </w:r>
-          </w:p>
-        </w:tc>
-      </w:tr>
-      <w:tr>
-        <w:tc>
-          <w:tcPr>
-            <w:tcW w:w="1688" w:type="dxa"/>
-          </w:tcPr>
-          <w:p>
-            <w:pPr>
-              <w:pStyle w:val="--2"/>
-            </w:pPr>
-            <w:r>
-              <w:rPr>
-                <w:sz w:val="14"/>
-                <w:rFonts w:ascii="Arial" w:hAnsi="Arial"/>
-              </w:rPr>
-              <w:t xml:space="preserve">холодильники бытовые</w:t>
+              </w:rPr>
+              <w:t xml:space="preserve">стеллажи, столы, стулья, шкафы</w:t>
             </w:r>
           </w:p>
         </w:tc>
@@ -4263,7 +3055,7 @@
                 <w:sz w:val="14"/>
                 <w:rFonts w:ascii="Arial" w:hAnsi="Arial"/>
               </w:rPr>
-              <w:t xml:space="preserve">ручной (протирание, обработка щеткой)</w:t>
+              <w:t xml:space="preserve">ручной (протирание, обработка щёткой)</w:t>
             </w:r>
           </w:p>
         </w:tc>
@@ -4291,259 +3083,6 @@
                 <w:sz w:val="14"/>
               </w:rPr>
               <w:t>дозирующая система ProMax</w:t>
-            </w:r>
-          </w:p>
-        </w:tc>
-        <w:tc>
-          <w:tcPr>
-            <w:tcW w:w="1183" w:type="dxa"/>
-          </w:tcPr>
-          <w:p>
-            <w:pPr>
-              <w:pStyle w:val="--3"/>
-            </w:pPr>
-            <w:r>
-              <w:rPr>
-                <w:sz w:val="14"/>
-                <w:rFonts w:ascii="Arial" w:hAnsi="Arial"/>
-              </w:rPr>
-              <w:t xml:space="preserve">не ниже 40°C</w:t>
-            </w:r>
-          </w:p>
-        </w:tc>
-        <w:tc>
-          <w:tcPr>
-            <w:tcW w:w="1126" w:type="dxa"/>
-          </w:tcPr>
-          <w:p>
-            <w:pPr>
-              <w:pStyle w:val="--3"/>
-            </w:pPr>
-            <w:r>
-              <w:rPr>
-                <w:sz w:val="14"/>
-                <w:rFonts w:ascii="Arial" w:hAnsi="Arial"/>
-              </w:rPr>
-              <w:t xml:space="preserve">___________</w:t>
-            </w:r>
-          </w:p>
-        </w:tc>
-        <w:tc>
-          <w:tcPr>
-            <w:tcW w:w="510" w:type="dxa"/>
-            <w:noWrap/>
-            <w:tcMar>
-              <w:left w:w="0" w:type="dxa"/>
-              <w:right w:w="0" w:type="dxa"/>
-            </w:tcMar>
-            <w:textDirection w:val="btLr"/>
-            <w:tcFitText/>
-            <w:vAlign w:val="center"/>
-            <w:shd w:val="clear" w:color="auto" w:fill="#FFFF00"/>
-          </w:tcPr>
-          <w:p>
-            <w:pPr>
-              <w:pStyle w:val="--3"/>
-            </w:pPr>
-            <w:r>
-              <w:rPr>
-                <w:sz w:val="14"/>
-                <w:rFonts w:ascii="Arial" w:hAnsi="Arial"/>
-                <w:b/>
-              </w:rPr>
-              <w:t xml:space="preserve">жёлтый</w:t>
-            </w:r>
-          </w:p>
-        </w:tc>
-        <w:tc>
-          <w:tcPr>
-            <w:tcW w:w="958" w:type="dxa"/>
-          </w:tcPr>
-          <w:p>
-            <w:pPr>
-              <w:pStyle w:val="--3"/>
-            </w:pPr>
-            <w:r>
-              <w:rPr>
-                <w:sz w:val="14"/>
-                <w:rFonts w:ascii="Arial" w:hAnsi="Arial"/>
-              </w:rPr>
-              <w:t xml:space="preserve">1 раз в неделю</w:t>
-            </w:r>
-          </w:p>
-        </w:tc>
-        <w:tc>
-          <w:tcPr>
-            <w:tcW w:w="1351" w:type="dxa"/>
-          </w:tcPr>
-          <w:p>
-            <w:pPr>
-              <w:pStyle w:val="--2"/>
-            </w:pPr>
-            <w:r>
-              <w:rPr>
-                <w:sz w:val="14"/>
-                <w:rFonts w:ascii="Arial" w:hAnsi="Arial"/>
-              </w:rPr>
-              <w:t xml:space="preserve">сотрудник внутреннего клининга</w:t>
-            </w:r>
-          </w:p>
-        </w:tc>
-        <w:tc>
-          <w:tcPr>
-            <w:tcW w:w="1688" w:type="dxa"/>
-          </w:tcPr>
-          <w:p>
-            <w:pPr>
-              <w:pStyle w:val="--2"/>
-            </w:pPr>
-            <w:r>
-              <w:rPr>
-                <w:sz w:val="14"/>
-                <w:rFonts w:ascii="Arial" w:hAnsi="Arial"/>
-              </w:rPr>
-              <w:t xml:space="preserve">визуальный контроль/ сотрудник отдела качества</w:t>
-            </w:r>
-          </w:p>
-        </w:tc>
-      </w:tr>
-      <w:tr>
-        <w:tc>
-          <w:tcPr>
-            <w:tcW w:w="1688" w:type="dxa"/>
-            <w:vMerge w:val="restart"/>
-          </w:tcPr>
-          <w:p>
-            <w:pPr>
-              <w:pStyle w:val="--2"/>
-            </w:pPr>
-            <w:r>
-              <w:rPr>
-                <w:sz w:val="14"/>
-                <w:rFonts w:ascii="Arial" w:hAnsi="Arial"/>
-              </w:rPr>
-              <w:t xml:space="preserve">пол</w:t>
-            </w:r>
-          </w:p>
-        </w:tc>
-        <w:tc>
-          <w:tcPr>
-            <w:tcW w:w="1408" w:type="dxa"/>
-          </w:tcPr>
-          <w:p>
-            <w:pPr>
-              <w:pStyle w:val="--2"/>
-            </w:pPr>
-            <w:r>
-              <w:rPr>
-                <w:sz w:val="14"/>
-                <w:rFonts w:ascii="Arial" w:hAnsi="Arial"/>
-              </w:rPr>
-              <w:t xml:space="preserve">мойка</w:t>
-            </w:r>
-          </w:p>
-        </w:tc>
-        <w:tc>
-          <w:tcPr>
-            <w:tcW w:w="506" w:type="dxa"/>
-            <w:vMerge w:val="restart"/>
-            <w:tcMar>
-              <w:left w:w="0" w:type="dxa"/>
-              <w:right w:w="0" w:type="dxa"/>
-            </w:tcMar>
-            <w:textDirection w:val="btLr"/>
-            <w:vAlign w:val="center"/>
-          </w:tcPr>
-          <w:p>
-            <w:pPr>
-              <w:pStyle w:val="--3"/>
-            </w:pPr>
-            <w:r>
-              <w:rPr>
-                <w:sz w:val="14"/>
-                <w:rFonts w:ascii="Arial" w:hAnsi="Arial"/>
-              </w:rPr>
-              <w:t xml:space="preserve"/>
-            </w:r>
-          </w:p>
-        </w:tc>
-        <w:tc>
-          <w:tcPr>
-            <w:tcW w:w="1913" w:type="dxa"/>
-            <w:shd w:val="clear" w:color="auto" w:fill="99CCFF"/>
-          </w:tcPr>
-          <w:p>
-            <w:pPr>
-              <w:pStyle w:val="-0"/>
-            </w:pPr>
-            <w:r>
-              <w:rPr>
-                <w:rFonts w:ascii="Arial" w:hAnsi="Arial"/>
-                <w:b/>
-                <w:sz w:val="14"/>
-              </w:rPr>
-              <w:t>ХИМИТЕК ЧУДОДЕЙ</w:t>
-            </w:r>
-            <w:r>
-              <w:rPr>
-                <w:rFonts w:ascii="Arial" w:hAnsi="Arial"/>
-                <w:b/>
-                <w:sz w:val="14"/>
-                <w:vertAlign w:val="superscript"/>
-              </w:rPr>
-              <w:t>®</w:t>
-            </w:r>
-            <w:r>
-              <w:rPr>
-                <w:rFonts w:ascii="Arial" w:hAnsi="Arial"/>
-                <w:b/>
-                <w:sz w:val="14"/>
-              </w:rPr>
-              <w:t>-ПОЛИПРОМ</w:t>
-            </w:r>
-          </w:p>
-        </w:tc>
-        <w:tc>
-          <w:tcPr>
-            <w:tcW w:w="1520" w:type="dxa"/>
-          </w:tcPr>
-          <w:p>
-            <w:pPr>
-              <w:pStyle w:val="--2"/>
-            </w:pPr>
-            <w:r>
-              <w:rPr>
-                <w:sz w:val="14"/>
-                <w:rFonts w:ascii="Arial" w:hAnsi="Arial"/>
-              </w:rPr>
-              <w:t xml:space="preserve">ручной (протирание, обработка щёткой)</w:t>
-            </w:r>
-          </w:p>
-        </w:tc>
-        <w:tc>
-          <w:tcPr>
-            <w:tcW w:w="2025" w:type="dxa"/>
-          </w:tcPr>
-          <w:p>
-            <w:pPr>
-              <w:pStyle w:val="--3"/>
-            </w:pPr>
-            <w:r>
-              <w:rPr>
-                <w:rFonts w:ascii="Arial" w:hAnsi="Arial"/>
-                <w:sz w:val="14"/>
-              </w:rPr>
-              <w:t>0,5 % - 1,0 %</w:t>
-            </w:r>
-            <w:r>
-              <w:br/>
-            </w:r>
-            <w:r>
-              <w:rPr>
-                <w:rFonts w:ascii="Arial" w:hAnsi="Arial"/>
-                <w:sz w:val="14"/>
-              </w:rPr>
-              <w:t>спрей-система ProTwin</w:t>
             </w:r>
           </w:p>
         </w:tc>
@@ -4612,7 +3151,6 @@
         <w:tc>
           <w:tcPr>
             <w:tcW w:w="958" w:type="dxa"/>
-            <w:vMerge w:val="restart"/>
           </w:tcPr>
           <w:p>
             <w:pPr>
@@ -4623,7 +3161,7 @@
                 <w:sz w:val="14"/>
                 <w:rFonts w:ascii="Arial" w:hAnsi="Arial"/>
               </w:rPr>
-              <w:t xml:space="preserve">2 раза в смену, по мере загрязнения</w:t>
+              <w:t xml:space="preserve">1 раз в неделю, по мере загрязнения</w:t>
             </w:r>
           </w:p>
         </w:tc>
@@ -4692,7 +3230,6 @@
         <w:tc>
           <w:tcPr>
             <w:tcW w:w="506" w:type="dxa"/>
-            <w:vMerge/>
             <w:tcMar>
               <w:left w:w="0" w:type="dxa"/>
               <w:right w:w="0" w:type="dxa"/>
@@ -4700,7 +3237,18 @@
             <w:textDirection w:val="btLr"/>
             <w:vAlign w:val="center"/>
           </w:tcPr>
-          <w:p/>
+          <w:p>
+            <w:pPr>
+              <w:pStyle w:val="--3"/>
+            </w:pPr>
+            <w:r>
+              <w:rPr>
+                <w:sz w:val="14"/>
+                <w:rFonts w:ascii="Arial" w:hAnsi="Arial"/>
+              </w:rPr>
+              <w:t xml:space="preserve"/>
+            </w:r>
+          </w:p>
         </w:tc>
         <w:tc>
           <w:tcPr>
@@ -4717,16 +3265,7 @@
                 <w:b/>
                 <w:sz w:val="14"/>
               </w:rPr>
-              <w:t>ПОЛИДЕЗ</w:t>
-            </w:r>
-            <w:r>
-              <w:rPr>
-                <w:rFonts w:ascii="Arial" w:hAnsi="Arial"/>
-                <w:b/>
-                <w:sz w:val="14"/>
-                <w:vertAlign w:val="superscript"/>
-              </w:rPr>
-              <w:t>®</w:t>
+              <w:t>ХИМИТЕК УНИВЕРСАЛ-ДЕЗ</w:t>
             </w:r>
           </w:p>
         </w:tc>
@@ -4743,7 +3282,7 @@
                 <w:sz w:val="14"/>
                 <w:rFonts w:ascii="Arial" w:hAnsi="Arial"/>
               </w:rPr>
-              <w:t xml:space="preserve">ручной (протирание, обработка щёткой)</w:t>
+              <w:t xml:space="preserve">ручной (протирание)</w:t>
             </w:r>
           </w:p>
         </w:tc>
@@ -4760,7 +3299,7 @@
                 <w:rFonts w:ascii="Arial" w:hAnsi="Arial"/>
                 <w:sz w:val="14"/>
               </w:rPr>
-              <w:t>0,02 % - 0,05 % (по НУК)</w:t>
+              <w:t>3,0 %</w:t>
             </w:r>
             <w:r>
               <w:br/>
@@ -4770,7 +3309,7 @@
                 <w:rFonts w:ascii="Arial" w:hAnsi="Arial"/>
                 <w:sz w:val="14"/>
               </w:rPr>
-              <w:t>пенная станция DEMA</w:t>
+              <w:t>дозирующая система ProMax</w:t>
             </w:r>
           </w:p>
         </w:tc>
@@ -4804,7 +3343,7 @@
                 <w:sz w:val="14"/>
                 <w:rFonts w:ascii="Arial" w:hAnsi="Arial"/>
               </w:rPr>
-              <w:t xml:space="preserve">15 минут</w:t>
+              <w:t xml:space="preserve">30 минут</w:t>
             </w:r>
           </w:p>
         </w:tc>
@@ -4827,9 +3366,1969 @@
         <w:tc>
           <w:tcPr>
             <w:tcW w:w="958" w:type="dxa"/>
+          </w:tcPr>
+          <w:p>
+            <w:pPr>
+              <w:pStyle w:val="--3"/>
+            </w:pPr>
+            <w:r>
+              <w:rPr>
+                <w:sz w:val="14"/>
+                <w:rFonts w:ascii="Arial" w:hAnsi="Arial"/>
+              </w:rPr>
+              <w:t xml:space="preserve">1 раз в месяц</w:t>
+            </w:r>
+          </w:p>
+        </w:tc>
+        <w:tc>
+          <w:tcPr>
+            <w:tcW w:w="1351" w:type="dxa"/>
             <w:vMerge/>
           </w:tcPr>
           <w:p/>
+        </w:tc>
+        <w:tc>
+          <w:tcPr>
+            <w:tcW w:w="1688" w:type="dxa"/>
+            <w:vMerge/>
+          </w:tcPr>
+          <w:p/>
+        </w:tc>
+      </w:tr>
+      <w:tr>
+        <w:tc>
+          <w:tcPr>
+            <w:tcW w:w="1688" w:type="dxa"/>
+            <w:vMerge w:val="restart"/>
+          </w:tcPr>
+          <w:p>
+            <w:pPr>
+              <w:pStyle w:val="--2"/>
+            </w:pPr>
+            <w:r>
+              <w:rPr>
+                <w:sz w:val="14"/>
+                <w:rFonts w:ascii="Arial" w:hAnsi="Arial"/>
+              </w:rPr>
+              <w:t xml:space="preserve">печи микроволновые, термопоты</w:t>
+            </w:r>
+          </w:p>
+        </w:tc>
+        <w:tc>
+          <w:tcPr>
+            <w:tcW w:w="1408" w:type="dxa"/>
+          </w:tcPr>
+          <w:p>
+            <w:pPr>
+              <w:pStyle w:val="--2"/>
+            </w:pPr>
+            <w:r>
+              <w:rPr>
+                <w:sz w:val="14"/>
+                <w:rFonts w:ascii="Arial" w:hAnsi="Arial"/>
+              </w:rPr>
+              <w:t xml:space="preserve">мойка</w:t>
+            </w:r>
+          </w:p>
+        </w:tc>
+        <w:tc>
+          <w:tcPr>
+            <w:tcW w:w="506" w:type="dxa"/>
+            <w:tcMar>
+              <w:left w:w="0" w:type="dxa"/>
+              <w:right w:w="0" w:type="dxa"/>
+            </w:tcMar>
+            <w:textDirection w:val="btLr"/>
+            <w:vAlign w:val="center"/>
+          </w:tcPr>
+          <w:p>
+            <w:pPr>
+              <w:pStyle w:val="--3"/>
+            </w:pPr>
+            <w:r>
+              <w:rPr>
+                <w:sz w:val="14"/>
+                <w:rFonts w:ascii="Arial" w:hAnsi="Arial"/>
+              </w:rPr>
+              <w:t xml:space="preserve"/>
+            </w:r>
+          </w:p>
+        </w:tc>
+        <w:tc>
+          <w:tcPr>
+            <w:tcW w:w="1913" w:type="dxa"/>
+            <w:shd w:val="clear" w:color="auto" w:fill="99FF99"/>
+          </w:tcPr>
+          <w:p>
+            <w:pPr>
+              <w:pStyle w:val="-0"/>
+            </w:pPr>
+            <w:r>
+              <w:rPr>
+                <w:rFonts w:ascii="Arial" w:hAnsi="Arial"/>
+                <w:b/>
+                <w:sz w:val="14"/>
+              </w:rPr>
+              <w:t>ХИМИТЕК КУХМАСТЕР-ФОРТЕ для дозирующих систем</w:t>
+            </w:r>
+          </w:p>
+        </w:tc>
+        <w:tc>
+          <w:tcPr>
+            <w:tcW w:w="1520" w:type="dxa"/>
+          </w:tcPr>
+          <w:p>
+            <w:pPr>
+              <w:pStyle w:val="--2"/>
+            </w:pPr>
+            <w:r>
+              <w:rPr>
+                <w:sz w:val="14"/>
+                <w:rFonts w:ascii="Arial" w:hAnsi="Arial"/>
+              </w:rPr>
+              <w:t xml:space="preserve">ручной (протирание, обработка щёткой)</w:t>
+            </w:r>
+          </w:p>
+        </w:tc>
+        <w:tc>
+          <w:tcPr>
+            <w:tcW w:w="2025" w:type="dxa"/>
+          </w:tcPr>
+          <w:p>
+            <w:pPr>
+              <w:pStyle w:val="--3"/>
+            </w:pPr>
+            <w:r>
+              <w:rPr>
+                <w:rFonts w:ascii="Arial" w:hAnsi="Arial"/>
+                <w:sz w:val="14"/>
+              </w:rPr>
+              <w:t>3,0 % - 4,0 %</w:t>
+            </w:r>
+            <w:r>
+              <w:br/>
+            </w:r>
+            <w:r>
+              <w:rPr>
+                <w:rFonts w:ascii="Arial" w:hAnsi="Arial"/>
+                <w:sz w:val="14"/>
+              </w:rPr>
+              <w:t>дозирующая система ProMax</w:t>
+            </w:r>
+          </w:p>
+        </w:tc>
+        <w:tc>
+          <w:tcPr>
+            <w:tcW w:w="1183" w:type="dxa"/>
+          </w:tcPr>
+          <w:p>
+            <w:pPr>
+              <w:pStyle w:val="--3"/>
+            </w:pPr>
+            <w:r>
+              <w:rPr>
+                <w:sz w:val="14"/>
+                <w:rFonts w:ascii="Arial" w:hAnsi="Arial"/>
+              </w:rPr>
+              <w:t xml:space="preserve">не ниже 40°C</w:t>
+            </w:r>
+          </w:p>
+        </w:tc>
+        <w:tc>
+          <w:tcPr>
+            <w:tcW w:w="1126" w:type="dxa"/>
+          </w:tcPr>
+          <w:p>
+            <w:pPr>
+              <w:pStyle w:val="--3"/>
+            </w:pPr>
+            <w:r>
+              <w:rPr>
+                <w:sz w:val="14"/>
+                <w:rFonts w:ascii="Arial" w:hAnsi="Arial"/>
+              </w:rPr>
+              <w:t xml:space="preserve">___________</w:t>
+            </w:r>
+          </w:p>
+        </w:tc>
+        <w:tc>
+          <w:tcPr>
+            <w:tcW w:w="510" w:type="dxa"/>
+            <w:noWrap/>
+            <w:tcMar>
+              <w:left w:w="0" w:type="dxa"/>
+              <w:right w:w="0" w:type="dxa"/>
+            </w:tcMar>
+            <w:textDirection w:val="btLr"/>
+            <w:tcFitText/>
+            <w:vAlign w:val="center"/>
+            <w:vMerge w:val="restart"/>
+            <w:shd w:val="clear" w:color="auto" w:fill="#FFFF00"/>
+          </w:tcPr>
+          <w:p>
+            <w:pPr>
+              <w:pStyle w:val="--3"/>
+            </w:pPr>
+            <w:r>
+              <w:rPr>
+                <w:sz w:val="14"/>
+                <w:rFonts w:ascii="Arial" w:hAnsi="Arial"/>
+                <w:b/>
+              </w:rPr>
+              <w:t xml:space="preserve">жёлтый</w:t>
+            </w:r>
+          </w:p>
+        </w:tc>
+        <w:tc>
+          <w:tcPr>
+            <w:tcW w:w="958" w:type="dxa"/>
+          </w:tcPr>
+          <w:p>
+            <w:pPr>
+              <w:pStyle w:val="--3"/>
+            </w:pPr>
+            <w:r>
+              <w:rPr>
+                <w:sz w:val="14"/>
+                <w:rFonts w:ascii="Arial" w:hAnsi="Arial"/>
+              </w:rPr>
+              <w:t xml:space="preserve">1 раз в неделю</w:t>
+            </w:r>
+          </w:p>
+        </w:tc>
+        <w:tc>
+          <w:tcPr>
+            <w:tcW w:w="1351" w:type="dxa"/>
+            <w:vMerge w:val="restart"/>
+          </w:tcPr>
+          <w:p>
+            <w:pPr>
+              <w:pStyle w:val="--2"/>
+            </w:pPr>
+            <w:r>
+              <w:rPr>
+                <w:sz w:val="14"/>
+                <w:rFonts w:ascii="Arial" w:hAnsi="Arial"/>
+              </w:rPr>
+              <w:t xml:space="preserve">сотрудник внутреннего клининга</w:t>
+            </w:r>
+          </w:p>
+        </w:tc>
+        <w:tc>
+          <w:tcPr>
+            <w:tcW w:w="1688" w:type="dxa"/>
+            <w:vMerge w:val="restart"/>
+          </w:tcPr>
+          <w:p>
+            <w:pPr>
+              <w:pStyle w:val="--2"/>
+            </w:pPr>
+            <w:r>
+              <w:rPr>
+                <w:sz w:val="14"/>
+                <w:rFonts w:ascii="Arial" w:hAnsi="Arial"/>
+              </w:rPr>
+              <w:t xml:space="preserve">визуальный контроль/ сотрудник отдела качества</w:t>
+            </w:r>
+          </w:p>
+        </w:tc>
+      </w:tr>
+      <w:tr>
+        <w:tc>
+          <w:tcPr>
+            <w:tcW w:w="1688" w:type="dxa"/>
+            <w:vMerge/>
+          </w:tcPr>
+          <w:p/>
+        </w:tc>
+        <w:tc>
+          <w:tcPr>
+            <w:tcW w:w="1408" w:type="dxa"/>
+          </w:tcPr>
+          <w:p>
+            <w:pPr>
+              <w:pStyle w:val="--2"/>
+            </w:pPr>
+            <w:r>
+              <w:rPr>
+                <w:sz w:val="14"/>
+                <w:rFonts w:ascii="Arial" w:hAnsi="Arial"/>
+              </w:rPr>
+              <w:t xml:space="preserve">дезинфекция</w:t>
+            </w:r>
+          </w:p>
+        </w:tc>
+        <w:tc>
+          <w:tcPr>
+            <w:tcW w:w="506" w:type="dxa"/>
+            <w:tcMar>
+              <w:left w:w="0" w:type="dxa"/>
+              <w:right w:w="0" w:type="dxa"/>
+            </w:tcMar>
+            <w:textDirection w:val="btLr"/>
+            <w:vAlign w:val="center"/>
+          </w:tcPr>
+          <w:p>
+            <w:pPr>
+              <w:pStyle w:val="--3"/>
+            </w:pPr>
+            <w:r>
+              <w:rPr>
+                <w:sz w:val="14"/>
+                <w:rFonts w:ascii="Arial" w:hAnsi="Arial"/>
+              </w:rPr>
+              <w:t xml:space="preserve"/>
+            </w:r>
+          </w:p>
+        </w:tc>
+        <w:tc>
+          <w:tcPr>
+            <w:tcW w:w="1913" w:type="dxa"/>
+            <w:shd w:val="clear" w:color="auto" w:fill="FFFFCC"/>
+          </w:tcPr>
+          <w:p>
+            <w:pPr>
+              <w:pStyle w:val="-0"/>
+            </w:pPr>
+            <w:r>
+              <w:rPr>
+                <w:rFonts w:ascii="Arial" w:hAnsi="Arial"/>
+                <w:b/>
+                <w:sz w:val="14"/>
+              </w:rPr>
+              <w:t>ХИМИТЕК УНИВЕРСАЛ-ДЕЗ</w:t>
+            </w:r>
+          </w:p>
+        </w:tc>
+        <w:tc>
+          <w:tcPr>
+            <w:tcW w:w="1520" w:type="dxa"/>
+          </w:tcPr>
+          <w:p>
+            <w:pPr>
+              <w:pStyle w:val="--2"/>
+            </w:pPr>
+            <w:r>
+              <w:rPr>
+                <w:sz w:val="14"/>
+                <w:rFonts w:ascii="Arial" w:hAnsi="Arial"/>
+              </w:rPr>
+              <w:t xml:space="preserve">ручной (протирание)</w:t>
+            </w:r>
+          </w:p>
+        </w:tc>
+        <w:tc>
+          <w:tcPr>
+            <w:tcW w:w="2025" w:type="dxa"/>
+          </w:tcPr>
+          <w:p>
+            <w:pPr>
+              <w:pStyle w:val="--3"/>
+            </w:pPr>
+            <w:r>
+              <w:rPr>
+                <w:rFonts w:ascii="Arial" w:hAnsi="Arial"/>
+                <w:sz w:val="14"/>
+              </w:rPr>
+              <w:t>3,0 %</w:t>
+            </w:r>
+            <w:r>
+              <w:br/>
+            </w:r>
+            <w:r>
+              <w:rPr>
+                <w:rFonts w:ascii="Arial" w:hAnsi="Arial"/>
+                <w:sz w:val="14"/>
+              </w:rPr>
+              <w:t>дозирующая система ProMax</w:t>
+            </w:r>
+          </w:p>
+        </w:tc>
+        <w:tc>
+          <w:tcPr>
+            <w:tcW w:w="1183" w:type="dxa"/>
+          </w:tcPr>
+          <w:p>
+            <w:pPr>
+              <w:pStyle w:val="--3"/>
+            </w:pPr>
+            <w:r>
+              <w:rPr>
+                <w:sz w:val="14"/>
+                <w:rFonts w:ascii="Arial" w:hAnsi="Arial"/>
+              </w:rPr>
+              <w:t xml:space="preserve">18-20°C</w:t>
+            </w:r>
+          </w:p>
+        </w:tc>
+        <w:tc>
+          <w:tcPr>
+            <w:tcW w:w="1126" w:type="dxa"/>
+          </w:tcPr>
+          <w:p>
+            <w:pPr>
+              <w:pStyle w:val="--3"/>
+            </w:pPr>
+            <w:r>
+              <w:rPr>
+                <w:sz w:val="14"/>
+                <w:rFonts w:ascii="Arial" w:hAnsi="Arial"/>
+              </w:rPr>
+              <w:t xml:space="preserve">30 минут</w:t>
+            </w:r>
+          </w:p>
+        </w:tc>
+        <w:tc>
+          <w:tcPr>
+            <w:tcW w:w="510" w:type="dxa"/>
+            <w:noWrap/>
+            <w:tcMar>
+              <w:left w:w="0" w:type="dxa"/>
+              <w:right w:w="0" w:type="dxa"/>
+            </w:tcMar>
+            <w:textDirection w:val="btLr"/>
+            <w:tcFitText/>
+            <w:vAlign w:val="center"/>
+            <w:vMerge/>
+            <w:shd w:val="clear" w:color="auto" w:fill="#FFFF00"/>
+          </w:tcPr>
+          <w:p/>
+        </w:tc>
+        <w:tc>
+          <w:tcPr>
+            <w:tcW w:w="958" w:type="dxa"/>
+          </w:tcPr>
+          <w:p>
+            <w:pPr>
+              <w:pStyle w:val="--3"/>
+            </w:pPr>
+            <w:r>
+              <w:rPr>
+                <w:sz w:val="14"/>
+                <w:rFonts w:ascii="Arial" w:hAnsi="Arial"/>
+              </w:rPr>
+              <w:t xml:space="preserve">1 раз в месяц</w:t>
+            </w:r>
+          </w:p>
+        </w:tc>
+        <w:tc>
+          <w:tcPr>
+            <w:tcW w:w="1351" w:type="dxa"/>
+            <w:vMerge/>
+          </w:tcPr>
+          <w:p/>
+        </w:tc>
+        <w:tc>
+          <w:tcPr>
+            <w:tcW w:w="1688" w:type="dxa"/>
+            <w:vMerge/>
+          </w:tcPr>
+          <w:p/>
+        </w:tc>
+      </w:tr>
+      <w:tr>
+        <w:tc>
+          <w:tcPr>
+            <w:tcW w:w="15876" w:type="dxa"/>
+            <w:gridSpan w:val="12"/>
+            <w:shd w:val="clear" w:color="auto" w:fill="D2D2D2"/>
+          </w:tcPr>
+          <w:p>
+            <w:pPr>
+              <w:pStyle w:val="--2"/>
+            </w:pPr>
+            <w:r>
+              <w:rPr>
+                <w:sz w:val="14"/>
+                <w:rFonts w:ascii="Arial" w:hAnsi="Arial"/>
+                <w:b/>
+              </w:rPr>
+              <w:t xml:space="preserve">Санитарная обработка производственного инвентаря, посуды</w:t>
+            </w:r>
+          </w:p>
+        </w:tc>
+      </w:tr>
+      <w:tr>
+        <w:tc>
+          <w:tcPr>
+            <w:tcW w:w="1688" w:type="dxa"/>
+            <w:vMerge w:val="restart"/>
+          </w:tcPr>
+          <w:p>
+            <w:pPr>
+              <w:pStyle w:val="--2"/>
+            </w:pPr>
+            <w:r>
+              <w:rPr>
+                <w:sz w:val="14"/>
+                <w:rFonts w:ascii="Arial" w:hAnsi="Arial"/>
+              </w:rPr>
+              <w:t xml:space="preserve">кулеры (внешние поверхности)</w:t>
+            </w:r>
+          </w:p>
+        </w:tc>
+        <w:tc>
+          <w:tcPr>
+            <w:tcW w:w="1408" w:type="dxa"/>
+          </w:tcPr>
+          <w:p>
+            <w:pPr>
+              <w:pStyle w:val="--2"/>
+            </w:pPr>
+            <w:r>
+              <w:rPr>
+                <w:sz w:val="14"/>
+                <w:rFonts w:ascii="Arial" w:hAnsi="Arial"/>
+              </w:rPr>
+              <w:t xml:space="preserve">мойка</w:t>
+            </w:r>
+          </w:p>
+        </w:tc>
+        <w:tc>
+          <w:tcPr>
+            <w:tcW w:w="506" w:type="dxa"/>
+            <w:vMerge w:val="restart"/>
+            <w:tcMar>
+              <w:left w:w="0" w:type="dxa"/>
+              <w:right w:w="0" w:type="dxa"/>
+            </w:tcMar>
+            <w:textDirection w:val="btLr"/>
+            <w:vAlign w:val="center"/>
+          </w:tcPr>
+          <w:p>
+            <w:pPr>
+              <w:pStyle w:val="--3"/>
+            </w:pPr>
+            <w:r>
+              <w:rPr>
+                <w:sz w:val="14"/>
+                <w:rFonts w:ascii="Arial" w:hAnsi="Arial"/>
+              </w:rPr>
+              <w:t xml:space="preserve"/>
+            </w:r>
+          </w:p>
+        </w:tc>
+        <w:tc>
+          <w:tcPr>
+            <w:tcW w:w="1913" w:type="dxa"/>
+            <w:shd w:val="clear" w:color="auto" w:fill="99FF99"/>
+          </w:tcPr>
+          <w:p>
+            <w:pPr>
+              <w:pStyle w:val="-0"/>
+            </w:pPr>
+            <w:r>
+              <w:rPr>
+                <w:rFonts w:ascii="Arial" w:hAnsi="Arial"/>
+                <w:b/>
+                <w:sz w:val="14"/>
+              </w:rPr>
+              <w:t>ХИМИТЕК КУХМАСТЕР-ФОРТЕ для дозирующих систем</w:t>
+            </w:r>
+          </w:p>
+        </w:tc>
+        <w:tc>
+          <w:tcPr>
+            <w:tcW w:w="1520" w:type="dxa"/>
+          </w:tcPr>
+          <w:p>
+            <w:pPr>
+              <w:pStyle w:val="--2"/>
+            </w:pPr>
+            <w:r>
+              <w:rPr>
+                <w:sz w:val="14"/>
+                <w:rFonts w:ascii="Arial" w:hAnsi="Arial"/>
+              </w:rPr>
+              <w:t xml:space="preserve">ручной (протирание, обработка щёткой)</w:t>
+            </w:r>
+          </w:p>
+        </w:tc>
+        <w:tc>
+          <w:tcPr>
+            <w:tcW w:w="2025" w:type="dxa"/>
+          </w:tcPr>
+          <w:p>
+            <w:pPr>
+              <w:pStyle w:val="--3"/>
+            </w:pPr>
+            <w:r>
+              <w:rPr>
+                <w:rFonts w:ascii="Arial" w:hAnsi="Arial"/>
+                <w:sz w:val="14"/>
+              </w:rPr>
+              <w:t>3,0 % - 4,0 %</w:t>
+            </w:r>
+            <w:r>
+              <w:br/>
+            </w:r>
+            <w:r>
+              <w:rPr>
+                <w:rFonts w:ascii="Arial" w:hAnsi="Arial"/>
+                <w:sz w:val="14"/>
+              </w:rPr>
+              <w:t>дозирующая система ProMax</w:t>
+            </w:r>
+          </w:p>
+        </w:tc>
+        <w:tc>
+          <w:tcPr>
+            <w:tcW w:w="1183" w:type="dxa"/>
+          </w:tcPr>
+          <w:p>
+            <w:pPr>
+              <w:pStyle w:val="--3"/>
+            </w:pPr>
+            <w:r>
+              <w:rPr>
+                <w:sz w:val="14"/>
+                <w:rFonts w:ascii="Arial" w:hAnsi="Arial"/>
+              </w:rPr>
+              <w:t xml:space="preserve">не ниже 40°C</w:t>
+            </w:r>
+          </w:p>
+        </w:tc>
+        <w:tc>
+          <w:tcPr>
+            <w:tcW w:w="1126" w:type="dxa"/>
+          </w:tcPr>
+          <w:p>
+            <w:pPr>
+              <w:pStyle w:val="--3"/>
+            </w:pPr>
+            <w:r>
+              <w:rPr>
+                <w:sz w:val="14"/>
+                <w:rFonts w:ascii="Arial" w:hAnsi="Arial"/>
+              </w:rPr>
+              <w:t xml:space="preserve">___________</w:t>
+            </w:r>
+          </w:p>
+        </w:tc>
+        <w:tc>
+          <w:tcPr>
+            <w:tcW w:w="510" w:type="dxa"/>
+            <w:noWrap/>
+            <w:tcMar>
+              <w:left w:w="0" w:type="dxa"/>
+              <w:right w:w="0" w:type="dxa"/>
+            </w:tcMar>
+            <w:textDirection w:val="btLr"/>
+            <w:tcFitText/>
+            <w:vAlign w:val="center"/>
+            <w:vMerge w:val="restart"/>
+            <w:shd w:val="clear" w:color="auto" w:fill="#FFFF00"/>
+          </w:tcPr>
+          <w:p>
+            <w:pPr>
+              <w:pStyle w:val="--3"/>
+            </w:pPr>
+            <w:r>
+              <w:rPr>
+                <w:sz w:val="14"/>
+                <w:rFonts w:ascii="Arial" w:hAnsi="Arial"/>
+                <w:b/>
+              </w:rPr>
+              <w:t xml:space="preserve">жёлтый</w:t>
+            </w:r>
+          </w:p>
+        </w:tc>
+        <w:tc>
+          <w:tcPr>
+            <w:tcW w:w="958" w:type="dxa"/>
+            <w:vMerge w:val="restart"/>
+          </w:tcPr>
+          <w:p>
+            <w:pPr>
+              <w:pStyle w:val="--3"/>
+            </w:pPr>
+            <w:r>
+              <w:rPr>
+                <w:sz w:val="14"/>
+                <w:rFonts w:ascii="Arial" w:hAnsi="Arial"/>
+              </w:rPr>
+              <w:t xml:space="preserve">1 раз в неделю</w:t>
+            </w:r>
+          </w:p>
+        </w:tc>
+        <w:tc>
+          <w:tcPr>
+            <w:tcW w:w="1351" w:type="dxa"/>
+            <w:vMerge w:val="restart"/>
+          </w:tcPr>
+          <w:p>
+            <w:pPr>
+              <w:pStyle w:val="--2"/>
+            </w:pPr>
+            <w:r>
+              <w:rPr>
+                <w:sz w:val="14"/>
+                <w:rFonts w:ascii="Arial" w:hAnsi="Arial"/>
+              </w:rPr>
+              <w:t xml:space="preserve">сотрудник внутреннего клининга</w:t>
+            </w:r>
+          </w:p>
+        </w:tc>
+        <w:tc>
+          <w:tcPr>
+            <w:tcW w:w="1688" w:type="dxa"/>
+            <w:vMerge w:val="restart"/>
+          </w:tcPr>
+          <w:p>
+            <w:pPr>
+              <w:pStyle w:val="--2"/>
+            </w:pPr>
+            <w:r>
+              <w:rPr>
+                <w:sz w:val="14"/>
+                <w:rFonts w:ascii="Arial" w:hAnsi="Arial"/>
+              </w:rPr>
+              <w:t xml:space="preserve">визуальный контроль/ сотрудник отдела качества</w:t>
+            </w:r>
+          </w:p>
+        </w:tc>
+      </w:tr>
+      <w:tr>
+        <w:tc>
+          <w:tcPr>
+            <w:tcW w:w="1688" w:type="dxa"/>
+            <w:vMerge/>
+          </w:tcPr>
+          <w:p/>
+        </w:tc>
+        <w:tc>
+          <w:tcPr>
+            <w:tcW w:w="1408" w:type="dxa"/>
+          </w:tcPr>
+          <w:p>
+            <w:pPr>
+              <w:pStyle w:val="--2"/>
+            </w:pPr>
+            <w:r>
+              <w:rPr>
+                <w:sz w:val="14"/>
+                <w:rFonts w:ascii="Arial" w:hAnsi="Arial"/>
+              </w:rPr>
+              <w:t xml:space="preserve">дезинфекция</w:t>
+            </w:r>
+          </w:p>
+        </w:tc>
+        <w:tc>
+          <w:tcPr>
+            <w:tcW w:w="506" w:type="dxa"/>
+            <w:vMerge/>
+            <w:tcMar>
+              <w:left w:w="0" w:type="dxa"/>
+              <w:right w:w="0" w:type="dxa"/>
+            </w:tcMar>
+            <w:textDirection w:val="btLr"/>
+            <w:vAlign w:val="center"/>
+          </w:tcPr>
+          <w:p/>
+        </w:tc>
+        <w:tc>
+          <w:tcPr>
+            <w:tcW w:w="1913" w:type="dxa"/>
+            <w:shd w:val="clear" w:color="auto" w:fill="FFFFCC"/>
+          </w:tcPr>
+          <w:p>
+            <w:pPr>
+              <w:pStyle w:val="-0"/>
+            </w:pPr>
+            <w:r>
+              <w:rPr>
+                <w:rFonts w:ascii="Arial" w:hAnsi="Arial"/>
+                <w:b/>
+                <w:sz w:val="14"/>
+              </w:rPr>
+              <w:t>ХИМИТЕК УНИВЕРСАЛ-ДЕЗ</w:t>
+            </w:r>
+          </w:p>
+        </w:tc>
+        <w:tc>
+          <w:tcPr>
+            <w:tcW w:w="1520" w:type="dxa"/>
+          </w:tcPr>
+          <w:p>
+            <w:pPr>
+              <w:pStyle w:val="--2"/>
+            </w:pPr>
+            <w:r>
+              <w:rPr>
+                <w:sz w:val="14"/>
+                <w:rFonts w:ascii="Arial" w:hAnsi="Arial"/>
+              </w:rPr>
+              <w:t xml:space="preserve">ручной (протирание)</w:t>
+            </w:r>
+          </w:p>
+        </w:tc>
+        <w:tc>
+          <w:tcPr>
+            <w:tcW w:w="2025" w:type="dxa"/>
+          </w:tcPr>
+          <w:p>
+            <w:pPr>
+              <w:pStyle w:val="--3"/>
+            </w:pPr>
+            <w:r>
+              <w:rPr>
+                <w:rFonts w:ascii="Arial" w:hAnsi="Arial"/>
+                <w:sz w:val="14"/>
+              </w:rPr>
+              <w:t>3,0 %</w:t>
+            </w:r>
+            <w:r>
+              <w:br/>
+            </w:r>
+            <w:r>
+              <w:rPr>
+                <w:rFonts w:ascii="Arial" w:hAnsi="Arial"/>
+                <w:sz w:val="14"/>
+              </w:rPr>
+              <w:t>дозирующая система ProMax</w:t>
+            </w:r>
+          </w:p>
+        </w:tc>
+        <w:tc>
+          <w:tcPr>
+            <w:tcW w:w="1183" w:type="dxa"/>
+          </w:tcPr>
+          <w:p>
+            <w:pPr>
+              <w:pStyle w:val="--3"/>
+            </w:pPr>
+            <w:r>
+              <w:rPr>
+                <w:sz w:val="14"/>
+                <w:rFonts w:ascii="Arial" w:hAnsi="Arial"/>
+              </w:rPr>
+              <w:t xml:space="preserve">18-20°C</w:t>
+            </w:r>
+          </w:p>
+        </w:tc>
+        <w:tc>
+          <w:tcPr>
+            <w:tcW w:w="1126" w:type="dxa"/>
+          </w:tcPr>
+          <w:p>
+            <w:pPr>
+              <w:pStyle w:val="--3"/>
+            </w:pPr>
+            <w:r>
+              <w:rPr>
+                <w:sz w:val="14"/>
+                <w:rFonts w:ascii="Arial" w:hAnsi="Arial"/>
+              </w:rPr>
+              <w:t xml:space="preserve">20 минут</w:t>
+            </w:r>
+          </w:p>
+        </w:tc>
+        <w:tc>
+          <w:tcPr>
+            <w:tcW w:w="510" w:type="dxa"/>
+            <w:noWrap/>
+            <w:tcMar>
+              <w:left w:w="0" w:type="dxa"/>
+              <w:right w:w="0" w:type="dxa"/>
+            </w:tcMar>
+            <w:textDirection w:val="btLr"/>
+            <w:tcFitText/>
+            <w:vAlign w:val="center"/>
+            <w:vMerge/>
+            <w:shd w:val="clear" w:color="auto" w:fill="#FFFF00"/>
+          </w:tcPr>
+          <w:p/>
+        </w:tc>
+        <w:tc>
+          <w:tcPr>
+            <w:tcW w:w="958" w:type="dxa"/>
+            <w:vMerge/>
+          </w:tcPr>
+          <w:p/>
+        </w:tc>
+        <w:tc>
+          <w:tcPr>
+            <w:tcW w:w="1351" w:type="dxa"/>
+            <w:vMerge/>
+          </w:tcPr>
+          <w:p/>
+        </w:tc>
+        <w:tc>
+          <w:tcPr>
+            <w:tcW w:w="1688" w:type="dxa"/>
+            <w:vMerge/>
+          </w:tcPr>
+          <w:p/>
+        </w:tc>
+      </w:tr>
+      <w:tr>
+        <w:tc>
+          <w:tcPr>
+            <w:tcW w:w="1688" w:type="dxa"/>
+            <w:vMerge/>
+          </w:tcPr>
+          <w:p/>
+        </w:tc>
+        <w:tc>
+          <w:tcPr>
+            <w:tcW w:w="1408" w:type="dxa"/>
+          </w:tcPr>
+          <w:p>
+            <w:pPr>
+              <w:pStyle w:val="--2"/>
+            </w:pPr>
+            <w:r>
+              <w:rPr>
+                <w:sz w:val="14"/>
+                <w:rFonts w:ascii="Arial" w:hAnsi="Arial"/>
+              </w:rPr>
+              <w:t xml:space="preserve">дезинфекция</w:t>
+            </w:r>
+          </w:p>
+        </w:tc>
+        <w:tc>
+          <w:tcPr>
+            <w:tcW w:w="506" w:type="dxa"/>
+            <w:vMerge/>
+            <w:tcMar>
+              <w:left w:w="0" w:type="dxa"/>
+              <w:right w:w="0" w:type="dxa"/>
+            </w:tcMar>
+            <w:textDirection w:val="btLr"/>
+            <w:vAlign w:val="center"/>
+          </w:tcPr>
+          <w:p/>
+        </w:tc>
+        <w:tc>
+          <w:tcPr>
+            <w:tcW w:w="1913" w:type="dxa"/>
+            <w:shd w:val="clear" w:color="auto" w:fill="FFFFCC"/>
+          </w:tcPr>
+          <w:p>
+            <w:pPr>
+              <w:pStyle w:val="-0"/>
+            </w:pPr>
+            <w:r>
+              <w:rPr>
+                <w:rFonts w:ascii="Arial" w:hAnsi="Arial"/>
+                <w:b/>
+                <w:sz w:val="14"/>
+              </w:rPr>
+              <w:t>ХИМИТЕК УНИВЕРСАЛ-ДЕЗ</w:t>
+            </w:r>
+          </w:p>
+        </w:tc>
+        <w:tc>
+          <w:tcPr>
+            <w:tcW w:w="1520" w:type="dxa"/>
+          </w:tcPr>
+          <w:p>
+            <w:pPr>
+              <w:pStyle w:val="--2"/>
+            </w:pPr>
+            <w:r>
+              <w:rPr>
+                <w:sz w:val="14"/>
+                <w:rFonts w:ascii="Arial" w:hAnsi="Arial"/>
+              </w:rPr>
+              <w:t xml:space="preserve">ручной (протирание)</w:t>
+            </w:r>
+          </w:p>
+        </w:tc>
+        <w:tc>
+          <w:tcPr>
+            <w:tcW w:w="2025" w:type="dxa"/>
+          </w:tcPr>
+          <w:p>
+            <w:pPr>
+              <w:pStyle w:val="--3"/>
+            </w:pPr>
+            <w:r>
+              <w:rPr>
+                <w:rFonts w:ascii="Arial" w:hAnsi="Arial"/>
+                <w:sz w:val="14"/>
+              </w:rPr>
+              <w:t>3,0 %</w:t>
+            </w:r>
+            <w:r>
+              <w:br/>
+            </w:r>
+            <w:r>
+              <w:rPr>
+                <w:rFonts w:ascii="Arial" w:hAnsi="Arial"/>
+                <w:sz w:val="14"/>
+              </w:rPr>
+              <w:t>дозирующая система ProMax</w:t>
+            </w:r>
+          </w:p>
+        </w:tc>
+        <w:tc>
+          <w:tcPr>
+            <w:tcW w:w="1183" w:type="dxa"/>
+          </w:tcPr>
+          <w:p>
+            <w:pPr>
+              <w:pStyle w:val="--3"/>
+            </w:pPr>
+            <w:r>
+              <w:rPr>
+                <w:sz w:val="14"/>
+                <w:rFonts w:ascii="Arial" w:hAnsi="Arial"/>
+              </w:rPr>
+              <w:t xml:space="preserve">18-20°C</w:t>
+            </w:r>
+          </w:p>
+        </w:tc>
+        <w:tc>
+          <w:tcPr>
+            <w:tcW w:w="1126" w:type="dxa"/>
+          </w:tcPr>
+          <w:p>
+            <w:pPr>
+              <w:pStyle w:val="--3"/>
+            </w:pPr>
+            <w:r>
+              <w:rPr>
+                <w:sz w:val="14"/>
+                <w:rFonts w:ascii="Arial" w:hAnsi="Arial"/>
+              </w:rPr>
+              <w:t xml:space="preserve">30 минут</w:t>
+            </w:r>
+          </w:p>
+        </w:tc>
+        <w:tc>
+          <w:tcPr>
+            <w:tcW w:w="510" w:type="dxa"/>
+            <w:noWrap/>
+            <w:tcMar>
+              <w:left w:w="0" w:type="dxa"/>
+              <w:right w:w="0" w:type="dxa"/>
+            </w:tcMar>
+            <w:textDirection w:val="btLr"/>
+            <w:tcFitText/>
+            <w:vAlign w:val="center"/>
+            <w:vMerge/>
+            <w:shd w:val="clear" w:color="auto" w:fill="#FFFF00"/>
+          </w:tcPr>
+          <w:p/>
+        </w:tc>
+        <w:tc>
+          <w:tcPr>
+            <w:tcW w:w="958" w:type="dxa"/>
+            <w:vMerge/>
+          </w:tcPr>
+          <w:p/>
+        </w:tc>
+        <w:tc>
+          <w:tcPr>
+            <w:tcW w:w="1351" w:type="dxa"/>
+          </w:tcPr>
+          <w:p>
+            <w:pPr>
+              <w:pStyle w:val="--2"/>
+            </w:pPr>
+            <w:r>
+              <w:rPr>
+                <w:sz w:val="14"/>
+                <w:rFonts w:ascii="Arial" w:hAnsi="Arial"/>
+              </w:rPr>
+              <w:t xml:space="preserve">уборщик служебных помещений</w:t>
+            </w:r>
+          </w:p>
+        </w:tc>
+        <w:tc>
+          <w:tcPr>
+            <w:tcW w:w="1688" w:type="dxa"/>
+            <w:vMerge/>
+          </w:tcPr>
+          <w:p/>
+        </w:tc>
+      </w:tr>
+      <w:tr>
+        <w:tc>
+          <w:tcPr>
+            <w:tcW w:w="15876" w:type="dxa"/>
+            <w:gridSpan w:val="12"/>
+            <w:shd w:val="clear" w:color="auto" w:fill="D2D2D2"/>
+          </w:tcPr>
+          <w:p>
+            <w:pPr>
+              <w:pStyle w:val="--2"/>
+            </w:pPr>
+            <w:r>
+              <w:rPr>
+                <w:sz w:val="14"/>
+                <w:rFonts w:ascii="Arial" w:hAnsi="Arial"/>
+                <w:b/>
+              </w:rPr>
+              <w:t xml:space="preserve">Санитарная обработка технологического оборудования</w:t>
+            </w:r>
+          </w:p>
+        </w:tc>
+      </w:tr>
+      <w:tr>
+        <w:tc>
+          <w:tcPr>
+            <w:tcW w:w="1688" w:type="dxa"/>
+            <w:vMerge w:val="restart"/>
+          </w:tcPr>
+          <w:p>
+            <w:pPr>
+              <w:pStyle w:val="--2"/>
+            </w:pPr>
+            <w:r>
+              <w:rPr>
+                <w:sz w:val="14"/>
+                <w:rFonts w:ascii="Arial" w:hAnsi="Arial"/>
+              </w:rPr>
+              <w:t xml:space="preserve">холодильники бытовые</w:t>
+            </w:r>
+          </w:p>
+        </w:tc>
+        <w:tc>
+          <w:tcPr>
+            <w:tcW w:w="1408" w:type="dxa"/>
+          </w:tcPr>
+          <w:p>
+            <w:pPr>
+              <w:pStyle w:val="--2"/>
+            </w:pPr>
+            <w:r>
+              <w:rPr>
+                <w:sz w:val="14"/>
+                <w:rFonts w:ascii="Arial" w:hAnsi="Arial"/>
+              </w:rPr>
+              <w:t xml:space="preserve">мойка</w:t>
+            </w:r>
+          </w:p>
+        </w:tc>
+        <w:tc>
+          <w:tcPr>
+            <w:tcW w:w="506" w:type="dxa"/>
+            <w:tcMar>
+              <w:left w:w="0" w:type="dxa"/>
+              <w:right w:w="0" w:type="dxa"/>
+            </w:tcMar>
+            <w:textDirection w:val="btLr"/>
+            <w:vAlign w:val="center"/>
+          </w:tcPr>
+          <w:p>
+            <w:pPr>
+              <w:pStyle w:val="--3"/>
+            </w:pPr>
+            <w:r>
+              <w:rPr>
+                <w:sz w:val="14"/>
+                <w:rFonts w:ascii="Arial" w:hAnsi="Arial"/>
+              </w:rPr>
+              <w:t xml:space="preserve"/>
+            </w:r>
+          </w:p>
+        </w:tc>
+        <w:tc>
+          <w:tcPr>
+            <w:tcW w:w="1913" w:type="dxa"/>
+            <w:shd w:val="clear" w:color="auto" w:fill="99FF99"/>
+          </w:tcPr>
+          <w:p>
+            <w:pPr>
+              <w:pStyle w:val="-0"/>
+            </w:pPr>
+            <w:r>
+              <w:rPr>
+                <w:rFonts w:ascii="Arial" w:hAnsi="Arial"/>
+                <w:b/>
+                <w:sz w:val="14"/>
+              </w:rPr>
+              <w:t>ХИМИТЕК КУХМАСТЕР-ФОРТЕ для дозирующих систем</w:t>
+            </w:r>
+          </w:p>
+        </w:tc>
+        <w:tc>
+          <w:tcPr>
+            <w:tcW w:w="1520" w:type="dxa"/>
+          </w:tcPr>
+          <w:p>
+            <w:pPr>
+              <w:pStyle w:val="--2"/>
+            </w:pPr>
+            <w:r>
+              <w:rPr>
+                <w:sz w:val="14"/>
+                <w:rFonts w:ascii="Arial" w:hAnsi="Arial"/>
+              </w:rPr>
+              <w:t xml:space="preserve">ручной (протирание, обработка щеткой)</w:t>
+            </w:r>
+          </w:p>
+        </w:tc>
+        <w:tc>
+          <w:tcPr>
+            <w:tcW w:w="2025" w:type="dxa"/>
+          </w:tcPr>
+          <w:p>
+            <w:pPr>
+              <w:pStyle w:val="--3"/>
+            </w:pPr>
+            <w:r>
+              <w:rPr>
+                <w:rFonts w:ascii="Arial" w:hAnsi="Arial"/>
+                <w:sz w:val="14"/>
+              </w:rPr>
+              <w:t>3,0 % - 4,0 %</w:t>
+            </w:r>
+            <w:r>
+              <w:br/>
+            </w:r>
+            <w:r>
+              <w:rPr>
+                <w:rFonts w:ascii="Arial" w:hAnsi="Arial"/>
+                <w:sz w:val="14"/>
+              </w:rPr>
+              <w:t>дозирующая система ProMax</w:t>
+            </w:r>
+          </w:p>
+        </w:tc>
+        <w:tc>
+          <w:tcPr>
+            <w:tcW w:w="1183" w:type="dxa"/>
+          </w:tcPr>
+          <w:p>
+            <w:pPr>
+              <w:pStyle w:val="--3"/>
+            </w:pPr>
+            <w:r>
+              <w:rPr>
+                <w:sz w:val="14"/>
+                <w:rFonts w:ascii="Arial" w:hAnsi="Arial"/>
+              </w:rPr>
+              <w:t xml:space="preserve">не ниже 40°C</w:t>
+            </w:r>
+          </w:p>
+        </w:tc>
+        <w:tc>
+          <w:tcPr>
+            <w:tcW w:w="1126" w:type="dxa"/>
+          </w:tcPr>
+          <w:p>
+            <w:pPr>
+              <w:pStyle w:val="--3"/>
+            </w:pPr>
+            <w:r>
+              <w:rPr>
+                <w:sz w:val="14"/>
+                <w:rFonts w:ascii="Arial" w:hAnsi="Arial"/>
+              </w:rPr>
+              <w:t xml:space="preserve">___________</w:t>
+            </w:r>
+          </w:p>
+        </w:tc>
+        <w:tc>
+          <w:tcPr>
+            <w:tcW w:w="510" w:type="dxa"/>
+            <w:noWrap/>
+            <w:tcMar>
+              <w:left w:w="0" w:type="dxa"/>
+              <w:right w:w="0" w:type="dxa"/>
+            </w:tcMar>
+            <w:textDirection w:val="btLr"/>
+            <w:tcFitText/>
+            <w:vAlign w:val="center"/>
+            <w:vMerge w:val="restart"/>
+            <w:shd w:val="clear" w:color="auto" w:fill="#FFFF00"/>
+          </w:tcPr>
+          <w:p>
+            <w:pPr>
+              <w:pStyle w:val="--3"/>
+            </w:pPr>
+            <w:r>
+              <w:rPr>
+                <w:sz w:val="14"/>
+                <w:rFonts w:ascii="Arial" w:hAnsi="Arial"/>
+                <w:b/>
+              </w:rPr>
+              <w:t xml:space="preserve">жёлтый</w:t>
+            </w:r>
+          </w:p>
+        </w:tc>
+        <w:tc>
+          <w:tcPr>
+            <w:tcW w:w="958" w:type="dxa"/>
+          </w:tcPr>
+          <w:p>
+            <w:pPr>
+              <w:pStyle w:val="--3"/>
+            </w:pPr>
+            <w:r>
+              <w:rPr>
+                <w:sz w:val="14"/>
+                <w:rFonts w:ascii="Arial" w:hAnsi="Arial"/>
+              </w:rPr>
+              <w:t xml:space="preserve">1 раз в неделю</w:t>
+            </w:r>
+          </w:p>
+        </w:tc>
+        <w:tc>
+          <w:tcPr>
+            <w:tcW w:w="1351" w:type="dxa"/>
+            <w:vMerge w:val="restart"/>
+          </w:tcPr>
+          <w:p>
+            <w:pPr>
+              <w:pStyle w:val="--2"/>
+            </w:pPr>
+            <w:r>
+              <w:rPr>
+                <w:sz w:val="14"/>
+                <w:rFonts w:ascii="Arial" w:hAnsi="Arial"/>
+              </w:rPr>
+              <w:t xml:space="preserve">сотрудник внутреннего клининга</w:t>
+            </w:r>
+          </w:p>
+        </w:tc>
+        <w:tc>
+          <w:tcPr>
+            <w:tcW w:w="1688" w:type="dxa"/>
+            <w:vMerge w:val="restart"/>
+          </w:tcPr>
+          <w:p>
+            <w:pPr>
+              <w:pStyle w:val="--2"/>
+            </w:pPr>
+            <w:r>
+              <w:rPr>
+                <w:sz w:val="14"/>
+                <w:rFonts w:ascii="Arial" w:hAnsi="Arial"/>
+              </w:rPr>
+              <w:t xml:space="preserve">визуальный контроль/ сотрудник отдела качества</w:t>
+            </w:r>
+          </w:p>
+        </w:tc>
+      </w:tr>
+      <w:tr>
+        <w:tc>
+          <w:tcPr>
+            <w:tcW w:w="1688" w:type="dxa"/>
+            <w:vMerge/>
+          </w:tcPr>
+          <w:p/>
+        </w:tc>
+        <w:tc>
+          <w:tcPr>
+            <w:tcW w:w="1408" w:type="dxa"/>
+          </w:tcPr>
+          <w:p>
+            <w:pPr>
+              <w:pStyle w:val="--2"/>
+            </w:pPr>
+            <w:r>
+              <w:rPr>
+                <w:sz w:val="14"/>
+                <w:rFonts w:ascii="Arial" w:hAnsi="Arial"/>
+              </w:rPr>
+              <w:t xml:space="preserve">дезинфекция</w:t>
+            </w:r>
+          </w:p>
+        </w:tc>
+        <w:tc>
+          <w:tcPr>
+            <w:tcW w:w="506" w:type="dxa"/>
+            <w:tcMar>
+              <w:left w:w="0" w:type="dxa"/>
+              <w:right w:w="0" w:type="dxa"/>
+            </w:tcMar>
+            <w:textDirection w:val="btLr"/>
+            <w:vAlign w:val="center"/>
+          </w:tcPr>
+          <w:p>
+            <w:pPr>
+              <w:pStyle w:val="--3"/>
+            </w:pPr>
+            <w:r>
+              <w:rPr>
+                <w:sz w:val="14"/>
+                <w:rFonts w:ascii="Arial" w:hAnsi="Arial"/>
+              </w:rPr>
+              <w:t xml:space="preserve"/>
+            </w:r>
+          </w:p>
+        </w:tc>
+        <w:tc>
+          <w:tcPr>
+            <w:tcW w:w="1913" w:type="dxa"/>
+            <w:shd w:val="clear" w:color="auto" w:fill="FFFFCC"/>
+          </w:tcPr>
+          <w:p>
+            <w:pPr>
+              <w:pStyle w:val="-0"/>
+            </w:pPr>
+            <w:r>
+              <w:rPr>
+                <w:rFonts w:ascii="Arial" w:hAnsi="Arial"/>
+                <w:b/>
+                <w:sz w:val="14"/>
+              </w:rPr>
+              <w:t>ХИМИТЕК УНИВЕРСАЛ-ДЕЗ</w:t>
+            </w:r>
+          </w:p>
+        </w:tc>
+        <w:tc>
+          <w:tcPr>
+            <w:tcW w:w="1520" w:type="dxa"/>
+          </w:tcPr>
+          <w:p>
+            <w:pPr>
+              <w:pStyle w:val="--2"/>
+            </w:pPr>
+            <w:r>
+              <w:rPr>
+                <w:sz w:val="14"/>
+                <w:rFonts w:ascii="Arial" w:hAnsi="Arial"/>
+              </w:rPr>
+              <w:t xml:space="preserve">ручной (протирание)</w:t>
+            </w:r>
+          </w:p>
+        </w:tc>
+        <w:tc>
+          <w:tcPr>
+            <w:tcW w:w="2025" w:type="dxa"/>
+          </w:tcPr>
+          <w:p>
+            <w:pPr>
+              <w:pStyle w:val="--3"/>
+            </w:pPr>
+            <w:r>
+              <w:rPr>
+                <w:rFonts w:ascii="Arial" w:hAnsi="Arial"/>
+                <w:sz w:val="14"/>
+              </w:rPr>
+              <w:t>3,0 %</w:t>
+            </w:r>
+            <w:r>
+              <w:br/>
+            </w:r>
+            <w:r>
+              <w:rPr>
+                <w:rFonts w:ascii="Arial" w:hAnsi="Arial"/>
+                <w:sz w:val="14"/>
+              </w:rPr>
+              <w:t>дозирующая система ProMax</w:t>
+            </w:r>
+          </w:p>
+        </w:tc>
+        <w:tc>
+          <w:tcPr>
+            <w:tcW w:w="1183" w:type="dxa"/>
+          </w:tcPr>
+          <w:p>
+            <w:pPr>
+              <w:pStyle w:val="--3"/>
+            </w:pPr>
+            <w:r>
+              <w:rPr>
+                <w:sz w:val="14"/>
+                <w:rFonts w:ascii="Arial" w:hAnsi="Arial"/>
+              </w:rPr>
+              <w:t xml:space="preserve">18-20°C</w:t>
+            </w:r>
+          </w:p>
+        </w:tc>
+        <w:tc>
+          <w:tcPr>
+            <w:tcW w:w="1126" w:type="dxa"/>
+          </w:tcPr>
+          <w:p>
+            <w:pPr>
+              <w:pStyle w:val="--3"/>
+            </w:pPr>
+            <w:r>
+              <w:rPr>
+                <w:sz w:val="14"/>
+                <w:rFonts w:ascii="Arial" w:hAnsi="Arial"/>
+              </w:rPr>
+              <w:t xml:space="preserve">30 минут</w:t>
+            </w:r>
+          </w:p>
+        </w:tc>
+        <w:tc>
+          <w:tcPr>
+            <w:tcW w:w="510" w:type="dxa"/>
+            <w:noWrap/>
+            <w:tcMar>
+              <w:left w:w="0" w:type="dxa"/>
+              <w:right w:w="0" w:type="dxa"/>
+            </w:tcMar>
+            <w:textDirection w:val="btLr"/>
+            <w:tcFitText/>
+            <w:vAlign w:val="center"/>
+            <w:vMerge/>
+            <w:shd w:val="clear" w:color="auto" w:fill="#FFFF00"/>
+          </w:tcPr>
+          <w:p/>
+        </w:tc>
+        <w:tc>
+          <w:tcPr>
+            <w:tcW w:w="958" w:type="dxa"/>
+          </w:tcPr>
+          <w:p>
+            <w:pPr>
+              <w:pStyle w:val="--3"/>
+            </w:pPr>
+            <w:r>
+              <w:rPr>
+                <w:sz w:val="14"/>
+                <w:rFonts w:ascii="Arial" w:hAnsi="Arial"/>
+              </w:rPr>
+              <w:t xml:space="preserve">1 раз в месяц</w:t>
+            </w:r>
+          </w:p>
+        </w:tc>
+        <w:tc>
+          <w:tcPr>
+            <w:tcW w:w="1351" w:type="dxa"/>
+            <w:vMerge/>
+          </w:tcPr>
+          <w:p/>
+        </w:tc>
+        <w:tc>
+          <w:tcPr>
+            <w:tcW w:w="1688" w:type="dxa"/>
+            <w:vMerge/>
+          </w:tcPr>
+          <w:p/>
+        </w:tc>
+      </w:tr>
+      <w:tr>
+        <w:tc>
+          <w:tcPr>
+            <w:tcW w:w="1688" w:type="dxa"/>
+            <w:vMerge w:val="restart"/>
+          </w:tcPr>
+          <w:p>
+            <w:pPr>
+              <w:pStyle w:val="--2"/>
+            </w:pPr>
+            <w:r>
+              <w:rPr>
+                <w:sz w:val="14"/>
+                <w:rFonts w:ascii="Arial" w:hAnsi="Arial"/>
+              </w:rPr>
+              <w:t xml:space="preserve">пол</w:t>
+            </w:r>
+          </w:p>
+        </w:tc>
+        <w:tc>
+          <w:tcPr>
+            <w:tcW w:w="1408" w:type="dxa"/>
+          </w:tcPr>
+          <w:p>
+            <w:pPr>
+              <w:pStyle w:val="--2"/>
+            </w:pPr>
+            <w:r>
+              <w:rPr>
+                <w:sz w:val="14"/>
+                <w:rFonts w:ascii="Arial" w:hAnsi="Arial"/>
+              </w:rPr>
+              <w:t xml:space="preserve">мойка</w:t>
+            </w:r>
+          </w:p>
+        </w:tc>
+        <w:tc>
+          <w:tcPr>
+            <w:tcW w:w="506" w:type="dxa"/>
+            <w:tcMar>
+              <w:left w:w="0" w:type="dxa"/>
+              <w:right w:w="0" w:type="dxa"/>
+            </w:tcMar>
+            <w:textDirection w:val="btLr"/>
+            <w:vAlign w:val="center"/>
+          </w:tcPr>
+          <w:p>
+            <w:pPr>
+              <w:pStyle w:val="--3"/>
+            </w:pPr>
+            <w:r>
+              <w:rPr>
+                <w:sz w:val="14"/>
+                <w:rFonts w:ascii="Arial" w:hAnsi="Arial"/>
+              </w:rPr>
+              <w:t xml:space="preserve"/>
+            </w:r>
+          </w:p>
+        </w:tc>
+        <w:tc>
+          <w:tcPr>
+            <w:tcW w:w="1913" w:type="dxa"/>
+            <w:shd w:val="clear" w:color="auto" w:fill="99CCFF"/>
+          </w:tcPr>
+          <w:p>
+            <w:pPr>
+              <w:pStyle w:val="-0"/>
+            </w:pPr>
+            <w:r>
+              <w:rPr>
+                <w:rFonts w:ascii="Arial" w:hAnsi="Arial"/>
+                <w:b/>
+                <w:sz w:val="14"/>
+              </w:rPr>
+              <w:t>ХИМИТЕК ЧУДОДЕЙ</w:t>
+            </w:r>
+            <w:r>
+              <w:rPr>
+                <w:rFonts w:ascii="Arial" w:hAnsi="Arial"/>
+                <w:b/>
+                <w:sz w:val="14"/>
+                <w:vertAlign w:val="superscript"/>
+              </w:rPr>
+              <w:t>®</w:t>
+            </w:r>
+            <w:r>
+              <w:rPr>
+                <w:rFonts w:ascii="Arial" w:hAnsi="Arial"/>
+                <w:b/>
+                <w:sz w:val="14"/>
+              </w:rPr>
+              <w:t>-ПОЛИПРОМ</w:t>
+            </w:r>
+          </w:p>
+        </w:tc>
+        <w:tc>
+          <w:tcPr>
+            <w:tcW w:w="1520" w:type="dxa"/>
+          </w:tcPr>
+          <w:p>
+            <w:pPr>
+              <w:pStyle w:val="--2"/>
+            </w:pPr>
+            <w:r>
+              <w:rPr>
+                <w:sz w:val="14"/>
+                <w:rFonts w:ascii="Arial" w:hAnsi="Arial"/>
+              </w:rPr>
+              <w:t xml:space="preserve">ручной (протирание, обработка щёткой)</w:t>
+            </w:r>
+          </w:p>
+        </w:tc>
+        <w:tc>
+          <w:tcPr>
+            <w:tcW w:w="2025" w:type="dxa"/>
+          </w:tcPr>
+          <w:p>
+            <w:pPr>
+              <w:pStyle w:val="--3"/>
+            </w:pPr>
+            <w:r>
+              <w:rPr>
+                <w:rFonts w:ascii="Arial" w:hAnsi="Arial"/>
+                <w:sz w:val="14"/>
+              </w:rPr>
+              <w:t>0,5 % - 1,0 %</w:t>
+            </w:r>
+            <w:r>
+              <w:br/>
+            </w:r>
+            <w:r>
+              <w:rPr>
+                <w:rFonts w:ascii="Arial" w:hAnsi="Arial"/>
+                <w:sz w:val="14"/>
+              </w:rPr>
+              <w:t>спрей-система ProTwin</w:t>
+            </w:r>
+          </w:p>
+        </w:tc>
+        <w:tc>
+          <w:tcPr>
+            <w:tcW w:w="1183" w:type="dxa"/>
+          </w:tcPr>
+          <w:p>
+            <w:pPr>
+              <w:pStyle w:val="--3"/>
+            </w:pPr>
+            <w:r>
+              <w:rPr>
+                <w:sz w:val="14"/>
+                <w:rFonts w:ascii="Arial" w:hAnsi="Arial"/>
+              </w:rPr>
+              <w:t xml:space="preserve">не ниже 40°C</w:t>
+            </w:r>
+          </w:p>
+        </w:tc>
+        <w:tc>
+          <w:tcPr>
+            <w:tcW w:w="1126" w:type="dxa"/>
+          </w:tcPr>
+          <w:p>
+            <w:pPr>
+              <w:pStyle w:val="--3"/>
+            </w:pPr>
+            <w:r>
+              <w:rPr>
+                <w:sz w:val="14"/>
+                <w:rFonts w:ascii="Arial" w:hAnsi="Arial"/>
+              </w:rPr>
+              <w:t xml:space="preserve">___________</w:t>
+            </w:r>
+          </w:p>
+        </w:tc>
+        <w:tc>
+          <w:tcPr>
+            <w:tcW w:w="510" w:type="dxa"/>
+            <w:noWrap/>
+            <w:tcMar>
+              <w:left w:w="0" w:type="dxa"/>
+              <w:right w:w="0" w:type="dxa"/>
+            </w:tcMar>
+            <w:textDirection w:val="btLr"/>
+            <w:tcFitText/>
+            <w:vAlign w:val="center"/>
+            <w:vMerge w:val="restart"/>
+            <w:shd w:val="clear" w:color="auto" w:fill="#FFFF00"/>
+          </w:tcPr>
+          <w:p>
+            <w:pPr>
+              <w:pStyle w:val="--3"/>
+            </w:pPr>
+            <w:r>
+              <w:rPr>
+                <w:sz w:val="14"/>
+                <w:rFonts w:ascii="Arial" w:hAnsi="Arial"/>
+                <w:b/>
+              </w:rPr>
+              <w:t xml:space="preserve">жёлтый</w:t>
+            </w:r>
+          </w:p>
+        </w:tc>
+        <w:tc>
+          <w:tcPr>
+            <w:tcW w:w="958" w:type="dxa"/>
+          </w:tcPr>
+          <w:p>
+            <w:pPr>
+              <w:pStyle w:val="--3"/>
+            </w:pPr>
+            <w:r>
+              <w:rPr>
+                <w:sz w:val="14"/>
+                <w:rFonts w:ascii="Arial" w:hAnsi="Arial"/>
+              </w:rPr>
+              <w:t xml:space="preserve">2 раза в смену, по мере загрязнения</w:t>
+            </w:r>
+          </w:p>
+        </w:tc>
+        <w:tc>
+          <w:tcPr>
+            <w:tcW w:w="1351" w:type="dxa"/>
+            <w:vMerge w:val="restart"/>
+          </w:tcPr>
+          <w:p>
+            <w:pPr>
+              <w:pStyle w:val="--2"/>
+            </w:pPr>
+            <w:r>
+              <w:rPr>
+                <w:sz w:val="14"/>
+                <w:rFonts w:ascii="Arial" w:hAnsi="Arial"/>
+              </w:rPr>
+              <w:t xml:space="preserve">сотрудник внутреннего клининга</w:t>
+            </w:r>
+          </w:p>
+        </w:tc>
+        <w:tc>
+          <w:tcPr>
+            <w:tcW w:w="1688" w:type="dxa"/>
+            <w:vMerge w:val="restart"/>
+          </w:tcPr>
+          <w:p>
+            <w:pPr>
+              <w:pStyle w:val="--2"/>
+            </w:pPr>
+            <w:r>
+              <w:rPr>
+                <w:sz w:val="14"/>
+                <w:rFonts w:ascii="Arial" w:hAnsi="Arial"/>
+              </w:rPr>
+              <w:t xml:space="preserve">визуальный контроль/ сотрудник отдела качества</w:t>
+            </w:r>
+          </w:p>
+        </w:tc>
+      </w:tr>
+      <w:tr>
+        <w:tc>
+          <w:tcPr>
+            <w:tcW w:w="1688" w:type="dxa"/>
+            <w:vMerge/>
+          </w:tcPr>
+          <w:p/>
+        </w:tc>
+        <w:tc>
+          <w:tcPr>
+            <w:tcW w:w="1408" w:type="dxa"/>
+          </w:tcPr>
+          <w:p>
+            <w:pPr>
+              <w:pStyle w:val="--2"/>
+            </w:pPr>
+            <w:r>
+              <w:rPr>
+                <w:sz w:val="14"/>
+                <w:rFonts w:ascii="Arial" w:hAnsi="Arial"/>
+              </w:rPr>
+              <w:t xml:space="preserve">дезинфекция</w:t>
+            </w:r>
+          </w:p>
+        </w:tc>
+        <w:tc>
+          <w:tcPr>
+            <w:tcW w:w="506" w:type="dxa"/>
+            <w:tcMar>
+              <w:left w:w="0" w:type="dxa"/>
+              <w:right w:w="0" w:type="dxa"/>
+            </w:tcMar>
+            <w:textDirection w:val="btLr"/>
+            <w:vAlign w:val="center"/>
+          </w:tcPr>
+          <w:p>
+            <w:pPr>
+              <w:pStyle w:val="--3"/>
+            </w:pPr>
+            <w:r>
+              <w:rPr>
+                <w:sz w:val="14"/>
+                <w:rFonts w:ascii="Arial" w:hAnsi="Arial"/>
+              </w:rPr>
+              <w:t xml:space="preserve"/>
+            </w:r>
+          </w:p>
+        </w:tc>
+        <w:tc>
+          <w:tcPr>
+            <w:tcW w:w="1913" w:type="dxa"/>
+            <w:shd w:val="clear" w:color="auto" w:fill="FFFFCC"/>
+          </w:tcPr>
+          <w:p>
+            <w:pPr>
+              <w:pStyle w:val="-0"/>
+            </w:pPr>
+            <w:r>
+              <w:rPr>
+                <w:rFonts w:ascii="Arial" w:hAnsi="Arial"/>
+                <w:b/>
+                <w:sz w:val="14"/>
+              </w:rPr>
+              <w:t>ХИМИТЕК УНИВЕРСАЛ-ДЕЗ</w:t>
+            </w:r>
+          </w:p>
+        </w:tc>
+        <w:tc>
+          <w:tcPr>
+            <w:tcW w:w="1520" w:type="dxa"/>
+          </w:tcPr>
+          <w:p>
+            <w:pPr>
+              <w:pStyle w:val="--2"/>
+            </w:pPr>
+            <w:r>
+              <w:rPr>
+                <w:sz w:val="14"/>
+                <w:rFonts w:ascii="Arial" w:hAnsi="Arial"/>
+              </w:rPr>
+              <w:t xml:space="preserve">ручной (протирание)</w:t>
+            </w:r>
+          </w:p>
+        </w:tc>
+        <w:tc>
+          <w:tcPr>
+            <w:tcW w:w="2025" w:type="dxa"/>
+          </w:tcPr>
+          <w:p>
+            <w:pPr>
+              <w:pStyle w:val="--3"/>
+            </w:pPr>
+            <w:r>
+              <w:rPr>
+                <w:rFonts w:ascii="Arial" w:hAnsi="Arial"/>
+                <w:sz w:val="14"/>
+              </w:rPr>
+              <w:t>3,0 %</w:t>
+            </w:r>
+            <w:r>
+              <w:br/>
+            </w:r>
+            <w:r>
+              <w:rPr>
+                <w:rFonts w:ascii="Arial" w:hAnsi="Arial"/>
+                <w:sz w:val="14"/>
+              </w:rPr>
+              <w:t>дозирующая система ProMax</w:t>
+            </w:r>
+          </w:p>
+        </w:tc>
+        <w:tc>
+          <w:tcPr>
+            <w:tcW w:w="1183" w:type="dxa"/>
+          </w:tcPr>
+          <w:p>
+            <w:pPr>
+              <w:pStyle w:val="--3"/>
+            </w:pPr>
+            <w:r>
+              <w:rPr>
+                <w:sz w:val="14"/>
+                <w:rFonts w:ascii="Arial" w:hAnsi="Arial"/>
+              </w:rPr>
+              <w:t xml:space="preserve">18-20°C</w:t>
+            </w:r>
+          </w:p>
+        </w:tc>
+        <w:tc>
+          <w:tcPr>
+            <w:tcW w:w="1126" w:type="dxa"/>
+          </w:tcPr>
+          <w:p>
+            <w:pPr>
+              <w:pStyle w:val="--3"/>
+            </w:pPr>
+            <w:r>
+              <w:rPr>
+                <w:sz w:val="14"/>
+                <w:rFonts w:ascii="Arial" w:hAnsi="Arial"/>
+              </w:rPr>
+              <w:t xml:space="preserve">30 минут</w:t>
+            </w:r>
+          </w:p>
+        </w:tc>
+        <w:tc>
+          <w:tcPr>
+            <w:tcW w:w="510" w:type="dxa"/>
+            <w:noWrap/>
+            <w:tcMar>
+              <w:left w:w="0" w:type="dxa"/>
+              <w:right w:w="0" w:type="dxa"/>
+            </w:tcMar>
+            <w:textDirection w:val="btLr"/>
+            <w:tcFitText/>
+            <w:vAlign w:val="center"/>
+            <w:vMerge/>
+            <w:shd w:val="clear" w:color="auto" w:fill="#FFFF00"/>
+          </w:tcPr>
+          <w:p/>
+        </w:tc>
+        <w:tc>
+          <w:tcPr>
+            <w:tcW w:w="958" w:type="dxa"/>
+          </w:tcPr>
+          <w:p>
+            <w:pPr>
+              <w:pStyle w:val="--3"/>
+            </w:pPr>
+            <w:r>
+              <w:rPr>
+                <w:sz w:val="14"/>
+                <w:rFonts w:ascii="Arial" w:hAnsi="Arial"/>
+              </w:rPr>
+              <w:t xml:space="preserve">1 раз в месяц</w:t>
+            </w:r>
+          </w:p>
         </w:tc>
         <w:tc>
           <w:tcPr>

--- a/tech_cards/комната приёма пищи_tech_card.docx
+++ b/tech_cards/комната приёма пищи_tech_card.docx
@@ -997,7 +997,7 @@
             <w:tcFitText/>
             <w:vAlign w:val="center"/>
             <w:vMerge w:val="restart"/>
-            <w:shd w:val="clear" w:color="auto" w:fill="#FFFF00"/>
+            <w:shd w:val="clear" w:color="auto" w:fill="#FFA500"/>
           </w:tcPr>
           <w:p>
             <w:pPr>
@@ -1009,7 +1009,7 @@
                 <w:rFonts w:ascii="Arial" w:hAnsi="Arial"/>
                 <w:b/>
               </w:rPr>
-              <w:t xml:space="preserve">жёлтый</w:t>
+              <w:t xml:space="preserve">оранжевый</w:t>
             </w:r>
           </w:p>
         </w:tc>
@@ -1137,7 +1137,7 @@
                 <w:sz w:val="14"/>
                 <w:rFonts w:ascii="Arial" w:hAnsi="Arial"/>
               </w:rPr>
-              <w:t xml:space="preserve">ручной (протирание)</w:t>
+              <w:t xml:space="preserve">протирание</w:t>
             </w:r>
           </w:p>
         </w:tc>
@@ -1214,7 +1214,7 @@
             <w:tcFitText/>
             <w:vAlign w:val="center"/>
             <w:vMerge/>
-            <w:shd w:val="clear" w:color="auto" w:fill="#FFFF00"/>
+            <w:shd w:val="clear" w:color="auto" w:fill="#FFA500"/>
           </w:tcPr>
           <w:p/>
         </w:tc>
@@ -1254,6 +1254,257 @@
         <w:tc>
           <w:tcPr>
             <w:tcW w:w="1688" w:type="dxa"/>
+          </w:tcPr>
+          <w:p>
+            <w:pPr>
+              <w:pStyle w:val="--2"/>
+            </w:pPr>
+            <w:r>
+              <w:rPr>
+                <w:sz w:val="14"/>
+                <w:rFonts w:ascii="Arial" w:hAnsi="Arial"/>
+              </w:rPr>
+              <w:t xml:space="preserve">окна внешние (выше 2 м) (стеклопакеты, рамы, откосы, отлив)</w:t>
+            </w:r>
+          </w:p>
+        </w:tc>
+        <w:tc>
+          <w:tcPr>
+            <w:tcW w:w="1408" w:type="dxa"/>
+          </w:tcPr>
+          <w:p>
+            <w:pPr>
+              <w:pStyle w:val="--2"/>
+            </w:pPr>
+            <w:r>
+              <w:rPr>
+                <w:sz w:val="14"/>
+                <w:rFonts w:ascii="Arial" w:hAnsi="Arial"/>
+              </w:rPr>
+              <w:t xml:space="preserve">мойка</w:t>
+            </w:r>
+          </w:p>
+        </w:tc>
+        <w:tc>
+          <w:tcPr>
+            <w:tcW w:w="506" w:type="dxa"/>
+            <w:tcMar>
+              <w:left w:w="0" w:type="dxa"/>
+              <w:right w:w="0" w:type="dxa"/>
+            </w:tcMar>
+            <w:textDirection w:val="btLr"/>
+            <w:vAlign w:val="center"/>
+          </w:tcPr>
+          <w:p>
+            <w:pPr>
+              <w:pStyle w:val="--3"/>
+            </w:pPr>
+            <w:r>
+              <w:rPr>
+                <w:sz w:val="14"/>
+                <w:rFonts w:ascii="Arial" w:hAnsi="Arial"/>
+              </w:rPr>
+              <w:t xml:space="preserve"/>
+            </w:r>
+          </w:p>
+        </w:tc>
+        <w:tc>
+          <w:tcPr>
+            <w:tcW w:w="1913" w:type="dxa"/>
+            <w:shd w:val="clear" w:color="auto" w:fill="99FF99"/>
+          </w:tcPr>
+          <w:p>
+            <w:pPr>
+              <w:pStyle w:val="-0"/>
+            </w:pPr>
+            <w:r>
+              <w:rPr>
+                <w:rFonts w:ascii="Arial" w:hAnsi="Arial"/>
+                <w:b/>
+                <w:sz w:val="14"/>
+              </w:rPr>
+              <w:t>ХИМИТЕК ЧАРОИТ</w:t>
+            </w:r>
+            <w:r>
+              <w:rPr>
+                <w:rFonts w:ascii="Arial" w:hAnsi="Arial"/>
+                <w:b/>
+                <w:sz w:val="14"/>
+                <w:vertAlign w:val="superscript"/>
+              </w:rPr>
+              <w:t>®</w:t>
+            </w:r>
+            <w:r>
+              <w:rPr>
+                <w:rFonts w:ascii="Arial" w:hAnsi="Arial"/>
+                <w:b/>
+                <w:sz w:val="14"/>
+              </w:rPr>
+              <w:t>-СПРЕЙ</w:t>
+            </w:r>
+          </w:p>
+        </w:tc>
+        <w:tc>
+          <w:tcPr>
+            <w:tcW w:w="1520" w:type="dxa"/>
+          </w:tcPr>
+          <w:p>
+            <w:pPr>
+              <w:pStyle w:val="--2"/>
+            </w:pPr>
+            <w:r>
+              <w:rPr>
+                <w:sz w:val="14"/>
+                <w:rFonts w:ascii="Arial" w:hAnsi="Arial"/>
+              </w:rPr>
+              <w:t xml:space="preserve">ручной (протирание)</w:t>
+            </w:r>
+          </w:p>
+        </w:tc>
+        <w:tc>
+          <w:tcPr>
+            <w:tcW w:w="2025" w:type="dxa"/>
+          </w:tcPr>
+          <w:p>
+            <w:pPr>
+              <w:pStyle w:val="--3"/>
+            </w:pPr>
+            <w:r>
+              <w:rPr>
+                <w:rFonts w:ascii="Arial" w:hAnsi="Arial"/>
+                <w:sz w:val="14"/>
+              </w:rPr>
+              <w:t>___________________</w:t>
+            </w:r>
+            <w:r>
+              <w:br/>
+            </w:r>
+            <w:r>
+              <w:rPr>
+                <w:rFonts w:ascii="Arial" w:hAnsi="Arial"/>
+                <w:sz w:val="14"/>
+              </w:rPr>
+              <w:t>готовая форма</w:t>
+            </w:r>
+          </w:p>
+        </w:tc>
+        <w:tc>
+          <w:tcPr>
+            <w:tcW w:w="1183" w:type="dxa"/>
+          </w:tcPr>
+          <w:p>
+            <w:pPr>
+              <w:pStyle w:val="--3"/>
+            </w:pPr>
+            <w:r>
+              <w:rPr>
+                <w:sz w:val="14"/>
+                <w:rFonts w:ascii="Arial" w:hAnsi="Arial"/>
+              </w:rPr>
+              <w:t xml:space="preserve">___________</w:t>
+            </w:r>
+          </w:p>
+        </w:tc>
+        <w:tc>
+          <w:tcPr>
+            <w:tcW w:w="1126" w:type="dxa"/>
+          </w:tcPr>
+          <w:p>
+            <w:pPr>
+              <w:pStyle w:val="--3"/>
+            </w:pPr>
+            <w:r>
+              <w:rPr>
+                <w:sz w:val="14"/>
+                <w:rFonts w:ascii="Arial" w:hAnsi="Arial"/>
+              </w:rPr>
+              <w:t xml:space="preserve">___________</w:t>
+            </w:r>
+          </w:p>
+        </w:tc>
+        <w:tc>
+          <w:tcPr>
+            <w:tcW w:w="510" w:type="dxa"/>
+            <w:noWrap/>
+            <w:tcMar>
+              <w:left w:w="0" w:type="dxa"/>
+              <w:right w:w="0" w:type="dxa"/>
+            </w:tcMar>
+            <w:textDirection w:val="btLr"/>
+            <w:tcFitText/>
+            <w:vAlign w:val="center"/>
+            <w:shd w:val="clear" w:color="auto" w:fill="#FFA500"/>
+          </w:tcPr>
+          <w:p>
+            <w:pPr>
+              <w:pStyle w:val="--3"/>
+            </w:pPr>
+            <w:r>
+              <w:rPr>
+                <w:sz w:val="14"/>
+                <w:rFonts w:ascii="Arial" w:hAnsi="Arial"/>
+                <w:b/>
+              </w:rPr>
+              <w:t xml:space="preserve">оранжевый</w:t>
+            </w:r>
+          </w:p>
+        </w:tc>
+        <w:tc>
+          <w:tcPr>
+            <w:tcW w:w="958" w:type="dxa"/>
+          </w:tcPr>
+          <w:p>
+            <w:pPr>
+              <w:pStyle w:val="--3"/>
+            </w:pPr>
+            <w:r>
+              <w:rPr>
+                <w:sz w:val="14"/>
+                <w:rFonts w:ascii="Arial" w:hAnsi="Arial"/>
+              </w:rPr>
+              <w:t xml:space="preserve">1 раз в месяц</w:t>
+            </w:r>
+          </w:p>
+        </w:tc>
+        <w:tc>
+          <w:tcPr>
+            <w:tcW w:w="1351" w:type="dxa"/>
+          </w:tcPr>
+          <w:p>
+            <w:pPr>
+              <w:pStyle w:val="--2"/>
+            </w:pPr>
+            <w:r>
+              <w:rPr>
+                <w:sz w:val="14"/>
+                <w:rFonts w:ascii="Arial" w:hAnsi="Arial"/>
+              </w:rPr>
+              <w:t xml:space="preserve">сотрудник внешнего клининга</w:t>
+            </w:r>
+          </w:p>
+        </w:tc>
+        <w:tc>
+          <w:tcPr>
+            <w:tcW w:w="1688" w:type="dxa"/>
+          </w:tcPr>
+          <w:p>
+            <w:pPr>
+              <w:pStyle w:val="--2"/>
+            </w:pPr>
+            <w:r>
+              <w:rPr>
+                <w:sz w:val="14"/>
+                <w:rFonts w:ascii="Arial" w:hAnsi="Arial"/>
+              </w:rPr>
+              <w:t xml:space="preserve">визуальный контроль/ сотрудник отдела качества</w:t>
+            </w:r>
+          </w:p>
+        </w:tc>
+      </w:tr>
+      <w:tr>
+        <w:tc>
+          <w:tcPr>
+            <w:tcW w:w="1688" w:type="dxa"/>
             <w:vMerge w:val="restart"/>
           </w:tcPr>
           <w:p>
@@ -1265,7 +1516,7 @@
                 <w:sz w:val="14"/>
                 <w:rFonts w:ascii="Arial" w:hAnsi="Arial"/>
               </w:rPr>
-              <w:t xml:space="preserve">окна внешние (выше 2 м) (стеклопакеты, рамы, откосы, отлив)</w:t>
+              <w:t xml:space="preserve">водопроводные трубы (до 2 м)</w:t>
             </w:r>
           </w:p>
         </w:tc>
@@ -1325,24 +1576,7 @@
                 <w:b/>
                 <w:sz w:val="14"/>
               </w:rPr>
-              <w:t>ХИМИТЕК ЧАРОИТ</w:t>
-            </w:r>
-            <w:r>
-              <w:rPr>
-                <w:rFonts w:ascii="Arial" w:hAnsi="Arial"/>
-                <w:b/>
-                <w:sz w:val="14"/>
-                <w:vertAlign w:val="superscript"/>
-              </w:rPr>
-              <w:t>®</w:t>
-            </w:r>
-            <w:r>
-              <w:rPr>
-                <w:rFonts w:ascii="Arial" w:hAnsi="Arial"/>
-                <w:b/>
-                <w:sz w:val="14"/>
-              </w:rPr>
-              <w:t>-СПРЕЙ</w:t>
+              <w:t>ХИМИТЕК КУХМАСТЕР-ФОРТЕ для дозирующих систем</w:t>
             </w:r>
           </w:p>
         </w:tc>
@@ -1359,7 +1593,7 @@
                 <w:sz w:val="14"/>
                 <w:rFonts w:ascii="Arial" w:hAnsi="Arial"/>
               </w:rPr>
-              <w:t xml:space="preserve">ручной (протирание)</w:t>
+              <w:t xml:space="preserve">ручной (протирание, обработка щёткой)</w:t>
             </w:r>
           </w:p>
         </w:tc>
@@ -1376,7 +1610,7 @@
                 <w:rFonts w:ascii="Arial" w:hAnsi="Arial"/>
                 <w:sz w:val="14"/>
               </w:rPr>
-              <w:t>без разведения</w:t>
+              <w:t>3,0 % - 4,0 %</w:t>
             </w:r>
             <w:r>
               <w:br/>
@@ -1386,7 +1620,7 @@
                 <w:rFonts w:ascii="Arial" w:hAnsi="Arial"/>
                 <w:sz w:val="14"/>
               </w:rPr>
-              <w:t>готовая форма</w:t>
+              <w:t>дозирующая система ProMax</w:t>
             </w:r>
           </w:p>
         </w:tc>
@@ -1403,7 +1637,7 @@
                 <w:sz w:val="14"/>
                 <w:rFonts w:ascii="Arial" w:hAnsi="Arial"/>
               </w:rPr>
-              <w:t xml:space="preserve">___________</w:t>
+              <w:t xml:space="preserve">не ниже 40°C</w:t>
             </w:r>
           </w:p>
         </w:tc>
@@ -1436,7 +1670,7 @@
             <w:tcFitText/>
             <w:vAlign w:val="center"/>
             <w:vMerge w:val="restart"/>
-            <w:shd w:val="clear" w:color="auto" w:fill="#FFFF00"/>
+            <w:shd w:val="clear" w:color="auto" w:fill="#FFA500"/>
           </w:tcPr>
           <w:p>
             <w:pPr>
@@ -1448,7 +1682,7 @@
                 <w:rFonts w:ascii="Arial" w:hAnsi="Arial"/>
                 <w:b/>
               </w:rPr>
-              <w:t xml:space="preserve">жёлтый</w:t>
+              <w:t xml:space="preserve">оранжевый</w:t>
             </w:r>
           </w:p>
         </w:tc>
@@ -1466,7 +1700,7 @@
                 <w:sz w:val="14"/>
                 <w:rFonts w:ascii="Arial" w:hAnsi="Arial"/>
               </w:rPr>
-              <w:t xml:space="preserve">1 раз в месяц</w:t>
+              <w:t xml:space="preserve">1 раз в неделю</w:t>
             </w:r>
           </w:p>
         </w:tc>
@@ -1483,7 +1717,7 @@
                 <w:sz w:val="14"/>
                 <w:rFonts w:ascii="Arial" w:hAnsi="Arial"/>
               </w:rPr>
-              <w:t xml:space="preserve">сотрудник внешнего клининга</w:t>
+              <w:t xml:space="preserve">сотрудник внутреннего клининга</w:t>
             </w:r>
           </w:p>
         </w:tc>
@@ -1576,7 +1810,7 @@
                 <w:sz w:val="14"/>
                 <w:rFonts w:ascii="Arial" w:hAnsi="Arial"/>
               </w:rPr>
-              <w:t xml:space="preserve">ручной (протирание)</w:t>
+              <w:t xml:space="preserve">протирание</w:t>
             </w:r>
           </w:p>
         </w:tc>
@@ -1653,7 +1887,7 @@
             <w:tcFitText/>
             <w:vAlign w:val="center"/>
             <w:vMerge/>
-            <w:shd w:val="clear" w:color="auto" w:fill="#FFFF00"/>
+            <w:shd w:val="clear" w:color="auto" w:fill="#FFA500"/>
           </w:tcPr>
           <w:p/>
         </w:tc>
@@ -1677,7 +1911,7 @@
                 <w:sz w:val="14"/>
                 <w:rFonts w:ascii="Arial" w:hAnsi="Arial"/>
               </w:rPr>
-              <w:t xml:space="preserve">сотрудник внутреннего клининга</w:t>
+              <w:t xml:space="preserve">уборщик служебных помещений</w:t>
             </w:r>
           </w:p>
         </w:tc>
@@ -1704,7 +1938,7 @@
                 <w:sz w:val="14"/>
                 <w:rFonts w:ascii="Arial" w:hAnsi="Arial"/>
               </w:rPr>
-              <w:t xml:space="preserve">водопроводные трубы (до 2 м)</w:t>
+              <w:t xml:space="preserve">отопительные приборы и пространство за ними</w:t>
             </w:r>
           </w:p>
         </w:tc>
@@ -1728,6 +1962,7 @@
         <w:tc>
           <w:tcPr>
             <w:tcW w:w="506" w:type="dxa"/>
+            <w:vMerge w:val="restart"/>
             <w:tcMar>
               <w:left w:w="0" w:type="dxa"/>
               <w:right w:w="0" w:type="dxa"/>
@@ -1857,7 +2092,7 @@
             <w:tcFitText/>
             <w:vAlign w:val="center"/>
             <w:vMerge w:val="restart"/>
-            <w:shd w:val="clear" w:color="auto" w:fill="#FFFF00"/>
+            <w:shd w:val="clear" w:color="auto" w:fill="#FFA500"/>
           </w:tcPr>
           <w:p>
             <w:pPr>
@@ -1869,13 +2104,14 @@
                 <w:rFonts w:ascii="Arial" w:hAnsi="Arial"/>
                 <w:b/>
               </w:rPr>
-              <w:t xml:space="preserve">жёлтый</w:t>
+              <w:t xml:space="preserve">оранжевый</w:t>
             </w:r>
           </w:p>
         </w:tc>
         <w:tc>
           <w:tcPr>
             <w:tcW w:w="958" w:type="dxa"/>
+            <w:vMerge w:val="restart"/>
           </w:tcPr>
           <w:p>
             <w:pPr>
@@ -1886,14 +2122,13 @@
                 <w:sz w:val="14"/>
                 <w:rFonts w:ascii="Arial" w:hAnsi="Arial"/>
               </w:rPr>
-              <w:t xml:space="preserve">1 раз в неделю</w:t>
+              <w:t xml:space="preserve">1 раз в месяц</w:t>
             </w:r>
           </w:p>
         </w:tc>
         <w:tc>
           <w:tcPr>
             <w:tcW w:w="1351" w:type="dxa"/>
-            <w:vMerge w:val="restart"/>
           </w:tcPr>
           <w:p>
             <w:pPr>
@@ -1955,6 +2190,7 @@
         <w:tc>
           <w:tcPr>
             <w:tcW w:w="506" w:type="dxa"/>
+            <w:vMerge/>
             <w:tcMar>
               <w:left w:w="0" w:type="dxa"/>
               <w:right w:w="0" w:type="dxa"/>
@@ -1962,18 +2198,7 @@
             <w:textDirection w:val="btLr"/>
             <w:vAlign w:val="center"/>
           </w:tcPr>
-          <w:p>
-            <w:pPr>
-              <w:pStyle w:val="--3"/>
-            </w:pPr>
-            <w:r>
-              <w:rPr>
-                <w:sz w:val="14"/>
-                <w:rFonts w:ascii="Arial" w:hAnsi="Arial"/>
-              </w:rPr>
-              <w:t xml:space="preserve"/>
-            </w:r>
-          </w:p>
+          <w:p/>
         </w:tc>
         <w:tc>
           <w:tcPr>
@@ -2007,7 +2232,7 @@
                 <w:sz w:val="14"/>
                 <w:rFonts w:ascii="Arial" w:hAnsi="Arial"/>
               </w:rPr>
-              <w:t xml:space="preserve">ручной (протирание)</w:t>
+              <w:t xml:space="preserve">протирание</w:t>
             </w:r>
           </w:p>
         </w:tc>
@@ -2084,33 +2309,33 @@
             <w:tcFitText/>
             <w:vAlign w:val="center"/>
             <w:vMerge/>
-            <w:shd w:val="clear" w:color="auto" w:fill="#FFFF00"/>
+            <w:shd w:val="clear" w:color="auto" w:fill="#FFA500"/>
           </w:tcPr>
           <w:p/>
         </w:tc>
         <w:tc>
           <w:tcPr>
             <w:tcW w:w="958" w:type="dxa"/>
-          </w:tcPr>
-          <w:p>
-            <w:pPr>
-              <w:pStyle w:val="--3"/>
-            </w:pPr>
-            <w:r>
-              <w:rPr>
-                <w:sz w:val="14"/>
-                <w:rFonts w:ascii="Arial" w:hAnsi="Arial"/>
-              </w:rPr>
-              <w:t xml:space="preserve">1 раз в месяц</w:t>
-            </w:r>
-          </w:p>
+            <w:vMerge/>
+          </w:tcPr>
+          <w:p/>
         </w:tc>
         <w:tc>
           <w:tcPr>
             <w:tcW w:w="1351" w:type="dxa"/>
-            <w:vMerge/>
-          </w:tcPr>
-          <w:p/>
+          </w:tcPr>
+          <w:p>
+            <w:pPr>
+              <w:pStyle w:val="--2"/>
+            </w:pPr>
+            <w:r>
+              <w:rPr>
+                <w:sz w:val="14"/>
+                <w:rFonts w:ascii="Arial" w:hAnsi="Arial"/>
+              </w:rPr>
+              <w:t xml:space="preserve">механик-наладчик</w:t>
+            </w:r>
+          </w:p>
         </w:tc>
         <w:tc>
           <w:tcPr>
@@ -2135,7 +2360,7 @@
                 <w:sz w:val="14"/>
                 <w:rFonts w:ascii="Arial" w:hAnsi="Arial"/>
               </w:rPr>
-              <w:t xml:space="preserve">отопительные приборы и пространство за ними</w:t>
+              <w:t xml:space="preserve">санитарные посты (смесители, раковины), технологические мойки (смесители, раковины)</w:t>
             </w:r>
           </w:p>
         </w:tc>
@@ -2289,7 +2514,7 @@
             <w:tcFitText/>
             <w:vAlign w:val="center"/>
             <w:vMerge w:val="restart"/>
-            <w:shd w:val="clear" w:color="auto" w:fill="#FFFF00"/>
+            <w:shd w:val="clear" w:color="auto" w:fill="#FFA500"/>
           </w:tcPr>
           <w:p>
             <w:pPr>
@@ -2301,7 +2526,7 @@
                 <w:rFonts w:ascii="Arial" w:hAnsi="Arial"/>
                 <w:b/>
               </w:rPr>
-              <w:t xml:space="preserve">жёлтый</w:t>
+              <w:t xml:space="preserve">оранжевый</w:t>
             </w:r>
           </w:p>
         </w:tc>
@@ -2319,14 +2544,13 @@
                 <w:sz w:val="14"/>
                 <w:rFonts w:ascii="Arial" w:hAnsi="Arial"/>
               </w:rPr>
-              <w:t xml:space="preserve">1 раз в месяц</w:t>
+              <w:t xml:space="preserve">1 раз в смену</w:t>
             </w:r>
           </w:p>
         </w:tc>
         <w:tc>
           <w:tcPr>
             <w:tcW w:w="1351" w:type="dxa"/>
-            <w:vMerge w:val="restart"/>
           </w:tcPr>
           <w:p>
             <w:pPr>
@@ -2430,7 +2654,7 @@
                 <w:sz w:val="14"/>
                 <w:rFonts w:ascii="Arial" w:hAnsi="Arial"/>
               </w:rPr>
-              <w:t xml:space="preserve">ручной (протирание)</w:t>
+              <w:t xml:space="preserve">протирание</w:t>
             </w:r>
           </w:p>
         </w:tc>
@@ -2507,7 +2731,7 @@
             <w:tcFitText/>
             <w:vAlign w:val="center"/>
             <w:vMerge/>
-            <w:shd w:val="clear" w:color="auto" w:fill="#FFFF00"/>
+            <w:shd w:val="clear" w:color="auto" w:fill="#FFA500"/>
           </w:tcPr>
           <w:p/>
         </w:tc>
@@ -2521,9 +2745,19 @@
         <w:tc>
           <w:tcPr>
             <w:tcW w:w="1351" w:type="dxa"/>
-            <w:vMerge/>
-          </w:tcPr>
-          <w:p/>
+          </w:tcPr>
+          <w:p>
+            <w:pPr>
+              <w:pStyle w:val="--2"/>
+            </w:pPr>
+            <w:r>
+              <w:rPr>
+                <w:sz w:val="14"/>
+                <w:rFonts w:ascii="Arial" w:hAnsi="Arial"/>
+              </w:rPr>
+              <w:t xml:space="preserve">уборщик служебных помещений</w:t>
+            </w:r>
+          </w:p>
         </w:tc>
         <w:tc>
           <w:tcPr>
@@ -2548,7 +2782,7 @@
                 <w:sz w:val="14"/>
                 <w:rFonts w:ascii="Arial" w:hAnsi="Arial"/>
               </w:rPr>
-              <w:t xml:space="preserve">санитарные посты (смесители, раковины), технологические мойки (смесители, раковины)</w:t>
+              <w:t xml:space="preserve">стеллажи, столы, стулья, шкафы</w:t>
             </w:r>
           </w:p>
         </w:tc>
@@ -2572,6 +2806,7 @@
         <w:tc>
           <w:tcPr>
             <w:tcW w:w="506" w:type="dxa"/>
+            <w:vMerge w:val="restart"/>
             <w:tcMar>
               <w:left w:w="0" w:type="dxa"/>
               <w:right w:w="0" w:type="dxa"/>
@@ -2701,7 +2936,7 @@
             <w:tcFitText/>
             <w:vAlign w:val="center"/>
             <w:vMerge w:val="restart"/>
-            <w:shd w:val="clear" w:color="auto" w:fill="#FFFF00"/>
+            <w:shd w:val="clear" w:color="auto" w:fill="#FFA500"/>
           </w:tcPr>
           <w:p>
             <w:pPr>
@@ -2713,13 +2948,14 @@
                 <w:rFonts w:ascii="Arial" w:hAnsi="Arial"/>
                 <w:b/>
               </w:rPr>
-              <w:t xml:space="preserve">жёлтый</w:t>
+              <w:t xml:space="preserve">оранжевый</w:t>
             </w:r>
           </w:p>
         </w:tc>
         <w:tc>
           <w:tcPr>
             <w:tcW w:w="958" w:type="dxa"/>
+            <w:vMerge w:val="restart"/>
           </w:tcPr>
           <w:p>
             <w:pPr>
@@ -2730,14 +2966,13 @@
                 <w:sz w:val="14"/>
                 <w:rFonts w:ascii="Arial" w:hAnsi="Arial"/>
               </w:rPr>
-              <w:t xml:space="preserve">1 раз в смену</w:t>
+              <w:t xml:space="preserve">1 раз в неделю, по мере загрязнения</w:t>
             </w:r>
           </w:p>
         </w:tc>
         <w:tc>
           <w:tcPr>
             <w:tcW w:w="1351" w:type="dxa"/>
-            <w:vMerge w:val="restart"/>
           </w:tcPr>
           <w:p>
             <w:pPr>
@@ -2799,6 +3034,7 @@
         <w:tc>
           <w:tcPr>
             <w:tcW w:w="506" w:type="dxa"/>
+            <w:vMerge/>
             <w:tcMar>
               <w:left w:w="0" w:type="dxa"/>
               <w:right w:w="0" w:type="dxa"/>
@@ -2806,18 +3042,7 @@
             <w:textDirection w:val="btLr"/>
             <w:vAlign w:val="center"/>
           </w:tcPr>
-          <w:p>
-            <w:pPr>
-              <w:pStyle w:val="--3"/>
-            </w:pPr>
-            <w:r>
-              <w:rPr>
-                <w:sz w:val="14"/>
-                <w:rFonts w:ascii="Arial" w:hAnsi="Arial"/>
-              </w:rPr>
-              <w:t xml:space="preserve"/>
-            </w:r>
-          </w:p>
+          <w:p/>
         </w:tc>
         <w:tc>
           <w:tcPr>
@@ -2851,7 +3076,7 @@
                 <w:sz w:val="14"/>
                 <w:rFonts w:ascii="Arial" w:hAnsi="Arial"/>
               </w:rPr>
-              <w:t xml:space="preserve">ручной (протирание)</w:t>
+              <w:t xml:space="preserve">протирание</w:t>
             </w:r>
           </w:p>
         </w:tc>
@@ -2928,33 +3153,33 @@
             <w:tcFitText/>
             <w:vAlign w:val="center"/>
             <w:vMerge/>
-            <w:shd w:val="clear" w:color="auto" w:fill="#FFFF00"/>
+            <w:shd w:val="clear" w:color="auto" w:fill="#FFA500"/>
           </w:tcPr>
           <w:p/>
         </w:tc>
         <w:tc>
           <w:tcPr>
             <w:tcW w:w="958" w:type="dxa"/>
-          </w:tcPr>
-          <w:p>
-            <w:pPr>
-              <w:pStyle w:val="--3"/>
-            </w:pPr>
-            <w:r>
-              <w:rPr>
-                <w:sz w:val="14"/>
-                <w:rFonts w:ascii="Arial" w:hAnsi="Arial"/>
-              </w:rPr>
-              <w:t xml:space="preserve">1 раз в месяц</w:t>
-            </w:r>
-          </w:p>
+            <w:vMerge/>
+          </w:tcPr>
+          <w:p/>
         </w:tc>
         <w:tc>
           <w:tcPr>
             <w:tcW w:w="1351" w:type="dxa"/>
-            <w:vMerge/>
-          </w:tcPr>
-          <w:p/>
+          </w:tcPr>
+          <w:p>
+            <w:pPr>
+              <w:pStyle w:val="--2"/>
+            </w:pPr>
+            <w:r>
+              <w:rPr>
+                <w:sz w:val="14"/>
+                <w:rFonts w:ascii="Arial" w:hAnsi="Arial"/>
+              </w:rPr>
+              <w:t xml:space="preserve">уборщик служебных помещений</w:t>
+            </w:r>
+          </w:p>
         </w:tc>
         <w:tc>
           <w:tcPr>
@@ -2979,7 +3204,7 @@
                 <w:sz w:val="14"/>
                 <w:rFonts w:ascii="Arial" w:hAnsi="Arial"/>
               </w:rPr>
-              <w:t xml:space="preserve">стеллажи, столы, стулья, шкафы</w:t>
+              <w:t xml:space="preserve">печи микроволновые, термопоты</w:t>
             </w:r>
           </w:p>
         </w:tc>
@@ -3003,6 +3228,7 @@
         <w:tc>
           <w:tcPr>
             <w:tcW w:w="506" w:type="dxa"/>
+            <w:vMerge w:val="restart"/>
             <w:tcMar>
               <w:left w:w="0" w:type="dxa"/>
               <w:right w:w="0" w:type="dxa"/>
@@ -3132,7 +3358,7 @@
             <w:tcFitText/>
             <w:vAlign w:val="center"/>
             <w:vMerge w:val="restart"/>
-            <w:shd w:val="clear" w:color="auto" w:fill="#FFFF00"/>
+            <w:shd w:val="clear" w:color="auto" w:fill="#FFA500"/>
           </w:tcPr>
           <w:p>
             <w:pPr>
@@ -3144,13 +3370,14 @@
                 <w:rFonts w:ascii="Arial" w:hAnsi="Arial"/>
                 <w:b/>
               </w:rPr>
-              <w:t xml:space="preserve">жёлтый</w:t>
+              <w:t xml:space="preserve">оранжевый</w:t>
             </w:r>
           </w:p>
         </w:tc>
         <w:tc>
           <w:tcPr>
             <w:tcW w:w="958" w:type="dxa"/>
+            <w:vMerge w:val="restart"/>
           </w:tcPr>
           <w:p>
             <w:pPr>
@@ -3161,14 +3388,13 @@
                 <w:sz w:val="14"/>
                 <w:rFonts w:ascii="Arial" w:hAnsi="Arial"/>
               </w:rPr>
-              <w:t xml:space="preserve">1 раз в неделю, по мере загрязнения</w:t>
+              <w:t xml:space="preserve">1 раз в неделю</w:t>
             </w:r>
           </w:p>
         </w:tc>
         <w:tc>
           <w:tcPr>
             <w:tcW w:w="1351" w:type="dxa"/>
-            <w:vMerge w:val="restart"/>
           </w:tcPr>
           <w:p>
             <w:pPr>
@@ -3230,6 +3456,7 @@
         <w:tc>
           <w:tcPr>
             <w:tcW w:w="506" w:type="dxa"/>
+            <w:vMerge/>
             <w:tcMar>
               <w:left w:w="0" w:type="dxa"/>
               <w:right w:w="0" w:type="dxa"/>
@@ -3237,18 +3464,7 @@
             <w:textDirection w:val="btLr"/>
             <w:vAlign w:val="center"/>
           </w:tcPr>
-          <w:p>
-            <w:pPr>
-              <w:pStyle w:val="--3"/>
-            </w:pPr>
-            <w:r>
-              <w:rPr>
-                <w:sz w:val="14"/>
-                <w:rFonts w:ascii="Arial" w:hAnsi="Arial"/>
-              </w:rPr>
-              <w:t xml:space="preserve"/>
-            </w:r>
-          </w:p>
+          <w:p/>
         </w:tc>
         <w:tc>
           <w:tcPr>
@@ -3282,7 +3498,7 @@
                 <w:sz w:val="14"/>
                 <w:rFonts w:ascii="Arial" w:hAnsi="Arial"/>
               </w:rPr>
-              <w:t xml:space="preserve">ручной (протирание)</w:t>
+              <w:t xml:space="preserve">протирание</w:t>
             </w:r>
           </w:p>
         </w:tc>
@@ -3359,33 +3575,33 @@
             <w:tcFitText/>
             <w:vAlign w:val="center"/>
             <w:vMerge/>
-            <w:shd w:val="clear" w:color="auto" w:fill="#FFFF00"/>
+            <w:shd w:val="clear" w:color="auto" w:fill="#FFA500"/>
           </w:tcPr>
           <w:p/>
         </w:tc>
         <w:tc>
           <w:tcPr>
             <w:tcW w:w="958" w:type="dxa"/>
-          </w:tcPr>
-          <w:p>
-            <w:pPr>
-              <w:pStyle w:val="--3"/>
-            </w:pPr>
-            <w:r>
-              <w:rPr>
-                <w:sz w:val="14"/>
-                <w:rFonts w:ascii="Arial" w:hAnsi="Arial"/>
-              </w:rPr>
-              <w:t xml:space="preserve">1 раз в месяц</w:t>
-            </w:r>
-          </w:p>
+            <w:vMerge/>
+          </w:tcPr>
+          <w:p/>
         </w:tc>
         <w:tc>
           <w:tcPr>
             <w:tcW w:w="1351" w:type="dxa"/>
-            <w:vMerge/>
-          </w:tcPr>
-          <w:p/>
+          </w:tcPr>
+          <w:p>
+            <w:pPr>
+              <w:pStyle w:val="--2"/>
+            </w:pPr>
+            <w:r>
+              <w:rPr>
+                <w:sz w:val="14"/>
+                <w:rFonts w:ascii="Arial" w:hAnsi="Arial"/>
+              </w:rPr>
+              <w:t xml:space="preserve">уборщик служебных помещений</w:t>
+            </w:r>
+          </w:p>
         </w:tc>
         <w:tc>
           <w:tcPr>
@@ -3398,6 +3614,28 @@
       <w:tr>
         <w:tc>
           <w:tcPr>
+            <w:tcW w:w="15876" w:type="dxa"/>
+            <w:gridSpan w:val="12"/>
+            <w:shd w:val="clear" w:color="auto" w:fill="D2D2D2"/>
+          </w:tcPr>
+          <w:p>
+            <w:pPr>
+              <w:pStyle w:val="--2"/>
+            </w:pPr>
+            <w:r>
+              <w:rPr>
+                <w:sz w:val="14"/>
+                <w:rFonts w:ascii="Arial" w:hAnsi="Arial"/>
+                <w:b/>
+              </w:rPr>
+              <w:t xml:space="preserve">Санитарная обработка производственного инвентаря, посуды</w:t>
+            </w:r>
+          </w:p>
+        </w:tc>
+      </w:tr>
+      <w:tr>
+        <w:tc>
+          <w:tcPr>
             <w:tcW w:w="1688" w:type="dxa"/>
             <w:vMerge w:val="restart"/>
           </w:tcPr>
@@ -3410,7 +3648,7 @@
                 <w:sz w:val="14"/>
                 <w:rFonts w:ascii="Arial" w:hAnsi="Arial"/>
               </w:rPr>
-              <w:t xml:space="preserve">печи микроволновые, термопоты</w:t>
+              <w:t xml:space="preserve">кулеры (внешние поверхности)</w:t>
             </w:r>
           </w:p>
         </w:tc>
@@ -3434,6 +3672,7 @@
         <w:tc>
           <w:tcPr>
             <w:tcW w:w="506" w:type="dxa"/>
+            <w:vMerge w:val="restart"/>
             <w:tcMar>
               <w:left w:w="0" w:type="dxa"/>
               <w:right w:w="0" w:type="dxa"/>
@@ -3563,7 +3802,7 @@
             <w:tcFitText/>
             <w:vAlign w:val="center"/>
             <w:vMerge w:val="restart"/>
-            <w:shd w:val="clear" w:color="auto" w:fill="#FFFF00"/>
+            <w:shd w:val="clear" w:color="auto" w:fill="#FFA500"/>
           </w:tcPr>
           <w:p>
             <w:pPr>
@@ -3575,13 +3814,14 @@
                 <w:rFonts w:ascii="Arial" w:hAnsi="Arial"/>
                 <w:b/>
               </w:rPr>
-              <w:t xml:space="preserve">жёлтый</w:t>
+              <w:t xml:space="preserve">оранжевый</w:t>
             </w:r>
           </w:p>
         </w:tc>
         <w:tc>
           <w:tcPr>
             <w:tcW w:w="958" w:type="dxa"/>
+            <w:vMerge w:val="restart"/>
           </w:tcPr>
           <w:p>
             <w:pPr>
@@ -3661,6 +3901,7 @@
         <w:tc>
           <w:tcPr>
             <w:tcW w:w="506" w:type="dxa"/>
+            <w:vMerge/>
             <w:tcMar>
               <w:left w:w="0" w:type="dxa"/>
               <w:right w:w="0" w:type="dxa"/>
@@ -3668,18 +3909,7 @@
             <w:textDirection w:val="btLr"/>
             <w:vAlign w:val="center"/>
           </w:tcPr>
-          <w:p>
-            <w:pPr>
-              <w:pStyle w:val="--3"/>
-            </w:pPr>
-            <w:r>
-              <w:rPr>
-                <w:sz w:val="14"/>
-                <w:rFonts w:ascii="Arial" w:hAnsi="Arial"/>
-              </w:rPr>
-              <w:t xml:space="preserve"/>
-            </w:r>
-          </w:p>
+          <w:p/>
         </w:tc>
         <w:tc>
           <w:tcPr>
@@ -3713,7 +3943,7 @@
                 <w:sz w:val="14"/>
                 <w:rFonts w:ascii="Arial" w:hAnsi="Arial"/>
               </w:rPr>
-              <w:t xml:space="preserve">ручной (протирание)</w:t>
+              <w:t xml:space="preserve">протирание</w:t>
             </w:r>
           </w:p>
         </w:tc>
@@ -3774,7 +4004,7 @@
                 <w:sz w:val="14"/>
                 <w:rFonts w:ascii="Arial" w:hAnsi="Arial"/>
               </w:rPr>
-              <w:t xml:space="preserve">30 минут</w:t>
+              <w:t xml:space="preserve">20 минут</w:t>
             </w:r>
           </w:p>
         </w:tc>
@@ -3790,26 +4020,16 @@
             <w:tcFitText/>
             <w:vAlign w:val="center"/>
             <w:vMerge/>
-            <w:shd w:val="clear" w:color="auto" w:fill="#FFFF00"/>
+            <w:shd w:val="clear" w:color="auto" w:fill="#FFA500"/>
           </w:tcPr>
           <w:p/>
         </w:tc>
         <w:tc>
           <w:tcPr>
             <w:tcW w:w="958" w:type="dxa"/>
-          </w:tcPr>
-          <w:p>
-            <w:pPr>
-              <w:pStyle w:val="--3"/>
-            </w:pPr>
-            <w:r>
-              <w:rPr>
-                <w:sz w:val="14"/>
-                <w:rFonts w:ascii="Arial" w:hAnsi="Arial"/>
-              </w:rPr>
-              <w:t xml:space="preserve">1 раз в месяц</w:t>
-            </w:r>
-          </w:p>
+            <w:vMerge/>
+          </w:tcPr>
+          <w:p/>
         </w:tc>
         <w:tc>
           <w:tcPr>
@@ -3817,6 +4037,189 @@
             <w:vMerge/>
           </w:tcPr>
           <w:p/>
+        </w:tc>
+        <w:tc>
+          <w:tcPr>
+            <w:tcW w:w="1688" w:type="dxa"/>
+            <w:vMerge/>
+          </w:tcPr>
+          <w:p/>
+        </w:tc>
+      </w:tr>
+      <w:tr>
+        <w:tc>
+          <w:tcPr>
+            <w:tcW w:w="1688" w:type="dxa"/>
+            <w:vMerge/>
+          </w:tcPr>
+          <w:p/>
+        </w:tc>
+        <w:tc>
+          <w:tcPr>
+            <w:tcW w:w="1408" w:type="dxa"/>
+          </w:tcPr>
+          <w:p>
+            <w:pPr>
+              <w:pStyle w:val="--2"/>
+            </w:pPr>
+            <w:r>
+              <w:rPr>
+                <w:sz w:val="14"/>
+                <w:rFonts w:ascii="Arial" w:hAnsi="Arial"/>
+              </w:rPr>
+              <w:t xml:space="preserve">дезинфекция</w:t>
+            </w:r>
+          </w:p>
+        </w:tc>
+        <w:tc>
+          <w:tcPr>
+            <w:tcW w:w="506" w:type="dxa"/>
+            <w:vMerge/>
+            <w:tcMar>
+              <w:left w:w="0" w:type="dxa"/>
+              <w:right w:w="0" w:type="dxa"/>
+            </w:tcMar>
+            <w:textDirection w:val="btLr"/>
+            <w:vAlign w:val="center"/>
+          </w:tcPr>
+          <w:p/>
+        </w:tc>
+        <w:tc>
+          <w:tcPr>
+            <w:tcW w:w="1913" w:type="dxa"/>
+            <w:shd w:val="clear" w:color="auto" w:fill="FFFFCC"/>
+          </w:tcPr>
+          <w:p>
+            <w:pPr>
+              <w:pStyle w:val="-0"/>
+            </w:pPr>
+            <w:r>
+              <w:rPr>
+                <w:rFonts w:ascii="Arial" w:hAnsi="Arial"/>
+                <w:b/>
+                <w:sz w:val="14"/>
+              </w:rPr>
+              <w:t>ХИМИТЕК УНИВЕРСАЛ-ДЕЗ</w:t>
+            </w:r>
+          </w:p>
+        </w:tc>
+        <w:tc>
+          <w:tcPr>
+            <w:tcW w:w="1520" w:type="dxa"/>
+          </w:tcPr>
+          <w:p>
+            <w:pPr>
+              <w:pStyle w:val="--2"/>
+            </w:pPr>
+            <w:r>
+              <w:rPr>
+                <w:sz w:val="14"/>
+                <w:rFonts w:ascii="Arial" w:hAnsi="Arial"/>
+              </w:rPr>
+              <w:t xml:space="preserve">протирание</w:t>
+            </w:r>
+          </w:p>
+        </w:tc>
+        <w:tc>
+          <w:tcPr>
+            <w:tcW w:w="2025" w:type="dxa"/>
+          </w:tcPr>
+          <w:p>
+            <w:pPr>
+              <w:pStyle w:val="--3"/>
+            </w:pPr>
+            <w:r>
+              <w:rPr>
+                <w:rFonts w:ascii="Arial" w:hAnsi="Arial"/>
+                <w:sz w:val="14"/>
+              </w:rPr>
+              <w:t>3,0 %</w:t>
+            </w:r>
+            <w:r>
+              <w:br/>
+            </w:r>
+            <w:r>
+              <w:rPr>
+                <w:rFonts w:ascii="Arial" w:hAnsi="Arial"/>
+                <w:sz w:val="14"/>
+              </w:rPr>
+              <w:t>дозирующая система ProMax</w:t>
+            </w:r>
+          </w:p>
+        </w:tc>
+        <w:tc>
+          <w:tcPr>
+            <w:tcW w:w="1183" w:type="dxa"/>
+          </w:tcPr>
+          <w:p>
+            <w:pPr>
+              <w:pStyle w:val="--3"/>
+            </w:pPr>
+            <w:r>
+              <w:rPr>
+                <w:sz w:val="14"/>
+                <w:rFonts w:ascii="Arial" w:hAnsi="Arial"/>
+              </w:rPr>
+              <w:t xml:space="preserve">18-20°C</w:t>
+            </w:r>
+          </w:p>
+        </w:tc>
+        <w:tc>
+          <w:tcPr>
+            <w:tcW w:w="1126" w:type="dxa"/>
+          </w:tcPr>
+          <w:p>
+            <w:pPr>
+              <w:pStyle w:val="--3"/>
+            </w:pPr>
+            <w:r>
+              <w:rPr>
+                <w:sz w:val="14"/>
+                <w:rFonts w:ascii="Arial" w:hAnsi="Arial"/>
+              </w:rPr>
+              <w:t xml:space="preserve">30 минут</w:t>
+            </w:r>
+          </w:p>
+        </w:tc>
+        <w:tc>
+          <w:tcPr>
+            <w:tcW w:w="510" w:type="dxa"/>
+            <w:noWrap/>
+            <w:tcMar>
+              <w:left w:w="0" w:type="dxa"/>
+              <w:right w:w="0" w:type="dxa"/>
+            </w:tcMar>
+            <w:textDirection w:val="btLr"/>
+            <w:tcFitText/>
+            <w:vAlign w:val="center"/>
+            <w:vMerge/>
+            <w:shd w:val="clear" w:color="auto" w:fill="#FFA500"/>
+          </w:tcPr>
+          <w:p/>
+        </w:tc>
+        <w:tc>
+          <w:tcPr>
+            <w:tcW w:w="958" w:type="dxa"/>
+            <w:vMerge/>
+          </w:tcPr>
+          <w:p/>
+        </w:tc>
+        <w:tc>
+          <w:tcPr>
+            <w:tcW w:w="1351" w:type="dxa"/>
+          </w:tcPr>
+          <w:p>
+            <w:pPr>
+              <w:pStyle w:val="--2"/>
+            </w:pPr>
+            <w:r>
+              <w:rPr>
+                <w:sz w:val="14"/>
+                <w:rFonts w:ascii="Arial" w:hAnsi="Arial"/>
+              </w:rPr>
+              <w:t xml:space="preserve">уборщик служебных помещений</w:t>
+            </w:r>
+          </w:p>
         </w:tc>
         <w:tc>
           <w:tcPr>
@@ -3843,7 +4246,7 @@
                 <w:rFonts w:ascii="Arial" w:hAnsi="Arial"/>
                 <w:b/>
               </w:rPr>
-              <w:t xml:space="preserve">Санитарная обработка производственного инвентаря, посуды</w:t>
+              <w:t xml:space="preserve">Санитарная обработка технологического оборудования</w:t>
             </w:r>
           </w:p>
         </w:tc>
@@ -3863,7 +4266,7 @@
                 <w:sz w:val="14"/>
                 <w:rFonts w:ascii="Arial" w:hAnsi="Arial"/>
               </w:rPr>
-              <w:t xml:space="preserve">кулеры (внешние поверхности)</w:t>
+              <w:t xml:space="preserve">холодильники бытовые</w:t>
             </w:r>
           </w:p>
         </w:tc>
@@ -3940,7 +4343,7 @@
                 <w:sz w:val="14"/>
                 <w:rFonts w:ascii="Arial" w:hAnsi="Arial"/>
               </w:rPr>
-              <w:t xml:space="preserve">ручной (протирание, обработка щёткой)</w:t>
+              <w:t xml:space="preserve">ручной (протирание, обработка щеткой)</w:t>
             </w:r>
           </w:p>
         </w:tc>
@@ -4017,7 +4420,7 @@
             <w:tcFitText/>
             <w:vAlign w:val="center"/>
             <w:vMerge w:val="restart"/>
-            <w:shd w:val="clear" w:color="auto" w:fill="#FFFF00"/>
+            <w:shd w:val="clear" w:color="auto" w:fill="#FFA500"/>
           </w:tcPr>
           <w:p>
             <w:pPr>
@@ -4029,7 +4432,7 @@
                 <w:rFonts w:ascii="Arial" w:hAnsi="Arial"/>
                 <w:b/>
               </w:rPr>
-              <w:t xml:space="preserve">жёлтый</w:t>
+              <w:t xml:space="preserve">оранжевый</w:t>
             </w:r>
           </w:p>
         </w:tc>
@@ -4054,7 +4457,6 @@
         <w:tc>
           <w:tcPr>
             <w:tcW w:w="1351" w:type="dxa"/>
-            <w:vMerge w:val="restart"/>
           </w:tcPr>
           <w:p>
             <w:pPr>
@@ -4158,7 +4560,7 @@
                 <w:sz w:val="14"/>
                 <w:rFonts w:ascii="Arial" w:hAnsi="Arial"/>
               </w:rPr>
-              <w:t xml:space="preserve">ручной (протирание)</w:t>
+              <w:t xml:space="preserve">протирание</w:t>
             </w:r>
           </w:p>
         </w:tc>
@@ -4219,7 +4621,7 @@
                 <w:sz w:val="14"/>
                 <w:rFonts w:ascii="Arial" w:hAnsi="Arial"/>
               </w:rPr>
-              <w:t xml:space="preserve">20 минут</w:t>
+              <w:t xml:space="preserve">30 минут</w:t>
             </w:r>
           </w:p>
         </w:tc>
@@ -4235,7 +4637,7 @@
             <w:tcFitText/>
             <w:vAlign w:val="center"/>
             <w:vMerge/>
-            <w:shd w:val="clear" w:color="auto" w:fill="#FFFF00"/>
+            <w:shd w:val="clear" w:color="auto" w:fill="#FFA500"/>
           </w:tcPr>
           <w:p/>
         </w:tc>
@@ -4249,9 +4651,19 @@
         <w:tc>
           <w:tcPr>
             <w:tcW w:w="1351" w:type="dxa"/>
-            <w:vMerge/>
-          </w:tcPr>
-          <w:p/>
+          </w:tcPr>
+          <w:p>
+            <w:pPr>
+              <w:pStyle w:val="--2"/>
+            </w:pPr>
+            <w:r>
+              <w:rPr>
+                <w:sz w:val="14"/>
+                <w:rFonts w:ascii="Arial" w:hAnsi="Arial"/>
+              </w:rPr>
+              <w:t xml:space="preserve">уборщик служебных помещений</w:t>
+            </w:r>
+          </w:p>
         </w:tc>
         <w:tc>
           <w:tcPr>
@@ -4259,6 +4671,262 @@
             <w:vMerge/>
           </w:tcPr>
           <w:p/>
+        </w:tc>
+      </w:tr>
+      <w:tr>
+        <w:tc>
+          <w:tcPr>
+            <w:tcW w:w="1688" w:type="dxa"/>
+            <w:vMerge w:val="restart"/>
+          </w:tcPr>
+          <w:p>
+            <w:pPr>
+              <w:pStyle w:val="--2"/>
+            </w:pPr>
+            <w:r>
+              <w:rPr>
+                <w:sz w:val="14"/>
+                <w:rFonts w:ascii="Arial" w:hAnsi="Arial"/>
+              </w:rPr>
+              <w:t xml:space="preserve">пол</w:t>
+            </w:r>
+          </w:p>
+        </w:tc>
+        <w:tc>
+          <w:tcPr>
+            <w:tcW w:w="1408" w:type="dxa"/>
+          </w:tcPr>
+          <w:p>
+            <w:pPr>
+              <w:pStyle w:val="--2"/>
+            </w:pPr>
+            <w:r>
+              <w:rPr>
+                <w:sz w:val="14"/>
+                <w:rFonts w:ascii="Arial" w:hAnsi="Arial"/>
+              </w:rPr>
+              <w:t xml:space="preserve">мойка</w:t>
+            </w:r>
+          </w:p>
+        </w:tc>
+        <w:tc>
+          <w:tcPr>
+            <w:tcW w:w="506" w:type="dxa"/>
+            <w:vMerge w:val="restart"/>
+            <w:tcMar>
+              <w:left w:w="0" w:type="dxa"/>
+              <w:right w:w="0" w:type="dxa"/>
+            </w:tcMar>
+            <w:textDirection w:val="btLr"/>
+            <w:vAlign w:val="center"/>
+          </w:tcPr>
+          <w:p>
+            <w:pPr>
+              <w:pStyle w:val="--3"/>
+            </w:pPr>
+            <w:r>
+              <w:rPr>
+                <w:sz w:val="14"/>
+                <w:rFonts w:ascii="Arial" w:hAnsi="Arial"/>
+              </w:rPr>
+              <w:t xml:space="preserve"/>
+            </w:r>
+          </w:p>
+        </w:tc>
+        <w:tc>
+          <w:tcPr>
+            <w:tcW w:w="1913" w:type="dxa"/>
+            <w:shd w:val="clear" w:color="auto" w:fill="99CCFF"/>
+          </w:tcPr>
+          <w:p>
+            <w:pPr>
+              <w:pStyle w:val="-0"/>
+            </w:pPr>
+            <w:r>
+              <w:rPr>
+                <w:rFonts w:ascii="Arial" w:hAnsi="Arial"/>
+                <w:b/>
+                <w:sz w:val="14"/>
+              </w:rPr>
+              <w:t>ХИМИТЕК ЧУДОДЕЙ</w:t>
+            </w:r>
+            <w:r>
+              <w:rPr>
+                <w:rFonts w:ascii="Arial" w:hAnsi="Arial"/>
+                <w:b/>
+                <w:sz w:val="14"/>
+                <w:vertAlign w:val="superscript"/>
+              </w:rPr>
+              <w:t>®</w:t>
+            </w:r>
+            <w:r>
+              <w:rPr>
+                <w:rFonts w:ascii="Arial" w:hAnsi="Arial"/>
+                <w:b/>
+                <w:sz w:val="14"/>
+              </w:rPr>
+              <w:t>-ПОЛИПРОМ</w:t>
+            </w:r>
+          </w:p>
+        </w:tc>
+        <w:tc>
+          <w:tcPr>
+            <w:tcW w:w="1520" w:type="dxa"/>
+          </w:tcPr>
+          <w:p>
+            <w:pPr>
+              <w:pStyle w:val="--2"/>
+            </w:pPr>
+            <w:r>
+              <w:rPr>
+                <w:sz w:val="14"/>
+                <w:rFonts w:ascii="Arial" w:hAnsi="Arial"/>
+              </w:rPr>
+              <w:t xml:space="preserve">ручной (протирание, обработка щёткой)</w:t>
+            </w:r>
+          </w:p>
+        </w:tc>
+        <w:tc>
+          <w:tcPr>
+            <w:tcW w:w="2025" w:type="dxa"/>
+          </w:tcPr>
+          <w:p>
+            <w:pPr>
+              <w:pStyle w:val="--3"/>
+            </w:pPr>
+            <w:r>
+              <w:rPr>
+                <w:rFonts w:ascii="Arial" w:hAnsi="Arial"/>
+                <w:sz w:val="14"/>
+              </w:rPr>
+              <w:t>0,5 % - 1,0 %</w:t>
+            </w:r>
+            <w:r>
+              <w:br/>
+            </w:r>
+            <w:r>
+              <w:rPr>
+                <w:rFonts w:ascii="Arial" w:hAnsi="Arial"/>
+                <w:sz w:val="14"/>
+              </w:rPr>
+              <w:t>дозирующая система ProMax</w:t>
+            </w:r>
+          </w:p>
+        </w:tc>
+        <w:tc>
+          <w:tcPr>
+            <w:tcW w:w="1183" w:type="dxa"/>
+          </w:tcPr>
+          <w:p>
+            <w:pPr>
+              <w:pStyle w:val="--3"/>
+            </w:pPr>
+            <w:r>
+              <w:rPr>
+                <w:sz w:val="14"/>
+                <w:rFonts w:ascii="Arial" w:hAnsi="Arial"/>
+              </w:rPr>
+              <w:t xml:space="preserve">не ниже 40°C</w:t>
+            </w:r>
+          </w:p>
+        </w:tc>
+        <w:tc>
+          <w:tcPr>
+            <w:tcW w:w="1126" w:type="dxa"/>
+          </w:tcPr>
+          <w:p>
+            <w:pPr>
+              <w:pStyle w:val="--3"/>
+            </w:pPr>
+            <w:r>
+              <w:rPr>
+                <w:sz w:val="14"/>
+                <w:rFonts w:ascii="Arial" w:hAnsi="Arial"/>
+              </w:rPr>
+              <w:t xml:space="preserve">___________</w:t>
+            </w:r>
+          </w:p>
+        </w:tc>
+        <w:tc>
+          <w:tcPr>
+            <w:tcW w:w="510" w:type="dxa"/>
+            <w:noWrap/>
+            <w:tcMar>
+              <w:left w:w="0" w:type="dxa"/>
+              <w:right w:w="0" w:type="dxa"/>
+            </w:tcMar>
+            <w:textDirection w:val="btLr"/>
+            <w:tcFitText/>
+            <w:vAlign w:val="center"/>
+            <w:vMerge w:val="restart"/>
+            <w:shd w:val="clear" w:color="auto" w:fill="#FFA500"/>
+          </w:tcPr>
+          <w:p>
+            <w:pPr>
+              <w:pStyle w:val="--3"/>
+            </w:pPr>
+            <w:r>
+              <w:rPr>
+                <w:sz w:val="14"/>
+                <w:rFonts w:ascii="Arial" w:hAnsi="Arial"/>
+                <w:b/>
+              </w:rPr>
+              <w:t xml:space="preserve">оранжевый</w:t>
+            </w:r>
+          </w:p>
+        </w:tc>
+        <w:tc>
+          <w:tcPr>
+            <w:tcW w:w="958" w:type="dxa"/>
+            <w:vMerge w:val="restart"/>
+          </w:tcPr>
+          <w:p>
+            <w:pPr>
+              <w:pStyle w:val="--3"/>
+            </w:pPr>
+            <w:r>
+              <w:rPr>
+                <w:sz w:val="14"/>
+                <w:rFonts w:ascii="Arial" w:hAnsi="Arial"/>
+              </w:rPr>
+              <w:t xml:space="preserve">2 раза в смену, по мере загрязнения</w:t>
+            </w:r>
+          </w:p>
+        </w:tc>
+        <w:tc>
+          <w:tcPr>
+            <w:tcW w:w="1351" w:type="dxa"/>
+          </w:tcPr>
+          <w:p>
+            <w:pPr>
+              <w:pStyle w:val="--2"/>
+            </w:pPr>
+            <w:r>
+              <w:rPr>
+                <w:sz w:val="14"/>
+                <w:rFonts w:ascii="Arial" w:hAnsi="Arial"/>
+              </w:rPr>
+              <w:t xml:space="preserve">сотрудник внутреннего клининга</w:t>
+            </w:r>
+          </w:p>
+        </w:tc>
+        <w:tc>
+          <w:tcPr>
+            <w:tcW w:w="1688" w:type="dxa"/>
+            <w:vMerge w:val="restart"/>
+          </w:tcPr>
+          <w:p>
+            <w:pPr>
+              <w:pStyle w:val="--2"/>
+            </w:pPr>
+            <w:r>
+              <w:rPr>
+                <w:sz w:val="14"/>
+                <w:rFonts w:ascii="Arial" w:hAnsi="Arial"/>
+              </w:rPr>
+              <w:t xml:space="preserve">визуальный контроль/ сотрудник отдела качества</w:t>
+            </w:r>
+          </w:p>
         </w:tc>
       </w:tr>
       <w:tr>
@@ -4331,7 +4999,7 @@
                 <w:sz w:val="14"/>
                 <w:rFonts w:ascii="Arial" w:hAnsi="Arial"/>
               </w:rPr>
-              <w:t xml:space="preserve">ручной (протирание)</w:t>
+              <w:t xml:space="preserve">протирание</w:t>
             </w:r>
           </w:p>
         </w:tc>
@@ -4408,7 +5076,7 @@
             <w:tcFitText/>
             <w:vAlign w:val="center"/>
             <w:vMerge/>
-            <w:shd w:val="clear" w:color="auto" w:fill="#FFFF00"/>
+            <w:shd w:val="clear" w:color="auto" w:fill="#FFA500"/>
           </w:tcPr>
           <w:p/>
         </w:tc>
@@ -4435,907 +5103,6 @@
               <w:t xml:space="preserve">уборщик служебных помещений</w:t>
             </w:r>
           </w:p>
-        </w:tc>
-        <w:tc>
-          <w:tcPr>
-            <w:tcW w:w="1688" w:type="dxa"/>
-            <w:vMerge/>
-          </w:tcPr>
-          <w:p/>
-        </w:tc>
-      </w:tr>
-      <w:tr>
-        <w:tc>
-          <w:tcPr>
-            <w:tcW w:w="15876" w:type="dxa"/>
-            <w:gridSpan w:val="12"/>
-            <w:shd w:val="clear" w:color="auto" w:fill="D2D2D2"/>
-          </w:tcPr>
-          <w:p>
-            <w:pPr>
-              <w:pStyle w:val="--2"/>
-            </w:pPr>
-            <w:r>
-              <w:rPr>
-                <w:sz w:val="14"/>
-                <w:rFonts w:ascii="Arial" w:hAnsi="Arial"/>
-                <w:b/>
-              </w:rPr>
-              <w:t xml:space="preserve">Санитарная обработка технологического оборудования</w:t>
-            </w:r>
-          </w:p>
-        </w:tc>
-      </w:tr>
-      <w:tr>
-        <w:tc>
-          <w:tcPr>
-            <w:tcW w:w="1688" w:type="dxa"/>
-            <w:vMerge w:val="restart"/>
-          </w:tcPr>
-          <w:p>
-            <w:pPr>
-              <w:pStyle w:val="--2"/>
-            </w:pPr>
-            <w:r>
-              <w:rPr>
-                <w:sz w:val="14"/>
-                <w:rFonts w:ascii="Arial" w:hAnsi="Arial"/>
-              </w:rPr>
-              <w:t xml:space="preserve">холодильники бытовые</w:t>
-            </w:r>
-          </w:p>
-        </w:tc>
-        <w:tc>
-          <w:tcPr>
-            <w:tcW w:w="1408" w:type="dxa"/>
-          </w:tcPr>
-          <w:p>
-            <w:pPr>
-              <w:pStyle w:val="--2"/>
-            </w:pPr>
-            <w:r>
-              <w:rPr>
-                <w:sz w:val="14"/>
-                <w:rFonts w:ascii="Arial" w:hAnsi="Arial"/>
-              </w:rPr>
-              <w:t xml:space="preserve">мойка</w:t>
-            </w:r>
-          </w:p>
-        </w:tc>
-        <w:tc>
-          <w:tcPr>
-            <w:tcW w:w="506" w:type="dxa"/>
-            <w:tcMar>
-              <w:left w:w="0" w:type="dxa"/>
-              <w:right w:w="0" w:type="dxa"/>
-            </w:tcMar>
-            <w:textDirection w:val="btLr"/>
-            <w:vAlign w:val="center"/>
-          </w:tcPr>
-          <w:p>
-            <w:pPr>
-              <w:pStyle w:val="--3"/>
-            </w:pPr>
-            <w:r>
-              <w:rPr>
-                <w:sz w:val="14"/>
-                <w:rFonts w:ascii="Arial" w:hAnsi="Arial"/>
-              </w:rPr>
-              <w:t xml:space="preserve"/>
-            </w:r>
-          </w:p>
-        </w:tc>
-        <w:tc>
-          <w:tcPr>
-            <w:tcW w:w="1913" w:type="dxa"/>
-            <w:shd w:val="clear" w:color="auto" w:fill="99FF99"/>
-          </w:tcPr>
-          <w:p>
-            <w:pPr>
-              <w:pStyle w:val="-0"/>
-            </w:pPr>
-            <w:r>
-              <w:rPr>
-                <w:rFonts w:ascii="Arial" w:hAnsi="Arial"/>
-                <w:b/>
-                <w:sz w:val="14"/>
-              </w:rPr>
-              <w:t>ХИМИТЕК КУХМАСТЕР-ФОРТЕ для дозирующих систем</w:t>
-            </w:r>
-          </w:p>
-        </w:tc>
-        <w:tc>
-          <w:tcPr>
-            <w:tcW w:w="1520" w:type="dxa"/>
-          </w:tcPr>
-          <w:p>
-            <w:pPr>
-              <w:pStyle w:val="--2"/>
-            </w:pPr>
-            <w:r>
-              <w:rPr>
-                <w:sz w:val="14"/>
-                <w:rFonts w:ascii="Arial" w:hAnsi="Arial"/>
-              </w:rPr>
-              <w:t xml:space="preserve">ручной (протирание, обработка щеткой)</w:t>
-            </w:r>
-          </w:p>
-        </w:tc>
-        <w:tc>
-          <w:tcPr>
-            <w:tcW w:w="2025" w:type="dxa"/>
-          </w:tcPr>
-          <w:p>
-            <w:pPr>
-              <w:pStyle w:val="--3"/>
-            </w:pPr>
-            <w:r>
-              <w:rPr>
-                <w:rFonts w:ascii="Arial" w:hAnsi="Arial"/>
-                <w:sz w:val="14"/>
-              </w:rPr>
-              <w:t>3,0 % - 4,0 %</w:t>
-            </w:r>
-            <w:r>
-              <w:br/>
-            </w:r>
-            <w:r>
-              <w:rPr>
-                <w:rFonts w:ascii="Arial" w:hAnsi="Arial"/>
-                <w:sz w:val="14"/>
-              </w:rPr>
-              <w:t>дозирующая система ProMax</w:t>
-            </w:r>
-          </w:p>
-        </w:tc>
-        <w:tc>
-          <w:tcPr>
-            <w:tcW w:w="1183" w:type="dxa"/>
-          </w:tcPr>
-          <w:p>
-            <w:pPr>
-              <w:pStyle w:val="--3"/>
-            </w:pPr>
-            <w:r>
-              <w:rPr>
-                <w:sz w:val="14"/>
-                <w:rFonts w:ascii="Arial" w:hAnsi="Arial"/>
-              </w:rPr>
-              <w:t xml:space="preserve">не ниже 40°C</w:t>
-            </w:r>
-          </w:p>
-        </w:tc>
-        <w:tc>
-          <w:tcPr>
-            <w:tcW w:w="1126" w:type="dxa"/>
-          </w:tcPr>
-          <w:p>
-            <w:pPr>
-              <w:pStyle w:val="--3"/>
-            </w:pPr>
-            <w:r>
-              <w:rPr>
-                <w:sz w:val="14"/>
-                <w:rFonts w:ascii="Arial" w:hAnsi="Arial"/>
-              </w:rPr>
-              <w:t xml:space="preserve">___________</w:t>
-            </w:r>
-          </w:p>
-        </w:tc>
-        <w:tc>
-          <w:tcPr>
-            <w:tcW w:w="510" w:type="dxa"/>
-            <w:noWrap/>
-            <w:tcMar>
-              <w:left w:w="0" w:type="dxa"/>
-              <w:right w:w="0" w:type="dxa"/>
-            </w:tcMar>
-            <w:textDirection w:val="btLr"/>
-            <w:tcFitText/>
-            <w:vAlign w:val="center"/>
-            <w:vMerge w:val="restart"/>
-            <w:shd w:val="clear" w:color="auto" w:fill="#FFFF00"/>
-          </w:tcPr>
-          <w:p>
-            <w:pPr>
-              <w:pStyle w:val="--3"/>
-            </w:pPr>
-            <w:r>
-              <w:rPr>
-                <w:sz w:val="14"/>
-                <w:rFonts w:ascii="Arial" w:hAnsi="Arial"/>
-                <w:b/>
-              </w:rPr>
-              <w:t xml:space="preserve">жёлтый</w:t>
-            </w:r>
-          </w:p>
-        </w:tc>
-        <w:tc>
-          <w:tcPr>
-            <w:tcW w:w="958" w:type="dxa"/>
-          </w:tcPr>
-          <w:p>
-            <w:pPr>
-              <w:pStyle w:val="--3"/>
-            </w:pPr>
-            <w:r>
-              <w:rPr>
-                <w:sz w:val="14"/>
-                <w:rFonts w:ascii="Arial" w:hAnsi="Arial"/>
-              </w:rPr>
-              <w:t xml:space="preserve">1 раз в неделю</w:t>
-            </w:r>
-          </w:p>
-        </w:tc>
-        <w:tc>
-          <w:tcPr>
-            <w:tcW w:w="1351" w:type="dxa"/>
-            <w:vMerge w:val="restart"/>
-          </w:tcPr>
-          <w:p>
-            <w:pPr>
-              <w:pStyle w:val="--2"/>
-            </w:pPr>
-            <w:r>
-              <w:rPr>
-                <w:sz w:val="14"/>
-                <w:rFonts w:ascii="Arial" w:hAnsi="Arial"/>
-              </w:rPr>
-              <w:t xml:space="preserve">сотрудник внутреннего клининга</w:t>
-            </w:r>
-          </w:p>
-        </w:tc>
-        <w:tc>
-          <w:tcPr>
-            <w:tcW w:w="1688" w:type="dxa"/>
-            <w:vMerge w:val="restart"/>
-          </w:tcPr>
-          <w:p>
-            <w:pPr>
-              <w:pStyle w:val="--2"/>
-            </w:pPr>
-            <w:r>
-              <w:rPr>
-                <w:sz w:val="14"/>
-                <w:rFonts w:ascii="Arial" w:hAnsi="Arial"/>
-              </w:rPr>
-              <w:t xml:space="preserve">визуальный контроль/ сотрудник отдела качества</w:t>
-            </w:r>
-          </w:p>
-        </w:tc>
-      </w:tr>
-      <w:tr>
-        <w:tc>
-          <w:tcPr>
-            <w:tcW w:w="1688" w:type="dxa"/>
-            <w:vMerge/>
-          </w:tcPr>
-          <w:p/>
-        </w:tc>
-        <w:tc>
-          <w:tcPr>
-            <w:tcW w:w="1408" w:type="dxa"/>
-          </w:tcPr>
-          <w:p>
-            <w:pPr>
-              <w:pStyle w:val="--2"/>
-            </w:pPr>
-            <w:r>
-              <w:rPr>
-                <w:sz w:val="14"/>
-                <w:rFonts w:ascii="Arial" w:hAnsi="Arial"/>
-              </w:rPr>
-              <w:t xml:space="preserve">дезинфекция</w:t>
-            </w:r>
-          </w:p>
-        </w:tc>
-        <w:tc>
-          <w:tcPr>
-            <w:tcW w:w="506" w:type="dxa"/>
-            <w:tcMar>
-              <w:left w:w="0" w:type="dxa"/>
-              <w:right w:w="0" w:type="dxa"/>
-            </w:tcMar>
-            <w:textDirection w:val="btLr"/>
-            <w:vAlign w:val="center"/>
-          </w:tcPr>
-          <w:p>
-            <w:pPr>
-              <w:pStyle w:val="--3"/>
-            </w:pPr>
-            <w:r>
-              <w:rPr>
-                <w:sz w:val="14"/>
-                <w:rFonts w:ascii="Arial" w:hAnsi="Arial"/>
-              </w:rPr>
-              <w:t xml:space="preserve"/>
-            </w:r>
-          </w:p>
-        </w:tc>
-        <w:tc>
-          <w:tcPr>
-            <w:tcW w:w="1913" w:type="dxa"/>
-            <w:shd w:val="clear" w:color="auto" w:fill="FFFFCC"/>
-          </w:tcPr>
-          <w:p>
-            <w:pPr>
-              <w:pStyle w:val="-0"/>
-            </w:pPr>
-            <w:r>
-              <w:rPr>
-                <w:rFonts w:ascii="Arial" w:hAnsi="Arial"/>
-                <w:b/>
-                <w:sz w:val="14"/>
-              </w:rPr>
-              <w:t>ХИМИТЕК УНИВЕРСАЛ-ДЕЗ</w:t>
-            </w:r>
-          </w:p>
-        </w:tc>
-        <w:tc>
-          <w:tcPr>
-            <w:tcW w:w="1520" w:type="dxa"/>
-          </w:tcPr>
-          <w:p>
-            <w:pPr>
-              <w:pStyle w:val="--2"/>
-            </w:pPr>
-            <w:r>
-              <w:rPr>
-                <w:sz w:val="14"/>
-                <w:rFonts w:ascii="Arial" w:hAnsi="Arial"/>
-              </w:rPr>
-              <w:t xml:space="preserve">ручной (протирание)</w:t>
-            </w:r>
-          </w:p>
-        </w:tc>
-        <w:tc>
-          <w:tcPr>
-            <w:tcW w:w="2025" w:type="dxa"/>
-          </w:tcPr>
-          <w:p>
-            <w:pPr>
-              <w:pStyle w:val="--3"/>
-            </w:pPr>
-            <w:r>
-              <w:rPr>
-                <w:rFonts w:ascii="Arial" w:hAnsi="Arial"/>
-                <w:sz w:val="14"/>
-              </w:rPr>
-              <w:t>3,0 %</w:t>
-            </w:r>
-            <w:r>
-              <w:br/>
-            </w:r>
-            <w:r>
-              <w:rPr>
-                <w:rFonts w:ascii="Arial" w:hAnsi="Arial"/>
-                <w:sz w:val="14"/>
-              </w:rPr>
-              <w:t>дозирующая система ProMax</w:t>
-            </w:r>
-          </w:p>
-        </w:tc>
-        <w:tc>
-          <w:tcPr>
-            <w:tcW w:w="1183" w:type="dxa"/>
-          </w:tcPr>
-          <w:p>
-            <w:pPr>
-              <w:pStyle w:val="--3"/>
-            </w:pPr>
-            <w:r>
-              <w:rPr>
-                <w:sz w:val="14"/>
-                <w:rFonts w:ascii="Arial" w:hAnsi="Arial"/>
-              </w:rPr>
-              <w:t xml:space="preserve">18-20°C</w:t>
-            </w:r>
-          </w:p>
-        </w:tc>
-        <w:tc>
-          <w:tcPr>
-            <w:tcW w:w="1126" w:type="dxa"/>
-          </w:tcPr>
-          <w:p>
-            <w:pPr>
-              <w:pStyle w:val="--3"/>
-            </w:pPr>
-            <w:r>
-              <w:rPr>
-                <w:sz w:val="14"/>
-                <w:rFonts w:ascii="Arial" w:hAnsi="Arial"/>
-              </w:rPr>
-              <w:t xml:space="preserve">30 минут</w:t>
-            </w:r>
-          </w:p>
-        </w:tc>
-        <w:tc>
-          <w:tcPr>
-            <w:tcW w:w="510" w:type="dxa"/>
-            <w:noWrap/>
-            <w:tcMar>
-              <w:left w:w="0" w:type="dxa"/>
-              <w:right w:w="0" w:type="dxa"/>
-            </w:tcMar>
-            <w:textDirection w:val="btLr"/>
-            <w:tcFitText/>
-            <w:vAlign w:val="center"/>
-            <w:vMerge/>
-            <w:shd w:val="clear" w:color="auto" w:fill="#FFFF00"/>
-          </w:tcPr>
-          <w:p/>
-        </w:tc>
-        <w:tc>
-          <w:tcPr>
-            <w:tcW w:w="958" w:type="dxa"/>
-          </w:tcPr>
-          <w:p>
-            <w:pPr>
-              <w:pStyle w:val="--3"/>
-            </w:pPr>
-            <w:r>
-              <w:rPr>
-                <w:sz w:val="14"/>
-                <w:rFonts w:ascii="Arial" w:hAnsi="Arial"/>
-              </w:rPr>
-              <w:t xml:space="preserve">1 раз в месяц</w:t>
-            </w:r>
-          </w:p>
-        </w:tc>
-        <w:tc>
-          <w:tcPr>
-            <w:tcW w:w="1351" w:type="dxa"/>
-            <w:vMerge/>
-          </w:tcPr>
-          <w:p/>
-        </w:tc>
-        <w:tc>
-          <w:tcPr>
-            <w:tcW w:w="1688" w:type="dxa"/>
-            <w:vMerge/>
-          </w:tcPr>
-          <w:p/>
-        </w:tc>
-      </w:tr>
-      <w:tr>
-        <w:tc>
-          <w:tcPr>
-            <w:tcW w:w="1688" w:type="dxa"/>
-            <w:vMerge w:val="restart"/>
-          </w:tcPr>
-          <w:p>
-            <w:pPr>
-              <w:pStyle w:val="--2"/>
-            </w:pPr>
-            <w:r>
-              <w:rPr>
-                <w:sz w:val="14"/>
-                <w:rFonts w:ascii="Arial" w:hAnsi="Arial"/>
-              </w:rPr>
-              <w:t xml:space="preserve">пол</w:t>
-            </w:r>
-          </w:p>
-        </w:tc>
-        <w:tc>
-          <w:tcPr>
-            <w:tcW w:w="1408" w:type="dxa"/>
-          </w:tcPr>
-          <w:p>
-            <w:pPr>
-              <w:pStyle w:val="--2"/>
-            </w:pPr>
-            <w:r>
-              <w:rPr>
-                <w:sz w:val="14"/>
-                <w:rFonts w:ascii="Arial" w:hAnsi="Arial"/>
-              </w:rPr>
-              <w:t xml:space="preserve">мойка</w:t>
-            </w:r>
-          </w:p>
-        </w:tc>
-        <w:tc>
-          <w:tcPr>
-            <w:tcW w:w="506" w:type="dxa"/>
-            <w:tcMar>
-              <w:left w:w="0" w:type="dxa"/>
-              <w:right w:w="0" w:type="dxa"/>
-            </w:tcMar>
-            <w:textDirection w:val="btLr"/>
-            <w:vAlign w:val="center"/>
-          </w:tcPr>
-          <w:p>
-            <w:pPr>
-              <w:pStyle w:val="--3"/>
-            </w:pPr>
-            <w:r>
-              <w:rPr>
-                <w:sz w:val="14"/>
-                <w:rFonts w:ascii="Arial" w:hAnsi="Arial"/>
-              </w:rPr>
-              <w:t xml:space="preserve"/>
-            </w:r>
-          </w:p>
-        </w:tc>
-        <w:tc>
-          <w:tcPr>
-            <w:tcW w:w="1913" w:type="dxa"/>
-            <w:shd w:val="clear" w:color="auto" w:fill="99CCFF"/>
-          </w:tcPr>
-          <w:p>
-            <w:pPr>
-              <w:pStyle w:val="-0"/>
-            </w:pPr>
-            <w:r>
-              <w:rPr>
-                <w:rFonts w:ascii="Arial" w:hAnsi="Arial"/>
-                <w:b/>
-                <w:sz w:val="14"/>
-              </w:rPr>
-              <w:t>ХИМИТЕК ЧУДОДЕЙ</w:t>
-            </w:r>
-            <w:r>
-              <w:rPr>
-                <w:rFonts w:ascii="Arial" w:hAnsi="Arial"/>
-                <w:b/>
-                <w:sz w:val="14"/>
-                <w:vertAlign w:val="superscript"/>
-              </w:rPr>
-              <w:t>®</w:t>
-            </w:r>
-            <w:r>
-              <w:rPr>
-                <w:rFonts w:ascii="Arial" w:hAnsi="Arial"/>
-                <w:b/>
-                <w:sz w:val="14"/>
-              </w:rPr>
-              <w:t>-ПОЛИПРОМ</w:t>
-            </w:r>
-          </w:p>
-        </w:tc>
-        <w:tc>
-          <w:tcPr>
-            <w:tcW w:w="1520" w:type="dxa"/>
-          </w:tcPr>
-          <w:p>
-            <w:pPr>
-              <w:pStyle w:val="--2"/>
-            </w:pPr>
-            <w:r>
-              <w:rPr>
-                <w:sz w:val="14"/>
-                <w:rFonts w:ascii="Arial" w:hAnsi="Arial"/>
-              </w:rPr>
-              <w:t xml:space="preserve">ручной (протирание, обработка щёткой)</w:t>
-            </w:r>
-          </w:p>
-        </w:tc>
-        <w:tc>
-          <w:tcPr>
-            <w:tcW w:w="2025" w:type="dxa"/>
-          </w:tcPr>
-          <w:p>
-            <w:pPr>
-              <w:pStyle w:val="--3"/>
-            </w:pPr>
-            <w:r>
-              <w:rPr>
-                <w:rFonts w:ascii="Arial" w:hAnsi="Arial"/>
-                <w:sz w:val="14"/>
-              </w:rPr>
-              <w:t>0,5 % - 1,0 %</w:t>
-            </w:r>
-            <w:r>
-              <w:br/>
-            </w:r>
-            <w:r>
-              <w:rPr>
-                <w:rFonts w:ascii="Arial" w:hAnsi="Arial"/>
-                <w:sz w:val="14"/>
-              </w:rPr>
-              <w:t>спрей-система ProTwin</w:t>
-            </w:r>
-          </w:p>
-        </w:tc>
-        <w:tc>
-          <w:tcPr>
-            <w:tcW w:w="1183" w:type="dxa"/>
-          </w:tcPr>
-          <w:p>
-            <w:pPr>
-              <w:pStyle w:val="--3"/>
-            </w:pPr>
-            <w:r>
-              <w:rPr>
-                <w:sz w:val="14"/>
-                <w:rFonts w:ascii="Arial" w:hAnsi="Arial"/>
-              </w:rPr>
-              <w:t xml:space="preserve">не ниже 40°C</w:t>
-            </w:r>
-          </w:p>
-        </w:tc>
-        <w:tc>
-          <w:tcPr>
-            <w:tcW w:w="1126" w:type="dxa"/>
-          </w:tcPr>
-          <w:p>
-            <w:pPr>
-              <w:pStyle w:val="--3"/>
-            </w:pPr>
-            <w:r>
-              <w:rPr>
-                <w:sz w:val="14"/>
-                <w:rFonts w:ascii="Arial" w:hAnsi="Arial"/>
-              </w:rPr>
-              <w:t xml:space="preserve">___________</w:t>
-            </w:r>
-          </w:p>
-        </w:tc>
-        <w:tc>
-          <w:tcPr>
-            <w:tcW w:w="510" w:type="dxa"/>
-            <w:noWrap/>
-            <w:tcMar>
-              <w:left w:w="0" w:type="dxa"/>
-              <w:right w:w="0" w:type="dxa"/>
-            </w:tcMar>
-            <w:textDirection w:val="btLr"/>
-            <w:tcFitText/>
-            <w:vAlign w:val="center"/>
-            <w:vMerge w:val="restart"/>
-            <w:shd w:val="clear" w:color="auto" w:fill="#FFFF00"/>
-          </w:tcPr>
-          <w:p>
-            <w:pPr>
-              <w:pStyle w:val="--3"/>
-            </w:pPr>
-            <w:r>
-              <w:rPr>
-                <w:sz w:val="14"/>
-                <w:rFonts w:ascii="Arial" w:hAnsi="Arial"/>
-                <w:b/>
-              </w:rPr>
-              <w:t xml:space="preserve">жёлтый</w:t>
-            </w:r>
-          </w:p>
-        </w:tc>
-        <w:tc>
-          <w:tcPr>
-            <w:tcW w:w="958" w:type="dxa"/>
-          </w:tcPr>
-          <w:p>
-            <w:pPr>
-              <w:pStyle w:val="--3"/>
-            </w:pPr>
-            <w:r>
-              <w:rPr>
-                <w:sz w:val="14"/>
-                <w:rFonts w:ascii="Arial" w:hAnsi="Arial"/>
-              </w:rPr>
-              <w:t xml:space="preserve">2 раза в смену, по мере загрязнения</w:t>
-            </w:r>
-          </w:p>
-        </w:tc>
-        <w:tc>
-          <w:tcPr>
-            <w:tcW w:w="1351" w:type="dxa"/>
-            <w:vMerge w:val="restart"/>
-          </w:tcPr>
-          <w:p>
-            <w:pPr>
-              <w:pStyle w:val="--2"/>
-            </w:pPr>
-            <w:r>
-              <w:rPr>
-                <w:sz w:val="14"/>
-                <w:rFonts w:ascii="Arial" w:hAnsi="Arial"/>
-              </w:rPr>
-              <w:t xml:space="preserve">сотрудник внутреннего клининга</w:t>
-            </w:r>
-          </w:p>
-        </w:tc>
-        <w:tc>
-          <w:tcPr>
-            <w:tcW w:w="1688" w:type="dxa"/>
-            <w:vMerge w:val="restart"/>
-          </w:tcPr>
-          <w:p>
-            <w:pPr>
-              <w:pStyle w:val="--2"/>
-            </w:pPr>
-            <w:r>
-              <w:rPr>
-                <w:sz w:val="14"/>
-                <w:rFonts w:ascii="Arial" w:hAnsi="Arial"/>
-              </w:rPr>
-              <w:t xml:space="preserve">визуальный контроль/ сотрудник отдела качества</w:t>
-            </w:r>
-          </w:p>
-        </w:tc>
-      </w:tr>
-      <w:tr>
-        <w:tc>
-          <w:tcPr>
-            <w:tcW w:w="1688" w:type="dxa"/>
-            <w:vMerge/>
-          </w:tcPr>
-          <w:p/>
-        </w:tc>
-        <w:tc>
-          <w:tcPr>
-            <w:tcW w:w="1408" w:type="dxa"/>
-          </w:tcPr>
-          <w:p>
-            <w:pPr>
-              <w:pStyle w:val="--2"/>
-            </w:pPr>
-            <w:r>
-              <w:rPr>
-                <w:sz w:val="14"/>
-                <w:rFonts w:ascii="Arial" w:hAnsi="Arial"/>
-              </w:rPr>
-              <w:t xml:space="preserve">дезинфекция</w:t>
-            </w:r>
-          </w:p>
-        </w:tc>
-        <w:tc>
-          <w:tcPr>
-            <w:tcW w:w="506" w:type="dxa"/>
-            <w:tcMar>
-              <w:left w:w="0" w:type="dxa"/>
-              <w:right w:w="0" w:type="dxa"/>
-            </w:tcMar>
-            <w:textDirection w:val="btLr"/>
-            <w:vAlign w:val="center"/>
-          </w:tcPr>
-          <w:p>
-            <w:pPr>
-              <w:pStyle w:val="--3"/>
-            </w:pPr>
-            <w:r>
-              <w:rPr>
-                <w:sz w:val="14"/>
-                <w:rFonts w:ascii="Arial" w:hAnsi="Arial"/>
-              </w:rPr>
-              <w:t xml:space="preserve"/>
-            </w:r>
-          </w:p>
-        </w:tc>
-        <w:tc>
-          <w:tcPr>
-            <w:tcW w:w="1913" w:type="dxa"/>
-            <w:shd w:val="clear" w:color="auto" w:fill="FFFFCC"/>
-          </w:tcPr>
-          <w:p>
-            <w:pPr>
-              <w:pStyle w:val="-0"/>
-            </w:pPr>
-            <w:r>
-              <w:rPr>
-                <w:rFonts w:ascii="Arial" w:hAnsi="Arial"/>
-                <w:b/>
-                <w:sz w:val="14"/>
-              </w:rPr>
-              <w:t>ХИМИТЕК УНИВЕРСАЛ-ДЕЗ</w:t>
-            </w:r>
-          </w:p>
-        </w:tc>
-        <w:tc>
-          <w:tcPr>
-            <w:tcW w:w="1520" w:type="dxa"/>
-          </w:tcPr>
-          <w:p>
-            <w:pPr>
-              <w:pStyle w:val="--2"/>
-            </w:pPr>
-            <w:r>
-              <w:rPr>
-                <w:sz w:val="14"/>
-                <w:rFonts w:ascii="Arial" w:hAnsi="Arial"/>
-              </w:rPr>
-              <w:t xml:space="preserve">ручной (протирание)</w:t>
-            </w:r>
-          </w:p>
-        </w:tc>
-        <w:tc>
-          <w:tcPr>
-            <w:tcW w:w="2025" w:type="dxa"/>
-          </w:tcPr>
-          <w:p>
-            <w:pPr>
-              <w:pStyle w:val="--3"/>
-            </w:pPr>
-            <w:r>
-              <w:rPr>
-                <w:rFonts w:ascii="Arial" w:hAnsi="Arial"/>
-                <w:sz w:val="14"/>
-              </w:rPr>
-              <w:t>3,0 %</w:t>
-            </w:r>
-            <w:r>
-              <w:br/>
-            </w:r>
-            <w:r>
-              <w:rPr>
-                <w:rFonts w:ascii="Arial" w:hAnsi="Arial"/>
-                <w:sz w:val="14"/>
-              </w:rPr>
-              <w:t>дозирующая система ProMax</w:t>
-            </w:r>
-          </w:p>
-        </w:tc>
-        <w:tc>
-          <w:tcPr>
-            <w:tcW w:w="1183" w:type="dxa"/>
-          </w:tcPr>
-          <w:p>
-            <w:pPr>
-              <w:pStyle w:val="--3"/>
-            </w:pPr>
-            <w:r>
-              <w:rPr>
-                <w:sz w:val="14"/>
-                <w:rFonts w:ascii="Arial" w:hAnsi="Arial"/>
-              </w:rPr>
-              <w:t xml:space="preserve">18-20°C</w:t>
-            </w:r>
-          </w:p>
-        </w:tc>
-        <w:tc>
-          <w:tcPr>
-            <w:tcW w:w="1126" w:type="dxa"/>
-          </w:tcPr>
-          <w:p>
-            <w:pPr>
-              <w:pStyle w:val="--3"/>
-            </w:pPr>
-            <w:r>
-              <w:rPr>
-                <w:sz w:val="14"/>
-                <w:rFonts w:ascii="Arial" w:hAnsi="Arial"/>
-              </w:rPr>
-              <w:t xml:space="preserve">30 минут</w:t>
-            </w:r>
-          </w:p>
-        </w:tc>
-        <w:tc>
-          <w:tcPr>
-            <w:tcW w:w="510" w:type="dxa"/>
-            <w:noWrap/>
-            <w:tcMar>
-              <w:left w:w="0" w:type="dxa"/>
-              <w:right w:w="0" w:type="dxa"/>
-            </w:tcMar>
-            <w:textDirection w:val="btLr"/>
-            <w:tcFitText/>
-            <w:vAlign w:val="center"/>
-            <w:vMerge/>
-            <w:shd w:val="clear" w:color="auto" w:fill="#FFFF00"/>
-          </w:tcPr>
-          <w:p/>
-        </w:tc>
-        <w:tc>
-          <w:tcPr>
-            <w:tcW w:w="958" w:type="dxa"/>
-          </w:tcPr>
-          <w:p>
-            <w:pPr>
-              <w:pStyle w:val="--3"/>
-            </w:pPr>
-            <w:r>
-              <w:rPr>
-                <w:sz w:val="14"/>
-                <w:rFonts w:ascii="Arial" w:hAnsi="Arial"/>
-              </w:rPr>
-              <w:t xml:space="preserve">1 раз в месяц</w:t>
-            </w:r>
-          </w:p>
-        </w:tc>
-        <w:tc>
-          <w:tcPr>
-            <w:tcW w:w="1351" w:type="dxa"/>
-            <w:vMerge/>
-          </w:tcPr>
-          <w:p/>
         </w:tc>
         <w:tc>
           <w:tcPr>

--- a/tech_cards/комната приёма пищи_tech_card.docx
+++ b/tech_cards/комната приёма пищи_tech_card.docx
@@ -843,7 +843,7 @@
                 <w:sz w:val="14"/>
                 <w:rFonts w:ascii="Arial" w:hAnsi="Arial"/>
               </w:rPr>
-              <w:t xml:space="preserve">вентиляционные диффузоры, водопроводные трубы (выше 2 м), светильники (внешние поверхности), стены (выше 2 м)</w:t>
+              <w:t xml:space="preserve">вентиляционные диффузоры, светильники (внешние поверхности), стены (выше 2 м)</w:t>
             </w:r>
           </w:p>
         </w:tc>
@@ -1034,6 +1034,7 @@
         <w:tc>
           <w:tcPr>
             <w:tcW w:w="1351" w:type="dxa"/>
+            <w:vMerge w:val="restart"/>
           </w:tcPr>
           <w:p>
             <w:pPr>
@@ -1120,7 +1121,16 @@
                 <w:b/>
                 <w:sz w:val="14"/>
               </w:rPr>
-              <w:t>ХИМИТЕК УНИВЕРСАЛ-ДЕЗ</w:t>
+              <w:t>ПОЛИДЕЗ</w:t>
+            </w:r>
+            <w:r>
+              <w:rPr>
+                <w:rFonts w:ascii="Arial" w:hAnsi="Arial"/>
+                <w:b/>
+                <w:sz w:val="14"/>
+                <w:vertAlign w:val="superscript"/>
+              </w:rPr>
+              <w:t>®</w:t>
             </w:r>
           </w:p>
         </w:tc>
@@ -1198,7 +1208,7 @@
                 <w:sz w:val="14"/>
                 <w:rFonts w:ascii="Arial" w:hAnsi="Arial"/>
               </w:rPr>
-              <w:t xml:space="preserve">30 минут</w:t>
+              <w:t xml:space="preserve">15 минут</w:t>
             </w:r>
           </w:p>
         </w:tc>
@@ -1228,19 +1238,9 @@
         <w:tc>
           <w:tcPr>
             <w:tcW w:w="1351" w:type="dxa"/>
-          </w:tcPr>
-          <w:p>
-            <w:pPr>
-              <w:pStyle w:val="--2"/>
-            </w:pPr>
-            <w:r>
-              <w:rPr>
-                <w:sz w:val="14"/>
-                <w:rFonts w:ascii="Arial" w:hAnsi="Arial"/>
-              </w:rPr>
-              <w:t xml:space="preserve">сотрудник внутреннего клининга</w:t>
-            </w:r>
-          </w:p>
+            <w:vMerge/>
+          </w:tcPr>
+          <w:p/>
         </w:tc>
         <w:tc>
           <w:tcPr>
@@ -1254,6 +1254,7 @@
         <w:tc>
           <w:tcPr>
             <w:tcW w:w="1688" w:type="dxa"/>
+            <w:vMerge w:val="restart"/>
           </w:tcPr>
           <w:p>
             <w:pPr>
@@ -1264,259 +1265,7 @@
                 <w:sz w:val="14"/>
                 <w:rFonts w:ascii="Arial" w:hAnsi="Arial"/>
               </w:rPr>
-              <w:t xml:space="preserve">окна внешние (выше 2 м) (стеклопакеты, рамы, откосы, отлив)</w:t>
-            </w:r>
-          </w:p>
-        </w:tc>
-        <w:tc>
-          <w:tcPr>
-            <w:tcW w:w="1408" w:type="dxa"/>
-          </w:tcPr>
-          <w:p>
-            <w:pPr>
-              <w:pStyle w:val="--2"/>
-            </w:pPr>
-            <w:r>
-              <w:rPr>
-                <w:sz w:val="14"/>
-                <w:rFonts w:ascii="Arial" w:hAnsi="Arial"/>
-              </w:rPr>
-              <w:t xml:space="preserve">мойка</w:t>
-            </w:r>
-          </w:p>
-        </w:tc>
-        <w:tc>
-          <w:tcPr>
-            <w:tcW w:w="506" w:type="dxa"/>
-            <w:tcMar>
-              <w:left w:w="0" w:type="dxa"/>
-              <w:right w:w="0" w:type="dxa"/>
-            </w:tcMar>
-            <w:textDirection w:val="btLr"/>
-            <w:vAlign w:val="center"/>
-          </w:tcPr>
-          <w:p>
-            <w:pPr>
-              <w:pStyle w:val="--3"/>
-            </w:pPr>
-            <w:r>
-              <w:rPr>
-                <w:sz w:val="14"/>
-                <w:rFonts w:ascii="Arial" w:hAnsi="Arial"/>
-              </w:rPr>
-              <w:t xml:space="preserve"/>
-            </w:r>
-          </w:p>
-        </w:tc>
-        <w:tc>
-          <w:tcPr>
-            <w:tcW w:w="1913" w:type="dxa"/>
-            <w:shd w:val="clear" w:color="auto" w:fill="99FF99"/>
-          </w:tcPr>
-          <w:p>
-            <w:pPr>
-              <w:pStyle w:val="-0"/>
-            </w:pPr>
-            <w:r>
-              <w:rPr>
-                <w:rFonts w:ascii="Arial" w:hAnsi="Arial"/>
-                <w:b/>
-                <w:sz w:val="14"/>
-              </w:rPr>
-              <w:t>ХИМИТЕК ЧАРОИТ</w:t>
-            </w:r>
-            <w:r>
-              <w:rPr>
-                <w:rFonts w:ascii="Arial" w:hAnsi="Arial"/>
-                <w:b/>
-                <w:sz w:val="14"/>
-                <w:vertAlign w:val="superscript"/>
-              </w:rPr>
-              <w:t>®</w:t>
-            </w:r>
-            <w:r>
-              <w:rPr>
-                <w:rFonts w:ascii="Arial" w:hAnsi="Arial"/>
-                <w:b/>
-                <w:sz w:val="14"/>
-              </w:rPr>
-              <w:t>-СПРЕЙ</w:t>
-            </w:r>
-          </w:p>
-        </w:tc>
-        <w:tc>
-          <w:tcPr>
-            <w:tcW w:w="1520" w:type="dxa"/>
-          </w:tcPr>
-          <w:p>
-            <w:pPr>
-              <w:pStyle w:val="--2"/>
-            </w:pPr>
-            <w:r>
-              <w:rPr>
-                <w:sz w:val="14"/>
-                <w:rFonts w:ascii="Arial" w:hAnsi="Arial"/>
-              </w:rPr>
-              <w:t xml:space="preserve">ручной (протирание)</w:t>
-            </w:r>
-          </w:p>
-        </w:tc>
-        <w:tc>
-          <w:tcPr>
-            <w:tcW w:w="2025" w:type="dxa"/>
-          </w:tcPr>
-          <w:p>
-            <w:pPr>
-              <w:pStyle w:val="--3"/>
-            </w:pPr>
-            <w:r>
-              <w:rPr>
-                <w:rFonts w:ascii="Arial" w:hAnsi="Arial"/>
-                <w:sz w:val="14"/>
-              </w:rPr>
-              <w:t>___________________</w:t>
-            </w:r>
-            <w:r>
-              <w:br/>
-            </w:r>
-            <w:r>
-              <w:rPr>
-                <w:rFonts w:ascii="Arial" w:hAnsi="Arial"/>
-                <w:sz w:val="14"/>
-              </w:rPr>
-              <w:t>готовая форма</w:t>
-            </w:r>
-          </w:p>
-        </w:tc>
-        <w:tc>
-          <w:tcPr>
-            <w:tcW w:w="1183" w:type="dxa"/>
-          </w:tcPr>
-          <w:p>
-            <w:pPr>
-              <w:pStyle w:val="--3"/>
-            </w:pPr>
-            <w:r>
-              <w:rPr>
-                <w:sz w:val="14"/>
-                <w:rFonts w:ascii="Arial" w:hAnsi="Arial"/>
-              </w:rPr>
-              <w:t xml:space="preserve">___________</w:t>
-            </w:r>
-          </w:p>
-        </w:tc>
-        <w:tc>
-          <w:tcPr>
-            <w:tcW w:w="1126" w:type="dxa"/>
-          </w:tcPr>
-          <w:p>
-            <w:pPr>
-              <w:pStyle w:val="--3"/>
-            </w:pPr>
-            <w:r>
-              <w:rPr>
-                <w:sz w:val="14"/>
-                <w:rFonts w:ascii="Arial" w:hAnsi="Arial"/>
-              </w:rPr>
-              <w:t xml:space="preserve">___________</w:t>
-            </w:r>
-          </w:p>
-        </w:tc>
-        <w:tc>
-          <w:tcPr>
-            <w:tcW w:w="510" w:type="dxa"/>
-            <w:noWrap/>
-            <w:tcMar>
-              <w:left w:w="0" w:type="dxa"/>
-              <w:right w:w="0" w:type="dxa"/>
-            </w:tcMar>
-            <w:textDirection w:val="btLr"/>
-            <w:tcFitText/>
-            <w:vAlign w:val="center"/>
-            <w:shd w:val="clear" w:color="auto" w:fill="#FFA500"/>
-          </w:tcPr>
-          <w:p>
-            <w:pPr>
-              <w:pStyle w:val="--3"/>
-            </w:pPr>
-            <w:r>
-              <w:rPr>
-                <w:sz w:val="14"/>
-                <w:rFonts w:ascii="Arial" w:hAnsi="Arial"/>
-                <w:b/>
-              </w:rPr>
-              <w:t xml:space="preserve">оранжевый</w:t>
-            </w:r>
-          </w:p>
-        </w:tc>
-        <w:tc>
-          <w:tcPr>
-            <w:tcW w:w="958" w:type="dxa"/>
-          </w:tcPr>
-          <w:p>
-            <w:pPr>
-              <w:pStyle w:val="--3"/>
-            </w:pPr>
-            <w:r>
-              <w:rPr>
-                <w:sz w:val="14"/>
-                <w:rFonts w:ascii="Arial" w:hAnsi="Arial"/>
-              </w:rPr>
-              <w:t xml:space="preserve">1 раз в месяц</w:t>
-            </w:r>
-          </w:p>
-        </w:tc>
-        <w:tc>
-          <w:tcPr>
-            <w:tcW w:w="1351" w:type="dxa"/>
-          </w:tcPr>
-          <w:p>
-            <w:pPr>
-              <w:pStyle w:val="--2"/>
-            </w:pPr>
-            <w:r>
-              <w:rPr>
-                <w:sz w:val="14"/>
-                <w:rFonts w:ascii="Arial" w:hAnsi="Arial"/>
-              </w:rPr>
-              <w:t xml:space="preserve">сотрудник внешнего клининга</w:t>
-            </w:r>
-          </w:p>
-        </w:tc>
-        <w:tc>
-          <w:tcPr>
-            <w:tcW w:w="1688" w:type="dxa"/>
-          </w:tcPr>
-          <w:p>
-            <w:pPr>
-              <w:pStyle w:val="--2"/>
-            </w:pPr>
-            <w:r>
-              <w:rPr>
-                <w:sz w:val="14"/>
-                <w:rFonts w:ascii="Arial" w:hAnsi="Arial"/>
-              </w:rPr>
-              <w:t xml:space="preserve">визуальный контроль/ сотрудник отдела качества</w:t>
-            </w:r>
-          </w:p>
-        </w:tc>
-      </w:tr>
-      <w:tr>
-        <w:tc>
-          <w:tcPr>
-            <w:tcW w:w="1688" w:type="dxa"/>
-            <w:vMerge w:val="restart"/>
-          </w:tcPr>
-          <w:p>
-            <w:pPr>
-              <w:pStyle w:val="--2"/>
-            </w:pPr>
-            <w:r>
-              <w:rPr>
-                <w:sz w:val="14"/>
-                <w:rFonts w:ascii="Arial" w:hAnsi="Arial"/>
-              </w:rPr>
-              <w:t xml:space="preserve">водопроводные трубы (до 2 м)</w:t>
+              <w:t xml:space="preserve">водопроводные трубы (выше 2 м)</w:t>
             </w:r>
           </w:p>
         </w:tc>
@@ -1700,13 +1449,14 @@
                 <w:sz w:val="14"/>
                 <w:rFonts w:ascii="Arial" w:hAnsi="Arial"/>
               </w:rPr>
-              <w:t xml:space="preserve">1 раз в неделю</w:t>
+              <w:t xml:space="preserve">1 раз в месяц</w:t>
             </w:r>
           </w:p>
         </w:tc>
         <w:tc>
           <w:tcPr>
             <w:tcW w:w="1351" w:type="dxa"/>
+            <w:vMerge w:val="restart"/>
           </w:tcPr>
           <w:p>
             <w:pPr>
@@ -1717,7 +1467,7 @@
                 <w:sz w:val="14"/>
                 <w:rFonts w:ascii="Arial" w:hAnsi="Arial"/>
               </w:rPr>
-              <w:t xml:space="preserve">сотрудник внутреннего клининга</w:t>
+              <w:t xml:space="preserve">сотрудник внешнего клининга</w:t>
             </w:r>
           </w:p>
         </w:tc>
@@ -1793,7 +1543,16 @@
                 <w:b/>
                 <w:sz w:val="14"/>
               </w:rPr>
-              <w:t>ХИМИТЕК УНИВЕРСАЛ-ДЕЗ</w:t>
+              <w:t>ПОЛИДЕЗ</w:t>
+            </w:r>
+            <w:r>
+              <w:rPr>
+                <w:rFonts w:ascii="Arial" w:hAnsi="Arial"/>
+                <w:b/>
+                <w:sz w:val="14"/>
+                <w:vertAlign w:val="superscript"/>
+              </w:rPr>
+              <w:t>®</w:t>
             </w:r>
           </w:p>
         </w:tc>
@@ -1871,7 +1630,7 @@
                 <w:sz w:val="14"/>
                 <w:rFonts w:ascii="Arial" w:hAnsi="Arial"/>
               </w:rPr>
-              <w:t xml:space="preserve">30 минут</w:t>
+              <w:t xml:space="preserve">20 минут</w:t>
             </w:r>
           </w:p>
         </w:tc>
@@ -1901,19 +1660,9 @@
         <w:tc>
           <w:tcPr>
             <w:tcW w:w="1351" w:type="dxa"/>
-          </w:tcPr>
-          <w:p>
-            <w:pPr>
-              <w:pStyle w:val="--2"/>
-            </w:pPr>
-            <w:r>
-              <w:rPr>
-                <w:sz w:val="14"/>
-                <w:rFonts w:ascii="Arial" w:hAnsi="Arial"/>
-              </w:rPr>
-              <w:t xml:space="preserve">уборщик служебных помещений</w:t>
-            </w:r>
-          </w:p>
+            <w:vMerge/>
+          </w:tcPr>
+          <w:p/>
         </w:tc>
         <w:tc>
           <w:tcPr>
@@ -1927,6 +1676,257 @@
         <w:tc>
           <w:tcPr>
             <w:tcW w:w="1688" w:type="dxa"/>
+          </w:tcPr>
+          <w:p>
+            <w:pPr>
+              <w:pStyle w:val="--2"/>
+            </w:pPr>
+            <w:r>
+              <w:rPr>
+                <w:sz w:val="14"/>
+                <w:rFonts w:ascii="Arial" w:hAnsi="Arial"/>
+              </w:rPr>
+              <w:t xml:space="preserve">окна внешние (выше 2 м) (стеклопакеты, рамы, откосы, отлив)</w:t>
+            </w:r>
+          </w:p>
+        </w:tc>
+        <w:tc>
+          <w:tcPr>
+            <w:tcW w:w="1408" w:type="dxa"/>
+          </w:tcPr>
+          <w:p>
+            <w:pPr>
+              <w:pStyle w:val="--2"/>
+            </w:pPr>
+            <w:r>
+              <w:rPr>
+                <w:sz w:val="14"/>
+                <w:rFonts w:ascii="Arial" w:hAnsi="Arial"/>
+              </w:rPr>
+              <w:t xml:space="preserve">мойка</w:t>
+            </w:r>
+          </w:p>
+        </w:tc>
+        <w:tc>
+          <w:tcPr>
+            <w:tcW w:w="506" w:type="dxa"/>
+            <w:tcMar>
+              <w:left w:w="0" w:type="dxa"/>
+              <w:right w:w="0" w:type="dxa"/>
+            </w:tcMar>
+            <w:textDirection w:val="btLr"/>
+            <w:vAlign w:val="center"/>
+          </w:tcPr>
+          <w:p>
+            <w:pPr>
+              <w:pStyle w:val="--3"/>
+            </w:pPr>
+            <w:r>
+              <w:rPr>
+                <w:sz w:val="14"/>
+                <w:rFonts w:ascii="Arial" w:hAnsi="Arial"/>
+              </w:rPr>
+              <w:t xml:space="preserve"/>
+            </w:r>
+          </w:p>
+        </w:tc>
+        <w:tc>
+          <w:tcPr>
+            <w:tcW w:w="1913" w:type="dxa"/>
+            <w:shd w:val="clear" w:color="auto" w:fill="99FF99"/>
+          </w:tcPr>
+          <w:p>
+            <w:pPr>
+              <w:pStyle w:val="-0"/>
+            </w:pPr>
+            <w:r>
+              <w:rPr>
+                <w:rFonts w:ascii="Arial" w:hAnsi="Arial"/>
+                <w:b/>
+                <w:sz w:val="14"/>
+              </w:rPr>
+              <w:t>ХИМИТЕК ЧАРОИТ</w:t>
+            </w:r>
+            <w:r>
+              <w:rPr>
+                <w:rFonts w:ascii="Arial" w:hAnsi="Arial"/>
+                <w:b/>
+                <w:sz w:val="14"/>
+                <w:vertAlign w:val="superscript"/>
+              </w:rPr>
+              <w:t>®</w:t>
+            </w:r>
+            <w:r>
+              <w:rPr>
+                <w:rFonts w:ascii="Arial" w:hAnsi="Arial"/>
+                <w:b/>
+                <w:sz w:val="14"/>
+              </w:rPr>
+              <w:t>-СПРЕЙ</w:t>
+            </w:r>
+          </w:p>
+        </w:tc>
+        <w:tc>
+          <w:tcPr>
+            <w:tcW w:w="1520" w:type="dxa"/>
+          </w:tcPr>
+          <w:p>
+            <w:pPr>
+              <w:pStyle w:val="--2"/>
+            </w:pPr>
+            <w:r>
+              <w:rPr>
+                <w:sz w:val="14"/>
+                <w:rFonts w:ascii="Arial" w:hAnsi="Arial"/>
+              </w:rPr>
+              <w:t xml:space="preserve">ручной (протирание)</w:t>
+            </w:r>
+          </w:p>
+        </w:tc>
+        <w:tc>
+          <w:tcPr>
+            <w:tcW w:w="2025" w:type="dxa"/>
+          </w:tcPr>
+          <w:p>
+            <w:pPr>
+              <w:pStyle w:val="--3"/>
+            </w:pPr>
+            <w:r>
+              <w:rPr>
+                <w:rFonts w:ascii="Arial" w:hAnsi="Arial"/>
+                <w:sz w:val="14"/>
+              </w:rPr>
+              <w:t>___________________</w:t>
+            </w:r>
+            <w:r>
+              <w:br/>
+            </w:r>
+            <w:r>
+              <w:rPr>
+                <w:rFonts w:ascii="Arial" w:hAnsi="Arial"/>
+                <w:sz w:val="14"/>
+              </w:rPr>
+              <w:t>готовая форма</w:t>
+            </w:r>
+          </w:p>
+        </w:tc>
+        <w:tc>
+          <w:tcPr>
+            <w:tcW w:w="1183" w:type="dxa"/>
+          </w:tcPr>
+          <w:p>
+            <w:pPr>
+              <w:pStyle w:val="--3"/>
+            </w:pPr>
+            <w:r>
+              <w:rPr>
+                <w:sz w:val="14"/>
+                <w:rFonts w:ascii="Arial" w:hAnsi="Arial"/>
+              </w:rPr>
+              <w:t xml:space="preserve">___________</w:t>
+            </w:r>
+          </w:p>
+        </w:tc>
+        <w:tc>
+          <w:tcPr>
+            <w:tcW w:w="1126" w:type="dxa"/>
+          </w:tcPr>
+          <w:p>
+            <w:pPr>
+              <w:pStyle w:val="--3"/>
+            </w:pPr>
+            <w:r>
+              <w:rPr>
+                <w:sz w:val="14"/>
+                <w:rFonts w:ascii="Arial" w:hAnsi="Arial"/>
+              </w:rPr>
+              <w:t xml:space="preserve">___________</w:t>
+            </w:r>
+          </w:p>
+        </w:tc>
+        <w:tc>
+          <w:tcPr>
+            <w:tcW w:w="510" w:type="dxa"/>
+            <w:noWrap/>
+            <w:tcMar>
+              <w:left w:w="0" w:type="dxa"/>
+              <w:right w:w="0" w:type="dxa"/>
+            </w:tcMar>
+            <w:textDirection w:val="btLr"/>
+            <w:tcFitText/>
+            <w:vAlign w:val="center"/>
+            <w:shd w:val="clear" w:color="auto" w:fill="#FFA500"/>
+          </w:tcPr>
+          <w:p>
+            <w:pPr>
+              <w:pStyle w:val="--3"/>
+            </w:pPr>
+            <w:r>
+              <w:rPr>
+                <w:sz w:val="14"/>
+                <w:rFonts w:ascii="Arial" w:hAnsi="Arial"/>
+                <w:b/>
+              </w:rPr>
+              <w:t xml:space="preserve">оранжевый</w:t>
+            </w:r>
+          </w:p>
+        </w:tc>
+        <w:tc>
+          <w:tcPr>
+            <w:tcW w:w="958" w:type="dxa"/>
+          </w:tcPr>
+          <w:p>
+            <w:pPr>
+              <w:pStyle w:val="--3"/>
+            </w:pPr>
+            <w:r>
+              <w:rPr>
+                <w:sz w:val="14"/>
+                <w:rFonts w:ascii="Arial" w:hAnsi="Arial"/>
+              </w:rPr>
+              <w:t xml:space="preserve">1 раз в месяц</w:t>
+            </w:r>
+          </w:p>
+        </w:tc>
+        <w:tc>
+          <w:tcPr>
+            <w:tcW w:w="1351" w:type="dxa"/>
+          </w:tcPr>
+          <w:p>
+            <w:pPr>
+              <w:pStyle w:val="--2"/>
+            </w:pPr>
+            <w:r>
+              <w:rPr>
+                <w:sz w:val="14"/>
+                <w:rFonts w:ascii="Arial" w:hAnsi="Arial"/>
+              </w:rPr>
+              <w:t xml:space="preserve">сотрудник внешнего клининга</w:t>
+            </w:r>
+          </w:p>
+        </w:tc>
+        <w:tc>
+          <w:tcPr>
+            <w:tcW w:w="1688" w:type="dxa"/>
+          </w:tcPr>
+          <w:p>
+            <w:pPr>
+              <w:pStyle w:val="--2"/>
+            </w:pPr>
+            <w:r>
+              <w:rPr>
+                <w:sz w:val="14"/>
+                <w:rFonts w:ascii="Arial" w:hAnsi="Arial"/>
+              </w:rPr>
+              <w:t xml:space="preserve">визуальный контроль/ сотрудник отдела качества</w:t>
+            </w:r>
+          </w:p>
+        </w:tc>
+      </w:tr>
+      <w:tr>
+        <w:tc>
+          <w:tcPr>
+            <w:tcW w:w="1688" w:type="dxa"/>
             <w:vMerge w:val="restart"/>
           </w:tcPr>
           <w:p>
@@ -1938,7 +1938,7 @@
                 <w:sz w:val="14"/>
                 <w:rFonts w:ascii="Arial" w:hAnsi="Arial"/>
               </w:rPr>
-              <w:t xml:space="preserve">отопительные приборы и пространство за ними</w:t>
+              <w:t xml:space="preserve">водопроводные трубы (до 2 м)</w:t>
             </w:r>
           </w:p>
         </w:tc>
@@ -2122,13 +2122,14 @@
                 <w:sz w:val="14"/>
                 <w:rFonts w:ascii="Arial" w:hAnsi="Arial"/>
               </w:rPr>
-              <w:t xml:space="preserve">1 раз в месяц</w:t>
+              <w:t xml:space="preserve">1 раз в неделю</w:t>
             </w:r>
           </w:p>
         </w:tc>
         <w:tc>
           <w:tcPr>
             <w:tcW w:w="1351" w:type="dxa"/>
+            <w:vMerge w:val="restart"/>
           </w:tcPr>
           <w:p>
             <w:pPr>
@@ -2215,7 +2216,16 @@
                 <w:b/>
                 <w:sz w:val="14"/>
               </w:rPr>
-              <w:t>ХИМИТЕК УНИВЕРСАЛ-ДЕЗ</w:t>
+              <w:t>ПОЛИДЕЗ</w:t>
+            </w:r>
+            <w:r>
+              <w:rPr>
+                <w:rFonts w:ascii="Arial" w:hAnsi="Arial"/>
+                <w:b/>
+                <w:sz w:val="14"/>
+                <w:vertAlign w:val="superscript"/>
+              </w:rPr>
+              <w:t>®</w:t>
             </w:r>
           </w:p>
         </w:tc>
@@ -2293,7 +2303,7 @@
                 <w:sz w:val="14"/>
                 <w:rFonts w:ascii="Arial" w:hAnsi="Arial"/>
               </w:rPr>
-              <w:t xml:space="preserve">30 минут</w:t>
+              <w:t xml:space="preserve">15 минут</w:t>
             </w:r>
           </w:p>
         </w:tc>
@@ -2323,19 +2333,9 @@
         <w:tc>
           <w:tcPr>
             <w:tcW w:w="1351" w:type="dxa"/>
-          </w:tcPr>
-          <w:p>
-            <w:pPr>
-              <w:pStyle w:val="--2"/>
-            </w:pPr>
-            <w:r>
-              <w:rPr>
-                <w:sz w:val="14"/>
-                <w:rFonts w:ascii="Arial" w:hAnsi="Arial"/>
-              </w:rPr>
-              <w:t xml:space="preserve">механик-наладчик</w:t>
-            </w:r>
-          </w:p>
+            <w:vMerge/>
+          </w:tcPr>
+          <w:p/>
         </w:tc>
         <w:tc>
           <w:tcPr>
@@ -2360,7 +2360,7 @@
                 <w:sz w:val="14"/>
                 <w:rFonts w:ascii="Arial" w:hAnsi="Arial"/>
               </w:rPr>
-              <w:t xml:space="preserve">санитарные посты (смесители, раковины), технологические мойки (смесители, раковины)</w:t>
+              <w:t xml:space="preserve">отопительные приборы и пространство за ними</w:t>
             </w:r>
           </w:p>
         </w:tc>
@@ -2544,13 +2544,14 @@
                 <w:sz w:val="14"/>
                 <w:rFonts w:ascii="Arial" w:hAnsi="Arial"/>
               </w:rPr>
-              <w:t xml:space="preserve">1 раз в смену</w:t>
+              <w:t xml:space="preserve">1 раз в месяц</w:t>
             </w:r>
           </w:p>
         </w:tc>
         <w:tc>
           <w:tcPr>
             <w:tcW w:w="1351" w:type="dxa"/>
+            <w:vMerge w:val="restart"/>
           </w:tcPr>
           <w:p>
             <w:pPr>
@@ -2637,7 +2638,16 @@
                 <w:b/>
                 <w:sz w:val="14"/>
               </w:rPr>
-              <w:t>ХИМИТЕК УНИВЕРСАЛ-ДЕЗ</w:t>
+              <w:t>ПОЛИДЕЗ</w:t>
+            </w:r>
+            <w:r>
+              <w:rPr>
+                <w:rFonts w:ascii="Arial" w:hAnsi="Arial"/>
+                <w:b/>
+                <w:sz w:val="14"/>
+                <w:vertAlign w:val="superscript"/>
+              </w:rPr>
+              <w:t>®</w:t>
             </w:r>
           </w:p>
         </w:tc>
@@ -2715,7 +2725,7 @@
                 <w:sz w:val="14"/>
                 <w:rFonts w:ascii="Arial" w:hAnsi="Arial"/>
               </w:rPr>
-              <w:t xml:space="preserve">30 минут</w:t>
+              <w:t xml:space="preserve">20 минут</w:t>
             </w:r>
           </w:p>
         </w:tc>
@@ -2745,19 +2755,9 @@
         <w:tc>
           <w:tcPr>
             <w:tcW w:w="1351" w:type="dxa"/>
-          </w:tcPr>
-          <w:p>
-            <w:pPr>
-              <w:pStyle w:val="--2"/>
-            </w:pPr>
-            <w:r>
-              <w:rPr>
-                <w:sz w:val="14"/>
-                <w:rFonts w:ascii="Arial" w:hAnsi="Arial"/>
-              </w:rPr>
-              <w:t xml:space="preserve">уборщик служебных помещений</w:t>
-            </w:r>
-          </w:p>
+            <w:vMerge/>
+          </w:tcPr>
+          <w:p/>
         </w:tc>
         <w:tc>
           <w:tcPr>
@@ -2782,7 +2782,7 @@
                 <w:sz w:val="14"/>
                 <w:rFonts w:ascii="Arial" w:hAnsi="Arial"/>
               </w:rPr>
-              <w:t xml:space="preserve">стеллажи, столы, стулья, шкафы</w:t>
+              <w:t xml:space="preserve">санитарные посты (смесители, раковины), технологические мойки (смесители, раковины)</w:t>
             </w:r>
           </w:p>
         </w:tc>
@@ -2966,13 +2966,14 @@
                 <w:sz w:val="14"/>
                 <w:rFonts w:ascii="Arial" w:hAnsi="Arial"/>
               </w:rPr>
-              <w:t xml:space="preserve">1 раз в неделю, по мере загрязнения</w:t>
+              <w:t xml:space="preserve">1 раз в смену</w:t>
             </w:r>
           </w:p>
         </w:tc>
         <w:tc>
           <w:tcPr>
             <w:tcW w:w="1351" w:type="dxa"/>
+            <w:vMerge w:val="restart"/>
           </w:tcPr>
           <w:p>
             <w:pPr>
@@ -3059,7 +3060,16 @@
                 <w:b/>
                 <w:sz w:val="14"/>
               </w:rPr>
-              <w:t>ХИМИТЕК УНИВЕРСАЛ-ДЕЗ</w:t>
+              <w:t>ПОЛИДЕЗ</w:t>
+            </w:r>
+            <w:r>
+              <w:rPr>
+                <w:rFonts w:ascii="Arial" w:hAnsi="Arial"/>
+                <w:b/>
+                <w:sz w:val="14"/>
+                <w:vertAlign w:val="superscript"/>
+              </w:rPr>
+              <w:t>®</w:t>
             </w:r>
           </w:p>
         </w:tc>
@@ -3137,7 +3147,7 @@
                 <w:sz w:val="14"/>
                 <w:rFonts w:ascii="Arial" w:hAnsi="Arial"/>
               </w:rPr>
-              <w:t xml:space="preserve">30 минут</w:t>
+              <w:t xml:space="preserve">20 минут</w:t>
             </w:r>
           </w:p>
         </w:tc>
@@ -3167,19 +3177,9 @@
         <w:tc>
           <w:tcPr>
             <w:tcW w:w="1351" w:type="dxa"/>
-          </w:tcPr>
-          <w:p>
-            <w:pPr>
-              <w:pStyle w:val="--2"/>
-            </w:pPr>
-            <w:r>
-              <w:rPr>
-                <w:sz w:val="14"/>
-                <w:rFonts w:ascii="Arial" w:hAnsi="Arial"/>
-              </w:rPr>
-              <w:t xml:space="preserve">уборщик служебных помещений</w:t>
-            </w:r>
-          </w:p>
+            <w:vMerge/>
+          </w:tcPr>
+          <w:p/>
         </w:tc>
         <w:tc>
           <w:tcPr>
@@ -3204,7 +3204,7 @@
                 <w:sz w:val="14"/>
                 <w:rFonts w:ascii="Arial" w:hAnsi="Arial"/>
               </w:rPr>
-              <w:t xml:space="preserve">печи микроволновые, термопоты</w:t>
+              <w:t xml:space="preserve">стеллажи, столы, шкафы</w:t>
             </w:r>
           </w:p>
         </w:tc>
@@ -3388,13 +3388,14 @@
                 <w:sz w:val="14"/>
                 <w:rFonts w:ascii="Arial" w:hAnsi="Arial"/>
               </w:rPr>
-              <w:t xml:space="preserve">1 раз в неделю</w:t>
+              <w:t xml:space="preserve">1 раз в неделю, по мере загрязнения</w:t>
             </w:r>
           </w:p>
         </w:tc>
         <w:tc>
           <w:tcPr>
             <w:tcW w:w="1351" w:type="dxa"/>
+            <w:vMerge w:val="restart"/>
           </w:tcPr>
           <w:p>
             <w:pPr>
@@ -3481,7 +3482,16 @@
                 <w:b/>
                 <w:sz w:val="14"/>
               </w:rPr>
-              <w:t>ХИМИТЕК УНИВЕРСАЛ-ДЕЗ</w:t>
+              <w:t>ПОЛИДЕЗ</w:t>
+            </w:r>
+            <w:r>
+              <w:rPr>
+                <w:rFonts w:ascii="Arial" w:hAnsi="Arial"/>
+                <w:b/>
+                <w:sz w:val="14"/>
+                <w:vertAlign w:val="superscript"/>
+              </w:rPr>
+              <w:t>®</w:t>
             </w:r>
           </w:p>
         </w:tc>
@@ -3559,7 +3569,7 @@
                 <w:sz w:val="14"/>
                 <w:rFonts w:ascii="Arial" w:hAnsi="Arial"/>
               </w:rPr>
-              <w:t xml:space="preserve">30 минут</w:t>
+              <w:t xml:space="preserve">20 минут</w:t>
             </w:r>
           </w:p>
         </w:tc>
@@ -3589,19 +3599,9 @@
         <w:tc>
           <w:tcPr>
             <w:tcW w:w="1351" w:type="dxa"/>
-          </w:tcPr>
-          <w:p>
-            <w:pPr>
-              <w:pStyle w:val="--2"/>
-            </w:pPr>
-            <w:r>
-              <w:rPr>
-                <w:sz w:val="14"/>
-                <w:rFonts w:ascii="Arial" w:hAnsi="Arial"/>
-              </w:rPr>
-              <w:t xml:space="preserve">уборщик служебных помещений</w:t>
-            </w:r>
-          </w:p>
+            <w:vMerge/>
+          </w:tcPr>
+          <w:p/>
         </w:tc>
         <w:tc>
           <w:tcPr>
@@ -3614,28 +3614,6 @@
       <w:tr>
         <w:tc>
           <w:tcPr>
-            <w:tcW w:w="15876" w:type="dxa"/>
-            <w:gridSpan w:val="12"/>
-            <w:shd w:val="clear" w:color="auto" w:fill="D2D2D2"/>
-          </w:tcPr>
-          <w:p>
-            <w:pPr>
-              <w:pStyle w:val="--2"/>
-            </w:pPr>
-            <w:r>
-              <w:rPr>
-                <w:sz w:val="14"/>
-                <w:rFonts w:ascii="Arial" w:hAnsi="Arial"/>
-                <w:b/>
-              </w:rPr>
-              <w:t xml:space="preserve">Санитарная обработка производственного инвентаря, посуды</w:t>
-            </w:r>
-          </w:p>
-        </w:tc>
-      </w:tr>
-      <w:tr>
-        <w:tc>
-          <w:tcPr>
             <w:tcW w:w="1688" w:type="dxa"/>
             <w:vMerge w:val="restart"/>
           </w:tcPr>
@@ -3648,7 +3626,7 @@
                 <w:sz w:val="14"/>
                 <w:rFonts w:ascii="Arial" w:hAnsi="Arial"/>
               </w:rPr>
-              <w:t xml:space="preserve">кулеры (внешние поверхности)</w:t>
+              <w:t xml:space="preserve">стулья</w:t>
             </w:r>
           </w:p>
         </w:tc>
@@ -3832,7 +3810,7 @@
                 <w:sz w:val="14"/>
                 <w:rFonts w:ascii="Arial" w:hAnsi="Arial"/>
               </w:rPr>
-              <w:t xml:space="preserve">1 раз в неделю</w:t>
+              <w:t xml:space="preserve">1 раз в неделю, по мере загрязнения</w:t>
             </w:r>
           </w:p>
         </w:tc>
@@ -3926,7 +3904,16 @@
                 <w:b/>
                 <w:sz w:val="14"/>
               </w:rPr>
-              <w:t>ХИМИТЕК УНИВЕРСАЛ-ДЕЗ</w:t>
+              <w:t>ПОЛИДЕЗ</w:t>
+            </w:r>
+            <w:r>
+              <w:rPr>
+                <w:rFonts w:ascii="Arial" w:hAnsi="Arial"/>
+                <w:b/>
+                <w:sz w:val="14"/>
+                <w:vertAlign w:val="superscript"/>
+              </w:rPr>
+              <w:t>®</w:t>
             </w:r>
           </w:p>
         </w:tc>
@@ -4004,7 +3991,7 @@
                 <w:sz w:val="14"/>
                 <w:rFonts w:ascii="Arial" w:hAnsi="Arial"/>
               </w:rPr>
-              <w:t xml:space="preserve">20 минут</w:t>
+              <w:t xml:space="preserve">15 минут</w:t>
             </w:r>
           </w:p>
         </w:tc>
@@ -4050,6 +4037,246 @@
         <w:tc>
           <w:tcPr>
             <w:tcW w:w="1688" w:type="dxa"/>
+            <w:vMerge w:val="restart"/>
+          </w:tcPr>
+          <w:p>
+            <w:pPr>
+              <w:pStyle w:val="--2"/>
+            </w:pPr>
+            <w:r>
+              <w:rPr>
+                <w:sz w:val="14"/>
+                <w:rFonts w:ascii="Arial" w:hAnsi="Arial"/>
+              </w:rPr>
+              <w:t xml:space="preserve">печи микроволновые, термопоты</w:t>
+            </w:r>
+          </w:p>
+        </w:tc>
+        <w:tc>
+          <w:tcPr>
+            <w:tcW w:w="1408" w:type="dxa"/>
+          </w:tcPr>
+          <w:p>
+            <w:pPr>
+              <w:pStyle w:val="--2"/>
+            </w:pPr>
+            <w:r>
+              <w:rPr>
+                <w:sz w:val="14"/>
+                <w:rFonts w:ascii="Arial" w:hAnsi="Arial"/>
+              </w:rPr>
+              <w:t xml:space="preserve">мойка</w:t>
+            </w:r>
+          </w:p>
+        </w:tc>
+        <w:tc>
+          <w:tcPr>
+            <w:tcW w:w="506" w:type="dxa"/>
+            <w:vMerge w:val="restart"/>
+            <w:tcMar>
+              <w:left w:w="0" w:type="dxa"/>
+              <w:right w:w="0" w:type="dxa"/>
+            </w:tcMar>
+            <w:textDirection w:val="btLr"/>
+            <w:vAlign w:val="center"/>
+          </w:tcPr>
+          <w:p>
+            <w:pPr>
+              <w:pStyle w:val="--3"/>
+            </w:pPr>
+            <w:r>
+              <w:rPr>
+                <w:sz w:val="14"/>
+                <w:rFonts w:ascii="Arial" w:hAnsi="Arial"/>
+              </w:rPr>
+              <w:t xml:space="preserve"/>
+            </w:r>
+          </w:p>
+        </w:tc>
+        <w:tc>
+          <w:tcPr>
+            <w:tcW w:w="1913" w:type="dxa"/>
+            <w:shd w:val="clear" w:color="auto" w:fill="99FF99"/>
+          </w:tcPr>
+          <w:p>
+            <w:pPr>
+              <w:pStyle w:val="-0"/>
+            </w:pPr>
+            <w:r>
+              <w:rPr>
+                <w:rFonts w:ascii="Arial" w:hAnsi="Arial"/>
+                <w:b/>
+                <w:sz w:val="14"/>
+              </w:rPr>
+              <w:t>ХИМИТЕК КУХМАСТЕР-ФОРТЕ для дозирующих систем</w:t>
+            </w:r>
+          </w:p>
+        </w:tc>
+        <w:tc>
+          <w:tcPr>
+            <w:tcW w:w="1520" w:type="dxa"/>
+          </w:tcPr>
+          <w:p>
+            <w:pPr>
+              <w:pStyle w:val="--2"/>
+            </w:pPr>
+            <w:r>
+              <w:rPr>
+                <w:sz w:val="14"/>
+                <w:rFonts w:ascii="Arial" w:hAnsi="Arial"/>
+              </w:rPr>
+              <w:t xml:space="preserve">ручной (протирание, обработка щёткой)</w:t>
+            </w:r>
+          </w:p>
+        </w:tc>
+        <w:tc>
+          <w:tcPr>
+            <w:tcW w:w="2025" w:type="dxa"/>
+          </w:tcPr>
+          <w:p>
+            <w:pPr>
+              <w:pStyle w:val="--3"/>
+            </w:pPr>
+            <w:r>
+              <w:rPr>
+                <w:rFonts w:ascii="Arial" w:hAnsi="Arial"/>
+                <w:sz w:val="14"/>
+              </w:rPr>
+              <w:t>3,0 % - 4,0 %</w:t>
+            </w:r>
+            <w:r>
+              <w:br/>
+            </w:r>
+            <w:r>
+              <w:rPr>
+                <w:rFonts w:ascii="Arial" w:hAnsi="Arial"/>
+                <w:sz w:val="14"/>
+              </w:rPr>
+              <w:t>дозирующая система ProMax</w:t>
+            </w:r>
+          </w:p>
+        </w:tc>
+        <w:tc>
+          <w:tcPr>
+            <w:tcW w:w="1183" w:type="dxa"/>
+          </w:tcPr>
+          <w:p>
+            <w:pPr>
+              <w:pStyle w:val="--3"/>
+            </w:pPr>
+            <w:r>
+              <w:rPr>
+                <w:sz w:val="14"/>
+                <w:rFonts w:ascii="Arial" w:hAnsi="Arial"/>
+              </w:rPr>
+              <w:t xml:space="preserve">не ниже 40°C</w:t>
+            </w:r>
+          </w:p>
+        </w:tc>
+        <w:tc>
+          <w:tcPr>
+            <w:tcW w:w="1126" w:type="dxa"/>
+          </w:tcPr>
+          <w:p>
+            <w:pPr>
+              <w:pStyle w:val="--3"/>
+            </w:pPr>
+            <w:r>
+              <w:rPr>
+                <w:sz w:val="14"/>
+                <w:rFonts w:ascii="Arial" w:hAnsi="Arial"/>
+              </w:rPr>
+              <w:t xml:space="preserve">___________</w:t>
+            </w:r>
+          </w:p>
+        </w:tc>
+        <w:tc>
+          <w:tcPr>
+            <w:tcW w:w="510" w:type="dxa"/>
+            <w:noWrap/>
+            <w:tcMar>
+              <w:left w:w="0" w:type="dxa"/>
+              <w:right w:w="0" w:type="dxa"/>
+            </w:tcMar>
+            <w:textDirection w:val="btLr"/>
+            <w:tcFitText/>
+            <w:vAlign w:val="center"/>
+            <w:vMerge w:val="restart"/>
+            <w:shd w:val="clear" w:color="auto" w:fill="#FFA500"/>
+          </w:tcPr>
+          <w:p>
+            <w:pPr>
+              <w:pStyle w:val="--3"/>
+            </w:pPr>
+            <w:r>
+              <w:rPr>
+                <w:sz w:val="14"/>
+                <w:rFonts w:ascii="Arial" w:hAnsi="Arial"/>
+                <w:b/>
+              </w:rPr>
+              <w:t xml:space="preserve">оранжевый</w:t>
+            </w:r>
+          </w:p>
+        </w:tc>
+        <w:tc>
+          <w:tcPr>
+            <w:tcW w:w="958" w:type="dxa"/>
+            <w:vMerge w:val="restart"/>
+          </w:tcPr>
+          <w:p>
+            <w:pPr>
+              <w:pStyle w:val="--3"/>
+            </w:pPr>
+            <w:r>
+              <w:rPr>
+                <w:sz w:val="14"/>
+                <w:rFonts w:ascii="Arial" w:hAnsi="Arial"/>
+              </w:rPr>
+              <w:t xml:space="preserve">1 раз в неделю</w:t>
+            </w:r>
+          </w:p>
+        </w:tc>
+        <w:tc>
+          <w:tcPr>
+            <w:tcW w:w="1351" w:type="dxa"/>
+            <w:vMerge w:val="restart"/>
+          </w:tcPr>
+          <w:p>
+            <w:pPr>
+              <w:pStyle w:val="--2"/>
+            </w:pPr>
+            <w:r>
+              <w:rPr>
+                <w:sz w:val="14"/>
+                <w:rFonts w:ascii="Arial" w:hAnsi="Arial"/>
+              </w:rPr>
+              <w:t xml:space="preserve">сотрудник внутреннего клининга</w:t>
+            </w:r>
+          </w:p>
+        </w:tc>
+        <w:tc>
+          <w:tcPr>
+            <w:tcW w:w="1688" w:type="dxa"/>
+            <w:vMerge w:val="restart"/>
+          </w:tcPr>
+          <w:p>
+            <w:pPr>
+              <w:pStyle w:val="--2"/>
+            </w:pPr>
+            <w:r>
+              <w:rPr>
+                <w:sz w:val="14"/>
+                <w:rFonts w:ascii="Arial" w:hAnsi="Arial"/>
+              </w:rPr>
+              <w:t xml:space="preserve">визуальный контроль/ сотрудник отдела качества</w:t>
+            </w:r>
+          </w:p>
+        </w:tc>
+      </w:tr>
+      <w:tr>
+        <w:tc>
+          <w:tcPr>
+            <w:tcW w:w="1688" w:type="dxa"/>
             <w:vMerge/>
           </w:tcPr>
           <w:p/>
@@ -4099,7 +4326,16 @@
                 <w:b/>
                 <w:sz w:val="14"/>
               </w:rPr>
-              <w:t>ХИМИТЕК УНИВЕРСАЛ-ДЕЗ</w:t>
+              <w:t>ПОЛИДЕЗ</w:t>
+            </w:r>
+            <w:r>
+              <w:rPr>
+                <w:rFonts w:ascii="Arial" w:hAnsi="Arial"/>
+                <w:b/>
+                <w:sz w:val="14"/>
+                <w:vertAlign w:val="superscript"/>
+              </w:rPr>
+              <w:t>®</w:t>
             </w:r>
           </w:p>
         </w:tc>
@@ -4177,7 +4413,7 @@
                 <w:sz w:val="14"/>
                 <w:rFonts w:ascii="Arial" w:hAnsi="Arial"/>
               </w:rPr>
-              <w:t xml:space="preserve">30 минут</w:t>
+              <w:t xml:space="preserve">20 минут</w:t>
             </w:r>
           </w:p>
         </w:tc>
@@ -4207,19 +4443,9 @@
         <w:tc>
           <w:tcPr>
             <w:tcW w:w="1351" w:type="dxa"/>
-          </w:tcPr>
-          <w:p>
-            <w:pPr>
-              <w:pStyle w:val="--2"/>
-            </w:pPr>
-            <w:r>
-              <w:rPr>
-                <w:sz w:val="14"/>
-                <w:rFonts w:ascii="Arial" w:hAnsi="Arial"/>
-              </w:rPr>
-              <w:t xml:space="preserve">уборщик служебных помещений</w:t>
-            </w:r>
-          </w:p>
+            <w:vMerge/>
+          </w:tcPr>
+          <w:p/>
         </w:tc>
         <w:tc>
           <w:tcPr>
@@ -4246,7 +4472,7 @@
                 <w:rFonts w:ascii="Arial" w:hAnsi="Arial"/>
                 <w:b/>
               </w:rPr>
-              <w:t xml:space="preserve">Санитарная обработка технологического оборудования</w:t>
+              <w:t xml:space="preserve">Санитарная обработка производственного инвентаря, посуды</w:t>
             </w:r>
           </w:p>
         </w:tc>
@@ -4266,7 +4492,7 @@
                 <w:sz w:val="14"/>
                 <w:rFonts w:ascii="Arial" w:hAnsi="Arial"/>
               </w:rPr>
-              <w:t xml:space="preserve">холодильники бытовые</w:t>
+              <w:t xml:space="preserve">кулеры (внешние поверхности)</w:t>
             </w:r>
           </w:p>
         </w:tc>
@@ -4343,7 +4569,7 @@
                 <w:sz w:val="14"/>
                 <w:rFonts w:ascii="Arial" w:hAnsi="Arial"/>
               </w:rPr>
-              <w:t xml:space="preserve">ручной (протирание, обработка щеткой)</w:t>
+              <w:t xml:space="preserve">ручной (протирание, обработка щёткой)</w:t>
             </w:r>
           </w:p>
         </w:tc>
@@ -4457,6 +4683,7 @@
         <w:tc>
           <w:tcPr>
             <w:tcW w:w="1351" w:type="dxa"/>
+            <w:vMerge w:val="restart"/>
           </w:tcPr>
           <w:p>
             <w:pPr>
@@ -4543,7 +4770,16 @@
                 <w:b/>
                 <w:sz w:val="14"/>
               </w:rPr>
-              <w:t>ХИМИТЕК УНИВЕРСАЛ-ДЕЗ</w:t>
+              <w:t>ПОЛИДЕЗ</w:t>
+            </w:r>
+            <w:r>
+              <w:rPr>
+                <w:rFonts w:ascii="Arial" w:hAnsi="Arial"/>
+                <w:b/>
+                <w:sz w:val="14"/>
+                <w:vertAlign w:val="superscript"/>
+              </w:rPr>
+              <w:t>®</w:t>
             </w:r>
           </w:p>
         </w:tc>
@@ -4621,7 +4857,7 @@
                 <w:sz w:val="14"/>
                 <w:rFonts w:ascii="Arial" w:hAnsi="Arial"/>
               </w:rPr>
-              <w:t xml:space="preserve">30 минут</w:t>
+              <w:t xml:space="preserve">20 минут</w:t>
             </w:r>
           </w:p>
         </w:tc>
@@ -4651,19 +4887,9 @@
         <w:tc>
           <w:tcPr>
             <w:tcW w:w="1351" w:type="dxa"/>
-          </w:tcPr>
-          <w:p>
-            <w:pPr>
-              <w:pStyle w:val="--2"/>
-            </w:pPr>
-            <w:r>
-              <w:rPr>
-                <w:sz w:val="14"/>
-                <w:rFonts w:ascii="Arial" w:hAnsi="Arial"/>
-              </w:rPr>
-              <w:t xml:space="preserve">уборщик служебных помещений</w:t>
-            </w:r>
-          </w:p>
+            <w:vMerge/>
+          </w:tcPr>
+          <w:p/>
         </w:tc>
         <w:tc>
           <w:tcPr>
@@ -4671,6 +4897,735 @@
             <w:vMerge/>
           </w:tcPr>
           <w:p/>
+        </w:tc>
+      </w:tr>
+      <w:tr>
+        <w:tc>
+          <w:tcPr>
+            <w:tcW w:w="1688" w:type="dxa"/>
+            <w:vMerge/>
+          </w:tcPr>
+          <w:p/>
+        </w:tc>
+        <w:tc>
+          <w:tcPr>
+            <w:tcW w:w="1408" w:type="dxa"/>
+          </w:tcPr>
+          <w:p>
+            <w:pPr>
+              <w:pStyle w:val="--2"/>
+            </w:pPr>
+            <w:r>
+              <w:rPr>
+                <w:sz w:val="14"/>
+                <w:rFonts w:ascii="Arial" w:hAnsi="Arial"/>
+              </w:rPr>
+              <w:t xml:space="preserve">дезинфекция</w:t>
+            </w:r>
+          </w:p>
+        </w:tc>
+        <w:tc>
+          <w:tcPr>
+            <w:tcW w:w="506" w:type="dxa"/>
+            <w:vMerge/>
+            <w:tcMar>
+              <w:left w:w="0" w:type="dxa"/>
+              <w:right w:w="0" w:type="dxa"/>
+            </w:tcMar>
+            <w:textDirection w:val="btLr"/>
+            <w:vAlign w:val="center"/>
+          </w:tcPr>
+          <w:p/>
+        </w:tc>
+        <w:tc>
+          <w:tcPr>
+            <w:tcW w:w="1913" w:type="dxa"/>
+            <w:shd w:val="clear" w:color="auto" w:fill="FFFFCC"/>
+          </w:tcPr>
+          <w:p>
+            <w:pPr>
+              <w:pStyle w:val="-0"/>
+            </w:pPr>
+            <w:r>
+              <w:rPr>
+                <w:rFonts w:ascii="Arial" w:hAnsi="Arial"/>
+                <w:b/>
+                <w:sz w:val="14"/>
+              </w:rPr>
+              <w:t>ПОЛИДЕЗ</w:t>
+            </w:r>
+            <w:r>
+              <w:rPr>
+                <w:rFonts w:ascii="Arial" w:hAnsi="Arial"/>
+                <w:b/>
+                <w:sz w:val="14"/>
+                <w:vertAlign w:val="superscript"/>
+              </w:rPr>
+              <w:t>®</w:t>
+            </w:r>
+          </w:p>
+        </w:tc>
+        <w:tc>
+          <w:tcPr>
+            <w:tcW w:w="1520" w:type="dxa"/>
+          </w:tcPr>
+          <w:p>
+            <w:pPr>
+              <w:pStyle w:val="--2"/>
+            </w:pPr>
+            <w:r>
+              <w:rPr>
+                <w:sz w:val="14"/>
+                <w:rFonts w:ascii="Arial" w:hAnsi="Arial"/>
+              </w:rPr>
+              <w:t xml:space="preserve">протирание</w:t>
+            </w:r>
+          </w:p>
+        </w:tc>
+        <w:tc>
+          <w:tcPr>
+            <w:tcW w:w="2025" w:type="dxa"/>
+          </w:tcPr>
+          <w:p>
+            <w:pPr>
+              <w:pStyle w:val="--3"/>
+            </w:pPr>
+            <w:r>
+              <w:rPr>
+                <w:rFonts w:ascii="Arial" w:hAnsi="Arial"/>
+                <w:sz w:val="14"/>
+              </w:rPr>
+              <w:t>3,0 %</w:t>
+            </w:r>
+            <w:r>
+              <w:br/>
+            </w:r>
+            <w:r>
+              <w:rPr>
+                <w:rFonts w:ascii="Arial" w:hAnsi="Arial"/>
+                <w:sz w:val="14"/>
+              </w:rPr>
+              <w:t>дозирующая система ProMax</w:t>
+            </w:r>
+          </w:p>
+        </w:tc>
+        <w:tc>
+          <w:tcPr>
+            <w:tcW w:w="1183" w:type="dxa"/>
+          </w:tcPr>
+          <w:p>
+            <w:pPr>
+              <w:pStyle w:val="--3"/>
+            </w:pPr>
+            <w:r>
+              <w:rPr>
+                <w:sz w:val="14"/>
+                <w:rFonts w:ascii="Arial" w:hAnsi="Arial"/>
+              </w:rPr>
+              <w:t xml:space="preserve">18-20°C</w:t>
+            </w:r>
+          </w:p>
+        </w:tc>
+        <w:tc>
+          <w:tcPr>
+            <w:tcW w:w="1126" w:type="dxa"/>
+          </w:tcPr>
+          <w:p>
+            <w:pPr>
+              <w:pStyle w:val="--3"/>
+            </w:pPr>
+            <w:r>
+              <w:rPr>
+                <w:sz w:val="14"/>
+                <w:rFonts w:ascii="Arial" w:hAnsi="Arial"/>
+              </w:rPr>
+              <w:t xml:space="preserve">30 минут</w:t>
+            </w:r>
+          </w:p>
+        </w:tc>
+        <w:tc>
+          <w:tcPr>
+            <w:tcW w:w="510" w:type="dxa"/>
+            <w:noWrap/>
+            <w:tcMar>
+              <w:left w:w="0" w:type="dxa"/>
+              <w:right w:w="0" w:type="dxa"/>
+            </w:tcMar>
+            <w:textDirection w:val="btLr"/>
+            <w:tcFitText/>
+            <w:vAlign w:val="center"/>
+            <w:vMerge/>
+            <w:shd w:val="clear" w:color="auto" w:fill="#FFA500"/>
+          </w:tcPr>
+          <w:p/>
+        </w:tc>
+        <w:tc>
+          <w:tcPr>
+            <w:tcW w:w="958" w:type="dxa"/>
+            <w:vMerge/>
+          </w:tcPr>
+          <w:p/>
+        </w:tc>
+        <w:tc>
+          <w:tcPr>
+            <w:tcW w:w="1351" w:type="dxa"/>
+          </w:tcPr>
+          <w:p>
+            <w:pPr>
+              <w:pStyle w:val="--2"/>
+            </w:pPr>
+            <w:r>
+              <w:rPr>
+                <w:sz w:val="14"/>
+                <w:rFonts w:ascii="Arial" w:hAnsi="Arial"/>
+              </w:rPr>
+              <w:t xml:space="preserve">уборщик служебных помещений</w:t>
+            </w:r>
+          </w:p>
+        </w:tc>
+        <w:tc>
+          <w:tcPr>
+            <w:tcW w:w="1688" w:type="dxa"/>
+            <w:vMerge/>
+          </w:tcPr>
+          <w:p/>
+        </w:tc>
+      </w:tr>
+      <w:tr>
+        <w:tc>
+          <w:tcPr>
+            <w:tcW w:w="15876" w:type="dxa"/>
+            <w:gridSpan w:val="12"/>
+            <w:shd w:val="clear" w:color="auto" w:fill="D2D2D2"/>
+          </w:tcPr>
+          <w:p>
+            <w:pPr>
+              <w:pStyle w:val="--2"/>
+            </w:pPr>
+            <w:r>
+              <w:rPr>
+                <w:sz w:val="14"/>
+                <w:rFonts w:ascii="Arial" w:hAnsi="Arial"/>
+                <w:b/>
+              </w:rPr>
+              <w:t xml:space="preserve">Санитарная обработка технологического оборудования</w:t>
+            </w:r>
+          </w:p>
+        </w:tc>
+      </w:tr>
+      <w:tr>
+        <w:tc>
+          <w:tcPr>
+            <w:tcW w:w="1688" w:type="dxa"/>
+            <w:vMerge w:val="restart"/>
+          </w:tcPr>
+          <w:p>
+            <w:pPr>
+              <w:pStyle w:val="--2"/>
+            </w:pPr>
+            <w:r>
+              <w:rPr>
+                <w:sz w:val="14"/>
+                <w:rFonts w:ascii="Arial" w:hAnsi="Arial"/>
+              </w:rPr>
+              <w:t xml:space="preserve">холодильники бытовые</w:t>
+            </w:r>
+          </w:p>
+        </w:tc>
+        <w:tc>
+          <w:tcPr>
+            <w:tcW w:w="14188" w:type="dxa"/>
+            <w:gridSpan w:val="11"/>
+            <w:shd w:val="clear" w:color="auto" w:fill="D2D2D2"/>
+          </w:tcPr>
+          <w:p>
+            <w:pPr>
+              <w:pStyle w:val="--2"/>
+            </w:pPr>
+            <w:r>
+              <w:rPr>
+                <w:sz w:val="14"/>
+                <w:rFonts w:ascii="Arial" w:hAnsi="Arial"/>
+                <w:b/>
+              </w:rPr>
+              <w:t xml:space="preserve">Внешние поверхности</w:t>
+            </w:r>
+          </w:p>
+        </w:tc>
+      </w:tr>
+      <w:tr>
+        <w:tc>
+          <w:tcPr>
+            <w:tcW w:w="1688" w:type="dxa"/>
+            <w:vMerge/>
+          </w:tcPr>
+          <w:p/>
+        </w:tc>
+        <w:tc>
+          <w:tcPr>
+            <w:tcW w:w="1408" w:type="dxa"/>
+          </w:tcPr>
+          <w:p>
+            <w:pPr>
+              <w:pStyle w:val="--2"/>
+            </w:pPr>
+            <w:r>
+              <w:rPr>
+                <w:sz w:val="14"/>
+                <w:rFonts w:ascii="Arial" w:hAnsi="Arial"/>
+              </w:rPr>
+              <w:t xml:space="preserve">мойка</w:t>
+            </w:r>
+          </w:p>
+        </w:tc>
+        <w:tc>
+          <w:tcPr>
+            <w:tcW w:w="506" w:type="dxa"/>
+            <w:tcMar>
+              <w:left w:w="0" w:type="dxa"/>
+              <w:right w:w="0" w:type="dxa"/>
+            </w:tcMar>
+            <w:textDirection w:val="btLr"/>
+            <w:vAlign w:val="center"/>
+          </w:tcPr>
+          <w:p>
+            <w:pPr>
+              <w:pStyle w:val="--3"/>
+            </w:pPr>
+            <w:r>
+              <w:rPr>
+                <w:sz w:val="14"/>
+                <w:rFonts w:ascii="Arial" w:hAnsi="Arial"/>
+              </w:rPr>
+              <w:t xml:space="preserve"/>
+            </w:r>
+          </w:p>
+        </w:tc>
+        <w:tc>
+          <w:tcPr>
+            <w:tcW w:w="1913" w:type="dxa"/>
+            <w:shd w:val="clear" w:color="auto" w:fill="99FF99"/>
+          </w:tcPr>
+          <w:p>
+            <w:pPr>
+              <w:pStyle w:val="-0"/>
+            </w:pPr>
+            <w:r>
+              <w:rPr>
+                <w:rFonts w:ascii="Arial" w:hAnsi="Arial"/>
+                <w:b/>
+                <w:sz w:val="14"/>
+              </w:rPr>
+              <w:t>ХИМИТЕК КУХМАСТЕР-ФОРТЕ для дозирующих систем</w:t>
+            </w:r>
+          </w:p>
+        </w:tc>
+        <w:tc>
+          <w:tcPr>
+            <w:tcW w:w="1520" w:type="dxa"/>
+          </w:tcPr>
+          <w:p>
+            <w:pPr>
+              <w:pStyle w:val="--2"/>
+            </w:pPr>
+            <w:r>
+              <w:rPr>
+                <w:sz w:val="14"/>
+                <w:rFonts w:ascii="Arial" w:hAnsi="Arial"/>
+              </w:rPr>
+              <w:t xml:space="preserve">ручной (протирание, обработка щеткой)</w:t>
+            </w:r>
+          </w:p>
+        </w:tc>
+        <w:tc>
+          <w:tcPr>
+            <w:tcW w:w="2025" w:type="dxa"/>
+          </w:tcPr>
+          <w:p>
+            <w:pPr>
+              <w:pStyle w:val="--3"/>
+            </w:pPr>
+            <w:r>
+              <w:rPr>
+                <w:rFonts w:ascii="Arial" w:hAnsi="Arial"/>
+                <w:sz w:val="14"/>
+              </w:rPr>
+              <w:t>3,0 % - 4,0 %</w:t>
+            </w:r>
+            <w:r>
+              <w:br/>
+            </w:r>
+            <w:r>
+              <w:rPr>
+                <w:rFonts w:ascii="Arial" w:hAnsi="Arial"/>
+                <w:sz w:val="14"/>
+              </w:rPr>
+              <w:t>дозирующая система ProMax</w:t>
+            </w:r>
+          </w:p>
+        </w:tc>
+        <w:tc>
+          <w:tcPr>
+            <w:tcW w:w="1183" w:type="dxa"/>
+          </w:tcPr>
+          <w:p>
+            <w:pPr>
+              <w:pStyle w:val="--3"/>
+            </w:pPr>
+            <w:r>
+              <w:rPr>
+                <w:sz w:val="14"/>
+                <w:rFonts w:ascii="Arial" w:hAnsi="Arial"/>
+              </w:rPr>
+              <w:t xml:space="preserve">не ниже 40°C</w:t>
+            </w:r>
+          </w:p>
+        </w:tc>
+        <w:tc>
+          <w:tcPr>
+            <w:tcW w:w="1126" w:type="dxa"/>
+          </w:tcPr>
+          <w:p>
+            <w:pPr>
+              <w:pStyle w:val="--3"/>
+            </w:pPr>
+            <w:r>
+              <w:rPr>
+                <w:sz w:val="14"/>
+                <w:rFonts w:ascii="Arial" w:hAnsi="Arial"/>
+              </w:rPr>
+              <w:t xml:space="preserve">___________</w:t>
+            </w:r>
+          </w:p>
+        </w:tc>
+        <w:tc>
+          <w:tcPr>
+            <w:tcW w:w="510" w:type="dxa"/>
+            <w:noWrap/>
+            <w:tcMar>
+              <w:left w:w="0" w:type="dxa"/>
+              <w:right w:w="0" w:type="dxa"/>
+            </w:tcMar>
+            <w:textDirection w:val="btLr"/>
+            <w:tcFitText/>
+            <w:vAlign w:val="center"/>
+          </w:tcPr>
+          <w:p>
+            <w:pPr>
+              <w:pStyle w:val="--3"/>
+            </w:pPr>
+            <w:r>
+              <w:rPr>
+                <w:sz w:val="14"/>
+                <w:rFonts w:ascii="Arial" w:hAnsi="Arial"/>
+                <w:b/>
+              </w:rPr>
+              <w:t xml:space="preserve">промаркированный</w:t>
+            </w:r>
+          </w:p>
+        </w:tc>
+        <w:tc>
+          <w:tcPr>
+            <w:tcW w:w="958" w:type="dxa"/>
+          </w:tcPr>
+          <w:p>
+            <w:pPr>
+              <w:pStyle w:val="--3"/>
+            </w:pPr>
+            <w:r>
+              <w:rPr>
+                <w:sz w:val="14"/>
+                <w:rFonts w:ascii="Arial" w:hAnsi="Arial"/>
+              </w:rPr>
+              <w:t xml:space="preserve">1 раз в неделю</w:t>
+            </w:r>
+          </w:p>
+        </w:tc>
+        <w:tc>
+          <w:tcPr>
+            <w:tcW w:w="1351" w:type="dxa"/>
+          </w:tcPr>
+          <w:p>
+            <w:pPr>
+              <w:pStyle w:val="--2"/>
+            </w:pPr>
+            <w:r>
+              <w:rPr>
+                <w:sz w:val="14"/>
+                <w:rFonts w:ascii="Arial" w:hAnsi="Arial"/>
+              </w:rPr>
+              <w:t xml:space="preserve">сотрудник внутреннего клининга</w:t>
+            </w:r>
+          </w:p>
+        </w:tc>
+        <w:tc>
+          <w:tcPr>
+            <w:tcW w:w="1688" w:type="dxa"/>
+          </w:tcPr>
+          <w:p>
+            <w:pPr>
+              <w:pStyle w:val="--2"/>
+            </w:pPr>
+            <w:r>
+              <w:rPr>
+                <w:sz w:val="14"/>
+                <w:rFonts w:ascii="Arial" w:hAnsi="Arial"/>
+              </w:rPr>
+              <w:t xml:space="preserve">визуальный контроль/ сотрудник отдела качества</w:t>
+            </w:r>
+          </w:p>
+        </w:tc>
+      </w:tr>
+      <w:tr>
+        <w:tc>
+          <w:tcPr>
+            <w:tcW w:w="1688" w:type="dxa"/>
+            <w:vMerge/>
+          </w:tcPr>
+          <w:p/>
+        </w:tc>
+        <w:tc>
+          <w:tcPr>
+            <w:tcW w:w="14188" w:type="dxa"/>
+            <w:gridSpan w:val="11"/>
+            <w:shd w:val="clear" w:color="auto" w:fill="D2D2D2"/>
+          </w:tcPr>
+          <w:p>
+            <w:pPr>
+              <w:pStyle w:val="--2"/>
+            </w:pPr>
+            <w:r>
+              <w:rPr>
+                <w:sz w:val="14"/>
+                <w:rFonts w:ascii="Arial" w:hAnsi="Arial"/>
+                <w:b/>
+              </w:rPr>
+              <w:t xml:space="preserve">Внутренние поверхности</w:t>
+            </w:r>
+          </w:p>
+        </w:tc>
+      </w:tr>
+      <w:tr>
+        <w:tc>
+          <w:tcPr>
+            <w:tcW w:w="1688" w:type="dxa"/>
+            <w:vMerge/>
+          </w:tcPr>
+          <w:p/>
+        </w:tc>
+        <w:tc>
+          <w:tcPr>
+            <w:tcW w:w="1408" w:type="dxa"/>
+          </w:tcPr>
+          <w:p>
+            <w:pPr>
+              <w:pStyle w:val="--2"/>
+            </w:pPr>
+            <w:r>
+              <w:rPr>
+                <w:sz w:val="14"/>
+                <w:rFonts w:ascii="Arial" w:hAnsi="Arial"/>
+              </w:rPr>
+              <w:t xml:space="preserve">мойка</w:t>
+            </w:r>
+          </w:p>
+        </w:tc>
+        <w:tc>
+          <w:tcPr>
+            <w:tcW w:w="506" w:type="dxa"/>
+            <w:tcMar>
+              <w:left w:w="0" w:type="dxa"/>
+              <w:right w:w="0" w:type="dxa"/>
+            </w:tcMar>
+            <w:textDirection w:val="btLr"/>
+            <w:vAlign w:val="center"/>
+          </w:tcPr>
+          <w:p>
+            <w:pPr>
+              <w:pStyle w:val="--3"/>
+            </w:pPr>
+            <w:r>
+              <w:rPr>
+                <w:sz w:val="14"/>
+                <w:rFonts w:ascii="Arial" w:hAnsi="Arial"/>
+              </w:rPr>
+              <w:t xml:space="preserve"/>
+            </w:r>
+          </w:p>
+        </w:tc>
+        <w:tc>
+          <w:tcPr>
+            <w:tcW w:w="1913" w:type="dxa"/>
+            <w:shd w:val="clear" w:color="auto" w:fill="99FF99"/>
+          </w:tcPr>
+          <w:p>
+            <w:pPr>
+              <w:pStyle w:val="-0"/>
+            </w:pPr>
+            <w:r>
+              <w:rPr>
+                <w:rFonts w:ascii="Arial" w:hAnsi="Arial"/>
+                <w:b/>
+                <w:sz w:val="14"/>
+              </w:rPr>
+              <w:t>ХИМИТЕК КУХМАСТЕР-ФОРТЕ для дозирующих систем</w:t>
+            </w:r>
+          </w:p>
+        </w:tc>
+        <w:tc>
+          <w:tcPr>
+            <w:tcW w:w="1520" w:type="dxa"/>
+          </w:tcPr>
+          <w:p>
+            <w:pPr>
+              <w:pStyle w:val="--2"/>
+            </w:pPr>
+            <w:r>
+              <w:rPr>
+                <w:sz w:val="14"/>
+                <w:rFonts w:ascii="Arial" w:hAnsi="Arial"/>
+              </w:rPr>
+              <w:t xml:space="preserve">ручной (протирание, обработка щеткой)</w:t>
+            </w:r>
+          </w:p>
+        </w:tc>
+        <w:tc>
+          <w:tcPr>
+            <w:tcW w:w="2025" w:type="dxa"/>
+          </w:tcPr>
+          <w:p>
+            <w:pPr>
+              <w:pStyle w:val="--3"/>
+            </w:pPr>
+            <w:r>
+              <w:rPr>
+                <w:rFonts w:ascii="Arial" w:hAnsi="Arial"/>
+                <w:sz w:val="14"/>
+              </w:rPr>
+              <w:t>3,0 % - 4,0 %</w:t>
+            </w:r>
+            <w:r>
+              <w:br/>
+            </w:r>
+            <w:r>
+              <w:rPr>
+                <w:rFonts w:ascii="Arial" w:hAnsi="Arial"/>
+                <w:sz w:val="14"/>
+              </w:rPr>
+              <w:t>дозирующая система ProMax</w:t>
+            </w:r>
+          </w:p>
+        </w:tc>
+        <w:tc>
+          <w:tcPr>
+            <w:tcW w:w="1183" w:type="dxa"/>
+          </w:tcPr>
+          <w:p>
+            <w:pPr>
+              <w:pStyle w:val="--3"/>
+            </w:pPr>
+            <w:r>
+              <w:rPr>
+                <w:sz w:val="14"/>
+                <w:rFonts w:ascii="Arial" w:hAnsi="Arial"/>
+              </w:rPr>
+              <w:t xml:space="preserve">не ниже 40°C</w:t>
+            </w:r>
+          </w:p>
+        </w:tc>
+        <w:tc>
+          <w:tcPr>
+            <w:tcW w:w="1126" w:type="dxa"/>
+          </w:tcPr>
+          <w:p>
+            <w:pPr>
+              <w:pStyle w:val="--3"/>
+            </w:pPr>
+            <w:r>
+              <w:rPr>
+                <w:sz w:val="14"/>
+                <w:rFonts w:ascii="Arial" w:hAnsi="Arial"/>
+              </w:rPr>
+              <w:t xml:space="preserve">___________</w:t>
+            </w:r>
+          </w:p>
+        </w:tc>
+        <w:tc>
+          <w:tcPr>
+            <w:tcW w:w="510" w:type="dxa"/>
+            <w:noWrap/>
+            <w:tcMar>
+              <w:left w:w="0" w:type="dxa"/>
+              <w:right w:w="0" w:type="dxa"/>
+            </w:tcMar>
+            <w:textDirection w:val="btLr"/>
+            <w:tcFitText/>
+            <w:vAlign w:val="center"/>
+          </w:tcPr>
+          <w:p>
+            <w:pPr>
+              <w:pStyle w:val="--3"/>
+            </w:pPr>
+            <w:r>
+              <w:rPr>
+                <w:sz w:val="14"/>
+                <w:rFonts w:ascii="Arial" w:hAnsi="Arial"/>
+                <w:b/>
+              </w:rPr>
+              <w:t xml:space="preserve">промаркированный</w:t>
+            </w:r>
+          </w:p>
+        </w:tc>
+        <w:tc>
+          <w:tcPr>
+            <w:tcW w:w="958" w:type="dxa"/>
+          </w:tcPr>
+          <w:p>
+            <w:pPr>
+              <w:pStyle w:val="--3"/>
+            </w:pPr>
+            <w:r>
+              <w:rPr>
+                <w:sz w:val="14"/>
+                <w:rFonts w:ascii="Arial" w:hAnsi="Arial"/>
+              </w:rPr>
+              <w:t xml:space="preserve">1 раз в месяц</w:t>
+            </w:r>
+          </w:p>
+        </w:tc>
+        <w:tc>
+          <w:tcPr>
+            <w:tcW w:w="1351" w:type="dxa"/>
+          </w:tcPr>
+          <w:p>
+            <w:pPr>
+              <w:pStyle w:val="--2"/>
+            </w:pPr>
+            <w:r>
+              <w:rPr>
+                <w:sz w:val="14"/>
+                <w:rFonts w:ascii="Arial" w:hAnsi="Arial"/>
+              </w:rPr>
+              <w:t xml:space="preserve">сотрудник внутреннего клининга</w:t>
+            </w:r>
+          </w:p>
+        </w:tc>
+        <w:tc>
+          <w:tcPr>
+            <w:tcW w:w="1688" w:type="dxa"/>
+          </w:tcPr>
+          <w:p>
+            <w:pPr>
+              <w:pStyle w:val="--2"/>
+            </w:pPr>
+            <w:r>
+              <w:rPr>
+                <w:sz w:val="14"/>
+                <w:rFonts w:ascii="Arial" w:hAnsi="Arial"/>
+              </w:rPr>
+              <w:t xml:space="preserve">визуальный контроль/ сотрудник отдела качества</w:t>
+            </w:r>
+          </w:p>
         </w:tc>
       </w:tr>
       <w:tr>
@@ -4896,6 +5851,7 @@
         <w:tc>
           <w:tcPr>
             <w:tcW w:w="1351" w:type="dxa"/>
+            <w:vMerge w:val="restart"/>
           </w:tcPr>
           <w:p>
             <w:pPr>
@@ -4982,7 +5938,16 @@
                 <w:b/>
                 <w:sz w:val="14"/>
               </w:rPr>
-              <w:t>ХИМИТЕК УНИВЕРСАЛ-ДЕЗ</w:t>
+              <w:t>ПОЛИДЕЗ</w:t>
+            </w:r>
+            <w:r>
+              <w:rPr>
+                <w:rFonts w:ascii="Arial" w:hAnsi="Arial"/>
+                <w:b/>
+                <w:sz w:val="14"/>
+                <w:vertAlign w:val="superscript"/>
+              </w:rPr>
+              <w:t>®</w:t>
             </w:r>
           </w:p>
         </w:tc>
@@ -5060,7 +6025,7 @@
                 <w:sz w:val="14"/>
                 <w:rFonts w:ascii="Arial" w:hAnsi="Arial"/>
               </w:rPr>
-              <w:t xml:space="preserve">30 минут</w:t>
+              <w:t xml:space="preserve">15 минут</w:t>
             </w:r>
           </w:p>
         </w:tc>
@@ -5090,19 +6055,9 @@
         <w:tc>
           <w:tcPr>
             <w:tcW w:w="1351" w:type="dxa"/>
-          </w:tcPr>
-          <w:p>
-            <w:pPr>
-              <w:pStyle w:val="--2"/>
-            </w:pPr>
-            <w:r>
-              <w:rPr>
-                <w:sz w:val="14"/>
-                <w:rFonts w:ascii="Arial" w:hAnsi="Arial"/>
-              </w:rPr>
-              <w:t xml:space="preserve">уборщик служебных помещений</w:t>
-            </w:r>
-          </w:p>
+            <w:vMerge/>
+          </w:tcPr>
+          <w:p/>
         </w:tc>
         <w:tc>
           <w:tcPr>

--- a/tech_cards/комната приёма пищи_tech_card.docx
+++ b/tech_cards/комната приёма пищи_tech_card.docx
@@ -1543,7 +1543,7 @@
                 <w:b/>
                 <w:sz w:val="14"/>
               </w:rPr>
-              <w:t>ПОЛИДЕЗ</w:t>
+              <w:t>ХИМИТЕК ПОЛИДЕЗ</w:t>
             </w:r>
             <w:r>
               <w:rPr>
@@ -1554,6 +1554,14 @@
               </w:rPr>
               <w:t>®</w:t>
             </w:r>
+            <w:r>
+              <w:rPr>
+                <w:rFonts w:ascii="Arial" w:hAnsi="Arial"/>
+                <w:b/>
+                <w:sz w:val="14"/>
+              </w:rPr>
+              <w:t>-СУПЕР</w:t>
+            </w:r>
           </w:p>
         </w:tc>
         <w:tc>
@@ -1586,17 +1594,7 @@
                 <w:rFonts w:ascii="Arial" w:hAnsi="Arial"/>
                 <w:sz w:val="14"/>
               </w:rPr>
-              <w:t>3,0 %</w:t>
-            </w:r>
-            <w:r>
-              <w:br/>
-            </w:r>
-            <w:r>
-              <w:rPr>
-                <w:rFonts w:ascii="Arial" w:hAnsi="Arial"/>
-                <w:sz w:val="14"/>
-              </w:rPr>
-              <w:t>дозирующая система ProMax</w:t>
+              <w:t>___________________</w:t>
             </w:r>
           </w:p>
         </w:tc>
@@ -2638,7 +2636,7 @@
                 <w:b/>
                 <w:sz w:val="14"/>
               </w:rPr>
-              <w:t>ПОЛИДЕЗ</w:t>
+              <w:t>ХИМИТЕК ПОЛИДЕЗ</w:t>
             </w:r>
             <w:r>
               <w:rPr>
@@ -2649,6 +2647,14 @@
               </w:rPr>
               <w:t>®</w:t>
             </w:r>
+            <w:r>
+              <w:rPr>
+                <w:rFonts w:ascii="Arial" w:hAnsi="Arial"/>
+                <w:b/>
+                <w:sz w:val="14"/>
+              </w:rPr>
+              <w:t>-СУПЕР</w:t>
+            </w:r>
           </w:p>
         </w:tc>
         <w:tc>
@@ -2681,17 +2687,7 @@
                 <w:rFonts w:ascii="Arial" w:hAnsi="Arial"/>
                 <w:sz w:val="14"/>
               </w:rPr>
-              <w:t>3,0 %</w:t>
-            </w:r>
-            <w:r>
-              <w:br/>
-            </w:r>
-            <w:r>
-              <w:rPr>
-                <w:rFonts w:ascii="Arial" w:hAnsi="Arial"/>
-                <w:sz w:val="14"/>
-              </w:rPr>
-              <w:t>дозирующая система ProMax</w:t>
+              <w:t>___________________</w:t>
             </w:r>
           </w:p>
         </w:tc>
@@ -3060,7 +3056,7 @@
                 <w:b/>
                 <w:sz w:val="14"/>
               </w:rPr>
-              <w:t>ПОЛИДЕЗ</w:t>
+              <w:t>ХИМИТЕК ПОЛИДЕЗ</w:t>
             </w:r>
             <w:r>
               <w:rPr>
@@ -3071,6 +3067,14 @@
               </w:rPr>
               <w:t>®</w:t>
             </w:r>
+            <w:r>
+              <w:rPr>
+                <w:rFonts w:ascii="Arial" w:hAnsi="Arial"/>
+                <w:b/>
+                <w:sz w:val="14"/>
+              </w:rPr>
+              <w:t>-СУПЕР</w:t>
+            </w:r>
           </w:p>
         </w:tc>
         <w:tc>
@@ -3103,17 +3107,7 @@
                 <w:rFonts w:ascii="Arial" w:hAnsi="Arial"/>
                 <w:sz w:val="14"/>
               </w:rPr>
-              <w:t>3,0 %</w:t>
-            </w:r>
-            <w:r>
-              <w:br/>
-            </w:r>
-            <w:r>
-              <w:rPr>
-                <w:rFonts w:ascii="Arial" w:hAnsi="Arial"/>
-                <w:sz w:val="14"/>
-              </w:rPr>
-              <w:t>дозирующая система ProMax</w:t>
+              <w:t>___________________</w:t>
             </w:r>
           </w:p>
         </w:tc>
@@ -3482,7 +3476,7 @@
                 <w:b/>
                 <w:sz w:val="14"/>
               </w:rPr>
-              <w:t>ПОЛИДЕЗ</w:t>
+              <w:t>ХИМИТЕК ПОЛИДЕЗ</w:t>
             </w:r>
             <w:r>
               <w:rPr>
@@ -3493,6 +3487,14 @@
               </w:rPr>
               <w:t>®</w:t>
             </w:r>
+            <w:r>
+              <w:rPr>
+                <w:rFonts w:ascii="Arial" w:hAnsi="Arial"/>
+                <w:b/>
+                <w:sz w:val="14"/>
+              </w:rPr>
+              <w:t>-СУПЕР</w:t>
+            </w:r>
           </w:p>
         </w:tc>
         <w:tc>
@@ -3525,17 +3527,7 @@
                 <w:rFonts w:ascii="Arial" w:hAnsi="Arial"/>
                 <w:sz w:val="14"/>
               </w:rPr>
-              <w:t>3,0 %</w:t>
-            </w:r>
-            <w:r>
-              <w:br/>
-            </w:r>
-            <w:r>
-              <w:rPr>
-                <w:rFonts w:ascii="Arial" w:hAnsi="Arial"/>
-                <w:sz w:val="14"/>
-              </w:rPr>
-              <w:t>дозирующая система ProMax</w:t>
+              <w:t>___________________</w:t>
             </w:r>
           </w:p>
         </w:tc>
@@ -4326,7 +4318,7 @@
                 <w:b/>
                 <w:sz w:val="14"/>
               </w:rPr>
-              <w:t>ПОЛИДЕЗ</w:t>
+              <w:t>ХИМИТЕК ПОЛИДЕЗ</w:t>
             </w:r>
             <w:r>
               <w:rPr>
@@ -4337,6 +4329,14 @@
               </w:rPr>
               <w:t>®</w:t>
             </w:r>
+            <w:r>
+              <w:rPr>
+                <w:rFonts w:ascii="Arial" w:hAnsi="Arial"/>
+                <w:b/>
+                <w:sz w:val="14"/>
+              </w:rPr>
+              <w:t>-СУПЕР</w:t>
+            </w:r>
           </w:p>
         </w:tc>
         <w:tc>
@@ -4369,17 +4369,7 @@
                 <w:rFonts w:ascii="Arial" w:hAnsi="Arial"/>
                 <w:sz w:val="14"/>
               </w:rPr>
-              <w:t>3,0 %</w:t>
-            </w:r>
-            <w:r>
-              <w:br/>
-            </w:r>
-            <w:r>
-              <w:rPr>
-                <w:rFonts w:ascii="Arial" w:hAnsi="Arial"/>
-                <w:sz w:val="14"/>
-              </w:rPr>
-              <w:t>дозирующая система ProMax</w:t>
+              <w:t>___________________</w:t>
             </w:r>
           </w:p>
         </w:tc>
@@ -4770,7 +4760,7 @@
                 <w:b/>
                 <w:sz w:val="14"/>
               </w:rPr>
-              <w:t>ПОЛИДЕЗ</w:t>
+              <w:t>ХИМИТЕК ПОЛИДЕЗ</w:t>
             </w:r>
             <w:r>
               <w:rPr>
@@ -4781,6 +4771,14 @@
               </w:rPr>
               <w:t>®</w:t>
             </w:r>
+            <w:r>
+              <w:rPr>
+                <w:rFonts w:ascii="Arial" w:hAnsi="Arial"/>
+                <w:b/>
+                <w:sz w:val="14"/>
+              </w:rPr>
+              <w:t>-СУПЕР</w:t>
+            </w:r>
           </w:p>
         </w:tc>
         <w:tc>
@@ -4813,17 +4811,7 @@
                 <w:rFonts w:ascii="Arial" w:hAnsi="Arial"/>
                 <w:sz w:val="14"/>
               </w:rPr>
-              <w:t>3,0 %</w:t>
-            </w:r>
-            <w:r>
-              <w:br/>
-            </w:r>
-            <w:r>
-              <w:rPr>
-                <w:rFonts w:ascii="Arial" w:hAnsi="Arial"/>
-                <w:sz w:val="14"/>
-              </w:rPr>
-              <w:t>дозирующая система ProMax</w:t>
+              <w:t>___________________</w:t>
             </w:r>
           </w:p>
         </w:tc>
@@ -4952,16 +4940,7 @@
                 <w:b/>
                 <w:sz w:val="14"/>
               </w:rPr>
-              <w:t>ПОЛИДЕЗ</w:t>
-            </w:r>
-            <w:r>
-              <w:rPr>
-                <w:rFonts w:ascii="Arial" w:hAnsi="Arial"/>
-                <w:b/>
-                <w:sz w:val="14"/>
-                <w:vertAlign w:val="superscript"/>
-              </w:rPr>
-              <w:t>®</w:t>
+              <w:t>ХИМИТЕК УНИВЕРСАЛ-ДЕЗ</w:t>
             </w:r>
           </w:p>
         </w:tc>

--- a/tech_cards/комната приёма пищи_tech_card.docx
+++ b/tech_cards/комната приёма пищи_tech_card.docx
@@ -5160,6 +5160,7 @@
         <w:tc>
           <w:tcPr>
             <w:tcW w:w="506" w:type="dxa"/>
+            <w:vMerge w:val="restart"/>
             <w:tcMar>
               <w:left w:w="0" w:type="dxa"/>
               <w:right w:w="0" w:type="dxa"/>
@@ -5280,6 +5281,7 @@
         <w:tc>
           <w:tcPr>
             <w:tcW w:w="510" w:type="dxa"/>
+            <w:vMerge w:val="restart"/>
             <w:noWrap/>
             <w:tcMar>
               <w:left w:w="0" w:type="dxa"/>
@@ -5306,6 +5308,7 @@
         <w:tc>
           <w:tcPr>
             <w:tcW w:w="958" w:type="dxa"/>
+            <w:vMerge w:val="restart"/>
           </w:tcPr>
           <w:p>
             <w:pPr>
@@ -5323,6 +5326,7 @@
         <w:tc>
           <w:tcPr>
             <w:tcW w:w="1351" w:type="dxa"/>
+            <w:vMerge w:val="restart"/>
           </w:tcPr>
           <w:p>
             <w:pPr>
@@ -5340,6 +5344,7 @@
         <w:tc>
           <w:tcPr>
             <w:tcW w:w="1688" w:type="dxa"/>
+            <w:vMerge w:val="restart"/>
           </w:tcPr>
           <w:p>
             <w:pPr>
@@ -5365,9 +5370,7 @@
         </w:tc>
         <w:tc>
           <w:tcPr>
-            <w:tcW w:w="14188" w:type="dxa"/>
-            <w:gridSpan w:val="11"/>
-            <w:shd w:val="clear" w:color="auto" w:fill="D2D2D2"/>
+            <w:tcW w:w="1408" w:type="dxa"/>
           </w:tcPr>
           <w:p>
             <w:pPr>
@@ -5377,41 +5380,15 @@
               <w:rPr>
                 <w:sz w:val="14"/>
                 <w:rFonts w:ascii="Arial" w:hAnsi="Arial"/>
-                <w:b/>
-              </w:rPr>
-              <w:t xml:space="preserve">Внутренние поверхности</w:t>
-            </w:r>
-          </w:p>
-        </w:tc>
-      </w:tr>
-      <w:tr>
-        <w:tc>
-          <w:tcPr>
-            <w:tcW w:w="1688" w:type="dxa"/>
+              </w:rPr>
+              <w:t xml:space="preserve">дезинфекция</w:t>
+            </w:r>
+          </w:p>
+        </w:tc>
+        <w:tc>
+          <w:tcPr>
+            <w:tcW w:w="506" w:type="dxa"/>
             <w:vMerge/>
-          </w:tcPr>
-          <w:p/>
-        </w:tc>
-        <w:tc>
-          <w:tcPr>
-            <w:tcW w:w="1408" w:type="dxa"/>
-          </w:tcPr>
-          <w:p>
-            <w:pPr>
-              <w:pStyle w:val="--2"/>
-            </w:pPr>
-            <w:r>
-              <w:rPr>
-                <w:sz w:val="14"/>
-                <w:rFonts w:ascii="Arial" w:hAnsi="Arial"/>
-              </w:rPr>
-              <w:t xml:space="preserve">мойка</w:t>
-            </w:r>
-          </w:p>
-        </w:tc>
-        <w:tc>
-          <w:tcPr>
-            <w:tcW w:w="506" w:type="dxa"/>
             <w:tcMar>
               <w:left w:w="0" w:type="dxa"/>
               <w:right w:w="0" w:type="dxa"/>
@@ -5419,58 +5396,81 @@
             <w:textDirection w:val="btLr"/>
             <w:vAlign w:val="center"/>
           </w:tcPr>
+          <w:p/>
+        </w:tc>
+        <w:tc>
+          <w:tcPr>
+            <w:tcW w:w="1913" w:type="dxa"/>
+            <w:shd w:val="clear" w:color="auto" w:fill="FFFFCC"/>
+          </w:tcPr>
+          <w:p>
+            <w:pPr>
+              <w:pStyle w:val="-0"/>
+            </w:pPr>
+            <w:r>
+              <w:rPr>
+                <w:rFonts w:ascii="Arial" w:hAnsi="Arial"/>
+                <w:b/>
+                <w:sz w:val="14"/>
+              </w:rPr>
+              <w:t>ХИМИТЕК ПОЛИДЕЗ</w:t>
+            </w:r>
+            <w:r>
+              <w:rPr>
+                <w:rFonts w:ascii="Arial" w:hAnsi="Arial"/>
+                <w:b/>
+                <w:sz w:val="14"/>
+                <w:vertAlign w:val="superscript"/>
+              </w:rPr>
+              <w:t>®</w:t>
+            </w:r>
+            <w:r>
+              <w:rPr>
+                <w:rFonts w:ascii="Arial" w:hAnsi="Arial"/>
+                <w:b/>
+                <w:sz w:val="14"/>
+              </w:rPr>
+              <w:t>-СУПЕР</w:t>
+            </w:r>
+          </w:p>
+        </w:tc>
+        <w:tc>
+          <w:tcPr>
+            <w:tcW w:w="1520" w:type="dxa"/>
+          </w:tcPr>
+          <w:p>
+            <w:pPr>
+              <w:pStyle w:val="--2"/>
+            </w:pPr>
+            <w:r>
+              <w:rPr>
+                <w:sz w:val="14"/>
+                <w:rFonts w:ascii="Arial" w:hAnsi="Arial"/>
+              </w:rPr>
+              <w:t xml:space="preserve">протирание</w:t>
+            </w:r>
+          </w:p>
+        </w:tc>
+        <w:tc>
+          <w:tcPr>
+            <w:tcW w:w="2025" w:type="dxa"/>
+          </w:tcPr>
           <w:p>
             <w:pPr>
               <w:pStyle w:val="--3"/>
             </w:pPr>
             <w:r>
               <w:rPr>
-                <w:sz w:val="14"/>
-                <w:rFonts w:ascii="Arial" w:hAnsi="Arial"/>
-              </w:rPr>
-              <w:t xml:space="preserve"/>
-            </w:r>
-          </w:p>
-        </w:tc>
-        <w:tc>
-          <w:tcPr>
-            <w:tcW w:w="1913" w:type="dxa"/>
-            <w:shd w:val="clear" w:color="auto" w:fill="99FF99"/>
-          </w:tcPr>
-          <w:p>
-            <w:pPr>
-              <w:pStyle w:val="-0"/>
-            </w:pPr>
-            <w:r>
-              <w:rPr>
-                <w:rFonts w:ascii="Arial" w:hAnsi="Arial"/>
-                <w:b/>
-                <w:sz w:val="14"/>
-              </w:rPr>
-              <w:t>ХИМИТЕК КУХМАСТЕР-ФОРТЕ для дозирующих систем</w:t>
-            </w:r>
-          </w:p>
-        </w:tc>
-        <w:tc>
-          <w:tcPr>
-            <w:tcW w:w="1520" w:type="dxa"/>
-          </w:tcPr>
-          <w:p>
-            <w:pPr>
-              <w:pStyle w:val="--2"/>
-            </w:pPr>
-            <w:r>
-              <w:rPr>
-                <w:sz w:val="14"/>
-                <w:rFonts w:ascii="Arial" w:hAnsi="Arial"/>
-              </w:rPr>
-              <w:t xml:space="preserve">ручной (протирание, обработка щеткой)</w:t>
-            </w:r>
-          </w:p>
-        </w:tc>
-        <w:tc>
-          <w:tcPr>
-            <w:tcW w:w="2025" w:type="dxa"/>
+                <w:rFonts w:ascii="Arial" w:hAnsi="Arial"/>
+                <w:sz w:val="14"/>
+              </w:rPr>
+              <w:t>___________________</w:t>
+            </w:r>
+          </w:p>
+        </w:tc>
+        <w:tc>
+          <w:tcPr>
+            <w:tcW w:w="1183" w:type="dxa"/>
           </w:tcPr>
           <w:p>
             <w:pPr>
@@ -5478,26 +5478,16 @@
             </w:pPr>
             <w:r>
               <w:rPr>
-                <w:rFonts w:ascii="Arial" w:hAnsi="Arial"/>
-                <w:sz w:val="14"/>
-              </w:rPr>
-              <w:t>3,0 % - 4,0 %</w:t>
-            </w:r>
-            <w:r>
-              <w:br/>
-            </w:r>
-            <w:r>
-              <w:rPr>
-                <w:rFonts w:ascii="Arial" w:hAnsi="Arial"/>
-                <w:sz w:val="14"/>
-              </w:rPr>
-              <w:t>дозирующая система ProMax</w:t>
-            </w:r>
-          </w:p>
-        </w:tc>
-        <w:tc>
-          <w:tcPr>
-            <w:tcW w:w="1183" w:type="dxa"/>
+                <w:sz w:val="14"/>
+                <w:rFonts w:ascii="Arial" w:hAnsi="Arial"/>
+              </w:rPr>
+              <w:t xml:space="preserve">18-20°C</w:t>
+            </w:r>
+          </w:p>
+        </w:tc>
+        <w:tc>
+          <w:tcPr>
+            <w:tcW w:w="1126" w:type="dxa"/>
           </w:tcPr>
           <w:p>
             <w:pPr>
@@ -5508,30 +5498,14 @@
                 <w:sz w:val="14"/>
                 <w:rFonts w:ascii="Arial" w:hAnsi="Arial"/>
               </w:rPr>
-              <w:t xml:space="preserve">не ниже 40°C</w:t>
-            </w:r>
-          </w:p>
-        </w:tc>
-        <w:tc>
-          <w:tcPr>
-            <w:tcW w:w="1126" w:type="dxa"/>
-          </w:tcPr>
-          <w:p>
-            <w:pPr>
-              <w:pStyle w:val="--3"/>
-            </w:pPr>
-            <w:r>
-              <w:rPr>
-                <w:sz w:val="14"/>
-                <w:rFonts w:ascii="Arial" w:hAnsi="Arial"/>
-              </w:rPr>
-              <w:t xml:space="preserve">___________</w:t>
+              <w:t xml:space="preserve">20 минут</w:t>
             </w:r>
           </w:p>
         </w:tc>
         <w:tc>
           <w:tcPr>
             <w:tcW w:w="510" w:type="dxa"/>
+            <w:vMerge/>
             <w:noWrap/>
             <w:tcMar>
               <w:left w:w="0" w:type="dxa"/>
@@ -5541,6 +5515,95 @@
             <w:tcFitText/>
             <w:vAlign w:val="center"/>
           </w:tcPr>
+          <w:p/>
+        </w:tc>
+        <w:tc>
+          <w:tcPr>
+            <w:tcW w:w="958" w:type="dxa"/>
+            <w:vMerge/>
+          </w:tcPr>
+          <w:p/>
+        </w:tc>
+        <w:tc>
+          <w:tcPr>
+            <w:tcW w:w="1351" w:type="dxa"/>
+            <w:vMerge/>
+          </w:tcPr>
+          <w:p/>
+        </w:tc>
+        <w:tc>
+          <w:tcPr>
+            <w:tcW w:w="1688" w:type="dxa"/>
+            <w:vMerge/>
+          </w:tcPr>
+          <w:p/>
+        </w:tc>
+      </w:tr>
+      <w:tr>
+        <w:tc>
+          <w:tcPr>
+            <w:tcW w:w="1688" w:type="dxa"/>
+            <w:vMerge/>
+          </w:tcPr>
+          <w:p/>
+        </w:tc>
+        <w:tc>
+          <w:tcPr>
+            <w:tcW w:w="14188" w:type="dxa"/>
+            <w:gridSpan w:val="11"/>
+            <w:shd w:val="clear" w:color="auto" w:fill="D2D2D2"/>
+          </w:tcPr>
+          <w:p>
+            <w:pPr>
+              <w:pStyle w:val="--2"/>
+            </w:pPr>
+            <w:r>
+              <w:rPr>
+                <w:sz w:val="14"/>
+                <w:rFonts w:ascii="Arial" w:hAnsi="Arial"/>
+                <w:b/>
+              </w:rPr>
+              <w:t xml:space="preserve">Внутренние поверхности</w:t>
+            </w:r>
+          </w:p>
+        </w:tc>
+      </w:tr>
+      <w:tr>
+        <w:tc>
+          <w:tcPr>
+            <w:tcW w:w="1688" w:type="dxa"/>
+            <w:vMerge/>
+          </w:tcPr>
+          <w:p/>
+        </w:tc>
+        <w:tc>
+          <w:tcPr>
+            <w:tcW w:w="1408" w:type="dxa"/>
+          </w:tcPr>
+          <w:p>
+            <w:pPr>
+              <w:pStyle w:val="--2"/>
+            </w:pPr>
+            <w:r>
+              <w:rPr>
+                <w:sz w:val="14"/>
+                <w:rFonts w:ascii="Arial" w:hAnsi="Arial"/>
+              </w:rPr>
+              <w:t xml:space="preserve">мойка</w:t>
+            </w:r>
+          </w:p>
+        </w:tc>
+        <w:tc>
+          <w:tcPr>
+            <w:tcW w:w="506" w:type="dxa"/>
+            <w:vMerge w:val="restart"/>
+            <w:tcMar>
+              <w:left w:w="0" w:type="dxa"/>
+              <w:right w:w="0" w:type="dxa"/>
+            </w:tcMar>
+            <w:textDirection w:val="btLr"/>
+            <w:vAlign w:val="center"/>
+          </w:tcPr>
           <w:p>
             <w:pPr>
               <w:pStyle w:val="--3"/>
@@ -5549,7 +5612,130 @@
               <w:rPr>
                 <w:sz w:val="14"/>
                 <w:rFonts w:ascii="Arial" w:hAnsi="Arial"/>
+              </w:rPr>
+              <w:t xml:space="preserve"/>
+            </w:r>
+          </w:p>
+        </w:tc>
+        <w:tc>
+          <w:tcPr>
+            <w:tcW w:w="1913" w:type="dxa"/>
+            <w:shd w:val="clear" w:color="auto" w:fill="99FF99"/>
+          </w:tcPr>
+          <w:p>
+            <w:pPr>
+              <w:pStyle w:val="-0"/>
+            </w:pPr>
+            <w:r>
+              <w:rPr>
+                <w:rFonts w:ascii="Arial" w:hAnsi="Arial"/>
                 <w:b/>
+                <w:sz w:val="14"/>
+              </w:rPr>
+              <w:t>ХИМИТЕК КУХМАСТЕР-ФОРТЕ для дозирующих систем</w:t>
+            </w:r>
+          </w:p>
+        </w:tc>
+        <w:tc>
+          <w:tcPr>
+            <w:tcW w:w="1520" w:type="dxa"/>
+          </w:tcPr>
+          <w:p>
+            <w:pPr>
+              <w:pStyle w:val="--2"/>
+            </w:pPr>
+            <w:r>
+              <w:rPr>
+                <w:sz w:val="14"/>
+                <w:rFonts w:ascii="Arial" w:hAnsi="Arial"/>
+              </w:rPr>
+              <w:t xml:space="preserve">ручной (протирание, обработка щеткой)</w:t>
+            </w:r>
+          </w:p>
+        </w:tc>
+        <w:tc>
+          <w:tcPr>
+            <w:tcW w:w="2025" w:type="dxa"/>
+          </w:tcPr>
+          <w:p>
+            <w:pPr>
+              <w:pStyle w:val="--3"/>
+            </w:pPr>
+            <w:r>
+              <w:rPr>
+                <w:rFonts w:ascii="Arial" w:hAnsi="Arial"/>
+                <w:sz w:val="14"/>
+              </w:rPr>
+              <w:t>3,0 % - 4,0 %</w:t>
+            </w:r>
+            <w:r>
+              <w:br/>
+            </w:r>
+            <w:r>
+              <w:rPr>
+                <w:rFonts w:ascii="Arial" w:hAnsi="Arial"/>
+                <w:sz w:val="14"/>
+              </w:rPr>
+              <w:t>дозирующая система ProMax</w:t>
+            </w:r>
+          </w:p>
+        </w:tc>
+        <w:tc>
+          <w:tcPr>
+            <w:tcW w:w="1183" w:type="dxa"/>
+          </w:tcPr>
+          <w:p>
+            <w:pPr>
+              <w:pStyle w:val="--3"/>
+            </w:pPr>
+            <w:r>
+              <w:rPr>
+                <w:sz w:val="14"/>
+                <w:rFonts w:ascii="Arial" w:hAnsi="Arial"/>
+              </w:rPr>
+              <w:t xml:space="preserve">не ниже 40°C</w:t>
+            </w:r>
+          </w:p>
+        </w:tc>
+        <w:tc>
+          <w:tcPr>
+            <w:tcW w:w="1126" w:type="dxa"/>
+          </w:tcPr>
+          <w:p>
+            <w:pPr>
+              <w:pStyle w:val="--3"/>
+            </w:pPr>
+            <w:r>
+              <w:rPr>
+                <w:sz w:val="14"/>
+                <w:rFonts w:ascii="Arial" w:hAnsi="Arial"/>
+              </w:rPr>
+              <w:t xml:space="preserve">___________</w:t>
+            </w:r>
+          </w:p>
+        </w:tc>
+        <w:tc>
+          <w:tcPr>
+            <w:tcW w:w="510" w:type="dxa"/>
+            <w:vMerge w:val="restart"/>
+            <w:noWrap/>
+            <w:tcMar>
+              <w:left w:w="0" w:type="dxa"/>
+              <w:right w:w="0" w:type="dxa"/>
+            </w:tcMar>
+            <w:textDirection w:val="btLr"/>
+            <w:tcFitText/>
+            <w:vAlign w:val="center"/>
+          </w:tcPr>
+          <w:p>
+            <w:pPr>
+              <w:pStyle w:val="--3"/>
+            </w:pPr>
+            <w:r>
+              <w:rPr>
+                <w:sz w:val="14"/>
+                <w:rFonts w:ascii="Arial" w:hAnsi="Arial"/>
+                <w:b/>
               </w:rPr>
               <w:t xml:space="preserve">промаркированный</w:t>
             </w:r>
@@ -5558,6 +5744,7 @@
         <w:tc>
           <w:tcPr>
             <w:tcW w:w="958" w:type="dxa"/>
+            <w:vMerge w:val="restart"/>
           </w:tcPr>
           <w:p>
             <w:pPr>
@@ -5575,6 +5762,7 @@
         <w:tc>
           <w:tcPr>
             <w:tcW w:w="1351" w:type="dxa"/>
+            <w:vMerge w:val="restart"/>
           </w:tcPr>
           <w:p>
             <w:pPr>
@@ -5592,6 +5780,7 @@
         <w:tc>
           <w:tcPr>
             <w:tcW w:w="1688" w:type="dxa"/>
+            <w:vMerge w:val="restart"/>
           </w:tcPr>
           <w:p>
             <w:pPr>
@@ -5605,6 +5794,185 @@
               <w:t xml:space="preserve">визуальный контроль/ сотрудник отдела качества</w:t>
             </w:r>
           </w:p>
+        </w:tc>
+      </w:tr>
+      <w:tr>
+        <w:tc>
+          <w:tcPr>
+            <w:tcW w:w="1688" w:type="dxa"/>
+            <w:vMerge/>
+          </w:tcPr>
+          <w:p/>
+        </w:tc>
+        <w:tc>
+          <w:tcPr>
+            <w:tcW w:w="1408" w:type="dxa"/>
+          </w:tcPr>
+          <w:p>
+            <w:pPr>
+              <w:pStyle w:val="--2"/>
+            </w:pPr>
+            <w:r>
+              <w:rPr>
+                <w:sz w:val="14"/>
+                <w:rFonts w:ascii="Arial" w:hAnsi="Arial"/>
+              </w:rPr>
+              <w:t xml:space="preserve">дезинфекция</w:t>
+            </w:r>
+          </w:p>
+        </w:tc>
+        <w:tc>
+          <w:tcPr>
+            <w:tcW w:w="506" w:type="dxa"/>
+            <w:vMerge/>
+            <w:tcMar>
+              <w:left w:w="0" w:type="dxa"/>
+              <w:right w:w="0" w:type="dxa"/>
+            </w:tcMar>
+            <w:textDirection w:val="btLr"/>
+            <w:vAlign w:val="center"/>
+          </w:tcPr>
+          <w:p/>
+        </w:tc>
+        <w:tc>
+          <w:tcPr>
+            <w:tcW w:w="1913" w:type="dxa"/>
+            <w:shd w:val="clear" w:color="auto" w:fill="FFFFCC"/>
+          </w:tcPr>
+          <w:p>
+            <w:pPr>
+              <w:pStyle w:val="-0"/>
+            </w:pPr>
+            <w:r>
+              <w:rPr>
+                <w:rFonts w:ascii="Arial" w:hAnsi="Arial"/>
+                <w:b/>
+                <w:sz w:val="14"/>
+              </w:rPr>
+              <w:t>ХИМИТЕК ПОЛИДЕЗ</w:t>
+            </w:r>
+            <w:r>
+              <w:rPr>
+                <w:rFonts w:ascii="Arial" w:hAnsi="Arial"/>
+                <w:b/>
+                <w:sz w:val="14"/>
+                <w:vertAlign w:val="superscript"/>
+              </w:rPr>
+              <w:t>®</w:t>
+            </w:r>
+            <w:r>
+              <w:rPr>
+                <w:rFonts w:ascii="Arial" w:hAnsi="Arial"/>
+                <w:b/>
+                <w:sz w:val="14"/>
+              </w:rPr>
+              <w:t>-СУПЕР</w:t>
+            </w:r>
+          </w:p>
+        </w:tc>
+        <w:tc>
+          <w:tcPr>
+            <w:tcW w:w="1520" w:type="dxa"/>
+          </w:tcPr>
+          <w:p>
+            <w:pPr>
+              <w:pStyle w:val="--2"/>
+            </w:pPr>
+            <w:r>
+              <w:rPr>
+                <w:sz w:val="14"/>
+                <w:rFonts w:ascii="Arial" w:hAnsi="Arial"/>
+              </w:rPr>
+              <w:t xml:space="preserve">протирание</w:t>
+            </w:r>
+          </w:p>
+        </w:tc>
+        <w:tc>
+          <w:tcPr>
+            <w:tcW w:w="2025" w:type="dxa"/>
+          </w:tcPr>
+          <w:p>
+            <w:pPr>
+              <w:pStyle w:val="--3"/>
+            </w:pPr>
+            <w:r>
+              <w:rPr>
+                <w:rFonts w:ascii="Arial" w:hAnsi="Arial"/>
+                <w:sz w:val="14"/>
+              </w:rPr>
+              <w:t>___________________</w:t>
+            </w:r>
+          </w:p>
+        </w:tc>
+        <w:tc>
+          <w:tcPr>
+            <w:tcW w:w="1183" w:type="dxa"/>
+          </w:tcPr>
+          <w:p>
+            <w:pPr>
+              <w:pStyle w:val="--3"/>
+            </w:pPr>
+            <w:r>
+              <w:rPr>
+                <w:sz w:val="14"/>
+                <w:rFonts w:ascii="Arial" w:hAnsi="Arial"/>
+              </w:rPr>
+              <w:t xml:space="preserve">18-20°C</w:t>
+            </w:r>
+          </w:p>
+        </w:tc>
+        <w:tc>
+          <w:tcPr>
+            <w:tcW w:w="1126" w:type="dxa"/>
+          </w:tcPr>
+          <w:p>
+            <w:pPr>
+              <w:pStyle w:val="--3"/>
+            </w:pPr>
+            <w:r>
+              <w:rPr>
+                <w:sz w:val="14"/>
+                <w:rFonts w:ascii="Arial" w:hAnsi="Arial"/>
+              </w:rPr>
+              <w:t xml:space="preserve">20 минут</w:t>
+            </w:r>
+          </w:p>
+        </w:tc>
+        <w:tc>
+          <w:tcPr>
+            <w:tcW w:w="510" w:type="dxa"/>
+            <w:vMerge/>
+            <w:noWrap/>
+            <w:tcMar>
+              <w:left w:w="0" w:type="dxa"/>
+              <w:right w:w="0" w:type="dxa"/>
+            </w:tcMar>
+            <w:textDirection w:val="btLr"/>
+            <w:tcFitText/>
+            <w:vAlign w:val="center"/>
+          </w:tcPr>
+          <w:p/>
+        </w:tc>
+        <w:tc>
+          <w:tcPr>
+            <w:tcW w:w="958" w:type="dxa"/>
+            <w:vMerge/>
+          </w:tcPr>
+          <w:p/>
+        </w:tc>
+        <w:tc>
+          <w:tcPr>
+            <w:tcW w:w="1351" w:type="dxa"/>
+            <w:vMerge/>
+          </w:tcPr>
+          <w:p/>
+        </w:tc>
+        <w:tc>
+          <w:tcPr>
+            <w:tcW w:w="1688" w:type="dxa"/>
+            <w:vMerge/>
+          </w:tcPr>
+          <w:p/>
         </w:tc>
       </w:tr>
       <w:tr>

--- a/tech_cards/комната приёма пищи_tech_card.docx
+++ b/tech_cards/комната приёма пищи_tech_card.docx
@@ -843,7 +843,7 @@
                 <w:sz w:val="14"/>
                 <w:rFonts w:ascii="Arial" w:hAnsi="Arial"/>
               </w:rPr>
-              <w:t xml:space="preserve">вентиляционные диффузоры, светильники (внешние поверхности), стены (выше 2 м)</w:t>
+              <w:t xml:space="preserve">водопроводные трубы (выше 2 м), светильники (внешние поверхности), стены (выше 2 м)</w:t>
             </w:r>
           </w:p>
         </w:tc>
@@ -1034,7 +1034,6 @@
         <w:tc>
           <w:tcPr>
             <w:tcW w:w="1351" w:type="dxa"/>
-            <w:vMerge w:val="restart"/>
           </w:tcPr>
           <w:p>
             <w:pPr>
@@ -1121,16 +1120,7 @@
                 <w:b/>
                 <w:sz w:val="14"/>
               </w:rPr>
-              <w:t>ПОЛИДЕЗ</w:t>
-            </w:r>
-            <w:r>
-              <w:rPr>
-                <w:rFonts w:ascii="Arial" w:hAnsi="Arial"/>
-                <w:b/>
-                <w:sz w:val="14"/>
-                <w:vertAlign w:val="superscript"/>
-              </w:rPr>
-              <w:t>®</w:t>
+              <w:t>ХИМИТЕК УНИВЕРСАЛ-ДЕЗ</w:t>
             </w:r>
           </w:p>
         </w:tc>
@@ -1147,7 +1137,7 @@
                 <w:sz w:val="14"/>
                 <w:rFonts w:ascii="Arial" w:hAnsi="Arial"/>
               </w:rPr>
-              <w:t xml:space="preserve">протирание</w:t>
+              <w:t xml:space="preserve">запенивание</w:t>
             </w:r>
           </w:p>
         </w:tc>
@@ -1164,7 +1154,7 @@
                 <w:rFonts w:ascii="Arial" w:hAnsi="Arial"/>
                 <w:sz w:val="14"/>
               </w:rPr>
-              <w:t>3,0 %</w:t>
+              <w:t>0,03 % - 0,05 % (по НУК)</w:t>
             </w:r>
             <w:r>
               <w:br/>
@@ -1174,7 +1164,7 @@
                 <w:rFonts w:ascii="Arial" w:hAnsi="Arial"/>
                 <w:sz w:val="14"/>
               </w:rPr>
-              <w:t>дозирующая система ProMax</w:t>
+              <w:t>пенная станция VEMA</w:t>
             </w:r>
           </w:p>
         </w:tc>
@@ -1208,7 +1198,7 @@
                 <w:sz w:val="14"/>
                 <w:rFonts w:ascii="Arial" w:hAnsi="Arial"/>
               </w:rPr>
-              <w:t xml:space="preserve">15 минут</w:t>
+              <w:t xml:space="preserve">30 минут</w:t>
             </w:r>
           </w:p>
         </w:tc>
@@ -1238,9 +1228,19 @@
         <w:tc>
           <w:tcPr>
             <w:tcW w:w="1351" w:type="dxa"/>
-            <w:vMerge/>
-          </w:tcPr>
-          <w:p/>
+          </w:tcPr>
+          <w:p>
+            <w:pPr>
+              <w:pStyle w:val="--2"/>
+            </w:pPr>
+            <w:r>
+              <w:rPr>
+                <w:sz w:val="14"/>
+                <w:rFonts w:ascii="Arial" w:hAnsi="Arial"/>
+              </w:rPr>
+              <w:t xml:space="preserve">сотрудник внутреннего клининга</w:t>
+            </w:r>
+          </w:p>
         </w:tc>
         <w:tc>
           <w:tcPr>
@@ -1265,7 +1265,7 @@
                 <w:sz w:val="14"/>
                 <w:rFonts w:ascii="Arial" w:hAnsi="Arial"/>
               </w:rPr>
-              <w:t xml:space="preserve">водопроводные трубы (выше 2 м)</w:t>
+              <w:t xml:space="preserve">вентиляционные диффузоры</w:t>
             </w:r>
           </w:p>
         </w:tc>
@@ -1467,7 +1467,7 @@
                 <w:sz w:val="14"/>
                 <w:rFonts w:ascii="Arial" w:hAnsi="Arial"/>
               </w:rPr>
-              <w:t xml:space="preserve">сотрудник внешнего клининга</w:t>
+              <w:t xml:space="preserve">сотрудник внутреннего клининга</w:t>
             </w:r>
           </w:p>
         </w:tc>
@@ -1543,24 +1543,7 @@
                 <w:b/>
                 <w:sz w:val="14"/>
               </w:rPr>
-              <w:t>ХИМИТЕК ПОЛИДЕЗ</w:t>
-            </w:r>
-            <w:r>
-              <w:rPr>
-                <w:rFonts w:ascii="Arial" w:hAnsi="Arial"/>
-                <w:b/>
-                <w:sz w:val="14"/>
-                <w:vertAlign w:val="superscript"/>
-              </w:rPr>
-              <w:t>®</w:t>
-            </w:r>
-            <w:r>
-              <w:rPr>
-                <w:rFonts w:ascii="Arial" w:hAnsi="Arial"/>
-                <w:b/>
-                <w:sz w:val="14"/>
-              </w:rPr>
-              <w:t>-СУПЕР</w:t>
+              <w:t>ХИМИТЕК УНИВЕРСАЛ-ДЕЗ</w:t>
             </w:r>
           </w:p>
         </w:tc>
@@ -1577,7 +1560,7 @@
                 <w:sz w:val="14"/>
                 <w:rFonts w:ascii="Arial" w:hAnsi="Arial"/>
               </w:rPr>
-              <w:t xml:space="preserve">протирание</w:t>
+              <w:t xml:space="preserve">запенивание</w:t>
             </w:r>
           </w:p>
         </w:tc>
@@ -1594,7 +1577,17 @@
                 <w:rFonts w:ascii="Arial" w:hAnsi="Arial"/>
                 <w:sz w:val="14"/>
               </w:rPr>
-              <w:t>___________________</w:t>
+              <w:t>0,03 % - 0,05 % (по НУК)</w:t>
+            </w:r>
+            <w:r>
+              <w:br/>
+            </w:r>
+            <w:r>
+              <w:rPr>
+                <w:rFonts w:ascii="Arial" w:hAnsi="Arial"/>
+                <w:sz w:val="14"/>
+              </w:rPr>
+              <w:t>пенная станция VEMA</w:t>
             </w:r>
           </w:p>
         </w:tc>
@@ -1628,7 +1621,7 @@
                 <w:sz w:val="14"/>
                 <w:rFonts w:ascii="Arial" w:hAnsi="Arial"/>
               </w:rPr>
-              <w:t xml:space="preserve">20 минут</w:t>
+              <w:t xml:space="preserve">30 минут</w:t>
             </w:r>
           </w:p>
         </w:tc>
@@ -1674,6 +1667,7 @@
         <w:tc>
           <w:tcPr>
             <w:tcW w:w="1688" w:type="dxa"/>
+            <w:vMerge w:val="restart"/>
           </w:tcPr>
           <w:p>
             <w:pPr>
@@ -1684,259 +1678,7 @@
                 <w:sz w:val="14"/>
                 <w:rFonts w:ascii="Arial" w:hAnsi="Arial"/>
               </w:rPr>
-              <w:t xml:space="preserve">окна внешние (выше 2 м) (стеклопакеты, рамы, откосы, отлив)</w:t>
-            </w:r>
-          </w:p>
-        </w:tc>
-        <w:tc>
-          <w:tcPr>
-            <w:tcW w:w="1408" w:type="dxa"/>
-          </w:tcPr>
-          <w:p>
-            <w:pPr>
-              <w:pStyle w:val="--2"/>
-            </w:pPr>
-            <w:r>
-              <w:rPr>
-                <w:sz w:val="14"/>
-                <w:rFonts w:ascii="Arial" w:hAnsi="Arial"/>
-              </w:rPr>
-              <w:t xml:space="preserve">мойка</w:t>
-            </w:r>
-          </w:p>
-        </w:tc>
-        <w:tc>
-          <w:tcPr>
-            <w:tcW w:w="506" w:type="dxa"/>
-            <w:tcMar>
-              <w:left w:w="0" w:type="dxa"/>
-              <w:right w:w="0" w:type="dxa"/>
-            </w:tcMar>
-            <w:textDirection w:val="btLr"/>
-            <w:vAlign w:val="center"/>
-          </w:tcPr>
-          <w:p>
-            <w:pPr>
-              <w:pStyle w:val="--3"/>
-            </w:pPr>
-            <w:r>
-              <w:rPr>
-                <w:sz w:val="14"/>
-                <w:rFonts w:ascii="Arial" w:hAnsi="Arial"/>
-              </w:rPr>
-              <w:t xml:space="preserve"/>
-            </w:r>
-          </w:p>
-        </w:tc>
-        <w:tc>
-          <w:tcPr>
-            <w:tcW w:w="1913" w:type="dxa"/>
-            <w:shd w:val="clear" w:color="auto" w:fill="99FF99"/>
-          </w:tcPr>
-          <w:p>
-            <w:pPr>
-              <w:pStyle w:val="-0"/>
-            </w:pPr>
-            <w:r>
-              <w:rPr>
-                <w:rFonts w:ascii="Arial" w:hAnsi="Arial"/>
-                <w:b/>
-                <w:sz w:val="14"/>
-              </w:rPr>
-              <w:t>ХИМИТЕК ЧАРОИТ</w:t>
-            </w:r>
-            <w:r>
-              <w:rPr>
-                <w:rFonts w:ascii="Arial" w:hAnsi="Arial"/>
-                <w:b/>
-                <w:sz w:val="14"/>
-                <w:vertAlign w:val="superscript"/>
-              </w:rPr>
-              <w:t>®</w:t>
-            </w:r>
-            <w:r>
-              <w:rPr>
-                <w:rFonts w:ascii="Arial" w:hAnsi="Arial"/>
-                <w:b/>
-                <w:sz w:val="14"/>
-              </w:rPr>
-              <w:t>-СПРЕЙ</w:t>
-            </w:r>
-          </w:p>
-        </w:tc>
-        <w:tc>
-          <w:tcPr>
-            <w:tcW w:w="1520" w:type="dxa"/>
-          </w:tcPr>
-          <w:p>
-            <w:pPr>
-              <w:pStyle w:val="--2"/>
-            </w:pPr>
-            <w:r>
-              <w:rPr>
-                <w:sz w:val="14"/>
-                <w:rFonts w:ascii="Arial" w:hAnsi="Arial"/>
-              </w:rPr>
-              <w:t xml:space="preserve">ручной (протирание)</w:t>
-            </w:r>
-          </w:p>
-        </w:tc>
-        <w:tc>
-          <w:tcPr>
-            <w:tcW w:w="2025" w:type="dxa"/>
-          </w:tcPr>
-          <w:p>
-            <w:pPr>
-              <w:pStyle w:val="--3"/>
-            </w:pPr>
-            <w:r>
-              <w:rPr>
-                <w:rFonts w:ascii="Arial" w:hAnsi="Arial"/>
-                <w:sz w:val="14"/>
-              </w:rPr>
-              <w:t>___________________</w:t>
-            </w:r>
-            <w:r>
-              <w:br/>
-            </w:r>
-            <w:r>
-              <w:rPr>
-                <w:rFonts w:ascii="Arial" w:hAnsi="Arial"/>
-                <w:sz w:val="14"/>
-              </w:rPr>
-              <w:t>готовая форма</w:t>
-            </w:r>
-          </w:p>
-        </w:tc>
-        <w:tc>
-          <w:tcPr>
-            <w:tcW w:w="1183" w:type="dxa"/>
-          </w:tcPr>
-          <w:p>
-            <w:pPr>
-              <w:pStyle w:val="--3"/>
-            </w:pPr>
-            <w:r>
-              <w:rPr>
-                <w:sz w:val="14"/>
-                <w:rFonts w:ascii="Arial" w:hAnsi="Arial"/>
-              </w:rPr>
-              <w:t xml:space="preserve">___________</w:t>
-            </w:r>
-          </w:p>
-        </w:tc>
-        <w:tc>
-          <w:tcPr>
-            <w:tcW w:w="1126" w:type="dxa"/>
-          </w:tcPr>
-          <w:p>
-            <w:pPr>
-              <w:pStyle w:val="--3"/>
-            </w:pPr>
-            <w:r>
-              <w:rPr>
-                <w:sz w:val="14"/>
-                <w:rFonts w:ascii="Arial" w:hAnsi="Arial"/>
-              </w:rPr>
-              <w:t xml:space="preserve">___________</w:t>
-            </w:r>
-          </w:p>
-        </w:tc>
-        <w:tc>
-          <w:tcPr>
-            <w:tcW w:w="510" w:type="dxa"/>
-            <w:noWrap/>
-            <w:tcMar>
-              <w:left w:w="0" w:type="dxa"/>
-              <w:right w:w="0" w:type="dxa"/>
-            </w:tcMar>
-            <w:textDirection w:val="btLr"/>
-            <w:tcFitText/>
-            <w:vAlign w:val="center"/>
-            <w:shd w:val="clear" w:color="auto" w:fill="#FFA500"/>
-          </w:tcPr>
-          <w:p>
-            <w:pPr>
-              <w:pStyle w:val="--3"/>
-            </w:pPr>
-            <w:r>
-              <w:rPr>
-                <w:sz w:val="14"/>
-                <w:rFonts w:ascii="Arial" w:hAnsi="Arial"/>
-                <w:b/>
-              </w:rPr>
-              <w:t xml:space="preserve">оранжевый</w:t>
-            </w:r>
-          </w:p>
-        </w:tc>
-        <w:tc>
-          <w:tcPr>
-            <w:tcW w:w="958" w:type="dxa"/>
-          </w:tcPr>
-          <w:p>
-            <w:pPr>
-              <w:pStyle w:val="--3"/>
-            </w:pPr>
-            <w:r>
-              <w:rPr>
-                <w:sz w:val="14"/>
-                <w:rFonts w:ascii="Arial" w:hAnsi="Arial"/>
-              </w:rPr>
-              <w:t xml:space="preserve">1 раз в месяц</w:t>
-            </w:r>
-          </w:p>
-        </w:tc>
-        <w:tc>
-          <w:tcPr>
-            <w:tcW w:w="1351" w:type="dxa"/>
-          </w:tcPr>
-          <w:p>
-            <w:pPr>
-              <w:pStyle w:val="--2"/>
-            </w:pPr>
-            <w:r>
-              <w:rPr>
-                <w:sz w:val="14"/>
-                <w:rFonts w:ascii="Arial" w:hAnsi="Arial"/>
-              </w:rPr>
-              <w:t xml:space="preserve">сотрудник внешнего клининга</w:t>
-            </w:r>
-          </w:p>
-        </w:tc>
-        <w:tc>
-          <w:tcPr>
-            <w:tcW w:w="1688" w:type="dxa"/>
-          </w:tcPr>
-          <w:p>
-            <w:pPr>
-              <w:pStyle w:val="--2"/>
-            </w:pPr>
-            <w:r>
-              <w:rPr>
-                <w:sz w:val="14"/>
-                <w:rFonts w:ascii="Arial" w:hAnsi="Arial"/>
-              </w:rPr>
-              <w:t xml:space="preserve">визуальный контроль/ сотрудник отдела качества</w:t>
-            </w:r>
-          </w:p>
-        </w:tc>
-      </w:tr>
-      <w:tr>
-        <w:tc>
-          <w:tcPr>
-            <w:tcW w:w="1688" w:type="dxa"/>
-            <w:vMerge w:val="restart"/>
-          </w:tcPr>
-          <w:p>
-            <w:pPr>
-              <w:pStyle w:val="--2"/>
-            </w:pPr>
-            <w:r>
-              <w:rPr>
-                <w:sz w:val="14"/>
-                <w:rFonts w:ascii="Arial" w:hAnsi="Arial"/>
-              </w:rPr>
-              <w:t xml:space="preserve">водопроводные трубы (до 2 м)</w:t>
+              <w:t xml:space="preserve">кабель-каналы (выше 2 м)</w:t>
             </w:r>
           </w:p>
         </w:tc>
@@ -2120,14 +1862,13 @@
                 <w:sz w:val="14"/>
                 <w:rFonts w:ascii="Arial" w:hAnsi="Arial"/>
               </w:rPr>
-              <w:t xml:space="preserve">1 раз в неделю</w:t>
+              <w:t xml:space="preserve">1 раз в месяц</w:t>
             </w:r>
           </w:p>
         </w:tc>
         <w:tc>
           <w:tcPr>
             <w:tcW w:w="1351" w:type="dxa"/>
-            <w:vMerge w:val="restart"/>
           </w:tcPr>
           <w:p>
             <w:pPr>
@@ -2138,7 +1879,7 @@
                 <w:sz w:val="14"/>
                 <w:rFonts w:ascii="Arial" w:hAnsi="Arial"/>
               </w:rPr>
-              <w:t xml:space="preserve">сотрудник внутреннего клининга</w:t>
+              <w:t xml:space="preserve">сотрудник внешнего клининга</w:t>
             </w:r>
           </w:p>
         </w:tc>
@@ -2214,16 +1955,7 @@
                 <w:b/>
                 <w:sz w:val="14"/>
               </w:rPr>
-              <w:t>ПОЛИДЕЗ</w:t>
-            </w:r>
-            <w:r>
-              <w:rPr>
-                <w:rFonts w:ascii="Arial" w:hAnsi="Arial"/>
-                <w:b/>
-                <w:sz w:val="14"/>
-                <w:vertAlign w:val="superscript"/>
-              </w:rPr>
-              <w:t>®</w:t>
+              <w:t>ХИМИТЕК УНИВЕРСАЛ-ДЕЗ</w:t>
             </w:r>
           </w:p>
         </w:tc>
@@ -2240,7 +1972,7 @@
                 <w:sz w:val="14"/>
                 <w:rFonts w:ascii="Arial" w:hAnsi="Arial"/>
               </w:rPr>
-              <w:t xml:space="preserve">протирание</w:t>
+              <w:t xml:space="preserve">запенивание</w:t>
             </w:r>
           </w:p>
         </w:tc>
@@ -2257,7 +1989,7 @@
                 <w:rFonts w:ascii="Arial" w:hAnsi="Arial"/>
                 <w:sz w:val="14"/>
               </w:rPr>
-              <w:t>3,0 %</w:t>
+              <w:t>0,03 % - 0,05 % (по НУК)</w:t>
             </w:r>
             <w:r>
               <w:br/>
@@ -2267,7 +1999,7 @@
                 <w:rFonts w:ascii="Arial" w:hAnsi="Arial"/>
                 <w:sz w:val="14"/>
               </w:rPr>
-              <w:t>дозирующая система ProMax</w:t>
+              <w:t>пенная станция VEMA</w:t>
             </w:r>
           </w:p>
         </w:tc>
@@ -2301,7 +2033,7 @@
                 <w:sz w:val="14"/>
                 <w:rFonts w:ascii="Arial" w:hAnsi="Arial"/>
               </w:rPr>
-              <w:t xml:space="preserve">15 минут</w:t>
+              <w:t xml:space="preserve">30 минут</w:t>
             </w:r>
           </w:p>
         </w:tc>
@@ -2331,9 +2063,19 @@
         <w:tc>
           <w:tcPr>
             <w:tcW w:w="1351" w:type="dxa"/>
-            <w:vMerge/>
-          </w:tcPr>
-          <w:p/>
+          </w:tcPr>
+          <w:p>
+            <w:pPr>
+              <w:pStyle w:val="--2"/>
+            </w:pPr>
+            <w:r>
+              <w:rPr>
+                <w:sz w:val="14"/>
+                <w:rFonts w:ascii="Arial" w:hAnsi="Arial"/>
+              </w:rPr>
+              <w:t xml:space="preserve">сотрудник внутреннего клининга</w:t>
+            </w:r>
+          </w:p>
         </w:tc>
         <w:tc>
           <w:tcPr>
@@ -2347,6 +2089,257 @@
         <w:tc>
           <w:tcPr>
             <w:tcW w:w="1688" w:type="dxa"/>
+          </w:tcPr>
+          <w:p>
+            <w:pPr>
+              <w:pStyle w:val="--2"/>
+            </w:pPr>
+            <w:r>
+              <w:rPr>
+                <w:sz w:val="14"/>
+                <w:rFonts w:ascii="Arial" w:hAnsi="Arial"/>
+              </w:rPr>
+              <w:t xml:space="preserve">окна внешние (выше 2 м) (стеклопакеты, рамы, откосы, отлив)</w:t>
+            </w:r>
+          </w:p>
+        </w:tc>
+        <w:tc>
+          <w:tcPr>
+            <w:tcW w:w="1408" w:type="dxa"/>
+          </w:tcPr>
+          <w:p>
+            <w:pPr>
+              <w:pStyle w:val="--2"/>
+            </w:pPr>
+            <w:r>
+              <w:rPr>
+                <w:sz w:val="14"/>
+                <w:rFonts w:ascii="Arial" w:hAnsi="Arial"/>
+              </w:rPr>
+              <w:t xml:space="preserve">мойка</w:t>
+            </w:r>
+          </w:p>
+        </w:tc>
+        <w:tc>
+          <w:tcPr>
+            <w:tcW w:w="506" w:type="dxa"/>
+            <w:tcMar>
+              <w:left w:w="0" w:type="dxa"/>
+              <w:right w:w="0" w:type="dxa"/>
+            </w:tcMar>
+            <w:textDirection w:val="btLr"/>
+            <w:vAlign w:val="center"/>
+          </w:tcPr>
+          <w:p>
+            <w:pPr>
+              <w:pStyle w:val="--3"/>
+            </w:pPr>
+            <w:r>
+              <w:rPr>
+                <w:sz w:val="14"/>
+                <w:rFonts w:ascii="Arial" w:hAnsi="Arial"/>
+              </w:rPr>
+              <w:t xml:space="preserve"/>
+            </w:r>
+          </w:p>
+        </w:tc>
+        <w:tc>
+          <w:tcPr>
+            <w:tcW w:w="1913" w:type="dxa"/>
+            <w:shd w:val="clear" w:color="auto" w:fill="99FF99"/>
+          </w:tcPr>
+          <w:p>
+            <w:pPr>
+              <w:pStyle w:val="-0"/>
+            </w:pPr>
+            <w:r>
+              <w:rPr>
+                <w:rFonts w:ascii="Arial" w:hAnsi="Arial"/>
+                <w:b/>
+                <w:sz w:val="14"/>
+              </w:rPr>
+              <w:t>ХИМИТЕК ЧАРОИТ</w:t>
+            </w:r>
+            <w:r>
+              <w:rPr>
+                <w:rFonts w:ascii="Arial" w:hAnsi="Arial"/>
+                <w:b/>
+                <w:sz w:val="14"/>
+                <w:vertAlign w:val="superscript"/>
+              </w:rPr>
+              <w:t>®</w:t>
+            </w:r>
+            <w:r>
+              <w:rPr>
+                <w:rFonts w:ascii="Arial" w:hAnsi="Arial"/>
+                <w:b/>
+                <w:sz w:val="14"/>
+              </w:rPr>
+              <w:t>-СПРЕЙ</w:t>
+            </w:r>
+          </w:p>
+        </w:tc>
+        <w:tc>
+          <w:tcPr>
+            <w:tcW w:w="1520" w:type="dxa"/>
+          </w:tcPr>
+          <w:p>
+            <w:pPr>
+              <w:pStyle w:val="--2"/>
+            </w:pPr>
+            <w:r>
+              <w:rPr>
+                <w:sz w:val="14"/>
+                <w:rFonts w:ascii="Arial" w:hAnsi="Arial"/>
+              </w:rPr>
+              <w:t xml:space="preserve">ручной (протирание)</w:t>
+            </w:r>
+          </w:p>
+        </w:tc>
+        <w:tc>
+          <w:tcPr>
+            <w:tcW w:w="2025" w:type="dxa"/>
+          </w:tcPr>
+          <w:p>
+            <w:pPr>
+              <w:pStyle w:val="--3"/>
+            </w:pPr>
+            <w:r>
+              <w:rPr>
+                <w:rFonts w:ascii="Arial" w:hAnsi="Arial"/>
+                <w:sz w:val="14"/>
+              </w:rPr>
+              <w:t>___________________</w:t>
+            </w:r>
+            <w:r>
+              <w:br/>
+            </w:r>
+            <w:r>
+              <w:rPr>
+                <w:rFonts w:ascii="Arial" w:hAnsi="Arial"/>
+                <w:sz w:val="14"/>
+              </w:rPr>
+              <w:t>готовая форма</w:t>
+            </w:r>
+          </w:p>
+        </w:tc>
+        <w:tc>
+          <w:tcPr>
+            <w:tcW w:w="1183" w:type="dxa"/>
+          </w:tcPr>
+          <w:p>
+            <w:pPr>
+              <w:pStyle w:val="--3"/>
+            </w:pPr>
+            <w:r>
+              <w:rPr>
+                <w:sz w:val="14"/>
+                <w:rFonts w:ascii="Arial" w:hAnsi="Arial"/>
+              </w:rPr>
+              <w:t xml:space="preserve">___________</w:t>
+            </w:r>
+          </w:p>
+        </w:tc>
+        <w:tc>
+          <w:tcPr>
+            <w:tcW w:w="1126" w:type="dxa"/>
+          </w:tcPr>
+          <w:p>
+            <w:pPr>
+              <w:pStyle w:val="--3"/>
+            </w:pPr>
+            <w:r>
+              <w:rPr>
+                <w:sz w:val="14"/>
+                <w:rFonts w:ascii="Arial" w:hAnsi="Arial"/>
+              </w:rPr>
+              <w:t xml:space="preserve">___________</w:t>
+            </w:r>
+          </w:p>
+        </w:tc>
+        <w:tc>
+          <w:tcPr>
+            <w:tcW w:w="510" w:type="dxa"/>
+            <w:noWrap/>
+            <w:tcMar>
+              <w:left w:w="0" w:type="dxa"/>
+              <w:right w:w="0" w:type="dxa"/>
+            </w:tcMar>
+            <w:textDirection w:val="btLr"/>
+            <w:tcFitText/>
+            <w:vAlign w:val="center"/>
+            <w:shd w:val="clear" w:color="auto" w:fill="#FFA500"/>
+          </w:tcPr>
+          <w:p>
+            <w:pPr>
+              <w:pStyle w:val="--3"/>
+            </w:pPr>
+            <w:r>
+              <w:rPr>
+                <w:sz w:val="14"/>
+                <w:rFonts w:ascii="Arial" w:hAnsi="Arial"/>
+                <w:b/>
+              </w:rPr>
+              <w:t xml:space="preserve">оранжевый</w:t>
+            </w:r>
+          </w:p>
+        </w:tc>
+        <w:tc>
+          <w:tcPr>
+            <w:tcW w:w="958" w:type="dxa"/>
+          </w:tcPr>
+          <w:p>
+            <w:pPr>
+              <w:pStyle w:val="--3"/>
+            </w:pPr>
+            <w:r>
+              <w:rPr>
+                <w:sz w:val="14"/>
+                <w:rFonts w:ascii="Arial" w:hAnsi="Arial"/>
+              </w:rPr>
+              <w:t xml:space="preserve">1 раз в месяц</w:t>
+            </w:r>
+          </w:p>
+        </w:tc>
+        <w:tc>
+          <w:tcPr>
+            <w:tcW w:w="1351" w:type="dxa"/>
+          </w:tcPr>
+          <w:p>
+            <w:pPr>
+              <w:pStyle w:val="--2"/>
+            </w:pPr>
+            <w:r>
+              <w:rPr>
+                <w:sz w:val="14"/>
+                <w:rFonts w:ascii="Arial" w:hAnsi="Arial"/>
+              </w:rPr>
+              <w:t xml:space="preserve">сотрудник внешнего клининга</w:t>
+            </w:r>
+          </w:p>
+        </w:tc>
+        <w:tc>
+          <w:tcPr>
+            <w:tcW w:w="1688" w:type="dxa"/>
+          </w:tcPr>
+          <w:p>
+            <w:pPr>
+              <w:pStyle w:val="--2"/>
+            </w:pPr>
+            <w:r>
+              <w:rPr>
+                <w:sz w:val="14"/>
+                <w:rFonts w:ascii="Arial" w:hAnsi="Arial"/>
+              </w:rPr>
+              <w:t xml:space="preserve">визуальный контроль/ сотрудник отдела качества</w:t>
+            </w:r>
+          </w:p>
+        </w:tc>
+      </w:tr>
+      <w:tr>
+        <w:tc>
+          <w:tcPr>
+            <w:tcW w:w="1688" w:type="dxa"/>
             <w:vMerge w:val="restart"/>
           </w:tcPr>
           <w:p>
@@ -2358,7 +2351,7 @@
                 <w:sz w:val="14"/>
                 <w:rFonts w:ascii="Arial" w:hAnsi="Arial"/>
               </w:rPr>
-              <w:t xml:space="preserve">отопительные приборы и пространство за ними</w:t>
+              <w:t xml:space="preserve">водопроводные трубы (до 2 м)</w:t>
             </w:r>
           </w:p>
         </w:tc>
@@ -2542,14 +2535,13 @@
                 <w:sz w:val="14"/>
                 <w:rFonts w:ascii="Arial" w:hAnsi="Arial"/>
               </w:rPr>
-              <w:t xml:space="preserve">1 раз в месяц</w:t>
+              <w:t xml:space="preserve">1 раз в неделю</w:t>
             </w:r>
           </w:p>
         </w:tc>
         <w:tc>
           <w:tcPr>
             <w:tcW w:w="1351" w:type="dxa"/>
-            <w:vMerge w:val="restart"/>
           </w:tcPr>
           <w:p>
             <w:pPr>
@@ -2636,24 +2628,7 @@
                 <w:b/>
                 <w:sz w:val="14"/>
               </w:rPr>
-              <w:t>ХИМИТЕК ПОЛИДЕЗ</w:t>
-            </w:r>
-            <w:r>
-              <w:rPr>
-                <w:rFonts w:ascii="Arial" w:hAnsi="Arial"/>
-                <w:b/>
-                <w:sz w:val="14"/>
-                <w:vertAlign w:val="superscript"/>
-              </w:rPr>
-              <w:t>®</w:t>
-            </w:r>
-            <w:r>
-              <w:rPr>
-                <w:rFonts w:ascii="Arial" w:hAnsi="Arial"/>
-                <w:b/>
-                <w:sz w:val="14"/>
-              </w:rPr>
-              <w:t>-СУПЕР</w:t>
+              <w:t>ХИМИТЕК УНИВЕРСАЛ-ДЕЗ</w:t>
             </w:r>
           </w:p>
         </w:tc>
@@ -2670,7 +2645,7 @@
                 <w:sz w:val="14"/>
                 <w:rFonts w:ascii="Arial" w:hAnsi="Arial"/>
               </w:rPr>
-              <w:t xml:space="preserve">протирание</w:t>
+              <w:t xml:space="preserve">запенивание</w:t>
             </w:r>
           </w:p>
         </w:tc>
@@ -2687,7 +2662,17 @@
                 <w:rFonts w:ascii="Arial" w:hAnsi="Arial"/>
                 <w:sz w:val="14"/>
               </w:rPr>
-              <w:t>___________________</w:t>
+              <w:t>0,03 % - 0,05 % (по НУК)</w:t>
+            </w:r>
+            <w:r>
+              <w:br/>
+            </w:r>
+            <w:r>
+              <w:rPr>
+                <w:rFonts w:ascii="Arial" w:hAnsi="Arial"/>
+                <w:sz w:val="14"/>
+              </w:rPr>
+              <w:t>пенная станция VEMA</w:t>
             </w:r>
           </w:p>
         </w:tc>
@@ -2721,7 +2706,7 @@
                 <w:sz w:val="14"/>
                 <w:rFonts w:ascii="Arial" w:hAnsi="Arial"/>
               </w:rPr>
-              <w:t xml:space="preserve">20 минут</w:t>
+              <w:t xml:space="preserve">30 минут</w:t>
             </w:r>
           </w:p>
         </w:tc>
@@ -2751,9 +2736,19 @@
         <w:tc>
           <w:tcPr>
             <w:tcW w:w="1351" w:type="dxa"/>
-            <w:vMerge/>
-          </w:tcPr>
-          <w:p/>
+          </w:tcPr>
+          <w:p>
+            <w:pPr>
+              <w:pStyle w:val="--2"/>
+            </w:pPr>
+            <w:r>
+              <w:rPr>
+                <w:sz w:val="14"/>
+                <w:rFonts w:ascii="Arial" w:hAnsi="Arial"/>
+              </w:rPr>
+              <w:t xml:space="preserve">уборщик служебных помещений</w:t>
+            </w:r>
+          </w:p>
         </w:tc>
         <w:tc>
           <w:tcPr>
@@ -2778,7 +2773,7 @@
                 <w:sz w:val="14"/>
                 <w:rFonts w:ascii="Arial" w:hAnsi="Arial"/>
               </w:rPr>
-              <w:t xml:space="preserve">санитарные посты (смесители, раковины), технологические мойки (смесители, раковины)</w:t>
+              <w:t xml:space="preserve">отопительные приборы и пространство за ними</w:t>
             </w:r>
           </w:p>
         </w:tc>
@@ -2962,14 +2957,13 @@
                 <w:sz w:val="14"/>
                 <w:rFonts w:ascii="Arial" w:hAnsi="Arial"/>
               </w:rPr>
-              <w:t xml:space="preserve">1 раз в смену</w:t>
+              <w:t xml:space="preserve">1 раз в месяц</w:t>
             </w:r>
           </w:p>
         </w:tc>
         <w:tc>
           <w:tcPr>
             <w:tcW w:w="1351" w:type="dxa"/>
-            <w:vMerge w:val="restart"/>
           </w:tcPr>
           <w:p>
             <w:pPr>
@@ -3056,24 +3050,7 @@
                 <w:b/>
                 <w:sz w:val="14"/>
               </w:rPr>
-              <w:t>ХИМИТЕК ПОЛИДЕЗ</w:t>
-            </w:r>
-            <w:r>
-              <w:rPr>
-                <w:rFonts w:ascii="Arial" w:hAnsi="Arial"/>
-                <w:b/>
-                <w:sz w:val="14"/>
-                <w:vertAlign w:val="superscript"/>
-              </w:rPr>
-              <w:t>®</w:t>
-            </w:r>
-            <w:r>
-              <w:rPr>
-                <w:rFonts w:ascii="Arial" w:hAnsi="Arial"/>
-                <w:b/>
-                <w:sz w:val="14"/>
-              </w:rPr>
-              <w:t>-СУПЕР</w:t>
+              <w:t>ХИМИТЕК УНИВЕРСАЛ-ДЕЗ</w:t>
             </w:r>
           </w:p>
         </w:tc>
@@ -3090,7 +3067,7 @@
                 <w:sz w:val="14"/>
                 <w:rFonts w:ascii="Arial" w:hAnsi="Arial"/>
               </w:rPr>
-              <w:t xml:space="preserve">протирание</w:t>
+              <w:t xml:space="preserve">запенивание</w:t>
             </w:r>
           </w:p>
         </w:tc>
@@ -3107,7 +3084,17 @@
                 <w:rFonts w:ascii="Arial" w:hAnsi="Arial"/>
                 <w:sz w:val="14"/>
               </w:rPr>
-              <w:t>___________________</w:t>
+              <w:t>0,03 % - 0,05 % (по НУК)</w:t>
+            </w:r>
+            <w:r>
+              <w:br/>
+            </w:r>
+            <w:r>
+              <w:rPr>
+                <w:rFonts w:ascii="Arial" w:hAnsi="Arial"/>
+                <w:sz w:val="14"/>
+              </w:rPr>
+              <w:t>пенная станция VEMA</w:t>
             </w:r>
           </w:p>
         </w:tc>
@@ -3141,7 +3128,7 @@
                 <w:sz w:val="14"/>
                 <w:rFonts w:ascii="Arial" w:hAnsi="Arial"/>
               </w:rPr>
-              <w:t xml:space="preserve">20 минут</w:t>
+              <w:t xml:space="preserve">30 минут</w:t>
             </w:r>
           </w:p>
         </w:tc>
@@ -3171,9 +3158,19 @@
         <w:tc>
           <w:tcPr>
             <w:tcW w:w="1351" w:type="dxa"/>
-            <w:vMerge/>
-          </w:tcPr>
-          <w:p/>
+          </w:tcPr>
+          <w:p>
+            <w:pPr>
+              <w:pStyle w:val="--2"/>
+            </w:pPr>
+            <w:r>
+              <w:rPr>
+                <w:sz w:val="14"/>
+                <w:rFonts w:ascii="Arial" w:hAnsi="Arial"/>
+              </w:rPr>
+              <w:t xml:space="preserve">механик-наладчик</w:t>
+            </w:r>
+          </w:p>
         </w:tc>
         <w:tc>
           <w:tcPr>
@@ -3198,7 +3195,7 @@
                 <w:sz w:val="14"/>
                 <w:rFonts w:ascii="Arial" w:hAnsi="Arial"/>
               </w:rPr>
-              <w:t xml:space="preserve">стеллажи, столы, шкафы</w:t>
+              <w:t xml:space="preserve">санитарные посты (смесители, раковины), технологические мойки (смесители, раковины)</w:t>
             </w:r>
           </w:p>
         </w:tc>
@@ -3382,14 +3379,13 @@
                 <w:sz w:val="14"/>
                 <w:rFonts w:ascii="Arial" w:hAnsi="Arial"/>
               </w:rPr>
-              <w:t xml:space="preserve">1 раз в неделю, по мере загрязнения</w:t>
+              <w:t xml:space="preserve">1 раз в смену</w:t>
             </w:r>
           </w:p>
         </w:tc>
         <w:tc>
           <w:tcPr>
             <w:tcW w:w="1351" w:type="dxa"/>
-            <w:vMerge w:val="restart"/>
           </w:tcPr>
           <w:p>
             <w:pPr>
@@ -3476,24 +3472,7 @@
                 <w:b/>
                 <w:sz w:val="14"/>
               </w:rPr>
-              <w:t>ХИМИТЕК ПОЛИДЕЗ</w:t>
-            </w:r>
-            <w:r>
-              <w:rPr>
-                <w:rFonts w:ascii="Arial" w:hAnsi="Arial"/>
-                <w:b/>
-                <w:sz w:val="14"/>
-                <w:vertAlign w:val="superscript"/>
-              </w:rPr>
-              <w:t>®</w:t>
-            </w:r>
-            <w:r>
-              <w:rPr>
-                <w:rFonts w:ascii="Arial" w:hAnsi="Arial"/>
-                <w:b/>
-                <w:sz w:val="14"/>
-              </w:rPr>
-              <w:t>-СУПЕР</w:t>
+              <w:t>ХИМИТЕК УНИВЕРСАЛ-ДЕЗ</w:t>
             </w:r>
           </w:p>
         </w:tc>
@@ -3510,7 +3489,7 @@
                 <w:sz w:val="14"/>
                 <w:rFonts w:ascii="Arial" w:hAnsi="Arial"/>
               </w:rPr>
-              <w:t xml:space="preserve">протирание</w:t>
+              <w:t xml:space="preserve">запенивание</w:t>
             </w:r>
           </w:p>
         </w:tc>
@@ -3527,7 +3506,17 @@
                 <w:rFonts w:ascii="Arial" w:hAnsi="Arial"/>
                 <w:sz w:val="14"/>
               </w:rPr>
-              <w:t>___________________</w:t>
+              <w:t>0,03 % - 0,05 % (по НУК)</w:t>
+            </w:r>
+            <w:r>
+              <w:br/>
+            </w:r>
+            <w:r>
+              <w:rPr>
+                <w:rFonts w:ascii="Arial" w:hAnsi="Arial"/>
+                <w:sz w:val="14"/>
+              </w:rPr>
+              <w:t>пенная станция VEMA</w:t>
             </w:r>
           </w:p>
         </w:tc>
@@ -3561,7 +3550,7 @@
                 <w:sz w:val="14"/>
                 <w:rFonts w:ascii="Arial" w:hAnsi="Arial"/>
               </w:rPr>
-              <w:t xml:space="preserve">20 минут</w:t>
+              <w:t xml:space="preserve">30 минут</w:t>
             </w:r>
           </w:p>
         </w:tc>
@@ -3591,9 +3580,19 @@
         <w:tc>
           <w:tcPr>
             <w:tcW w:w="1351" w:type="dxa"/>
-            <w:vMerge/>
-          </w:tcPr>
-          <w:p/>
+          </w:tcPr>
+          <w:p>
+            <w:pPr>
+              <w:pStyle w:val="--2"/>
+            </w:pPr>
+            <w:r>
+              <w:rPr>
+                <w:sz w:val="14"/>
+                <w:rFonts w:ascii="Arial" w:hAnsi="Arial"/>
+              </w:rPr>
+              <w:t xml:space="preserve">уборщик служебных помещений</w:t>
+            </w:r>
+          </w:p>
         </w:tc>
         <w:tc>
           <w:tcPr>
@@ -3618,7 +3617,7 @@
                 <w:sz w:val="14"/>
                 <w:rFonts w:ascii="Arial" w:hAnsi="Arial"/>
               </w:rPr>
-              <w:t xml:space="preserve">стулья</w:t>
+              <w:t xml:space="preserve">стеллажи, столы, стулья, шкафы</w:t>
             </w:r>
           </w:p>
         </w:tc>
@@ -3809,7 +3808,6 @@
         <w:tc>
           <w:tcPr>
             <w:tcW w:w="1351" w:type="dxa"/>
-            <w:vMerge w:val="restart"/>
           </w:tcPr>
           <w:p>
             <w:pPr>
@@ -3896,16 +3894,7 @@
                 <w:b/>
                 <w:sz w:val="14"/>
               </w:rPr>
-              <w:t>ПОЛИДЕЗ</w:t>
-            </w:r>
-            <w:r>
-              <w:rPr>
-                <w:rFonts w:ascii="Arial" w:hAnsi="Arial"/>
-                <w:b/>
-                <w:sz w:val="14"/>
-                <w:vertAlign w:val="superscript"/>
-              </w:rPr>
-              <w:t>®</w:t>
+              <w:t>ХИМИТЕК УНИВЕРСАЛ-ДЕЗ</w:t>
             </w:r>
           </w:p>
         </w:tc>
@@ -3922,7 +3911,7 @@
                 <w:sz w:val="14"/>
                 <w:rFonts w:ascii="Arial" w:hAnsi="Arial"/>
               </w:rPr>
-              <w:t xml:space="preserve">протирание</w:t>
+              <w:t xml:space="preserve">запенивание</w:t>
             </w:r>
           </w:p>
         </w:tc>
@@ -3939,7 +3928,7 @@
                 <w:rFonts w:ascii="Arial" w:hAnsi="Arial"/>
                 <w:sz w:val="14"/>
               </w:rPr>
-              <w:t>3,0 %</w:t>
+              <w:t>0,03 % - 0,05 % (по НУК)</w:t>
             </w:r>
             <w:r>
               <w:br/>
@@ -3949,7 +3938,7 @@
                 <w:rFonts w:ascii="Arial" w:hAnsi="Arial"/>
                 <w:sz w:val="14"/>
               </w:rPr>
-              <w:t>дозирующая система ProMax</w:t>
+              <w:t>пенная станция VEMA</w:t>
             </w:r>
           </w:p>
         </w:tc>
@@ -3983,7 +3972,7 @@
                 <w:sz w:val="14"/>
                 <w:rFonts w:ascii="Arial" w:hAnsi="Arial"/>
               </w:rPr>
-              <w:t xml:space="preserve">15 минут</w:t>
+              <w:t xml:space="preserve">30 минут</w:t>
             </w:r>
           </w:p>
         </w:tc>
@@ -4013,9 +4002,19 @@
         <w:tc>
           <w:tcPr>
             <w:tcW w:w="1351" w:type="dxa"/>
-            <w:vMerge/>
-          </w:tcPr>
-          <w:p/>
+          </w:tcPr>
+          <w:p>
+            <w:pPr>
+              <w:pStyle w:val="--2"/>
+            </w:pPr>
+            <w:r>
+              <w:rPr>
+                <w:sz w:val="14"/>
+                <w:rFonts w:ascii="Arial" w:hAnsi="Arial"/>
+              </w:rPr>
+              <w:t xml:space="preserve">уборщик служебных помещений</w:t>
+            </w:r>
+          </w:p>
         </w:tc>
         <w:tc>
           <w:tcPr>
@@ -4231,7 +4230,6 @@
         <w:tc>
           <w:tcPr>
             <w:tcW w:w="1351" w:type="dxa"/>
-            <w:vMerge w:val="restart"/>
           </w:tcPr>
           <w:p>
             <w:pPr>
@@ -4318,24 +4316,7 @@
                 <w:b/>
                 <w:sz w:val="14"/>
               </w:rPr>
-              <w:t>ХИМИТЕК ПОЛИДЕЗ</w:t>
-            </w:r>
-            <w:r>
-              <w:rPr>
-                <w:rFonts w:ascii="Arial" w:hAnsi="Arial"/>
-                <w:b/>
-                <w:sz w:val="14"/>
-                <w:vertAlign w:val="superscript"/>
-              </w:rPr>
-              <w:t>®</w:t>
-            </w:r>
-            <w:r>
-              <w:rPr>
-                <w:rFonts w:ascii="Arial" w:hAnsi="Arial"/>
-                <w:b/>
-                <w:sz w:val="14"/>
-              </w:rPr>
-              <w:t>-СУПЕР</w:t>
+              <w:t>ХИМИТЕК УНИВЕРСАЛ-ДЕЗ</w:t>
             </w:r>
           </w:p>
         </w:tc>
@@ -4352,7 +4333,7 @@
                 <w:sz w:val="14"/>
                 <w:rFonts w:ascii="Arial" w:hAnsi="Arial"/>
               </w:rPr>
-              <w:t xml:space="preserve">протирание</w:t>
+              <w:t xml:space="preserve">запенивание</w:t>
             </w:r>
           </w:p>
         </w:tc>
@@ -4369,7 +4350,17 @@
                 <w:rFonts w:ascii="Arial" w:hAnsi="Arial"/>
                 <w:sz w:val="14"/>
               </w:rPr>
-              <w:t>___________________</w:t>
+              <w:t>0,03 % - 0,05 % (по НУК)</w:t>
+            </w:r>
+            <w:r>
+              <w:br/>
+            </w:r>
+            <w:r>
+              <w:rPr>
+                <w:rFonts w:ascii="Arial" w:hAnsi="Arial"/>
+                <w:sz w:val="14"/>
+              </w:rPr>
+              <w:t>пенная станция VEMA</w:t>
             </w:r>
           </w:p>
         </w:tc>
@@ -4403,7 +4394,7 @@
                 <w:sz w:val="14"/>
                 <w:rFonts w:ascii="Arial" w:hAnsi="Arial"/>
               </w:rPr>
-              <w:t xml:space="preserve">20 минут</w:t>
+              <w:t xml:space="preserve">30 минут</w:t>
             </w:r>
           </w:p>
         </w:tc>
@@ -4433,9 +4424,19 @@
         <w:tc>
           <w:tcPr>
             <w:tcW w:w="1351" w:type="dxa"/>
-            <w:vMerge/>
-          </w:tcPr>
-          <w:p/>
+          </w:tcPr>
+          <w:p>
+            <w:pPr>
+              <w:pStyle w:val="--2"/>
+            </w:pPr>
+            <w:r>
+              <w:rPr>
+                <w:sz w:val="14"/>
+                <w:rFonts w:ascii="Arial" w:hAnsi="Arial"/>
+              </w:rPr>
+              <w:t xml:space="preserve">уборщик служебных помещений</w:t>
+            </w:r>
+          </w:p>
         </w:tc>
         <w:tc>
           <w:tcPr>
@@ -4794,7 +4795,7 @@
                 <w:sz w:val="14"/>
                 <w:rFonts w:ascii="Arial" w:hAnsi="Arial"/>
               </w:rPr>
-              <w:t xml:space="preserve">протирание</w:t>
+              <w:t xml:space="preserve">запенивание</w:t>
             </w:r>
           </w:p>
         </w:tc>
@@ -4957,7 +4958,7 @@
                 <w:sz w:val="14"/>
                 <w:rFonts w:ascii="Arial" w:hAnsi="Arial"/>
               </w:rPr>
-              <w:t xml:space="preserve">протирание</w:t>
+              <w:t xml:space="preserve">запенивание</w:t>
             </w:r>
           </w:p>
         </w:tc>
@@ -4974,7 +4975,7 @@
                 <w:rFonts w:ascii="Arial" w:hAnsi="Arial"/>
                 <w:sz w:val="14"/>
               </w:rPr>
-              <w:t>3,0 %</w:t>
+              <w:t>0,03 % - 0,05 % (по НУК)</w:t>
             </w:r>
             <w:r>
               <w:br/>
@@ -4984,7 +4985,7 @@
                 <w:rFonts w:ascii="Arial" w:hAnsi="Arial"/>
                 <w:sz w:val="14"/>
               </w:rPr>
-              <w:t>дозирующая система ProMax</w:t>
+              <w:t>пенная станция VEMA</w:t>
             </w:r>
           </w:p>
         </w:tc>
@@ -5447,7 +5448,7 @@
                 <w:sz w:val="14"/>
                 <w:rFonts w:ascii="Arial" w:hAnsi="Arial"/>
               </w:rPr>
-              <w:t xml:space="preserve">протирание</w:t>
+              <w:t xml:space="preserve">запенивание</w:t>
             </w:r>
           </w:p>
         </w:tc>
@@ -5883,7 +5884,7 @@
                 <w:sz w:val="14"/>
                 <w:rFonts w:ascii="Arial" w:hAnsi="Arial"/>
               </w:rPr>
-              <w:t xml:space="preserve">протирание</w:t>
+              <w:t xml:space="preserve">запенивание</w:t>
             </w:r>
           </w:p>
         </w:tc>
@@ -6198,7 +6199,6 @@
         <w:tc>
           <w:tcPr>
             <w:tcW w:w="1351" w:type="dxa"/>
-            <w:vMerge w:val="restart"/>
           </w:tcPr>
           <w:p>
             <w:pPr>
@@ -6285,16 +6285,7 @@
                 <w:b/>
                 <w:sz w:val="14"/>
               </w:rPr>
-              <w:t>ПОЛИДЕЗ</w:t>
-            </w:r>
-            <w:r>
-              <w:rPr>
-                <w:rFonts w:ascii="Arial" w:hAnsi="Arial"/>
-                <w:b/>
-                <w:sz w:val="14"/>
-                <w:vertAlign w:val="superscript"/>
-              </w:rPr>
-              <w:t>®</w:t>
+              <w:t>ХИМИТЕК УНИВЕРСАЛ-ДЕЗ</w:t>
             </w:r>
           </w:p>
         </w:tc>
@@ -6311,7 +6302,7 @@
                 <w:sz w:val="14"/>
                 <w:rFonts w:ascii="Arial" w:hAnsi="Arial"/>
               </w:rPr>
-              <w:t xml:space="preserve">протирание</w:t>
+              <w:t xml:space="preserve">запенивание</w:t>
             </w:r>
           </w:p>
         </w:tc>
@@ -6328,7 +6319,7 @@
                 <w:rFonts w:ascii="Arial" w:hAnsi="Arial"/>
                 <w:sz w:val="14"/>
               </w:rPr>
-              <w:t>3,0 %</w:t>
+              <w:t>0,03 % - 0,05 % (по НУК)</w:t>
             </w:r>
             <w:r>
               <w:br/>
@@ -6338,7 +6329,7 @@
                 <w:rFonts w:ascii="Arial" w:hAnsi="Arial"/>
                 <w:sz w:val="14"/>
               </w:rPr>
-              <w:t>дозирующая система ProMax</w:t>
+              <w:t>пенная станция VEMA</w:t>
             </w:r>
           </w:p>
         </w:tc>
@@ -6372,7 +6363,7 @@
                 <w:sz w:val="14"/>
                 <w:rFonts w:ascii="Arial" w:hAnsi="Arial"/>
               </w:rPr>
-              <w:t xml:space="preserve">15 минут</w:t>
+              <w:t xml:space="preserve">30 минут</w:t>
             </w:r>
           </w:p>
         </w:tc>
@@ -6402,9 +6393,19 @@
         <w:tc>
           <w:tcPr>
             <w:tcW w:w="1351" w:type="dxa"/>
-            <w:vMerge/>
-          </w:tcPr>
-          <w:p/>
+          </w:tcPr>
+          <w:p>
+            <w:pPr>
+              <w:pStyle w:val="--2"/>
+            </w:pPr>
+            <w:r>
+              <w:rPr>
+                <w:sz w:val="14"/>
+                <w:rFonts w:ascii="Arial" w:hAnsi="Arial"/>
+              </w:rPr>
+              <w:t xml:space="preserve">уборщик служебных помещений</w:t>
+            </w:r>
+          </w:p>
         </w:tc>
         <w:tc>
           <w:tcPr>

--- a/tech_cards/комната приёма пищи_tech_card.docx
+++ b/tech_cards/комната приёма пищи_tech_card.docx
@@ -831,6 +831,28 @@
       <w:tr>
         <w:tc>
           <w:tcPr>
+            <w:tcW w:w="15876" w:type="dxa"/>
+            <w:gridSpan w:val="12"/>
+            <w:shd w:val="clear" w:color="auto" w:fill="D2D2D2"/>
+          </w:tcPr>
+          <w:p>
+            <w:pPr>
+              <w:pStyle w:val="--2"/>
+            </w:pPr>
+            <w:r>
+              <w:rPr>
+                <w:sz w:val="14"/>
+                <w:rFonts w:ascii="Arial" w:hAnsi="Arial"/>
+                <w:b/>
+              </w:rPr>
+              <w:t xml:space="preserve">Санитарная обработка технологического оборудования</w:t>
+            </w:r>
+          </w:p>
+        </w:tc>
+      </w:tr>
+      <w:tr>
+        <w:tc>
+          <w:tcPr>
             <w:tcW w:w="1688" w:type="dxa"/>
             <w:vMerge w:val="restart"/>
           </w:tcPr>
@@ -843,7 +865,7 @@
                 <w:sz w:val="14"/>
                 <w:rFonts w:ascii="Arial" w:hAnsi="Arial"/>
               </w:rPr>
-              <w:t xml:space="preserve">водопроводные трубы (выше 2 м), светильники (внешние поверхности), стены (выше 2 м)</w:t>
+              <w:t xml:space="preserve">потолок (подвесной)</w:t>
             </w:r>
           </w:p>
         </w:tc>
@@ -1265,7 +1287,7 @@
                 <w:sz w:val="14"/>
                 <w:rFonts w:ascii="Arial" w:hAnsi="Arial"/>
               </w:rPr>
-              <w:t xml:space="preserve">вентиляционные диффузоры</w:t>
+              <w:t xml:space="preserve">водопроводные трубы (выше 2 м), светильники (внешние поверхности), стены (выше 2 м)</w:t>
             </w:r>
           </w:p>
         </w:tc>
@@ -1456,7 +1478,6 @@
         <w:tc>
           <w:tcPr>
             <w:tcW w:w="1351" w:type="dxa"/>
-            <w:vMerge w:val="restart"/>
           </w:tcPr>
           <w:p>
             <w:pPr>
@@ -1467,7 +1488,7 @@
                 <w:sz w:val="14"/>
                 <w:rFonts w:ascii="Arial" w:hAnsi="Arial"/>
               </w:rPr>
-              <w:t xml:space="preserve">сотрудник внутреннего клининга</w:t>
+              <w:t xml:space="preserve">сотрудник внешнего клининга</w:t>
             </w:r>
           </w:p>
         </w:tc>
@@ -1651,9 +1672,19 @@
         <w:tc>
           <w:tcPr>
             <w:tcW w:w="1351" w:type="dxa"/>
-            <w:vMerge/>
-          </w:tcPr>
-          <w:p/>
+          </w:tcPr>
+          <w:p>
+            <w:pPr>
+              <w:pStyle w:val="--2"/>
+            </w:pPr>
+            <w:r>
+              <w:rPr>
+                <w:sz w:val="14"/>
+                <w:rFonts w:ascii="Arial" w:hAnsi="Arial"/>
+              </w:rPr>
+              <w:t xml:space="preserve">сотрудник внутреннего клининга</w:t>
+            </w:r>
+          </w:p>
         </w:tc>
         <w:tc>
           <w:tcPr>
@@ -1678,7 +1709,7 @@
                 <w:sz w:val="14"/>
                 <w:rFonts w:ascii="Arial" w:hAnsi="Arial"/>
               </w:rPr>
-              <w:t xml:space="preserve">кабель-каналы (выше 2 м)</w:t>
+              <w:t xml:space="preserve">вентиляционные диффузоры</w:t>
             </w:r>
           </w:p>
         </w:tc>
@@ -1869,6 +1900,7 @@
         <w:tc>
           <w:tcPr>
             <w:tcW w:w="1351" w:type="dxa"/>
+            <w:vMerge w:val="restart"/>
           </w:tcPr>
           <w:p>
             <w:pPr>
@@ -1879,7 +1911,7 @@
                 <w:sz w:val="14"/>
                 <w:rFonts w:ascii="Arial" w:hAnsi="Arial"/>
               </w:rPr>
-              <w:t xml:space="preserve">сотрудник внешнего клининга</w:t>
+              <w:t xml:space="preserve">сотрудник внутреннего клининга</w:t>
             </w:r>
           </w:p>
         </w:tc>
@@ -2063,19 +2095,9 @@
         <w:tc>
           <w:tcPr>
             <w:tcW w:w="1351" w:type="dxa"/>
-          </w:tcPr>
-          <w:p>
-            <w:pPr>
-              <w:pStyle w:val="--2"/>
-            </w:pPr>
-            <w:r>
-              <w:rPr>
-                <w:sz w:val="14"/>
-                <w:rFonts w:ascii="Arial" w:hAnsi="Arial"/>
-              </w:rPr>
-              <w:t xml:space="preserve">сотрудник внутреннего клининга</w:t>
-            </w:r>
-          </w:p>
+            <w:vMerge/>
+          </w:tcPr>
+          <w:p/>
         </w:tc>
         <w:tc>
           <w:tcPr>
@@ -2089,6 +2111,7 @@
         <w:tc>
           <w:tcPr>
             <w:tcW w:w="1688" w:type="dxa"/>
+            <w:vMerge w:val="restart"/>
           </w:tcPr>
           <w:p>
             <w:pPr>
@@ -2099,259 +2122,7 @@
                 <w:sz w:val="14"/>
                 <w:rFonts w:ascii="Arial" w:hAnsi="Arial"/>
               </w:rPr>
-              <w:t xml:space="preserve">окна внешние (выше 2 м) (стеклопакеты, рамы, откосы, отлив)</w:t>
-            </w:r>
-          </w:p>
-        </w:tc>
-        <w:tc>
-          <w:tcPr>
-            <w:tcW w:w="1408" w:type="dxa"/>
-          </w:tcPr>
-          <w:p>
-            <w:pPr>
-              <w:pStyle w:val="--2"/>
-            </w:pPr>
-            <w:r>
-              <w:rPr>
-                <w:sz w:val="14"/>
-                <w:rFonts w:ascii="Arial" w:hAnsi="Arial"/>
-              </w:rPr>
-              <w:t xml:space="preserve">мойка</w:t>
-            </w:r>
-          </w:p>
-        </w:tc>
-        <w:tc>
-          <w:tcPr>
-            <w:tcW w:w="506" w:type="dxa"/>
-            <w:tcMar>
-              <w:left w:w="0" w:type="dxa"/>
-              <w:right w:w="0" w:type="dxa"/>
-            </w:tcMar>
-            <w:textDirection w:val="btLr"/>
-            <w:vAlign w:val="center"/>
-          </w:tcPr>
-          <w:p>
-            <w:pPr>
-              <w:pStyle w:val="--3"/>
-            </w:pPr>
-            <w:r>
-              <w:rPr>
-                <w:sz w:val="14"/>
-                <w:rFonts w:ascii="Arial" w:hAnsi="Arial"/>
-              </w:rPr>
-              <w:t xml:space="preserve"/>
-            </w:r>
-          </w:p>
-        </w:tc>
-        <w:tc>
-          <w:tcPr>
-            <w:tcW w:w="1913" w:type="dxa"/>
-            <w:shd w:val="clear" w:color="auto" w:fill="99FF99"/>
-          </w:tcPr>
-          <w:p>
-            <w:pPr>
-              <w:pStyle w:val="-0"/>
-            </w:pPr>
-            <w:r>
-              <w:rPr>
-                <w:rFonts w:ascii="Arial" w:hAnsi="Arial"/>
-                <w:b/>
-                <w:sz w:val="14"/>
-              </w:rPr>
-              <w:t>ХИМИТЕК ЧАРОИТ</w:t>
-            </w:r>
-            <w:r>
-              <w:rPr>
-                <w:rFonts w:ascii="Arial" w:hAnsi="Arial"/>
-                <w:b/>
-                <w:sz w:val="14"/>
-                <w:vertAlign w:val="superscript"/>
-              </w:rPr>
-              <w:t>®</w:t>
-            </w:r>
-            <w:r>
-              <w:rPr>
-                <w:rFonts w:ascii="Arial" w:hAnsi="Arial"/>
-                <w:b/>
-                <w:sz w:val="14"/>
-              </w:rPr>
-              <w:t>-СПРЕЙ</w:t>
-            </w:r>
-          </w:p>
-        </w:tc>
-        <w:tc>
-          <w:tcPr>
-            <w:tcW w:w="1520" w:type="dxa"/>
-          </w:tcPr>
-          <w:p>
-            <w:pPr>
-              <w:pStyle w:val="--2"/>
-            </w:pPr>
-            <w:r>
-              <w:rPr>
-                <w:sz w:val="14"/>
-                <w:rFonts w:ascii="Arial" w:hAnsi="Arial"/>
-              </w:rPr>
-              <w:t xml:space="preserve">ручной (протирание)</w:t>
-            </w:r>
-          </w:p>
-        </w:tc>
-        <w:tc>
-          <w:tcPr>
-            <w:tcW w:w="2025" w:type="dxa"/>
-          </w:tcPr>
-          <w:p>
-            <w:pPr>
-              <w:pStyle w:val="--3"/>
-            </w:pPr>
-            <w:r>
-              <w:rPr>
-                <w:rFonts w:ascii="Arial" w:hAnsi="Arial"/>
-                <w:sz w:val="14"/>
-              </w:rPr>
-              <w:t>___________________</w:t>
-            </w:r>
-            <w:r>
-              <w:br/>
-            </w:r>
-            <w:r>
-              <w:rPr>
-                <w:rFonts w:ascii="Arial" w:hAnsi="Arial"/>
-                <w:sz w:val="14"/>
-              </w:rPr>
-              <w:t>готовая форма</w:t>
-            </w:r>
-          </w:p>
-        </w:tc>
-        <w:tc>
-          <w:tcPr>
-            <w:tcW w:w="1183" w:type="dxa"/>
-          </w:tcPr>
-          <w:p>
-            <w:pPr>
-              <w:pStyle w:val="--3"/>
-            </w:pPr>
-            <w:r>
-              <w:rPr>
-                <w:sz w:val="14"/>
-                <w:rFonts w:ascii="Arial" w:hAnsi="Arial"/>
-              </w:rPr>
-              <w:t xml:space="preserve">___________</w:t>
-            </w:r>
-          </w:p>
-        </w:tc>
-        <w:tc>
-          <w:tcPr>
-            <w:tcW w:w="1126" w:type="dxa"/>
-          </w:tcPr>
-          <w:p>
-            <w:pPr>
-              <w:pStyle w:val="--3"/>
-            </w:pPr>
-            <w:r>
-              <w:rPr>
-                <w:sz w:val="14"/>
-                <w:rFonts w:ascii="Arial" w:hAnsi="Arial"/>
-              </w:rPr>
-              <w:t xml:space="preserve">___________</w:t>
-            </w:r>
-          </w:p>
-        </w:tc>
-        <w:tc>
-          <w:tcPr>
-            <w:tcW w:w="510" w:type="dxa"/>
-            <w:noWrap/>
-            <w:tcMar>
-              <w:left w:w="0" w:type="dxa"/>
-              <w:right w:w="0" w:type="dxa"/>
-            </w:tcMar>
-            <w:textDirection w:val="btLr"/>
-            <w:tcFitText/>
-            <w:vAlign w:val="center"/>
-            <w:shd w:val="clear" w:color="auto" w:fill="#FFA500"/>
-          </w:tcPr>
-          <w:p>
-            <w:pPr>
-              <w:pStyle w:val="--3"/>
-            </w:pPr>
-            <w:r>
-              <w:rPr>
-                <w:sz w:val="14"/>
-                <w:rFonts w:ascii="Arial" w:hAnsi="Arial"/>
-                <w:b/>
-              </w:rPr>
-              <w:t xml:space="preserve">оранжевый</w:t>
-            </w:r>
-          </w:p>
-        </w:tc>
-        <w:tc>
-          <w:tcPr>
-            <w:tcW w:w="958" w:type="dxa"/>
-          </w:tcPr>
-          <w:p>
-            <w:pPr>
-              <w:pStyle w:val="--3"/>
-            </w:pPr>
-            <w:r>
-              <w:rPr>
-                <w:sz w:val="14"/>
-                <w:rFonts w:ascii="Arial" w:hAnsi="Arial"/>
-              </w:rPr>
-              <w:t xml:space="preserve">1 раз в месяц</w:t>
-            </w:r>
-          </w:p>
-        </w:tc>
-        <w:tc>
-          <w:tcPr>
-            <w:tcW w:w="1351" w:type="dxa"/>
-          </w:tcPr>
-          <w:p>
-            <w:pPr>
-              <w:pStyle w:val="--2"/>
-            </w:pPr>
-            <w:r>
-              <w:rPr>
-                <w:sz w:val="14"/>
-                <w:rFonts w:ascii="Arial" w:hAnsi="Arial"/>
-              </w:rPr>
-              <w:t xml:space="preserve">сотрудник внешнего клининга</w:t>
-            </w:r>
-          </w:p>
-        </w:tc>
-        <w:tc>
-          <w:tcPr>
-            <w:tcW w:w="1688" w:type="dxa"/>
-          </w:tcPr>
-          <w:p>
-            <w:pPr>
-              <w:pStyle w:val="--2"/>
-            </w:pPr>
-            <w:r>
-              <w:rPr>
-                <w:sz w:val="14"/>
-                <w:rFonts w:ascii="Arial" w:hAnsi="Arial"/>
-              </w:rPr>
-              <w:t xml:space="preserve">визуальный контроль/ сотрудник отдела качества</w:t>
-            </w:r>
-          </w:p>
-        </w:tc>
-      </w:tr>
-      <w:tr>
-        <w:tc>
-          <w:tcPr>
-            <w:tcW w:w="1688" w:type="dxa"/>
-            <w:vMerge w:val="restart"/>
-          </w:tcPr>
-          <w:p>
-            <w:pPr>
-              <w:pStyle w:val="--2"/>
-            </w:pPr>
-            <w:r>
-              <w:rPr>
-                <w:sz w:val="14"/>
-                <w:rFonts w:ascii="Arial" w:hAnsi="Arial"/>
-              </w:rPr>
-              <w:t xml:space="preserve">водопроводные трубы (до 2 м)</w:t>
+              <w:t xml:space="preserve">кабель-каналы (выше 2 м)</w:t>
             </w:r>
           </w:p>
         </w:tc>
@@ -2535,7 +2306,7 @@
                 <w:sz w:val="14"/>
                 <w:rFonts w:ascii="Arial" w:hAnsi="Arial"/>
               </w:rPr>
-              <w:t xml:space="preserve">1 раз в неделю</w:t>
+              <w:t xml:space="preserve">1 раз в месяц</w:t>
             </w:r>
           </w:p>
         </w:tc>
@@ -2552,7 +2323,7 @@
                 <w:sz w:val="14"/>
                 <w:rFonts w:ascii="Arial" w:hAnsi="Arial"/>
               </w:rPr>
-              <w:t xml:space="preserve">сотрудник внутреннего клининга</w:t>
+              <w:t xml:space="preserve">сотрудник внешнего клининга</w:t>
             </w:r>
           </w:p>
         </w:tc>
@@ -2746,7 +2517,7 @@
                 <w:sz w:val="14"/>
                 <w:rFonts w:ascii="Arial" w:hAnsi="Arial"/>
               </w:rPr>
-              <w:t xml:space="preserve">уборщик служебных помещений</w:t>
+              <w:t xml:space="preserve">сотрудник внутреннего клининга</w:t>
             </w:r>
           </w:p>
         </w:tc>
@@ -2762,6 +2533,257 @@
         <w:tc>
           <w:tcPr>
             <w:tcW w:w="1688" w:type="dxa"/>
+          </w:tcPr>
+          <w:p>
+            <w:pPr>
+              <w:pStyle w:val="--2"/>
+            </w:pPr>
+            <w:r>
+              <w:rPr>
+                <w:sz w:val="14"/>
+                <w:rFonts w:ascii="Arial" w:hAnsi="Arial"/>
+              </w:rPr>
+              <w:t xml:space="preserve">окна внешние (выше 2 м) (стеклопакеты, рамы, откосы, отлив)</w:t>
+            </w:r>
+          </w:p>
+        </w:tc>
+        <w:tc>
+          <w:tcPr>
+            <w:tcW w:w="1408" w:type="dxa"/>
+          </w:tcPr>
+          <w:p>
+            <w:pPr>
+              <w:pStyle w:val="--2"/>
+            </w:pPr>
+            <w:r>
+              <w:rPr>
+                <w:sz w:val="14"/>
+                <w:rFonts w:ascii="Arial" w:hAnsi="Arial"/>
+              </w:rPr>
+              <w:t xml:space="preserve">мойка</w:t>
+            </w:r>
+          </w:p>
+        </w:tc>
+        <w:tc>
+          <w:tcPr>
+            <w:tcW w:w="506" w:type="dxa"/>
+            <w:tcMar>
+              <w:left w:w="0" w:type="dxa"/>
+              <w:right w:w="0" w:type="dxa"/>
+            </w:tcMar>
+            <w:textDirection w:val="btLr"/>
+            <w:vAlign w:val="center"/>
+          </w:tcPr>
+          <w:p>
+            <w:pPr>
+              <w:pStyle w:val="--3"/>
+            </w:pPr>
+            <w:r>
+              <w:rPr>
+                <w:sz w:val="14"/>
+                <w:rFonts w:ascii="Arial" w:hAnsi="Arial"/>
+              </w:rPr>
+              <w:t xml:space="preserve"/>
+            </w:r>
+          </w:p>
+        </w:tc>
+        <w:tc>
+          <w:tcPr>
+            <w:tcW w:w="1913" w:type="dxa"/>
+            <w:shd w:val="clear" w:color="auto" w:fill="99FF99"/>
+          </w:tcPr>
+          <w:p>
+            <w:pPr>
+              <w:pStyle w:val="-0"/>
+            </w:pPr>
+            <w:r>
+              <w:rPr>
+                <w:rFonts w:ascii="Arial" w:hAnsi="Arial"/>
+                <w:b/>
+                <w:sz w:val="14"/>
+              </w:rPr>
+              <w:t>ХИМИТЕК ЧАРОИТ</w:t>
+            </w:r>
+            <w:r>
+              <w:rPr>
+                <w:rFonts w:ascii="Arial" w:hAnsi="Arial"/>
+                <w:b/>
+                <w:sz w:val="14"/>
+                <w:vertAlign w:val="superscript"/>
+              </w:rPr>
+              <w:t>®</w:t>
+            </w:r>
+            <w:r>
+              <w:rPr>
+                <w:rFonts w:ascii="Arial" w:hAnsi="Arial"/>
+                <w:b/>
+                <w:sz w:val="14"/>
+              </w:rPr>
+              <w:t>-СПРЕЙ</w:t>
+            </w:r>
+          </w:p>
+        </w:tc>
+        <w:tc>
+          <w:tcPr>
+            <w:tcW w:w="1520" w:type="dxa"/>
+          </w:tcPr>
+          <w:p>
+            <w:pPr>
+              <w:pStyle w:val="--2"/>
+            </w:pPr>
+            <w:r>
+              <w:rPr>
+                <w:sz w:val="14"/>
+                <w:rFonts w:ascii="Arial" w:hAnsi="Arial"/>
+              </w:rPr>
+              <w:t xml:space="preserve">ручной (протирание)</w:t>
+            </w:r>
+          </w:p>
+        </w:tc>
+        <w:tc>
+          <w:tcPr>
+            <w:tcW w:w="2025" w:type="dxa"/>
+          </w:tcPr>
+          <w:p>
+            <w:pPr>
+              <w:pStyle w:val="--3"/>
+            </w:pPr>
+            <w:r>
+              <w:rPr>
+                <w:rFonts w:ascii="Arial" w:hAnsi="Arial"/>
+                <w:sz w:val="14"/>
+              </w:rPr>
+              <w:t>___________________</w:t>
+            </w:r>
+            <w:r>
+              <w:br/>
+            </w:r>
+            <w:r>
+              <w:rPr>
+                <w:rFonts w:ascii="Arial" w:hAnsi="Arial"/>
+                <w:sz w:val="14"/>
+              </w:rPr>
+              <w:t>готовая форма</w:t>
+            </w:r>
+          </w:p>
+        </w:tc>
+        <w:tc>
+          <w:tcPr>
+            <w:tcW w:w="1183" w:type="dxa"/>
+          </w:tcPr>
+          <w:p>
+            <w:pPr>
+              <w:pStyle w:val="--3"/>
+            </w:pPr>
+            <w:r>
+              <w:rPr>
+                <w:sz w:val="14"/>
+                <w:rFonts w:ascii="Arial" w:hAnsi="Arial"/>
+              </w:rPr>
+              <w:t xml:space="preserve">___________</w:t>
+            </w:r>
+          </w:p>
+        </w:tc>
+        <w:tc>
+          <w:tcPr>
+            <w:tcW w:w="1126" w:type="dxa"/>
+          </w:tcPr>
+          <w:p>
+            <w:pPr>
+              <w:pStyle w:val="--3"/>
+            </w:pPr>
+            <w:r>
+              <w:rPr>
+                <w:sz w:val="14"/>
+                <w:rFonts w:ascii="Arial" w:hAnsi="Arial"/>
+              </w:rPr>
+              <w:t xml:space="preserve">___________</w:t>
+            </w:r>
+          </w:p>
+        </w:tc>
+        <w:tc>
+          <w:tcPr>
+            <w:tcW w:w="510" w:type="dxa"/>
+            <w:noWrap/>
+            <w:tcMar>
+              <w:left w:w="0" w:type="dxa"/>
+              <w:right w:w="0" w:type="dxa"/>
+            </w:tcMar>
+            <w:textDirection w:val="btLr"/>
+            <w:tcFitText/>
+            <w:vAlign w:val="center"/>
+            <w:shd w:val="clear" w:color="auto" w:fill="#FFA500"/>
+          </w:tcPr>
+          <w:p>
+            <w:pPr>
+              <w:pStyle w:val="--3"/>
+            </w:pPr>
+            <w:r>
+              <w:rPr>
+                <w:sz w:val="14"/>
+                <w:rFonts w:ascii="Arial" w:hAnsi="Arial"/>
+                <w:b/>
+              </w:rPr>
+              <w:t xml:space="preserve">оранжевый</w:t>
+            </w:r>
+          </w:p>
+        </w:tc>
+        <w:tc>
+          <w:tcPr>
+            <w:tcW w:w="958" w:type="dxa"/>
+          </w:tcPr>
+          <w:p>
+            <w:pPr>
+              <w:pStyle w:val="--3"/>
+            </w:pPr>
+            <w:r>
+              <w:rPr>
+                <w:sz w:val="14"/>
+                <w:rFonts w:ascii="Arial" w:hAnsi="Arial"/>
+              </w:rPr>
+              <w:t xml:space="preserve">1 раз в месяц</w:t>
+            </w:r>
+          </w:p>
+        </w:tc>
+        <w:tc>
+          <w:tcPr>
+            <w:tcW w:w="1351" w:type="dxa"/>
+          </w:tcPr>
+          <w:p>
+            <w:pPr>
+              <w:pStyle w:val="--2"/>
+            </w:pPr>
+            <w:r>
+              <w:rPr>
+                <w:sz w:val="14"/>
+                <w:rFonts w:ascii="Arial" w:hAnsi="Arial"/>
+              </w:rPr>
+              <w:t xml:space="preserve">сотрудник внешнего клининга</w:t>
+            </w:r>
+          </w:p>
+        </w:tc>
+        <w:tc>
+          <w:tcPr>
+            <w:tcW w:w="1688" w:type="dxa"/>
+          </w:tcPr>
+          <w:p>
+            <w:pPr>
+              <w:pStyle w:val="--2"/>
+            </w:pPr>
+            <w:r>
+              <w:rPr>
+                <w:sz w:val="14"/>
+                <w:rFonts w:ascii="Arial" w:hAnsi="Arial"/>
+              </w:rPr>
+              <w:t xml:space="preserve">визуальный контроль/ сотрудник отдела качества</w:t>
+            </w:r>
+          </w:p>
+        </w:tc>
+      </w:tr>
+      <w:tr>
+        <w:tc>
+          <w:tcPr>
+            <w:tcW w:w="1688" w:type="dxa"/>
             <w:vMerge w:val="restart"/>
           </w:tcPr>
           <w:p>
@@ -2773,7 +2795,7 @@
                 <w:sz w:val="14"/>
                 <w:rFonts w:ascii="Arial" w:hAnsi="Arial"/>
               </w:rPr>
-              <w:t xml:space="preserve">отопительные приборы и пространство за ними</w:t>
+              <w:t xml:space="preserve">водопроводные трубы (до 2 м)</w:t>
             </w:r>
           </w:p>
         </w:tc>
@@ -2957,7 +2979,7 @@
                 <w:sz w:val="14"/>
                 <w:rFonts w:ascii="Arial" w:hAnsi="Arial"/>
               </w:rPr>
-              <w:t xml:space="preserve">1 раз в месяц</w:t>
+              <w:t xml:space="preserve">1 раз в неделю</w:t>
             </w:r>
           </w:p>
         </w:tc>
@@ -3168,7 +3190,7 @@
                 <w:sz w:val="14"/>
                 <w:rFonts w:ascii="Arial" w:hAnsi="Arial"/>
               </w:rPr>
-              <w:t xml:space="preserve">механик-наладчик</w:t>
+              <w:t xml:space="preserve">уборщик служебных помещений</w:t>
             </w:r>
           </w:p>
         </w:tc>
@@ -3195,7 +3217,7 @@
                 <w:sz w:val="14"/>
                 <w:rFonts w:ascii="Arial" w:hAnsi="Arial"/>
               </w:rPr>
-              <w:t xml:space="preserve">санитарные посты (смесители, раковины), технологические мойки (смесители, раковины)</w:t>
+              <w:t xml:space="preserve">двери</w:t>
             </w:r>
           </w:p>
         </w:tc>
@@ -3379,7 +3401,7 @@
                 <w:sz w:val="14"/>
                 <w:rFonts w:ascii="Arial" w:hAnsi="Arial"/>
               </w:rPr>
-              <w:t xml:space="preserve">1 раз в смену</w:t>
+              <w:t xml:space="preserve">1 раз в неделю</w:t>
             </w:r>
           </w:p>
         </w:tc>
@@ -3617,7 +3639,7 @@
                 <w:sz w:val="14"/>
                 <w:rFonts w:ascii="Arial" w:hAnsi="Arial"/>
               </w:rPr>
-              <w:t xml:space="preserve">стеллажи, столы, стулья, шкафы</w:t>
+              <w:t xml:space="preserve">отопительные приборы и пространство за ними</w:t>
             </w:r>
           </w:p>
         </w:tc>
@@ -3801,7 +3823,7 @@
                 <w:sz w:val="14"/>
                 <w:rFonts w:ascii="Arial" w:hAnsi="Arial"/>
               </w:rPr>
-              <w:t xml:space="preserve">1 раз в неделю, по мере загрязнения</w:t>
+              <w:t xml:space="preserve">1 раз в месяц</w:t>
             </w:r>
           </w:p>
         </w:tc>
@@ -4012,7 +4034,7 @@
                 <w:sz w:val="14"/>
                 <w:rFonts w:ascii="Arial" w:hAnsi="Arial"/>
               </w:rPr>
-              <w:t xml:space="preserve">уборщик служебных помещений</w:t>
+              <w:t xml:space="preserve">механик-наладчик</w:t>
             </w:r>
           </w:p>
         </w:tc>
@@ -4039,7 +4061,7 @@
                 <w:sz w:val="14"/>
                 <w:rFonts w:ascii="Arial" w:hAnsi="Arial"/>
               </w:rPr>
-              <w:t xml:space="preserve">печи микроволновые, термопоты</w:t>
+              <w:t xml:space="preserve">санитарные посты (смесители, раковины), технологические мойки (смесители, раковины)</w:t>
             </w:r>
           </w:p>
         </w:tc>
@@ -4223,7 +4245,7 @@
                 <w:sz w:val="14"/>
                 <w:rFonts w:ascii="Arial" w:hAnsi="Arial"/>
               </w:rPr>
-              <w:t xml:space="preserve">1 раз в неделю</w:t>
+              <w:t xml:space="preserve">1 раз в смену</w:t>
             </w:r>
           </w:p>
         </w:tc>
@@ -4449,28 +4471,6 @@
       <w:tr>
         <w:tc>
           <w:tcPr>
-            <w:tcW w:w="15876" w:type="dxa"/>
-            <w:gridSpan w:val="12"/>
-            <w:shd w:val="clear" w:color="auto" w:fill="D2D2D2"/>
-          </w:tcPr>
-          <w:p>
-            <w:pPr>
-              <w:pStyle w:val="--2"/>
-            </w:pPr>
-            <w:r>
-              <w:rPr>
-                <w:sz w:val="14"/>
-                <w:rFonts w:ascii="Arial" w:hAnsi="Arial"/>
-                <w:b/>
-              </w:rPr>
-              <w:t xml:space="preserve">Санитарная обработка производственного инвентаря, посуды</w:t>
-            </w:r>
-          </w:p>
-        </w:tc>
-      </w:tr>
-      <w:tr>
-        <w:tc>
-          <w:tcPr>
             <w:tcW w:w="1688" w:type="dxa"/>
             <w:vMerge w:val="restart"/>
           </w:tcPr>
@@ -4483,7 +4483,7 @@
                 <w:sz w:val="14"/>
                 <w:rFonts w:ascii="Arial" w:hAnsi="Arial"/>
               </w:rPr>
-              <w:t xml:space="preserve">кулеры (внешние поверхности)</w:t>
+              <w:t xml:space="preserve">диспенсеры для полотенец</w:t>
             </w:r>
           </w:p>
         </w:tc>
@@ -4560,7 +4560,7 @@
                 <w:sz w:val="14"/>
                 <w:rFonts w:ascii="Arial" w:hAnsi="Arial"/>
               </w:rPr>
-              <w:t xml:space="preserve">ручной (протирание, обработка щёткой)</w:t>
+              <w:t xml:space="preserve">ручной (протирание)</w:t>
             </w:r>
           </w:p>
         </w:tc>
@@ -4674,7 +4674,6 @@
         <w:tc>
           <w:tcPr>
             <w:tcW w:w="1351" w:type="dxa"/>
-            <w:vMerge w:val="restart"/>
           </w:tcPr>
           <w:p>
             <w:pPr>
@@ -4761,24 +4760,7 @@
                 <w:b/>
                 <w:sz w:val="14"/>
               </w:rPr>
-              <w:t>ХИМИТЕК ПОЛИДЕЗ</w:t>
-            </w:r>
-            <w:r>
-              <w:rPr>
-                <w:rFonts w:ascii="Arial" w:hAnsi="Arial"/>
-                <w:b/>
-                <w:sz w:val="14"/>
-                <w:vertAlign w:val="superscript"/>
-              </w:rPr>
-              <w:t>®</w:t>
-            </w:r>
-            <w:r>
-              <w:rPr>
-                <w:rFonts w:ascii="Arial" w:hAnsi="Arial"/>
-                <w:b/>
-                <w:sz w:val="14"/>
-              </w:rPr>
-              <w:t>-СУПЕР</w:t>
+              <w:t>ХИМИТЕК УНИВЕРСАЛ-ДЕЗ</w:t>
             </w:r>
           </w:p>
         </w:tc>
@@ -4812,7 +4794,17 @@
                 <w:rFonts w:ascii="Arial" w:hAnsi="Arial"/>
                 <w:sz w:val="14"/>
               </w:rPr>
-              <w:t>___________________</w:t>
+              <w:t>0,03 % - 0,05 % (по НУК)</w:t>
+            </w:r>
+            <w:r>
+              <w:br/>
+            </w:r>
+            <w:r>
+              <w:rPr>
+                <w:rFonts w:ascii="Arial" w:hAnsi="Arial"/>
+                <w:sz w:val="14"/>
+              </w:rPr>
+              <w:t>пенная станция VEMA</w:t>
             </w:r>
           </w:p>
         </w:tc>
@@ -4846,7 +4838,7 @@
                 <w:sz w:val="14"/>
                 <w:rFonts w:ascii="Arial" w:hAnsi="Arial"/>
               </w:rPr>
-              <w:t xml:space="preserve">20 минут</w:t>
+              <w:t xml:space="preserve">30 минут</w:t>
             </w:r>
           </w:p>
         </w:tc>
@@ -4876,9 +4868,19 @@
         <w:tc>
           <w:tcPr>
             <w:tcW w:w="1351" w:type="dxa"/>
-            <w:vMerge/>
-          </w:tcPr>
-          <w:p/>
+          </w:tcPr>
+          <w:p>
+            <w:pPr>
+              <w:pStyle w:val="--2"/>
+            </w:pPr>
+            <w:r>
+              <w:rPr>
+                <w:sz w:val="14"/>
+                <w:rFonts w:ascii="Arial" w:hAnsi="Arial"/>
+              </w:rPr>
+              <w:t xml:space="preserve">уборщик служебных помещений</w:t>
+            </w:r>
+          </w:p>
         </w:tc>
         <w:tc>
           <w:tcPr>
@@ -4886,6 +4888,245 @@
             <w:vMerge/>
           </w:tcPr>
           <w:p/>
+        </w:tc>
+      </w:tr>
+      <w:tr>
+        <w:tc>
+          <w:tcPr>
+            <w:tcW w:w="1688" w:type="dxa"/>
+            <w:vMerge w:val="restart"/>
+          </w:tcPr>
+          <w:p>
+            <w:pPr>
+              <w:pStyle w:val="--2"/>
+            </w:pPr>
+            <w:r>
+              <w:rPr>
+                <w:sz w:val="14"/>
+                <w:rFonts w:ascii="Arial" w:hAnsi="Arial"/>
+              </w:rPr>
+              <w:t xml:space="preserve">стеллажи, столы, стулья, шкафы</w:t>
+            </w:r>
+          </w:p>
+        </w:tc>
+        <w:tc>
+          <w:tcPr>
+            <w:tcW w:w="1408" w:type="dxa"/>
+          </w:tcPr>
+          <w:p>
+            <w:pPr>
+              <w:pStyle w:val="--2"/>
+            </w:pPr>
+            <w:r>
+              <w:rPr>
+                <w:sz w:val="14"/>
+                <w:rFonts w:ascii="Arial" w:hAnsi="Arial"/>
+              </w:rPr>
+              <w:t xml:space="preserve">мойка</w:t>
+            </w:r>
+          </w:p>
+        </w:tc>
+        <w:tc>
+          <w:tcPr>
+            <w:tcW w:w="506" w:type="dxa"/>
+            <w:vMerge w:val="restart"/>
+            <w:tcMar>
+              <w:left w:w="0" w:type="dxa"/>
+              <w:right w:w="0" w:type="dxa"/>
+            </w:tcMar>
+            <w:textDirection w:val="btLr"/>
+            <w:vAlign w:val="center"/>
+          </w:tcPr>
+          <w:p>
+            <w:pPr>
+              <w:pStyle w:val="--3"/>
+            </w:pPr>
+            <w:r>
+              <w:rPr>
+                <w:sz w:val="14"/>
+                <w:rFonts w:ascii="Arial" w:hAnsi="Arial"/>
+              </w:rPr>
+              <w:t xml:space="preserve"/>
+            </w:r>
+          </w:p>
+        </w:tc>
+        <w:tc>
+          <w:tcPr>
+            <w:tcW w:w="1913" w:type="dxa"/>
+            <w:shd w:val="clear" w:color="auto" w:fill="99FF99"/>
+          </w:tcPr>
+          <w:p>
+            <w:pPr>
+              <w:pStyle w:val="-0"/>
+            </w:pPr>
+            <w:r>
+              <w:rPr>
+                <w:rFonts w:ascii="Arial" w:hAnsi="Arial"/>
+                <w:b/>
+                <w:sz w:val="14"/>
+              </w:rPr>
+              <w:t>ХИМИТЕК КУХМАСТЕР-ФОРТЕ для дозирующих систем</w:t>
+            </w:r>
+          </w:p>
+        </w:tc>
+        <w:tc>
+          <w:tcPr>
+            <w:tcW w:w="1520" w:type="dxa"/>
+          </w:tcPr>
+          <w:p>
+            <w:pPr>
+              <w:pStyle w:val="--2"/>
+            </w:pPr>
+            <w:r>
+              <w:rPr>
+                <w:sz w:val="14"/>
+                <w:rFonts w:ascii="Arial" w:hAnsi="Arial"/>
+              </w:rPr>
+              <w:t xml:space="preserve">ручной (протирание, обработка щёткой)</w:t>
+            </w:r>
+          </w:p>
+        </w:tc>
+        <w:tc>
+          <w:tcPr>
+            <w:tcW w:w="2025" w:type="dxa"/>
+          </w:tcPr>
+          <w:p>
+            <w:pPr>
+              <w:pStyle w:val="--3"/>
+            </w:pPr>
+            <w:r>
+              <w:rPr>
+                <w:rFonts w:ascii="Arial" w:hAnsi="Arial"/>
+                <w:sz w:val="14"/>
+              </w:rPr>
+              <w:t>3,0 % - 4,0 %</w:t>
+            </w:r>
+            <w:r>
+              <w:br/>
+            </w:r>
+            <w:r>
+              <w:rPr>
+                <w:rFonts w:ascii="Arial" w:hAnsi="Arial"/>
+                <w:sz w:val="14"/>
+              </w:rPr>
+              <w:t>дозирующая система ProMax</w:t>
+            </w:r>
+          </w:p>
+        </w:tc>
+        <w:tc>
+          <w:tcPr>
+            <w:tcW w:w="1183" w:type="dxa"/>
+          </w:tcPr>
+          <w:p>
+            <w:pPr>
+              <w:pStyle w:val="--3"/>
+            </w:pPr>
+            <w:r>
+              <w:rPr>
+                <w:sz w:val="14"/>
+                <w:rFonts w:ascii="Arial" w:hAnsi="Arial"/>
+              </w:rPr>
+              <w:t xml:space="preserve">не ниже 40°C</w:t>
+            </w:r>
+          </w:p>
+        </w:tc>
+        <w:tc>
+          <w:tcPr>
+            <w:tcW w:w="1126" w:type="dxa"/>
+          </w:tcPr>
+          <w:p>
+            <w:pPr>
+              <w:pStyle w:val="--3"/>
+            </w:pPr>
+            <w:r>
+              <w:rPr>
+                <w:sz w:val="14"/>
+                <w:rFonts w:ascii="Arial" w:hAnsi="Arial"/>
+              </w:rPr>
+              <w:t xml:space="preserve">___________</w:t>
+            </w:r>
+          </w:p>
+        </w:tc>
+        <w:tc>
+          <w:tcPr>
+            <w:tcW w:w="510" w:type="dxa"/>
+            <w:noWrap/>
+            <w:tcMar>
+              <w:left w:w="0" w:type="dxa"/>
+              <w:right w:w="0" w:type="dxa"/>
+            </w:tcMar>
+            <w:textDirection w:val="btLr"/>
+            <w:tcFitText/>
+            <w:vAlign w:val="center"/>
+            <w:vMerge w:val="restart"/>
+            <w:shd w:val="clear" w:color="auto" w:fill="#FFA500"/>
+          </w:tcPr>
+          <w:p>
+            <w:pPr>
+              <w:pStyle w:val="--3"/>
+            </w:pPr>
+            <w:r>
+              <w:rPr>
+                <w:sz w:val="14"/>
+                <w:rFonts w:ascii="Arial" w:hAnsi="Arial"/>
+                <w:b/>
+              </w:rPr>
+              <w:t xml:space="preserve">оранжевый</w:t>
+            </w:r>
+          </w:p>
+        </w:tc>
+        <w:tc>
+          <w:tcPr>
+            <w:tcW w:w="958" w:type="dxa"/>
+            <w:vMerge w:val="restart"/>
+          </w:tcPr>
+          <w:p>
+            <w:pPr>
+              <w:pStyle w:val="--3"/>
+            </w:pPr>
+            <w:r>
+              <w:rPr>
+                <w:sz w:val="14"/>
+                <w:rFonts w:ascii="Arial" w:hAnsi="Arial"/>
+              </w:rPr>
+              <w:t xml:space="preserve">1 раз в неделю, по мере загрязнения</w:t>
+            </w:r>
+          </w:p>
+        </w:tc>
+        <w:tc>
+          <w:tcPr>
+            <w:tcW w:w="1351" w:type="dxa"/>
+          </w:tcPr>
+          <w:p>
+            <w:pPr>
+              <w:pStyle w:val="--2"/>
+            </w:pPr>
+            <w:r>
+              <w:rPr>
+                <w:sz w:val="14"/>
+                <w:rFonts w:ascii="Arial" w:hAnsi="Arial"/>
+              </w:rPr>
+              <w:t xml:space="preserve">сотрудник внутреннего клининга</w:t>
+            </w:r>
+          </w:p>
+        </w:tc>
+        <w:tc>
+          <w:tcPr>
+            <w:tcW w:w="1688" w:type="dxa"/>
+            <w:vMerge w:val="restart"/>
+          </w:tcPr>
+          <w:p>
+            <w:pPr>
+              <w:pStyle w:val="--2"/>
+            </w:pPr>
+            <w:r>
+              <w:rPr>
+                <w:sz w:val="14"/>
+                <w:rFonts w:ascii="Arial" w:hAnsi="Arial"/>
+              </w:rPr>
+              <w:t xml:space="preserve">визуальный контроль/ сотрудник отдела качества</w:t>
+            </w:r>
+          </w:p>
         </w:tc>
       </w:tr>
       <w:tr>
@@ -5074,28 +5315,6 @@
       <w:tr>
         <w:tc>
           <w:tcPr>
-            <w:tcW w:w="15876" w:type="dxa"/>
-            <w:gridSpan w:val="12"/>
-            <w:shd w:val="clear" w:color="auto" w:fill="D2D2D2"/>
-          </w:tcPr>
-          <w:p>
-            <w:pPr>
-              <w:pStyle w:val="--2"/>
-            </w:pPr>
-            <w:r>
-              <w:rPr>
-                <w:sz w:val="14"/>
-                <w:rFonts w:ascii="Arial" w:hAnsi="Arial"/>
-                <w:b/>
-              </w:rPr>
-              <w:t xml:space="preserve">Санитарная обработка технологического оборудования</w:t>
-            </w:r>
-          </w:p>
-        </w:tc>
-      </w:tr>
-      <w:tr>
-        <w:tc>
-          <w:tcPr>
             <w:tcW w:w="1688" w:type="dxa"/>
             <w:vMerge w:val="restart"/>
           </w:tcPr>
@@ -5108,38 +5327,9 @@
                 <w:sz w:val="14"/>
                 <w:rFonts w:ascii="Arial" w:hAnsi="Arial"/>
               </w:rPr>
-              <w:t xml:space="preserve">холодильники бытовые</w:t>
-            </w:r>
-          </w:p>
-        </w:tc>
-        <w:tc>
-          <w:tcPr>
-            <w:tcW w:w="14188" w:type="dxa"/>
-            <w:gridSpan w:val="11"/>
-            <w:shd w:val="clear" w:color="auto" w:fill="D2D2D2"/>
-          </w:tcPr>
-          <w:p>
-            <w:pPr>
-              <w:pStyle w:val="--2"/>
-            </w:pPr>
-            <w:r>
-              <w:rPr>
-                <w:sz w:val="14"/>
-                <w:rFonts w:ascii="Arial" w:hAnsi="Arial"/>
-                <w:b/>
-              </w:rPr>
-              <w:t xml:space="preserve">Внешние поверхности</w:t>
-            </w:r>
-          </w:p>
-        </w:tc>
-      </w:tr>
-      <w:tr>
-        <w:tc>
-          <w:tcPr>
-            <w:tcW w:w="1688" w:type="dxa"/>
-            <w:vMerge/>
-          </w:tcPr>
-          <w:p/>
+              <w:t xml:space="preserve">печи микроволновые, термопоты</w:t>
+            </w:r>
+          </w:p>
         </w:tc>
         <w:tc>
           <w:tcPr>
@@ -5214,7 +5404,7 @@
                 <w:sz w:val="14"/>
                 <w:rFonts w:ascii="Arial" w:hAnsi="Arial"/>
               </w:rPr>
-              <w:t xml:space="preserve">ручной (протирание, обработка щеткой)</w:t>
+              <w:t xml:space="preserve">ручной (протирание, обработка щёткой)</w:t>
             </w:r>
           </w:p>
         </w:tc>
@@ -5232,877 +5422,6 @@
                 <w:sz w:val="14"/>
               </w:rPr>
               <w:t>3,0 % - 4,0 %</w:t>
-            </w:r>
-            <w:r>
-              <w:br/>
-            </w:r>
-            <w:r>
-              <w:rPr>
-                <w:rFonts w:ascii="Arial" w:hAnsi="Arial"/>
-                <w:sz w:val="14"/>
-              </w:rPr>
-              <w:t>дозирующая система ProMax</w:t>
-            </w:r>
-          </w:p>
-        </w:tc>
-        <w:tc>
-          <w:tcPr>
-            <w:tcW w:w="1183" w:type="dxa"/>
-          </w:tcPr>
-          <w:p>
-            <w:pPr>
-              <w:pStyle w:val="--3"/>
-            </w:pPr>
-            <w:r>
-              <w:rPr>
-                <w:sz w:val="14"/>
-                <w:rFonts w:ascii="Arial" w:hAnsi="Arial"/>
-              </w:rPr>
-              <w:t xml:space="preserve">не ниже 40°C</w:t>
-            </w:r>
-          </w:p>
-        </w:tc>
-        <w:tc>
-          <w:tcPr>
-            <w:tcW w:w="1126" w:type="dxa"/>
-          </w:tcPr>
-          <w:p>
-            <w:pPr>
-              <w:pStyle w:val="--3"/>
-            </w:pPr>
-            <w:r>
-              <w:rPr>
-                <w:sz w:val="14"/>
-                <w:rFonts w:ascii="Arial" w:hAnsi="Arial"/>
-              </w:rPr>
-              <w:t xml:space="preserve">___________</w:t>
-            </w:r>
-          </w:p>
-        </w:tc>
-        <w:tc>
-          <w:tcPr>
-            <w:tcW w:w="510" w:type="dxa"/>
-            <w:vMerge w:val="restart"/>
-            <w:noWrap/>
-            <w:tcMar>
-              <w:left w:w="0" w:type="dxa"/>
-              <w:right w:w="0" w:type="dxa"/>
-            </w:tcMar>
-            <w:textDirection w:val="btLr"/>
-            <w:tcFitText/>
-            <w:vAlign w:val="center"/>
-          </w:tcPr>
-          <w:p>
-            <w:pPr>
-              <w:pStyle w:val="--3"/>
-            </w:pPr>
-            <w:r>
-              <w:rPr>
-                <w:sz w:val="14"/>
-                <w:rFonts w:ascii="Arial" w:hAnsi="Arial"/>
-                <w:b/>
-              </w:rPr>
-              <w:t xml:space="preserve">промаркированный</w:t>
-            </w:r>
-          </w:p>
-        </w:tc>
-        <w:tc>
-          <w:tcPr>
-            <w:tcW w:w="958" w:type="dxa"/>
-            <w:vMerge w:val="restart"/>
-          </w:tcPr>
-          <w:p>
-            <w:pPr>
-              <w:pStyle w:val="--3"/>
-            </w:pPr>
-            <w:r>
-              <w:rPr>
-                <w:sz w:val="14"/>
-                <w:rFonts w:ascii="Arial" w:hAnsi="Arial"/>
-              </w:rPr>
-              <w:t xml:space="preserve">1 раз в неделю</w:t>
-            </w:r>
-          </w:p>
-        </w:tc>
-        <w:tc>
-          <w:tcPr>
-            <w:tcW w:w="1351" w:type="dxa"/>
-            <w:vMerge w:val="restart"/>
-          </w:tcPr>
-          <w:p>
-            <w:pPr>
-              <w:pStyle w:val="--2"/>
-            </w:pPr>
-            <w:r>
-              <w:rPr>
-                <w:sz w:val="14"/>
-                <w:rFonts w:ascii="Arial" w:hAnsi="Arial"/>
-              </w:rPr>
-              <w:t xml:space="preserve">сотрудник внутреннего клининга</w:t>
-            </w:r>
-          </w:p>
-        </w:tc>
-        <w:tc>
-          <w:tcPr>
-            <w:tcW w:w="1688" w:type="dxa"/>
-            <w:vMerge w:val="restart"/>
-          </w:tcPr>
-          <w:p>
-            <w:pPr>
-              <w:pStyle w:val="--2"/>
-            </w:pPr>
-            <w:r>
-              <w:rPr>
-                <w:sz w:val="14"/>
-                <w:rFonts w:ascii="Arial" w:hAnsi="Arial"/>
-              </w:rPr>
-              <w:t xml:space="preserve">визуальный контроль/ сотрудник отдела качества</w:t>
-            </w:r>
-          </w:p>
-        </w:tc>
-      </w:tr>
-      <w:tr>
-        <w:tc>
-          <w:tcPr>
-            <w:tcW w:w="1688" w:type="dxa"/>
-            <w:vMerge/>
-          </w:tcPr>
-          <w:p/>
-        </w:tc>
-        <w:tc>
-          <w:tcPr>
-            <w:tcW w:w="1408" w:type="dxa"/>
-          </w:tcPr>
-          <w:p>
-            <w:pPr>
-              <w:pStyle w:val="--2"/>
-            </w:pPr>
-            <w:r>
-              <w:rPr>
-                <w:sz w:val="14"/>
-                <w:rFonts w:ascii="Arial" w:hAnsi="Arial"/>
-              </w:rPr>
-              <w:t xml:space="preserve">дезинфекция</w:t>
-            </w:r>
-          </w:p>
-        </w:tc>
-        <w:tc>
-          <w:tcPr>
-            <w:tcW w:w="506" w:type="dxa"/>
-            <w:vMerge/>
-            <w:tcMar>
-              <w:left w:w="0" w:type="dxa"/>
-              <w:right w:w="0" w:type="dxa"/>
-            </w:tcMar>
-            <w:textDirection w:val="btLr"/>
-            <w:vAlign w:val="center"/>
-          </w:tcPr>
-          <w:p/>
-        </w:tc>
-        <w:tc>
-          <w:tcPr>
-            <w:tcW w:w="1913" w:type="dxa"/>
-            <w:shd w:val="clear" w:color="auto" w:fill="FFFFCC"/>
-          </w:tcPr>
-          <w:p>
-            <w:pPr>
-              <w:pStyle w:val="-0"/>
-            </w:pPr>
-            <w:r>
-              <w:rPr>
-                <w:rFonts w:ascii="Arial" w:hAnsi="Arial"/>
-                <w:b/>
-                <w:sz w:val="14"/>
-              </w:rPr>
-              <w:t>ХИМИТЕК ПОЛИДЕЗ</w:t>
-            </w:r>
-            <w:r>
-              <w:rPr>
-                <w:rFonts w:ascii="Arial" w:hAnsi="Arial"/>
-                <w:b/>
-                <w:sz w:val="14"/>
-                <w:vertAlign w:val="superscript"/>
-              </w:rPr>
-              <w:t>®</w:t>
-            </w:r>
-            <w:r>
-              <w:rPr>
-                <w:rFonts w:ascii="Arial" w:hAnsi="Arial"/>
-                <w:b/>
-                <w:sz w:val="14"/>
-              </w:rPr>
-              <w:t>-СУПЕР</w:t>
-            </w:r>
-          </w:p>
-        </w:tc>
-        <w:tc>
-          <w:tcPr>
-            <w:tcW w:w="1520" w:type="dxa"/>
-          </w:tcPr>
-          <w:p>
-            <w:pPr>
-              <w:pStyle w:val="--2"/>
-            </w:pPr>
-            <w:r>
-              <w:rPr>
-                <w:sz w:val="14"/>
-                <w:rFonts w:ascii="Arial" w:hAnsi="Arial"/>
-              </w:rPr>
-              <w:t xml:space="preserve">запенивание</w:t>
-            </w:r>
-          </w:p>
-        </w:tc>
-        <w:tc>
-          <w:tcPr>
-            <w:tcW w:w="2025" w:type="dxa"/>
-          </w:tcPr>
-          <w:p>
-            <w:pPr>
-              <w:pStyle w:val="--3"/>
-            </w:pPr>
-            <w:r>
-              <w:rPr>
-                <w:rFonts w:ascii="Arial" w:hAnsi="Arial"/>
-                <w:sz w:val="14"/>
-              </w:rPr>
-              <w:t>___________________</w:t>
-            </w:r>
-          </w:p>
-        </w:tc>
-        <w:tc>
-          <w:tcPr>
-            <w:tcW w:w="1183" w:type="dxa"/>
-          </w:tcPr>
-          <w:p>
-            <w:pPr>
-              <w:pStyle w:val="--3"/>
-            </w:pPr>
-            <w:r>
-              <w:rPr>
-                <w:sz w:val="14"/>
-                <w:rFonts w:ascii="Arial" w:hAnsi="Arial"/>
-              </w:rPr>
-              <w:t xml:space="preserve">18-20°C</w:t>
-            </w:r>
-          </w:p>
-        </w:tc>
-        <w:tc>
-          <w:tcPr>
-            <w:tcW w:w="1126" w:type="dxa"/>
-          </w:tcPr>
-          <w:p>
-            <w:pPr>
-              <w:pStyle w:val="--3"/>
-            </w:pPr>
-            <w:r>
-              <w:rPr>
-                <w:sz w:val="14"/>
-                <w:rFonts w:ascii="Arial" w:hAnsi="Arial"/>
-              </w:rPr>
-              <w:t xml:space="preserve">20 минут</w:t>
-            </w:r>
-          </w:p>
-        </w:tc>
-        <w:tc>
-          <w:tcPr>
-            <w:tcW w:w="510" w:type="dxa"/>
-            <w:vMerge/>
-            <w:noWrap/>
-            <w:tcMar>
-              <w:left w:w="0" w:type="dxa"/>
-              <w:right w:w="0" w:type="dxa"/>
-            </w:tcMar>
-            <w:textDirection w:val="btLr"/>
-            <w:tcFitText/>
-            <w:vAlign w:val="center"/>
-          </w:tcPr>
-          <w:p/>
-        </w:tc>
-        <w:tc>
-          <w:tcPr>
-            <w:tcW w:w="958" w:type="dxa"/>
-            <w:vMerge/>
-          </w:tcPr>
-          <w:p/>
-        </w:tc>
-        <w:tc>
-          <w:tcPr>
-            <w:tcW w:w="1351" w:type="dxa"/>
-            <w:vMerge/>
-          </w:tcPr>
-          <w:p/>
-        </w:tc>
-        <w:tc>
-          <w:tcPr>
-            <w:tcW w:w="1688" w:type="dxa"/>
-            <w:vMerge/>
-          </w:tcPr>
-          <w:p/>
-        </w:tc>
-      </w:tr>
-      <w:tr>
-        <w:tc>
-          <w:tcPr>
-            <w:tcW w:w="1688" w:type="dxa"/>
-            <w:vMerge/>
-          </w:tcPr>
-          <w:p/>
-        </w:tc>
-        <w:tc>
-          <w:tcPr>
-            <w:tcW w:w="14188" w:type="dxa"/>
-            <w:gridSpan w:val="11"/>
-            <w:shd w:val="clear" w:color="auto" w:fill="D2D2D2"/>
-          </w:tcPr>
-          <w:p>
-            <w:pPr>
-              <w:pStyle w:val="--2"/>
-            </w:pPr>
-            <w:r>
-              <w:rPr>
-                <w:sz w:val="14"/>
-                <w:rFonts w:ascii="Arial" w:hAnsi="Arial"/>
-                <w:b/>
-              </w:rPr>
-              <w:t xml:space="preserve">Внутренние поверхности</w:t>
-            </w:r>
-          </w:p>
-        </w:tc>
-      </w:tr>
-      <w:tr>
-        <w:tc>
-          <w:tcPr>
-            <w:tcW w:w="1688" w:type="dxa"/>
-            <w:vMerge/>
-          </w:tcPr>
-          <w:p/>
-        </w:tc>
-        <w:tc>
-          <w:tcPr>
-            <w:tcW w:w="1408" w:type="dxa"/>
-          </w:tcPr>
-          <w:p>
-            <w:pPr>
-              <w:pStyle w:val="--2"/>
-            </w:pPr>
-            <w:r>
-              <w:rPr>
-                <w:sz w:val="14"/>
-                <w:rFonts w:ascii="Arial" w:hAnsi="Arial"/>
-              </w:rPr>
-              <w:t xml:space="preserve">мойка</w:t>
-            </w:r>
-          </w:p>
-        </w:tc>
-        <w:tc>
-          <w:tcPr>
-            <w:tcW w:w="506" w:type="dxa"/>
-            <w:vMerge w:val="restart"/>
-            <w:tcMar>
-              <w:left w:w="0" w:type="dxa"/>
-              <w:right w:w="0" w:type="dxa"/>
-            </w:tcMar>
-            <w:textDirection w:val="btLr"/>
-            <w:vAlign w:val="center"/>
-          </w:tcPr>
-          <w:p>
-            <w:pPr>
-              <w:pStyle w:val="--3"/>
-            </w:pPr>
-            <w:r>
-              <w:rPr>
-                <w:sz w:val="14"/>
-                <w:rFonts w:ascii="Arial" w:hAnsi="Arial"/>
-              </w:rPr>
-              <w:t xml:space="preserve"/>
-            </w:r>
-          </w:p>
-        </w:tc>
-        <w:tc>
-          <w:tcPr>
-            <w:tcW w:w="1913" w:type="dxa"/>
-            <w:shd w:val="clear" w:color="auto" w:fill="99FF99"/>
-          </w:tcPr>
-          <w:p>
-            <w:pPr>
-              <w:pStyle w:val="-0"/>
-            </w:pPr>
-            <w:r>
-              <w:rPr>
-                <w:rFonts w:ascii="Arial" w:hAnsi="Arial"/>
-                <w:b/>
-                <w:sz w:val="14"/>
-              </w:rPr>
-              <w:t>ХИМИТЕК КУХМАСТЕР-ФОРТЕ для дозирующих систем</w:t>
-            </w:r>
-          </w:p>
-        </w:tc>
-        <w:tc>
-          <w:tcPr>
-            <w:tcW w:w="1520" w:type="dxa"/>
-          </w:tcPr>
-          <w:p>
-            <w:pPr>
-              <w:pStyle w:val="--2"/>
-            </w:pPr>
-            <w:r>
-              <w:rPr>
-                <w:sz w:val="14"/>
-                <w:rFonts w:ascii="Arial" w:hAnsi="Arial"/>
-              </w:rPr>
-              <w:t xml:space="preserve">ручной (протирание, обработка щеткой)</w:t>
-            </w:r>
-          </w:p>
-        </w:tc>
-        <w:tc>
-          <w:tcPr>
-            <w:tcW w:w="2025" w:type="dxa"/>
-          </w:tcPr>
-          <w:p>
-            <w:pPr>
-              <w:pStyle w:val="--3"/>
-            </w:pPr>
-            <w:r>
-              <w:rPr>
-                <w:rFonts w:ascii="Arial" w:hAnsi="Arial"/>
-                <w:sz w:val="14"/>
-              </w:rPr>
-              <w:t>3,0 % - 4,0 %</w:t>
-            </w:r>
-            <w:r>
-              <w:br/>
-            </w:r>
-            <w:r>
-              <w:rPr>
-                <w:rFonts w:ascii="Arial" w:hAnsi="Arial"/>
-                <w:sz w:val="14"/>
-              </w:rPr>
-              <w:t>дозирующая система ProMax</w:t>
-            </w:r>
-          </w:p>
-        </w:tc>
-        <w:tc>
-          <w:tcPr>
-            <w:tcW w:w="1183" w:type="dxa"/>
-          </w:tcPr>
-          <w:p>
-            <w:pPr>
-              <w:pStyle w:val="--3"/>
-            </w:pPr>
-            <w:r>
-              <w:rPr>
-                <w:sz w:val="14"/>
-                <w:rFonts w:ascii="Arial" w:hAnsi="Arial"/>
-              </w:rPr>
-              <w:t xml:space="preserve">не ниже 40°C</w:t>
-            </w:r>
-          </w:p>
-        </w:tc>
-        <w:tc>
-          <w:tcPr>
-            <w:tcW w:w="1126" w:type="dxa"/>
-          </w:tcPr>
-          <w:p>
-            <w:pPr>
-              <w:pStyle w:val="--3"/>
-            </w:pPr>
-            <w:r>
-              <w:rPr>
-                <w:sz w:val="14"/>
-                <w:rFonts w:ascii="Arial" w:hAnsi="Arial"/>
-              </w:rPr>
-              <w:t xml:space="preserve">___________</w:t>
-            </w:r>
-          </w:p>
-        </w:tc>
-        <w:tc>
-          <w:tcPr>
-            <w:tcW w:w="510" w:type="dxa"/>
-            <w:vMerge w:val="restart"/>
-            <w:noWrap/>
-            <w:tcMar>
-              <w:left w:w="0" w:type="dxa"/>
-              <w:right w:w="0" w:type="dxa"/>
-            </w:tcMar>
-            <w:textDirection w:val="btLr"/>
-            <w:tcFitText/>
-            <w:vAlign w:val="center"/>
-          </w:tcPr>
-          <w:p>
-            <w:pPr>
-              <w:pStyle w:val="--3"/>
-            </w:pPr>
-            <w:r>
-              <w:rPr>
-                <w:sz w:val="14"/>
-                <w:rFonts w:ascii="Arial" w:hAnsi="Arial"/>
-                <w:b/>
-              </w:rPr>
-              <w:t xml:space="preserve">промаркированный</w:t>
-            </w:r>
-          </w:p>
-        </w:tc>
-        <w:tc>
-          <w:tcPr>
-            <w:tcW w:w="958" w:type="dxa"/>
-            <w:vMerge w:val="restart"/>
-          </w:tcPr>
-          <w:p>
-            <w:pPr>
-              <w:pStyle w:val="--3"/>
-            </w:pPr>
-            <w:r>
-              <w:rPr>
-                <w:sz w:val="14"/>
-                <w:rFonts w:ascii="Arial" w:hAnsi="Arial"/>
-              </w:rPr>
-              <w:t xml:space="preserve">1 раз в месяц</w:t>
-            </w:r>
-          </w:p>
-        </w:tc>
-        <w:tc>
-          <w:tcPr>
-            <w:tcW w:w="1351" w:type="dxa"/>
-            <w:vMerge w:val="restart"/>
-          </w:tcPr>
-          <w:p>
-            <w:pPr>
-              <w:pStyle w:val="--2"/>
-            </w:pPr>
-            <w:r>
-              <w:rPr>
-                <w:sz w:val="14"/>
-                <w:rFonts w:ascii="Arial" w:hAnsi="Arial"/>
-              </w:rPr>
-              <w:t xml:space="preserve">сотрудник внутреннего клининга</w:t>
-            </w:r>
-          </w:p>
-        </w:tc>
-        <w:tc>
-          <w:tcPr>
-            <w:tcW w:w="1688" w:type="dxa"/>
-            <w:vMerge w:val="restart"/>
-          </w:tcPr>
-          <w:p>
-            <w:pPr>
-              <w:pStyle w:val="--2"/>
-            </w:pPr>
-            <w:r>
-              <w:rPr>
-                <w:sz w:val="14"/>
-                <w:rFonts w:ascii="Arial" w:hAnsi="Arial"/>
-              </w:rPr>
-              <w:t xml:space="preserve">визуальный контроль/ сотрудник отдела качества</w:t>
-            </w:r>
-          </w:p>
-        </w:tc>
-      </w:tr>
-      <w:tr>
-        <w:tc>
-          <w:tcPr>
-            <w:tcW w:w="1688" w:type="dxa"/>
-            <w:vMerge/>
-          </w:tcPr>
-          <w:p/>
-        </w:tc>
-        <w:tc>
-          <w:tcPr>
-            <w:tcW w:w="1408" w:type="dxa"/>
-          </w:tcPr>
-          <w:p>
-            <w:pPr>
-              <w:pStyle w:val="--2"/>
-            </w:pPr>
-            <w:r>
-              <w:rPr>
-                <w:sz w:val="14"/>
-                <w:rFonts w:ascii="Arial" w:hAnsi="Arial"/>
-              </w:rPr>
-              <w:t xml:space="preserve">дезинфекция</w:t>
-            </w:r>
-          </w:p>
-        </w:tc>
-        <w:tc>
-          <w:tcPr>
-            <w:tcW w:w="506" w:type="dxa"/>
-            <w:vMerge/>
-            <w:tcMar>
-              <w:left w:w="0" w:type="dxa"/>
-              <w:right w:w="0" w:type="dxa"/>
-            </w:tcMar>
-            <w:textDirection w:val="btLr"/>
-            <w:vAlign w:val="center"/>
-          </w:tcPr>
-          <w:p/>
-        </w:tc>
-        <w:tc>
-          <w:tcPr>
-            <w:tcW w:w="1913" w:type="dxa"/>
-            <w:shd w:val="clear" w:color="auto" w:fill="FFFFCC"/>
-          </w:tcPr>
-          <w:p>
-            <w:pPr>
-              <w:pStyle w:val="-0"/>
-            </w:pPr>
-            <w:r>
-              <w:rPr>
-                <w:rFonts w:ascii="Arial" w:hAnsi="Arial"/>
-                <w:b/>
-                <w:sz w:val="14"/>
-              </w:rPr>
-              <w:t>ХИМИТЕК ПОЛИДЕЗ</w:t>
-            </w:r>
-            <w:r>
-              <w:rPr>
-                <w:rFonts w:ascii="Arial" w:hAnsi="Arial"/>
-                <w:b/>
-                <w:sz w:val="14"/>
-                <w:vertAlign w:val="superscript"/>
-              </w:rPr>
-              <w:t>®</w:t>
-            </w:r>
-            <w:r>
-              <w:rPr>
-                <w:rFonts w:ascii="Arial" w:hAnsi="Arial"/>
-                <w:b/>
-                <w:sz w:val="14"/>
-              </w:rPr>
-              <w:t>-СУПЕР</w:t>
-            </w:r>
-          </w:p>
-        </w:tc>
-        <w:tc>
-          <w:tcPr>
-            <w:tcW w:w="1520" w:type="dxa"/>
-          </w:tcPr>
-          <w:p>
-            <w:pPr>
-              <w:pStyle w:val="--2"/>
-            </w:pPr>
-            <w:r>
-              <w:rPr>
-                <w:sz w:val="14"/>
-                <w:rFonts w:ascii="Arial" w:hAnsi="Arial"/>
-              </w:rPr>
-              <w:t xml:space="preserve">запенивание</w:t>
-            </w:r>
-          </w:p>
-        </w:tc>
-        <w:tc>
-          <w:tcPr>
-            <w:tcW w:w="2025" w:type="dxa"/>
-          </w:tcPr>
-          <w:p>
-            <w:pPr>
-              <w:pStyle w:val="--3"/>
-            </w:pPr>
-            <w:r>
-              <w:rPr>
-                <w:rFonts w:ascii="Arial" w:hAnsi="Arial"/>
-                <w:sz w:val="14"/>
-              </w:rPr>
-              <w:t>___________________</w:t>
-            </w:r>
-          </w:p>
-        </w:tc>
-        <w:tc>
-          <w:tcPr>
-            <w:tcW w:w="1183" w:type="dxa"/>
-          </w:tcPr>
-          <w:p>
-            <w:pPr>
-              <w:pStyle w:val="--3"/>
-            </w:pPr>
-            <w:r>
-              <w:rPr>
-                <w:sz w:val="14"/>
-                <w:rFonts w:ascii="Arial" w:hAnsi="Arial"/>
-              </w:rPr>
-              <w:t xml:space="preserve">18-20°C</w:t>
-            </w:r>
-          </w:p>
-        </w:tc>
-        <w:tc>
-          <w:tcPr>
-            <w:tcW w:w="1126" w:type="dxa"/>
-          </w:tcPr>
-          <w:p>
-            <w:pPr>
-              <w:pStyle w:val="--3"/>
-            </w:pPr>
-            <w:r>
-              <w:rPr>
-                <w:sz w:val="14"/>
-                <w:rFonts w:ascii="Arial" w:hAnsi="Arial"/>
-              </w:rPr>
-              <w:t xml:space="preserve">20 минут</w:t>
-            </w:r>
-          </w:p>
-        </w:tc>
-        <w:tc>
-          <w:tcPr>
-            <w:tcW w:w="510" w:type="dxa"/>
-            <w:vMerge/>
-            <w:noWrap/>
-            <w:tcMar>
-              <w:left w:w="0" w:type="dxa"/>
-              <w:right w:w="0" w:type="dxa"/>
-            </w:tcMar>
-            <w:textDirection w:val="btLr"/>
-            <w:tcFitText/>
-            <w:vAlign w:val="center"/>
-          </w:tcPr>
-          <w:p/>
-        </w:tc>
-        <w:tc>
-          <w:tcPr>
-            <w:tcW w:w="958" w:type="dxa"/>
-            <w:vMerge/>
-          </w:tcPr>
-          <w:p/>
-        </w:tc>
-        <w:tc>
-          <w:tcPr>
-            <w:tcW w:w="1351" w:type="dxa"/>
-            <w:vMerge/>
-          </w:tcPr>
-          <w:p/>
-        </w:tc>
-        <w:tc>
-          <w:tcPr>
-            <w:tcW w:w="1688" w:type="dxa"/>
-            <w:vMerge/>
-          </w:tcPr>
-          <w:p/>
-        </w:tc>
-      </w:tr>
-      <w:tr>
-        <w:tc>
-          <w:tcPr>
-            <w:tcW w:w="1688" w:type="dxa"/>
-            <w:vMerge w:val="restart"/>
-          </w:tcPr>
-          <w:p>
-            <w:pPr>
-              <w:pStyle w:val="--2"/>
-            </w:pPr>
-            <w:r>
-              <w:rPr>
-                <w:sz w:val="14"/>
-                <w:rFonts w:ascii="Arial" w:hAnsi="Arial"/>
-              </w:rPr>
-              <w:t xml:space="preserve">пол</w:t>
-            </w:r>
-          </w:p>
-        </w:tc>
-        <w:tc>
-          <w:tcPr>
-            <w:tcW w:w="1408" w:type="dxa"/>
-          </w:tcPr>
-          <w:p>
-            <w:pPr>
-              <w:pStyle w:val="--2"/>
-            </w:pPr>
-            <w:r>
-              <w:rPr>
-                <w:sz w:val="14"/>
-                <w:rFonts w:ascii="Arial" w:hAnsi="Arial"/>
-              </w:rPr>
-              <w:t xml:space="preserve">мойка</w:t>
-            </w:r>
-          </w:p>
-        </w:tc>
-        <w:tc>
-          <w:tcPr>
-            <w:tcW w:w="506" w:type="dxa"/>
-            <w:vMerge w:val="restart"/>
-            <w:tcMar>
-              <w:left w:w="0" w:type="dxa"/>
-              <w:right w:w="0" w:type="dxa"/>
-            </w:tcMar>
-            <w:textDirection w:val="btLr"/>
-            <w:vAlign w:val="center"/>
-          </w:tcPr>
-          <w:p>
-            <w:pPr>
-              <w:pStyle w:val="--3"/>
-            </w:pPr>
-            <w:r>
-              <w:rPr>
-                <w:sz w:val="14"/>
-                <w:rFonts w:ascii="Arial" w:hAnsi="Arial"/>
-              </w:rPr>
-              <w:t xml:space="preserve"/>
-            </w:r>
-          </w:p>
-        </w:tc>
-        <w:tc>
-          <w:tcPr>
-            <w:tcW w:w="1913" w:type="dxa"/>
-            <w:shd w:val="clear" w:color="auto" w:fill="99CCFF"/>
-          </w:tcPr>
-          <w:p>
-            <w:pPr>
-              <w:pStyle w:val="-0"/>
-            </w:pPr>
-            <w:r>
-              <w:rPr>
-                <w:rFonts w:ascii="Arial" w:hAnsi="Arial"/>
-                <w:b/>
-                <w:sz w:val="14"/>
-              </w:rPr>
-              <w:t>ХИМИТЕК ЧУДОДЕЙ</w:t>
-            </w:r>
-            <w:r>
-              <w:rPr>
-                <w:rFonts w:ascii="Arial" w:hAnsi="Arial"/>
-                <w:b/>
-                <w:sz w:val="14"/>
-                <w:vertAlign w:val="superscript"/>
-              </w:rPr>
-              <w:t>®</w:t>
-            </w:r>
-            <w:r>
-              <w:rPr>
-                <w:rFonts w:ascii="Arial" w:hAnsi="Arial"/>
-                <w:b/>
-                <w:sz w:val="14"/>
-              </w:rPr>
-              <w:t>-ПОЛИПРОМ</w:t>
-            </w:r>
-          </w:p>
-        </w:tc>
-        <w:tc>
-          <w:tcPr>
-            <w:tcW w:w="1520" w:type="dxa"/>
-          </w:tcPr>
-          <w:p>
-            <w:pPr>
-              <w:pStyle w:val="--2"/>
-            </w:pPr>
-            <w:r>
-              <w:rPr>
-                <w:sz w:val="14"/>
-                <w:rFonts w:ascii="Arial" w:hAnsi="Arial"/>
-              </w:rPr>
-              <w:t xml:space="preserve">ручной (протирание, обработка щёткой)</w:t>
-            </w:r>
-          </w:p>
-        </w:tc>
-        <w:tc>
-          <w:tcPr>
-            <w:tcW w:w="2025" w:type="dxa"/>
-          </w:tcPr>
-          <w:p>
-            <w:pPr>
-              <w:pStyle w:val="--3"/>
-            </w:pPr>
-            <w:r>
-              <w:rPr>
-                <w:rFonts w:ascii="Arial" w:hAnsi="Arial"/>
-                <w:sz w:val="14"/>
-              </w:rPr>
-              <w:t>0,5 % - 1,0 %</w:t>
             </w:r>
             <w:r>
               <w:br/>
@@ -6192,7 +5511,7 @@
                 <w:sz w:val="14"/>
                 <w:rFonts w:ascii="Arial" w:hAnsi="Arial"/>
               </w:rPr>
-              <w:t xml:space="preserve">2 раза в смену, по мере загрязнения</w:t>
+              <w:t xml:space="preserve">1 раз в неделю</w:t>
             </w:r>
           </w:p>
         </w:tc>
@@ -6420,6 +5739,7 @@
           <w:tcPr>
             <w:tcW w:w="15876" w:type="dxa"/>
             <w:gridSpan w:val="12"/>
+            <w:shd w:val="clear" w:color="auto" w:fill="D2D2D2"/>
           </w:tcPr>
           <w:p>
             <w:pPr>
@@ -6427,11 +5747,11 @@
             </w:pPr>
             <w:r>
               <w:rPr>
+                <w:sz w:val="14"/>
+                <w:rFonts w:ascii="Arial" w:hAnsi="Arial"/>
                 <w:b/>
-                <w:sz w:val="14"/>
-                <w:rFonts w:ascii="Arial" w:hAnsi="Arial"/>
-              </w:rPr>
-              <w:t xml:space="preserve">Объекты без инструкций (требуют настройки)</w:t>
+              </w:rPr>
+              <w:t xml:space="preserve">Санитарная обработка производственного инвентаря, посуды</w:t>
             </w:r>
           </w:p>
         </w:tc>
@@ -6440,6 +5760,7 @@
         <w:tc>
           <w:tcPr>
             <w:tcW w:w="1688" w:type="dxa"/>
+            <w:vMerge w:val="restart"/>
           </w:tcPr>
           <w:p>
             <w:pPr>
@@ -6450,7 +5771,7 @@
                 <w:sz w:val="14"/>
                 <w:rFonts w:ascii="Arial" w:hAnsi="Arial"/>
               </w:rPr>
-              <w:t xml:space="preserve">двери</w:t>
+              <w:t xml:space="preserve">кулеры (внешние поверхности)</w:t>
             </w:r>
           </w:p>
         </w:tc>
@@ -6462,11 +5783,19 @@
             <w:pPr>
               <w:pStyle w:val="--2"/>
             </w:pPr>
+            <w:r>
+              <w:rPr>
+                <w:sz w:val="14"/>
+                <w:rFonts w:ascii="Arial" w:hAnsi="Arial"/>
+              </w:rPr>
+              <w:t xml:space="preserve">мойка</w:t>
+            </w:r>
           </w:p>
         </w:tc>
         <w:tc>
           <w:tcPr>
             <w:tcW w:w="506" w:type="dxa"/>
+            <w:vMerge w:val="restart"/>
             <w:tcMar>
               <w:left w:w="0" w:type="dxa"/>
               <w:right w:w="0" w:type="dxa"/>
@@ -6478,16 +5807,32 @@
             <w:pPr>
               <w:pStyle w:val="--3"/>
             </w:pPr>
+            <w:r>
+              <w:rPr>
+                <w:sz w:val="14"/>
+                <w:rFonts w:ascii="Arial" w:hAnsi="Arial"/>
+              </w:rPr>
+              <w:t xml:space="preserve"/>
+            </w:r>
           </w:p>
         </w:tc>
         <w:tc>
           <w:tcPr>
             <w:tcW w:w="1913" w:type="dxa"/>
+            <w:shd w:val="clear" w:color="auto" w:fill="99FF99"/>
           </w:tcPr>
           <w:p>
             <w:pPr>
               <w:pStyle w:val="-0"/>
             </w:pPr>
+            <w:r>
+              <w:rPr>
+                <w:rFonts w:ascii="Arial" w:hAnsi="Arial"/>
+                <w:b/>
+                <w:sz w:val="14"/>
+              </w:rPr>
+              <w:t>ХИМИТЕК КУХМАСТЕР-ФОРТЕ для дозирующих систем</w:t>
+            </w:r>
           </w:p>
         </w:tc>
         <w:tc>
@@ -6498,6 +5843,13 @@
             <w:pPr>
               <w:pStyle w:val="--2"/>
             </w:pPr>
+            <w:r>
+              <w:rPr>
+                <w:sz w:val="14"/>
+                <w:rFonts w:ascii="Arial" w:hAnsi="Arial"/>
+              </w:rPr>
+              <w:t xml:space="preserve">ручной (протирание, обработка щёткой)</w:t>
+            </w:r>
           </w:p>
         </w:tc>
         <w:tc>
@@ -6508,6 +5860,23 @@
             <w:pPr>
               <w:pStyle w:val="--3"/>
             </w:pPr>
+            <w:r>
+              <w:rPr>
+                <w:rFonts w:ascii="Arial" w:hAnsi="Arial"/>
+                <w:sz w:val="14"/>
+              </w:rPr>
+              <w:t>3,0 % - 4,0 %</w:t>
+            </w:r>
+            <w:r>
+              <w:br/>
+            </w:r>
+            <w:r>
+              <w:rPr>
+                <w:rFonts w:ascii="Arial" w:hAnsi="Arial"/>
+                <w:sz w:val="14"/>
+              </w:rPr>
+              <w:t>дозирующая система ProMax</w:t>
+            </w:r>
           </w:p>
         </w:tc>
         <w:tc>
@@ -6518,6 +5887,13 @@
             <w:pPr>
               <w:pStyle w:val="--3"/>
             </w:pPr>
+            <w:r>
+              <w:rPr>
+                <w:sz w:val="14"/>
+                <w:rFonts w:ascii="Arial" w:hAnsi="Arial"/>
+              </w:rPr>
+              <w:t xml:space="preserve">не ниже 40°C</w:t>
+            </w:r>
           </w:p>
         </w:tc>
         <w:tc>
@@ -6528,6 +5904,13 @@
             <w:pPr>
               <w:pStyle w:val="--3"/>
             </w:pPr>
+            <w:r>
+              <w:rPr>
+                <w:sz w:val="14"/>
+                <w:rFonts w:ascii="Arial" w:hAnsi="Arial"/>
+              </w:rPr>
+              <w:t xml:space="preserve">___________</w:t>
+            </w:r>
           </w:p>
         </w:tc>
         <w:tc>
@@ -6541,41 +5924,75 @@
             <w:textDirection w:val="btLr"/>
             <w:tcFitText/>
             <w:vAlign w:val="center"/>
+            <w:vMerge w:val="restart"/>
+            <w:shd w:val="clear" w:color="auto" w:fill="#FFA500"/>
           </w:tcPr>
           <w:p>
             <w:pPr>
               <w:pStyle w:val="--3"/>
             </w:pPr>
+            <w:r>
+              <w:rPr>
+                <w:sz w:val="14"/>
+                <w:rFonts w:ascii="Arial" w:hAnsi="Arial"/>
+                <w:b/>
+              </w:rPr>
+              <w:t xml:space="preserve">оранжевый</w:t>
+            </w:r>
           </w:p>
         </w:tc>
         <w:tc>
           <w:tcPr>
             <w:tcW w:w="958" w:type="dxa"/>
+            <w:vMerge w:val="restart"/>
           </w:tcPr>
           <w:p>
             <w:pPr>
               <w:pStyle w:val="--3"/>
             </w:pPr>
+            <w:r>
+              <w:rPr>
+                <w:sz w:val="14"/>
+                <w:rFonts w:ascii="Arial" w:hAnsi="Arial"/>
+              </w:rPr>
+              <w:t xml:space="preserve">1 раз в неделю</w:t>
+            </w:r>
           </w:p>
         </w:tc>
         <w:tc>
           <w:tcPr>
             <w:tcW w:w="1351" w:type="dxa"/>
+            <w:vMerge w:val="restart"/>
           </w:tcPr>
           <w:p>
             <w:pPr>
               <w:pStyle w:val="--2"/>
             </w:pPr>
+            <w:r>
+              <w:rPr>
+                <w:sz w:val="14"/>
+                <w:rFonts w:ascii="Arial" w:hAnsi="Arial"/>
+              </w:rPr>
+              <w:t xml:space="preserve">сотрудник внутреннего клининга</w:t>
+            </w:r>
           </w:p>
         </w:tc>
         <w:tc>
           <w:tcPr>
             <w:tcW w:w="1688" w:type="dxa"/>
+            <w:vMerge w:val="restart"/>
           </w:tcPr>
           <w:p>
             <w:pPr>
               <w:pStyle w:val="--2"/>
             </w:pPr>
+            <w:r>
+              <w:rPr>
+                <w:sz w:val="14"/>
+                <w:rFonts w:ascii="Arial" w:hAnsi="Arial"/>
+              </w:rPr>
+              <w:t xml:space="preserve">визуальный контроль/ сотрудник отдела качества</w:t>
+            </w:r>
           </w:p>
         </w:tc>
       </w:tr>
@@ -6583,6 +6000,13 @@
         <w:tc>
           <w:tcPr>
             <w:tcW w:w="1688" w:type="dxa"/>
+            <w:vMerge/>
+          </w:tcPr>
+          <w:p/>
+        </w:tc>
+        <w:tc>
+          <w:tcPr>
+            <w:tcW w:w="1408" w:type="dxa"/>
           </w:tcPr>
           <w:p>
             <w:pPr>
@@ -6593,23 +6017,14 @@
                 <w:sz w:val="14"/>
                 <w:rFonts w:ascii="Arial" w:hAnsi="Arial"/>
               </w:rPr>
-              <w:t xml:space="preserve">диспенсеры для полотенец</w:t>
-            </w:r>
-          </w:p>
-        </w:tc>
-        <w:tc>
-          <w:tcPr>
-            <w:tcW w:w="1408" w:type="dxa"/>
-          </w:tcPr>
-          <w:p>
-            <w:pPr>
-              <w:pStyle w:val="--2"/>
-            </w:pPr>
+              <w:t xml:space="preserve">дезинфекция</w:t>
+            </w:r>
           </w:p>
         </w:tc>
         <w:tc>
           <w:tcPr>
             <w:tcW w:w="506" w:type="dxa"/>
+            <w:vMerge/>
             <w:tcMar>
               <w:left w:w="0" w:type="dxa"/>
               <w:right w:w="0" w:type="dxa"/>
@@ -6617,60 +6032,110 @@
             <w:textDirection w:val="btLr"/>
             <w:vAlign w:val="center"/>
           </w:tcPr>
+          <w:p/>
+        </w:tc>
+        <w:tc>
+          <w:tcPr>
+            <w:tcW w:w="1913" w:type="dxa"/>
+            <w:shd w:val="clear" w:color="auto" w:fill="FFFFCC"/>
+          </w:tcPr>
+          <w:p>
+            <w:pPr>
+              <w:pStyle w:val="-0"/>
+            </w:pPr>
+            <w:r>
+              <w:rPr>
+                <w:rFonts w:ascii="Arial" w:hAnsi="Arial"/>
+                <w:b/>
+                <w:sz w:val="14"/>
+              </w:rPr>
+              <w:t>ХИМИТЕК ПОЛИДЕЗ</w:t>
+            </w:r>
+            <w:r>
+              <w:rPr>
+                <w:rFonts w:ascii="Arial" w:hAnsi="Arial"/>
+                <w:b/>
+                <w:sz w:val="14"/>
+                <w:vertAlign w:val="superscript"/>
+              </w:rPr>
+              <w:t>®</w:t>
+            </w:r>
+            <w:r>
+              <w:rPr>
+                <w:rFonts w:ascii="Arial" w:hAnsi="Arial"/>
+                <w:b/>
+                <w:sz w:val="14"/>
+              </w:rPr>
+              <w:t>-СУПЕР</w:t>
+            </w:r>
+          </w:p>
+        </w:tc>
+        <w:tc>
+          <w:tcPr>
+            <w:tcW w:w="1520" w:type="dxa"/>
+          </w:tcPr>
+          <w:p>
+            <w:pPr>
+              <w:pStyle w:val="--2"/>
+            </w:pPr>
+            <w:r>
+              <w:rPr>
+                <w:sz w:val="14"/>
+                <w:rFonts w:ascii="Arial" w:hAnsi="Arial"/>
+              </w:rPr>
+              <w:t xml:space="preserve">запенивание</w:t>
+            </w:r>
+          </w:p>
+        </w:tc>
+        <w:tc>
+          <w:tcPr>
+            <w:tcW w:w="2025" w:type="dxa"/>
+          </w:tcPr>
           <w:p>
             <w:pPr>
               <w:pStyle w:val="--3"/>
             </w:pPr>
-          </w:p>
-        </w:tc>
-        <w:tc>
-          <w:tcPr>
-            <w:tcW w:w="1913" w:type="dxa"/>
-          </w:tcPr>
-          <w:p>
-            <w:pPr>
-              <w:pStyle w:val="-0"/>
-            </w:pPr>
-          </w:p>
-        </w:tc>
-        <w:tc>
-          <w:tcPr>
-            <w:tcW w:w="1520" w:type="dxa"/>
-          </w:tcPr>
-          <w:p>
-            <w:pPr>
-              <w:pStyle w:val="--2"/>
-            </w:pPr>
-          </w:p>
-        </w:tc>
-        <w:tc>
-          <w:tcPr>
-            <w:tcW w:w="2025" w:type="dxa"/>
+            <w:r>
+              <w:rPr>
+                <w:rFonts w:ascii="Arial" w:hAnsi="Arial"/>
+                <w:sz w:val="14"/>
+              </w:rPr>
+              <w:t>___________________</w:t>
+            </w:r>
+          </w:p>
+        </w:tc>
+        <w:tc>
+          <w:tcPr>
+            <w:tcW w:w="1183" w:type="dxa"/>
           </w:tcPr>
           <w:p>
             <w:pPr>
               <w:pStyle w:val="--3"/>
             </w:pPr>
-          </w:p>
-        </w:tc>
-        <w:tc>
-          <w:tcPr>
-            <w:tcW w:w="1183" w:type="dxa"/>
+            <w:r>
+              <w:rPr>
+                <w:sz w:val="14"/>
+                <w:rFonts w:ascii="Arial" w:hAnsi="Arial"/>
+              </w:rPr>
+              <w:t xml:space="preserve">18-20°C</w:t>
+            </w:r>
+          </w:p>
+        </w:tc>
+        <w:tc>
+          <w:tcPr>
+            <w:tcW w:w="1126" w:type="dxa"/>
           </w:tcPr>
           <w:p>
             <w:pPr>
               <w:pStyle w:val="--3"/>
             </w:pPr>
-          </w:p>
-        </w:tc>
-        <w:tc>
-          <w:tcPr>
-            <w:tcW w:w="1126" w:type="dxa"/>
-          </w:tcPr>
-          <w:p>
-            <w:pPr>
-              <w:pStyle w:val="--3"/>
-            </w:pPr>
+            <w:r>
+              <w:rPr>
+                <w:sz w:val="14"/>
+                <w:rFonts w:ascii="Arial" w:hAnsi="Arial"/>
+              </w:rPr>
+              <w:t xml:space="preserve">20 минут</w:t>
+            </w:r>
           </w:p>
         </w:tc>
         <w:tc>
@@ -6684,48 +6149,44 @@
             <w:textDirection w:val="btLr"/>
             <w:tcFitText/>
             <w:vAlign w:val="center"/>
-          </w:tcPr>
-          <w:p>
-            <w:pPr>
-              <w:pStyle w:val="--3"/>
-            </w:pPr>
-          </w:p>
+            <w:vMerge/>
+            <w:shd w:val="clear" w:color="auto" w:fill="#FFA500"/>
+          </w:tcPr>
+          <w:p/>
         </w:tc>
         <w:tc>
           <w:tcPr>
             <w:tcW w:w="958" w:type="dxa"/>
-          </w:tcPr>
-          <w:p>
-            <w:pPr>
-              <w:pStyle w:val="--3"/>
-            </w:pPr>
-          </w:p>
+            <w:vMerge/>
+          </w:tcPr>
+          <w:p/>
         </w:tc>
         <w:tc>
           <w:tcPr>
             <w:tcW w:w="1351" w:type="dxa"/>
-          </w:tcPr>
-          <w:p>
-            <w:pPr>
-              <w:pStyle w:val="--2"/>
-            </w:pPr>
-          </w:p>
+            <w:vMerge/>
+          </w:tcPr>
+          <w:p/>
         </w:tc>
         <w:tc>
           <w:tcPr>
             <w:tcW w:w="1688" w:type="dxa"/>
-          </w:tcPr>
-          <w:p>
-            <w:pPr>
-              <w:pStyle w:val="--2"/>
-            </w:pPr>
-          </w:p>
+            <w:vMerge/>
+          </w:tcPr>
+          <w:p/>
         </w:tc>
       </w:tr>
       <w:tr>
         <w:tc>
           <w:tcPr>
             <w:tcW w:w="1688" w:type="dxa"/>
+            <w:vMerge/>
+          </w:tcPr>
+          <w:p/>
+        </w:tc>
+        <w:tc>
+          <w:tcPr>
+            <w:tcW w:w="1408" w:type="dxa"/>
           </w:tcPr>
           <w:p>
             <w:pPr>
@@ -6736,23 +6197,14 @@
                 <w:sz w:val="14"/>
                 <w:rFonts w:ascii="Arial" w:hAnsi="Arial"/>
               </w:rPr>
-              <w:t xml:space="preserve">дозаторы для мыла/антисептика</w:t>
-            </w:r>
-          </w:p>
-        </w:tc>
-        <w:tc>
-          <w:tcPr>
-            <w:tcW w:w="1408" w:type="dxa"/>
-          </w:tcPr>
-          <w:p>
-            <w:pPr>
-              <w:pStyle w:val="--2"/>
-            </w:pPr>
+              <w:t xml:space="preserve">дезинфекция</w:t>
+            </w:r>
           </w:p>
         </w:tc>
         <w:tc>
           <w:tcPr>
             <w:tcW w:w="506" w:type="dxa"/>
+            <w:vMerge/>
             <w:tcMar>
               <w:left w:w="0" w:type="dxa"/>
               <w:right w:w="0" w:type="dxa"/>
@@ -6760,60 +6212,103 @@
             <w:textDirection w:val="btLr"/>
             <w:vAlign w:val="center"/>
           </w:tcPr>
+          <w:p/>
+        </w:tc>
+        <w:tc>
+          <w:tcPr>
+            <w:tcW w:w="1913" w:type="dxa"/>
+            <w:shd w:val="clear" w:color="auto" w:fill="FFFFCC"/>
+          </w:tcPr>
+          <w:p>
+            <w:pPr>
+              <w:pStyle w:val="-0"/>
+            </w:pPr>
+            <w:r>
+              <w:rPr>
+                <w:rFonts w:ascii="Arial" w:hAnsi="Arial"/>
+                <w:b/>
+                <w:sz w:val="14"/>
+              </w:rPr>
+              <w:t>ХИМИТЕК УНИВЕРСАЛ-ДЕЗ</w:t>
+            </w:r>
+          </w:p>
+        </w:tc>
+        <w:tc>
+          <w:tcPr>
+            <w:tcW w:w="1520" w:type="dxa"/>
+          </w:tcPr>
+          <w:p>
+            <w:pPr>
+              <w:pStyle w:val="--2"/>
+            </w:pPr>
+            <w:r>
+              <w:rPr>
+                <w:sz w:val="14"/>
+                <w:rFonts w:ascii="Arial" w:hAnsi="Arial"/>
+              </w:rPr>
+              <w:t xml:space="preserve">запенивание</w:t>
+            </w:r>
+          </w:p>
+        </w:tc>
+        <w:tc>
+          <w:tcPr>
+            <w:tcW w:w="2025" w:type="dxa"/>
+          </w:tcPr>
           <w:p>
             <w:pPr>
               <w:pStyle w:val="--3"/>
             </w:pPr>
-          </w:p>
-        </w:tc>
-        <w:tc>
-          <w:tcPr>
-            <w:tcW w:w="1913" w:type="dxa"/>
-          </w:tcPr>
-          <w:p>
-            <w:pPr>
-              <w:pStyle w:val="-0"/>
-            </w:pPr>
-          </w:p>
-        </w:tc>
-        <w:tc>
-          <w:tcPr>
-            <w:tcW w:w="1520" w:type="dxa"/>
-          </w:tcPr>
-          <w:p>
-            <w:pPr>
-              <w:pStyle w:val="--2"/>
-            </w:pPr>
-          </w:p>
-        </w:tc>
-        <w:tc>
-          <w:tcPr>
-            <w:tcW w:w="2025" w:type="dxa"/>
+            <w:r>
+              <w:rPr>
+                <w:rFonts w:ascii="Arial" w:hAnsi="Arial"/>
+                <w:sz w:val="14"/>
+              </w:rPr>
+              <w:t>0,03 % - 0,05 % (по НУК)</w:t>
+            </w:r>
+            <w:r>
+              <w:br/>
+            </w:r>
+            <w:r>
+              <w:rPr>
+                <w:rFonts w:ascii="Arial" w:hAnsi="Arial"/>
+                <w:sz w:val="14"/>
+              </w:rPr>
+              <w:t>пенная станция VEMA</w:t>
+            </w:r>
+          </w:p>
+        </w:tc>
+        <w:tc>
+          <w:tcPr>
+            <w:tcW w:w="1183" w:type="dxa"/>
           </w:tcPr>
           <w:p>
             <w:pPr>
               <w:pStyle w:val="--3"/>
             </w:pPr>
-          </w:p>
-        </w:tc>
-        <w:tc>
-          <w:tcPr>
-            <w:tcW w:w="1183" w:type="dxa"/>
+            <w:r>
+              <w:rPr>
+                <w:sz w:val="14"/>
+                <w:rFonts w:ascii="Arial" w:hAnsi="Arial"/>
+              </w:rPr>
+              <w:t xml:space="preserve">18-20°C</w:t>
+            </w:r>
+          </w:p>
+        </w:tc>
+        <w:tc>
+          <w:tcPr>
+            <w:tcW w:w="1126" w:type="dxa"/>
           </w:tcPr>
           <w:p>
             <w:pPr>
               <w:pStyle w:val="--3"/>
             </w:pPr>
-          </w:p>
-        </w:tc>
-        <w:tc>
-          <w:tcPr>
-            <w:tcW w:w="1126" w:type="dxa"/>
-          </w:tcPr>
-          <w:p>
-            <w:pPr>
-              <w:pStyle w:val="--3"/>
-            </w:pPr>
+            <w:r>
+              <w:rPr>
+                <w:sz w:val="14"/>
+                <w:rFonts w:ascii="Arial" w:hAnsi="Arial"/>
+              </w:rPr>
+              <w:t xml:space="preserve">30 минут</w:t>
+            </w:r>
           </w:p>
         </w:tc>
         <w:tc>
@@ -6827,22 +6322,17 @@
             <w:textDirection w:val="btLr"/>
             <w:tcFitText/>
             <w:vAlign w:val="center"/>
-          </w:tcPr>
-          <w:p>
-            <w:pPr>
-              <w:pStyle w:val="--3"/>
-            </w:pPr>
-          </w:p>
+            <w:vMerge/>
+            <w:shd w:val="clear" w:color="auto" w:fill="#FFA500"/>
+          </w:tcPr>
+          <w:p/>
         </w:tc>
         <w:tc>
           <w:tcPr>
             <w:tcW w:w="958" w:type="dxa"/>
-          </w:tcPr>
-          <w:p>
-            <w:pPr>
-              <w:pStyle w:val="--3"/>
-            </w:pPr>
-          </w:p>
+            <w:vMerge/>
+          </w:tcPr>
+          <w:p/>
         </w:tc>
         <w:tc>
           <w:tcPr>
@@ -6852,23 +6342,28 @@
             <w:pPr>
               <w:pStyle w:val="--2"/>
             </w:pPr>
+            <w:r>
+              <w:rPr>
+                <w:sz w:val="14"/>
+                <w:rFonts w:ascii="Arial" w:hAnsi="Arial"/>
+              </w:rPr>
+              <w:t xml:space="preserve">уборщик служебных помещений</w:t>
+            </w:r>
           </w:p>
         </w:tc>
         <w:tc>
           <w:tcPr>
             <w:tcW w:w="1688" w:type="dxa"/>
-          </w:tcPr>
-          <w:p>
-            <w:pPr>
-              <w:pStyle w:val="--2"/>
-            </w:pPr>
-          </w:p>
+            <w:vMerge/>
+          </w:tcPr>
+          <w:p/>
         </w:tc>
       </w:tr>
       <w:tr>
         <w:tc>
           <w:tcPr>
             <w:tcW w:w="1688" w:type="dxa"/>
+            <w:vMerge w:val="restart"/>
           </w:tcPr>
           <w:p>
             <w:pPr>
@@ -6879,9 +6374,38 @@
                 <w:sz w:val="14"/>
                 <w:rFonts w:ascii="Arial" w:hAnsi="Arial"/>
               </w:rPr>
-              <w:t xml:space="preserve">металлоконструкции (до 2 м)</w:t>
-            </w:r>
-          </w:p>
+              <w:t xml:space="preserve">холодильники бытовые</w:t>
+            </w:r>
+          </w:p>
+        </w:tc>
+        <w:tc>
+          <w:tcPr>
+            <w:tcW w:w="14188" w:type="dxa"/>
+            <w:gridSpan w:val="11"/>
+            <w:shd w:val="clear" w:color="auto" w:fill="D2D2D2"/>
+          </w:tcPr>
+          <w:p>
+            <w:pPr>
+              <w:pStyle w:val="--2"/>
+            </w:pPr>
+            <w:r>
+              <w:rPr>
+                <w:sz w:val="14"/>
+                <w:rFonts w:ascii="Arial" w:hAnsi="Arial"/>
+                <w:b/>
+              </w:rPr>
+              <w:t xml:space="preserve">Внешние поверхности</w:t>
+            </w:r>
+          </w:p>
+        </w:tc>
+      </w:tr>
+      <w:tr>
+        <w:tc>
+          <w:tcPr>
+            <w:tcW w:w="1688" w:type="dxa"/>
+            <w:vMerge/>
+          </w:tcPr>
+          <w:p/>
         </w:tc>
         <w:tc>
           <w:tcPr>
@@ -6891,11 +6415,19 @@
             <w:pPr>
               <w:pStyle w:val="--2"/>
             </w:pPr>
+            <w:r>
+              <w:rPr>
+                <w:sz w:val="14"/>
+                <w:rFonts w:ascii="Arial" w:hAnsi="Arial"/>
+              </w:rPr>
+              <w:t xml:space="preserve">мойка</w:t>
+            </w:r>
           </w:p>
         </w:tc>
         <w:tc>
           <w:tcPr>
             <w:tcW w:w="506" w:type="dxa"/>
+            <w:vMerge w:val="restart"/>
             <w:tcMar>
               <w:left w:w="0" w:type="dxa"/>
               <w:right w:w="0" w:type="dxa"/>
@@ -6907,16 +6439,32 @@
             <w:pPr>
               <w:pStyle w:val="--3"/>
             </w:pPr>
+            <w:r>
+              <w:rPr>
+                <w:sz w:val="14"/>
+                <w:rFonts w:ascii="Arial" w:hAnsi="Arial"/>
+              </w:rPr>
+              <w:t xml:space="preserve"/>
+            </w:r>
           </w:p>
         </w:tc>
         <w:tc>
           <w:tcPr>
             <w:tcW w:w="1913" w:type="dxa"/>
+            <w:shd w:val="clear" w:color="auto" w:fill="99FF99"/>
           </w:tcPr>
           <w:p>
             <w:pPr>
               <w:pStyle w:val="-0"/>
             </w:pPr>
+            <w:r>
+              <w:rPr>
+                <w:rFonts w:ascii="Arial" w:hAnsi="Arial"/>
+                <w:b/>
+                <w:sz w:val="14"/>
+              </w:rPr>
+              <w:t>ХИМИТЕК КУХМАСТЕР-ФОРТЕ для дозирующих систем</w:t>
+            </w:r>
           </w:p>
         </w:tc>
         <w:tc>
@@ -6927,6 +6475,13 @@
             <w:pPr>
               <w:pStyle w:val="--2"/>
             </w:pPr>
+            <w:r>
+              <w:rPr>
+                <w:sz w:val="14"/>
+                <w:rFonts w:ascii="Arial" w:hAnsi="Arial"/>
+              </w:rPr>
+              <w:t xml:space="preserve">ручной (протирание, обработка щеткой)</w:t>
+            </w:r>
           </w:p>
         </w:tc>
         <w:tc>
@@ -6937,6 +6492,23 @@
             <w:pPr>
               <w:pStyle w:val="--3"/>
             </w:pPr>
+            <w:r>
+              <w:rPr>
+                <w:rFonts w:ascii="Arial" w:hAnsi="Arial"/>
+                <w:sz w:val="14"/>
+              </w:rPr>
+              <w:t>3,0 % - 4,0 %</w:t>
+            </w:r>
+            <w:r>
+              <w:br/>
+            </w:r>
+            <w:r>
+              <w:rPr>
+                <w:rFonts w:ascii="Arial" w:hAnsi="Arial"/>
+                <w:sz w:val="14"/>
+              </w:rPr>
+              <w:t>дозирующая система ProMax</w:t>
+            </w:r>
           </w:p>
         </w:tc>
         <w:tc>
@@ -6947,6 +6519,13 @@
             <w:pPr>
               <w:pStyle w:val="--3"/>
             </w:pPr>
+            <w:r>
+              <w:rPr>
+                <w:sz w:val="14"/>
+                <w:rFonts w:ascii="Arial" w:hAnsi="Arial"/>
+              </w:rPr>
+              <w:t xml:space="preserve">не ниже 40°C</w:t>
+            </w:r>
           </w:p>
         </w:tc>
         <w:tc>
@@ -6957,6 +6536,884 @@
             <w:pPr>
               <w:pStyle w:val="--3"/>
             </w:pPr>
+            <w:r>
+              <w:rPr>
+                <w:sz w:val="14"/>
+                <w:rFonts w:ascii="Arial" w:hAnsi="Arial"/>
+              </w:rPr>
+              <w:t xml:space="preserve">___________</w:t>
+            </w:r>
+          </w:p>
+        </w:tc>
+        <w:tc>
+          <w:tcPr>
+            <w:tcW w:w="510" w:type="dxa"/>
+            <w:vMerge w:val="restart"/>
+            <w:noWrap/>
+            <w:tcMar>
+              <w:left w:w="0" w:type="dxa"/>
+              <w:right w:w="0" w:type="dxa"/>
+            </w:tcMar>
+            <w:textDirection w:val="btLr"/>
+            <w:tcFitText/>
+            <w:vAlign w:val="center"/>
+          </w:tcPr>
+          <w:p>
+            <w:pPr>
+              <w:pStyle w:val="--3"/>
+            </w:pPr>
+            <w:r>
+              <w:rPr>
+                <w:sz w:val="14"/>
+                <w:rFonts w:ascii="Arial" w:hAnsi="Arial"/>
+                <w:b/>
+              </w:rPr>
+              <w:t xml:space="preserve">промаркированный</w:t>
+            </w:r>
+          </w:p>
+        </w:tc>
+        <w:tc>
+          <w:tcPr>
+            <w:tcW w:w="958" w:type="dxa"/>
+            <w:vMerge w:val="restart"/>
+          </w:tcPr>
+          <w:p>
+            <w:pPr>
+              <w:pStyle w:val="--3"/>
+            </w:pPr>
+            <w:r>
+              <w:rPr>
+                <w:sz w:val="14"/>
+                <w:rFonts w:ascii="Arial" w:hAnsi="Arial"/>
+              </w:rPr>
+              <w:t xml:space="preserve">1 раз в неделю</w:t>
+            </w:r>
+          </w:p>
+        </w:tc>
+        <w:tc>
+          <w:tcPr>
+            <w:tcW w:w="1351" w:type="dxa"/>
+            <w:vMerge w:val="restart"/>
+          </w:tcPr>
+          <w:p>
+            <w:pPr>
+              <w:pStyle w:val="--2"/>
+            </w:pPr>
+            <w:r>
+              <w:rPr>
+                <w:sz w:val="14"/>
+                <w:rFonts w:ascii="Arial" w:hAnsi="Arial"/>
+              </w:rPr>
+              <w:t xml:space="preserve">сотрудник внутреннего клининга</w:t>
+            </w:r>
+          </w:p>
+        </w:tc>
+        <w:tc>
+          <w:tcPr>
+            <w:tcW w:w="1688" w:type="dxa"/>
+            <w:vMerge w:val="restart"/>
+          </w:tcPr>
+          <w:p>
+            <w:pPr>
+              <w:pStyle w:val="--2"/>
+            </w:pPr>
+            <w:r>
+              <w:rPr>
+                <w:sz w:val="14"/>
+                <w:rFonts w:ascii="Arial" w:hAnsi="Arial"/>
+              </w:rPr>
+              <w:t xml:space="preserve">визуальный контроль/ сотрудник отдела качества</w:t>
+            </w:r>
+          </w:p>
+        </w:tc>
+      </w:tr>
+      <w:tr>
+        <w:tc>
+          <w:tcPr>
+            <w:tcW w:w="1688" w:type="dxa"/>
+            <w:vMerge/>
+          </w:tcPr>
+          <w:p/>
+        </w:tc>
+        <w:tc>
+          <w:tcPr>
+            <w:tcW w:w="1408" w:type="dxa"/>
+          </w:tcPr>
+          <w:p>
+            <w:pPr>
+              <w:pStyle w:val="--2"/>
+            </w:pPr>
+            <w:r>
+              <w:rPr>
+                <w:sz w:val="14"/>
+                <w:rFonts w:ascii="Arial" w:hAnsi="Arial"/>
+              </w:rPr>
+              <w:t xml:space="preserve">дезинфекция</w:t>
+            </w:r>
+          </w:p>
+        </w:tc>
+        <w:tc>
+          <w:tcPr>
+            <w:tcW w:w="506" w:type="dxa"/>
+            <w:vMerge/>
+            <w:tcMar>
+              <w:left w:w="0" w:type="dxa"/>
+              <w:right w:w="0" w:type="dxa"/>
+            </w:tcMar>
+            <w:textDirection w:val="btLr"/>
+            <w:vAlign w:val="center"/>
+          </w:tcPr>
+          <w:p/>
+        </w:tc>
+        <w:tc>
+          <w:tcPr>
+            <w:tcW w:w="1913" w:type="dxa"/>
+            <w:shd w:val="clear" w:color="auto" w:fill="FFFFCC"/>
+          </w:tcPr>
+          <w:p>
+            <w:pPr>
+              <w:pStyle w:val="-0"/>
+            </w:pPr>
+            <w:r>
+              <w:rPr>
+                <w:rFonts w:ascii="Arial" w:hAnsi="Arial"/>
+                <w:b/>
+                <w:sz w:val="14"/>
+              </w:rPr>
+              <w:t>ХИМИТЕК ПОЛИДЕЗ</w:t>
+            </w:r>
+            <w:r>
+              <w:rPr>
+                <w:rFonts w:ascii="Arial" w:hAnsi="Arial"/>
+                <w:b/>
+                <w:sz w:val="14"/>
+                <w:vertAlign w:val="superscript"/>
+              </w:rPr>
+              <w:t>®</w:t>
+            </w:r>
+            <w:r>
+              <w:rPr>
+                <w:rFonts w:ascii="Arial" w:hAnsi="Arial"/>
+                <w:b/>
+                <w:sz w:val="14"/>
+              </w:rPr>
+              <w:t>-СУПЕР</w:t>
+            </w:r>
+          </w:p>
+        </w:tc>
+        <w:tc>
+          <w:tcPr>
+            <w:tcW w:w="1520" w:type="dxa"/>
+          </w:tcPr>
+          <w:p>
+            <w:pPr>
+              <w:pStyle w:val="--2"/>
+            </w:pPr>
+            <w:r>
+              <w:rPr>
+                <w:sz w:val="14"/>
+                <w:rFonts w:ascii="Arial" w:hAnsi="Arial"/>
+              </w:rPr>
+              <w:t xml:space="preserve">запенивание</w:t>
+            </w:r>
+          </w:p>
+        </w:tc>
+        <w:tc>
+          <w:tcPr>
+            <w:tcW w:w="2025" w:type="dxa"/>
+          </w:tcPr>
+          <w:p>
+            <w:pPr>
+              <w:pStyle w:val="--3"/>
+            </w:pPr>
+            <w:r>
+              <w:rPr>
+                <w:rFonts w:ascii="Arial" w:hAnsi="Arial"/>
+                <w:sz w:val="14"/>
+              </w:rPr>
+              <w:t>___________________</w:t>
+            </w:r>
+          </w:p>
+        </w:tc>
+        <w:tc>
+          <w:tcPr>
+            <w:tcW w:w="1183" w:type="dxa"/>
+          </w:tcPr>
+          <w:p>
+            <w:pPr>
+              <w:pStyle w:val="--3"/>
+            </w:pPr>
+            <w:r>
+              <w:rPr>
+                <w:sz w:val="14"/>
+                <w:rFonts w:ascii="Arial" w:hAnsi="Arial"/>
+              </w:rPr>
+              <w:t xml:space="preserve">18-20°C</w:t>
+            </w:r>
+          </w:p>
+        </w:tc>
+        <w:tc>
+          <w:tcPr>
+            <w:tcW w:w="1126" w:type="dxa"/>
+          </w:tcPr>
+          <w:p>
+            <w:pPr>
+              <w:pStyle w:val="--3"/>
+            </w:pPr>
+            <w:r>
+              <w:rPr>
+                <w:sz w:val="14"/>
+                <w:rFonts w:ascii="Arial" w:hAnsi="Arial"/>
+              </w:rPr>
+              <w:t xml:space="preserve">20 минут</w:t>
+            </w:r>
+          </w:p>
+        </w:tc>
+        <w:tc>
+          <w:tcPr>
+            <w:tcW w:w="510" w:type="dxa"/>
+            <w:vMerge/>
+            <w:noWrap/>
+            <w:tcMar>
+              <w:left w:w="0" w:type="dxa"/>
+              <w:right w:w="0" w:type="dxa"/>
+            </w:tcMar>
+            <w:textDirection w:val="btLr"/>
+            <w:tcFitText/>
+            <w:vAlign w:val="center"/>
+          </w:tcPr>
+          <w:p/>
+        </w:tc>
+        <w:tc>
+          <w:tcPr>
+            <w:tcW w:w="958" w:type="dxa"/>
+            <w:vMerge/>
+          </w:tcPr>
+          <w:p/>
+        </w:tc>
+        <w:tc>
+          <w:tcPr>
+            <w:tcW w:w="1351" w:type="dxa"/>
+            <w:vMerge/>
+          </w:tcPr>
+          <w:p/>
+        </w:tc>
+        <w:tc>
+          <w:tcPr>
+            <w:tcW w:w="1688" w:type="dxa"/>
+            <w:vMerge/>
+          </w:tcPr>
+          <w:p/>
+        </w:tc>
+      </w:tr>
+      <w:tr>
+        <w:tc>
+          <w:tcPr>
+            <w:tcW w:w="1688" w:type="dxa"/>
+            <w:vMerge/>
+          </w:tcPr>
+          <w:p/>
+        </w:tc>
+        <w:tc>
+          <w:tcPr>
+            <w:tcW w:w="14188" w:type="dxa"/>
+            <w:gridSpan w:val="11"/>
+            <w:shd w:val="clear" w:color="auto" w:fill="D2D2D2"/>
+          </w:tcPr>
+          <w:p>
+            <w:pPr>
+              <w:pStyle w:val="--2"/>
+            </w:pPr>
+            <w:r>
+              <w:rPr>
+                <w:sz w:val="14"/>
+                <w:rFonts w:ascii="Arial" w:hAnsi="Arial"/>
+                <w:b/>
+              </w:rPr>
+              <w:t xml:space="preserve">Внутренние поверхности</w:t>
+            </w:r>
+          </w:p>
+        </w:tc>
+      </w:tr>
+      <w:tr>
+        <w:tc>
+          <w:tcPr>
+            <w:tcW w:w="1688" w:type="dxa"/>
+            <w:vMerge/>
+          </w:tcPr>
+          <w:p/>
+        </w:tc>
+        <w:tc>
+          <w:tcPr>
+            <w:tcW w:w="1408" w:type="dxa"/>
+          </w:tcPr>
+          <w:p>
+            <w:pPr>
+              <w:pStyle w:val="--2"/>
+            </w:pPr>
+            <w:r>
+              <w:rPr>
+                <w:sz w:val="14"/>
+                <w:rFonts w:ascii="Arial" w:hAnsi="Arial"/>
+              </w:rPr>
+              <w:t xml:space="preserve">мойка</w:t>
+            </w:r>
+          </w:p>
+        </w:tc>
+        <w:tc>
+          <w:tcPr>
+            <w:tcW w:w="506" w:type="dxa"/>
+            <w:vMerge w:val="restart"/>
+            <w:tcMar>
+              <w:left w:w="0" w:type="dxa"/>
+              <w:right w:w="0" w:type="dxa"/>
+            </w:tcMar>
+            <w:textDirection w:val="btLr"/>
+            <w:vAlign w:val="center"/>
+          </w:tcPr>
+          <w:p>
+            <w:pPr>
+              <w:pStyle w:val="--3"/>
+            </w:pPr>
+            <w:r>
+              <w:rPr>
+                <w:sz w:val="14"/>
+                <w:rFonts w:ascii="Arial" w:hAnsi="Arial"/>
+              </w:rPr>
+              <w:t xml:space="preserve"/>
+            </w:r>
+          </w:p>
+        </w:tc>
+        <w:tc>
+          <w:tcPr>
+            <w:tcW w:w="1913" w:type="dxa"/>
+            <w:shd w:val="clear" w:color="auto" w:fill="99FF99"/>
+          </w:tcPr>
+          <w:p>
+            <w:pPr>
+              <w:pStyle w:val="-0"/>
+            </w:pPr>
+            <w:r>
+              <w:rPr>
+                <w:rFonts w:ascii="Arial" w:hAnsi="Arial"/>
+                <w:b/>
+                <w:sz w:val="14"/>
+              </w:rPr>
+              <w:t>ХИМИТЕК КУХМАСТЕР-ФОРТЕ для дозирующих систем</w:t>
+            </w:r>
+          </w:p>
+        </w:tc>
+        <w:tc>
+          <w:tcPr>
+            <w:tcW w:w="1520" w:type="dxa"/>
+          </w:tcPr>
+          <w:p>
+            <w:pPr>
+              <w:pStyle w:val="--2"/>
+            </w:pPr>
+            <w:r>
+              <w:rPr>
+                <w:sz w:val="14"/>
+                <w:rFonts w:ascii="Arial" w:hAnsi="Arial"/>
+              </w:rPr>
+              <w:t xml:space="preserve">ручной (протирание, обработка щеткой)</w:t>
+            </w:r>
+          </w:p>
+        </w:tc>
+        <w:tc>
+          <w:tcPr>
+            <w:tcW w:w="2025" w:type="dxa"/>
+          </w:tcPr>
+          <w:p>
+            <w:pPr>
+              <w:pStyle w:val="--3"/>
+            </w:pPr>
+            <w:r>
+              <w:rPr>
+                <w:rFonts w:ascii="Arial" w:hAnsi="Arial"/>
+                <w:sz w:val="14"/>
+              </w:rPr>
+              <w:t>3,0 % - 4,0 %</w:t>
+            </w:r>
+            <w:r>
+              <w:br/>
+            </w:r>
+            <w:r>
+              <w:rPr>
+                <w:rFonts w:ascii="Arial" w:hAnsi="Arial"/>
+                <w:sz w:val="14"/>
+              </w:rPr>
+              <w:t>дозирующая система ProMax</w:t>
+            </w:r>
+          </w:p>
+        </w:tc>
+        <w:tc>
+          <w:tcPr>
+            <w:tcW w:w="1183" w:type="dxa"/>
+          </w:tcPr>
+          <w:p>
+            <w:pPr>
+              <w:pStyle w:val="--3"/>
+            </w:pPr>
+            <w:r>
+              <w:rPr>
+                <w:sz w:val="14"/>
+                <w:rFonts w:ascii="Arial" w:hAnsi="Arial"/>
+              </w:rPr>
+              <w:t xml:space="preserve">не ниже 40°C</w:t>
+            </w:r>
+          </w:p>
+        </w:tc>
+        <w:tc>
+          <w:tcPr>
+            <w:tcW w:w="1126" w:type="dxa"/>
+          </w:tcPr>
+          <w:p>
+            <w:pPr>
+              <w:pStyle w:val="--3"/>
+            </w:pPr>
+            <w:r>
+              <w:rPr>
+                <w:sz w:val="14"/>
+                <w:rFonts w:ascii="Arial" w:hAnsi="Arial"/>
+              </w:rPr>
+              <w:t xml:space="preserve">___________</w:t>
+            </w:r>
+          </w:p>
+        </w:tc>
+        <w:tc>
+          <w:tcPr>
+            <w:tcW w:w="510" w:type="dxa"/>
+            <w:vMerge w:val="restart"/>
+            <w:noWrap/>
+            <w:tcMar>
+              <w:left w:w="0" w:type="dxa"/>
+              <w:right w:w="0" w:type="dxa"/>
+            </w:tcMar>
+            <w:textDirection w:val="btLr"/>
+            <w:tcFitText/>
+            <w:vAlign w:val="center"/>
+          </w:tcPr>
+          <w:p>
+            <w:pPr>
+              <w:pStyle w:val="--3"/>
+            </w:pPr>
+            <w:r>
+              <w:rPr>
+                <w:sz w:val="14"/>
+                <w:rFonts w:ascii="Arial" w:hAnsi="Arial"/>
+                <w:b/>
+              </w:rPr>
+              <w:t xml:space="preserve">промаркированный</w:t>
+            </w:r>
+          </w:p>
+        </w:tc>
+        <w:tc>
+          <w:tcPr>
+            <w:tcW w:w="958" w:type="dxa"/>
+            <w:vMerge w:val="restart"/>
+          </w:tcPr>
+          <w:p>
+            <w:pPr>
+              <w:pStyle w:val="--3"/>
+            </w:pPr>
+            <w:r>
+              <w:rPr>
+                <w:sz w:val="14"/>
+                <w:rFonts w:ascii="Arial" w:hAnsi="Arial"/>
+              </w:rPr>
+              <w:t xml:space="preserve">1 раз в месяц</w:t>
+            </w:r>
+          </w:p>
+        </w:tc>
+        <w:tc>
+          <w:tcPr>
+            <w:tcW w:w="1351" w:type="dxa"/>
+            <w:vMerge w:val="restart"/>
+          </w:tcPr>
+          <w:p>
+            <w:pPr>
+              <w:pStyle w:val="--2"/>
+            </w:pPr>
+            <w:r>
+              <w:rPr>
+                <w:sz w:val="14"/>
+                <w:rFonts w:ascii="Arial" w:hAnsi="Arial"/>
+              </w:rPr>
+              <w:t xml:space="preserve">сотрудник внутреннего клининга</w:t>
+            </w:r>
+          </w:p>
+        </w:tc>
+        <w:tc>
+          <w:tcPr>
+            <w:tcW w:w="1688" w:type="dxa"/>
+            <w:vMerge w:val="restart"/>
+          </w:tcPr>
+          <w:p>
+            <w:pPr>
+              <w:pStyle w:val="--2"/>
+            </w:pPr>
+            <w:r>
+              <w:rPr>
+                <w:sz w:val="14"/>
+                <w:rFonts w:ascii="Arial" w:hAnsi="Arial"/>
+              </w:rPr>
+              <w:t xml:space="preserve">визуальный контроль/ сотрудник отдела качества</w:t>
+            </w:r>
+          </w:p>
+        </w:tc>
+      </w:tr>
+      <w:tr>
+        <w:tc>
+          <w:tcPr>
+            <w:tcW w:w="1688" w:type="dxa"/>
+            <w:vMerge/>
+          </w:tcPr>
+          <w:p/>
+        </w:tc>
+        <w:tc>
+          <w:tcPr>
+            <w:tcW w:w="1408" w:type="dxa"/>
+          </w:tcPr>
+          <w:p>
+            <w:pPr>
+              <w:pStyle w:val="--2"/>
+            </w:pPr>
+            <w:r>
+              <w:rPr>
+                <w:sz w:val="14"/>
+                <w:rFonts w:ascii="Arial" w:hAnsi="Arial"/>
+              </w:rPr>
+              <w:t xml:space="preserve">дезинфекция</w:t>
+            </w:r>
+          </w:p>
+        </w:tc>
+        <w:tc>
+          <w:tcPr>
+            <w:tcW w:w="506" w:type="dxa"/>
+            <w:vMerge/>
+            <w:tcMar>
+              <w:left w:w="0" w:type="dxa"/>
+              <w:right w:w="0" w:type="dxa"/>
+            </w:tcMar>
+            <w:textDirection w:val="btLr"/>
+            <w:vAlign w:val="center"/>
+          </w:tcPr>
+          <w:p/>
+        </w:tc>
+        <w:tc>
+          <w:tcPr>
+            <w:tcW w:w="1913" w:type="dxa"/>
+            <w:shd w:val="clear" w:color="auto" w:fill="FFFFCC"/>
+          </w:tcPr>
+          <w:p>
+            <w:pPr>
+              <w:pStyle w:val="-0"/>
+            </w:pPr>
+            <w:r>
+              <w:rPr>
+                <w:rFonts w:ascii="Arial" w:hAnsi="Arial"/>
+                <w:b/>
+                <w:sz w:val="14"/>
+              </w:rPr>
+              <w:t>ХИМИТЕК ПОЛИДЕЗ</w:t>
+            </w:r>
+            <w:r>
+              <w:rPr>
+                <w:rFonts w:ascii="Arial" w:hAnsi="Arial"/>
+                <w:b/>
+                <w:sz w:val="14"/>
+                <w:vertAlign w:val="superscript"/>
+              </w:rPr>
+              <w:t>®</w:t>
+            </w:r>
+            <w:r>
+              <w:rPr>
+                <w:rFonts w:ascii="Arial" w:hAnsi="Arial"/>
+                <w:b/>
+                <w:sz w:val="14"/>
+              </w:rPr>
+              <w:t>-СУПЕР</w:t>
+            </w:r>
+          </w:p>
+        </w:tc>
+        <w:tc>
+          <w:tcPr>
+            <w:tcW w:w="1520" w:type="dxa"/>
+          </w:tcPr>
+          <w:p>
+            <w:pPr>
+              <w:pStyle w:val="--2"/>
+            </w:pPr>
+            <w:r>
+              <w:rPr>
+                <w:sz w:val="14"/>
+                <w:rFonts w:ascii="Arial" w:hAnsi="Arial"/>
+              </w:rPr>
+              <w:t xml:space="preserve">запенивание</w:t>
+            </w:r>
+          </w:p>
+        </w:tc>
+        <w:tc>
+          <w:tcPr>
+            <w:tcW w:w="2025" w:type="dxa"/>
+          </w:tcPr>
+          <w:p>
+            <w:pPr>
+              <w:pStyle w:val="--3"/>
+            </w:pPr>
+            <w:r>
+              <w:rPr>
+                <w:rFonts w:ascii="Arial" w:hAnsi="Arial"/>
+                <w:sz w:val="14"/>
+              </w:rPr>
+              <w:t>___________________</w:t>
+            </w:r>
+          </w:p>
+        </w:tc>
+        <w:tc>
+          <w:tcPr>
+            <w:tcW w:w="1183" w:type="dxa"/>
+          </w:tcPr>
+          <w:p>
+            <w:pPr>
+              <w:pStyle w:val="--3"/>
+            </w:pPr>
+            <w:r>
+              <w:rPr>
+                <w:sz w:val="14"/>
+                <w:rFonts w:ascii="Arial" w:hAnsi="Arial"/>
+              </w:rPr>
+              <w:t xml:space="preserve">18-20°C</w:t>
+            </w:r>
+          </w:p>
+        </w:tc>
+        <w:tc>
+          <w:tcPr>
+            <w:tcW w:w="1126" w:type="dxa"/>
+          </w:tcPr>
+          <w:p>
+            <w:pPr>
+              <w:pStyle w:val="--3"/>
+            </w:pPr>
+            <w:r>
+              <w:rPr>
+                <w:sz w:val="14"/>
+                <w:rFonts w:ascii="Arial" w:hAnsi="Arial"/>
+              </w:rPr>
+              <w:t xml:space="preserve">20 минут</w:t>
+            </w:r>
+          </w:p>
+        </w:tc>
+        <w:tc>
+          <w:tcPr>
+            <w:tcW w:w="510" w:type="dxa"/>
+            <w:vMerge/>
+            <w:noWrap/>
+            <w:tcMar>
+              <w:left w:w="0" w:type="dxa"/>
+              <w:right w:w="0" w:type="dxa"/>
+            </w:tcMar>
+            <w:textDirection w:val="btLr"/>
+            <w:tcFitText/>
+            <w:vAlign w:val="center"/>
+          </w:tcPr>
+          <w:p/>
+        </w:tc>
+        <w:tc>
+          <w:tcPr>
+            <w:tcW w:w="958" w:type="dxa"/>
+            <w:vMerge/>
+          </w:tcPr>
+          <w:p/>
+        </w:tc>
+        <w:tc>
+          <w:tcPr>
+            <w:tcW w:w="1351" w:type="dxa"/>
+            <w:vMerge/>
+          </w:tcPr>
+          <w:p/>
+        </w:tc>
+        <w:tc>
+          <w:tcPr>
+            <w:tcW w:w="1688" w:type="dxa"/>
+            <w:vMerge/>
+          </w:tcPr>
+          <w:p/>
+        </w:tc>
+      </w:tr>
+      <w:tr>
+        <w:tc>
+          <w:tcPr>
+            <w:tcW w:w="1688" w:type="dxa"/>
+            <w:vMerge w:val="restart"/>
+          </w:tcPr>
+          <w:p>
+            <w:pPr>
+              <w:pStyle w:val="--2"/>
+            </w:pPr>
+            <w:r>
+              <w:rPr>
+                <w:sz w:val="14"/>
+                <w:rFonts w:ascii="Arial" w:hAnsi="Arial"/>
+              </w:rPr>
+              <w:t xml:space="preserve">пол</w:t>
+            </w:r>
+          </w:p>
+        </w:tc>
+        <w:tc>
+          <w:tcPr>
+            <w:tcW w:w="1408" w:type="dxa"/>
+          </w:tcPr>
+          <w:p>
+            <w:pPr>
+              <w:pStyle w:val="--2"/>
+            </w:pPr>
+            <w:r>
+              <w:rPr>
+                <w:sz w:val="14"/>
+                <w:rFonts w:ascii="Arial" w:hAnsi="Arial"/>
+              </w:rPr>
+              <w:t xml:space="preserve">мойка</w:t>
+            </w:r>
+          </w:p>
+        </w:tc>
+        <w:tc>
+          <w:tcPr>
+            <w:tcW w:w="506" w:type="dxa"/>
+            <w:vMerge w:val="restart"/>
+            <w:tcMar>
+              <w:left w:w="0" w:type="dxa"/>
+              <w:right w:w="0" w:type="dxa"/>
+            </w:tcMar>
+            <w:textDirection w:val="btLr"/>
+            <w:vAlign w:val="center"/>
+          </w:tcPr>
+          <w:p>
+            <w:pPr>
+              <w:pStyle w:val="--3"/>
+            </w:pPr>
+            <w:r>
+              <w:rPr>
+                <w:sz w:val="14"/>
+                <w:rFonts w:ascii="Arial" w:hAnsi="Arial"/>
+              </w:rPr>
+              <w:t xml:space="preserve"/>
+            </w:r>
+          </w:p>
+        </w:tc>
+        <w:tc>
+          <w:tcPr>
+            <w:tcW w:w="1913" w:type="dxa"/>
+            <w:shd w:val="clear" w:color="auto" w:fill="99CCFF"/>
+          </w:tcPr>
+          <w:p>
+            <w:pPr>
+              <w:pStyle w:val="-0"/>
+            </w:pPr>
+            <w:r>
+              <w:rPr>
+                <w:rFonts w:ascii="Arial" w:hAnsi="Arial"/>
+                <w:b/>
+                <w:sz w:val="14"/>
+              </w:rPr>
+              <w:t>ХИМИТЕК ЧУДОДЕЙ</w:t>
+            </w:r>
+            <w:r>
+              <w:rPr>
+                <w:rFonts w:ascii="Arial" w:hAnsi="Arial"/>
+                <w:b/>
+                <w:sz w:val="14"/>
+                <w:vertAlign w:val="superscript"/>
+              </w:rPr>
+              <w:t>®</w:t>
+            </w:r>
+            <w:r>
+              <w:rPr>
+                <w:rFonts w:ascii="Arial" w:hAnsi="Arial"/>
+                <w:b/>
+                <w:sz w:val="14"/>
+              </w:rPr>
+              <w:t>-ПОЛИПРОМ</w:t>
+            </w:r>
+          </w:p>
+        </w:tc>
+        <w:tc>
+          <w:tcPr>
+            <w:tcW w:w="1520" w:type="dxa"/>
+          </w:tcPr>
+          <w:p>
+            <w:pPr>
+              <w:pStyle w:val="--2"/>
+            </w:pPr>
+            <w:r>
+              <w:rPr>
+                <w:sz w:val="14"/>
+                <w:rFonts w:ascii="Arial" w:hAnsi="Arial"/>
+              </w:rPr>
+              <w:t xml:space="preserve">ручной (протирание, обработка щёткой)</w:t>
+            </w:r>
+          </w:p>
+        </w:tc>
+        <w:tc>
+          <w:tcPr>
+            <w:tcW w:w="2025" w:type="dxa"/>
+          </w:tcPr>
+          <w:p>
+            <w:pPr>
+              <w:pStyle w:val="--3"/>
+            </w:pPr>
+            <w:r>
+              <w:rPr>
+                <w:rFonts w:ascii="Arial" w:hAnsi="Arial"/>
+                <w:sz w:val="14"/>
+              </w:rPr>
+              <w:t>0,5 % - 1,0 %</w:t>
+            </w:r>
+            <w:r>
+              <w:br/>
+            </w:r>
+            <w:r>
+              <w:rPr>
+                <w:rFonts w:ascii="Arial" w:hAnsi="Arial"/>
+                <w:sz w:val="14"/>
+              </w:rPr>
+              <w:t>дозирующая система ProMax</w:t>
+            </w:r>
+          </w:p>
+        </w:tc>
+        <w:tc>
+          <w:tcPr>
+            <w:tcW w:w="1183" w:type="dxa"/>
+          </w:tcPr>
+          <w:p>
+            <w:pPr>
+              <w:pStyle w:val="--3"/>
+            </w:pPr>
+            <w:r>
+              <w:rPr>
+                <w:sz w:val="14"/>
+                <w:rFonts w:ascii="Arial" w:hAnsi="Arial"/>
+              </w:rPr>
+              <w:t xml:space="preserve">не ниже 40°C</w:t>
+            </w:r>
+          </w:p>
+        </w:tc>
+        <w:tc>
+          <w:tcPr>
+            <w:tcW w:w="1126" w:type="dxa"/>
+          </w:tcPr>
+          <w:p>
+            <w:pPr>
+              <w:pStyle w:val="--3"/>
+            </w:pPr>
+            <w:r>
+              <w:rPr>
+                <w:sz w:val="14"/>
+                <w:rFonts w:ascii="Arial" w:hAnsi="Arial"/>
+              </w:rPr>
+              <w:t xml:space="preserve">___________</w:t>
+            </w:r>
           </w:p>
         </w:tc>
         <w:tc>
@@ -6970,21 +7427,39 @@
             <w:textDirection w:val="btLr"/>
             <w:tcFitText/>
             <w:vAlign w:val="center"/>
+            <w:vMerge w:val="restart"/>
+            <w:shd w:val="clear" w:color="auto" w:fill="#FFA500"/>
           </w:tcPr>
           <w:p>
             <w:pPr>
               <w:pStyle w:val="--3"/>
             </w:pPr>
+            <w:r>
+              <w:rPr>
+                <w:sz w:val="14"/>
+                <w:rFonts w:ascii="Arial" w:hAnsi="Arial"/>
+                <w:b/>
+              </w:rPr>
+              <w:t xml:space="preserve">оранжевый</w:t>
+            </w:r>
           </w:p>
         </w:tc>
         <w:tc>
           <w:tcPr>
             <w:tcW w:w="958" w:type="dxa"/>
+            <w:vMerge w:val="restart"/>
           </w:tcPr>
           <w:p>
             <w:pPr>
               <w:pStyle w:val="--3"/>
             </w:pPr>
+            <w:r>
+              <w:rPr>
+                <w:sz w:val="14"/>
+                <w:rFonts w:ascii="Arial" w:hAnsi="Arial"/>
+              </w:rPr>
+              <w:t xml:space="preserve">2 раза в смену, по мере загрязнения</w:t>
+            </w:r>
           </w:p>
         </w:tc>
         <w:tc>
@@ -6995,16 +7470,31 @@
             <w:pPr>
               <w:pStyle w:val="--2"/>
             </w:pPr>
+            <w:r>
+              <w:rPr>
+                <w:sz w:val="14"/>
+                <w:rFonts w:ascii="Arial" w:hAnsi="Arial"/>
+              </w:rPr>
+              <w:t xml:space="preserve">сотрудник внутреннего клининга</w:t>
+            </w:r>
           </w:p>
         </w:tc>
         <w:tc>
           <w:tcPr>
             <w:tcW w:w="1688" w:type="dxa"/>
+            <w:vMerge w:val="restart"/>
           </w:tcPr>
           <w:p>
             <w:pPr>
               <w:pStyle w:val="--2"/>
             </w:pPr>
+            <w:r>
+              <w:rPr>
+                <w:sz w:val="14"/>
+                <w:rFonts w:ascii="Arial" w:hAnsi="Arial"/>
+              </w:rPr>
+              <w:t xml:space="preserve">визуальный контроль/ сотрудник отдела качества</w:t>
+            </w:r>
           </w:p>
         </w:tc>
       </w:tr>
@@ -7012,6 +7502,13 @@
         <w:tc>
           <w:tcPr>
             <w:tcW w:w="1688" w:type="dxa"/>
+            <w:vMerge/>
+          </w:tcPr>
+          <w:p/>
+        </w:tc>
+        <w:tc>
+          <w:tcPr>
+            <w:tcW w:w="1408" w:type="dxa"/>
           </w:tcPr>
           <w:p>
             <w:pPr>
@@ -7022,7 +7519,347 @@
                 <w:sz w:val="14"/>
                 <w:rFonts w:ascii="Arial" w:hAnsi="Arial"/>
               </w:rPr>
-              <w:t xml:space="preserve">потолок (подвесной)</w:t>
+              <w:t xml:space="preserve">дезинфекция</w:t>
+            </w:r>
+          </w:p>
+        </w:tc>
+        <w:tc>
+          <w:tcPr>
+            <w:tcW w:w="506" w:type="dxa"/>
+            <w:vMerge/>
+            <w:tcMar>
+              <w:left w:w="0" w:type="dxa"/>
+              <w:right w:w="0" w:type="dxa"/>
+            </w:tcMar>
+            <w:textDirection w:val="btLr"/>
+            <w:vAlign w:val="center"/>
+          </w:tcPr>
+          <w:p/>
+        </w:tc>
+        <w:tc>
+          <w:tcPr>
+            <w:tcW w:w="1913" w:type="dxa"/>
+            <w:shd w:val="clear" w:color="auto" w:fill="FFFFCC"/>
+          </w:tcPr>
+          <w:p>
+            <w:pPr>
+              <w:pStyle w:val="-0"/>
+            </w:pPr>
+            <w:r>
+              <w:rPr>
+                <w:rFonts w:ascii="Arial" w:hAnsi="Arial"/>
+                <w:b/>
+                <w:sz w:val="14"/>
+              </w:rPr>
+              <w:t>ХИМИТЕК УНИВЕРСАЛ-ДЕЗ</w:t>
+            </w:r>
+          </w:p>
+        </w:tc>
+        <w:tc>
+          <w:tcPr>
+            <w:tcW w:w="1520" w:type="dxa"/>
+          </w:tcPr>
+          <w:p>
+            <w:pPr>
+              <w:pStyle w:val="--2"/>
+            </w:pPr>
+            <w:r>
+              <w:rPr>
+                <w:sz w:val="14"/>
+                <w:rFonts w:ascii="Arial" w:hAnsi="Arial"/>
+              </w:rPr>
+              <w:t xml:space="preserve">запенивание</w:t>
+            </w:r>
+          </w:p>
+        </w:tc>
+        <w:tc>
+          <w:tcPr>
+            <w:tcW w:w="2025" w:type="dxa"/>
+          </w:tcPr>
+          <w:p>
+            <w:pPr>
+              <w:pStyle w:val="--3"/>
+            </w:pPr>
+            <w:r>
+              <w:rPr>
+                <w:rFonts w:ascii="Arial" w:hAnsi="Arial"/>
+                <w:sz w:val="14"/>
+              </w:rPr>
+              <w:t>0,03 % - 0,05 % (по НУК)</w:t>
+            </w:r>
+            <w:r>
+              <w:br/>
+            </w:r>
+            <w:r>
+              <w:rPr>
+                <w:rFonts w:ascii="Arial" w:hAnsi="Arial"/>
+                <w:sz w:val="14"/>
+              </w:rPr>
+              <w:t>пенная станция VEMA</w:t>
+            </w:r>
+          </w:p>
+        </w:tc>
+        <w:tc>
+          <w:tcPr>
+            <w:tcW w:w="1183" w:type="dxa"/>
+          </w:tcPr>
+          <w:p>
+            <w:pPr>
+              <w:pStyle w:val="--3"/>
+            </w:pPr>
+            <w:r>
+              <w:rPr>
+                <w:sz w:val="14"/>
+                <w:rFonts w:ascii="Arial" w:hAnsi="Arial"/>
+              </w:rPr>
+              <w:t xml:space="preserve">18-20°C</w:t>
+            </w:r>
+          </w:p>
+        </w:tc>
+        <w:tc>
+          <w:tcPr>
+            <w:tcW w:w="1126" w:type="dxa"/>
+          </w:tcPr>
+          <w:p>
+            <w:pPr>
+              <w:pStyle w:val="--3"/>
+            </w:pPr>
+            <w:r>
+              <w:rPr>
+                <w:sz w:val="14"/>
+                <w:rFonts w:ascii="Arial" w:hAnsi="Arial"/>
+              </w:rPr>
+              <w:t xml:space="preserve">30 минут</w:t>
+            </w:r>
+          </w:p>
+        </w:tc>
+        <w:tc>
+          <w:tcPr>
+            <w:tcW w:w="510" w:type="dxa"/>
+            <w:noWrap/>
+            <w:tcMar>
+              <w:left w:w="0" w:type="dxa"/>
+              <w:right w:w="0" w:type="dxa"/>
+            </w:tcMar>
+            <w:textDirection w:val="btLr"/>
+            <w:tcFitText/>
+            <w:vAlign w:val="center"/>
+            <w:vMerge/>
+            <w:shd w:val="clear" w:color="auto" w:fill="#FFA500"/>
+          </w:tcPr>
+          <w:p/>
+        </w:tc>
+        <w:tc>
+          <w:tcPr>
+            <w:tcW w:w="958" w:type="dxa"/>
+            <w:vMerge/>
+          </w:tcPr>
+          <w:p/>
+        </w:tc>
+        <w:tc>
+          <w:tcPr>
+            <w:tcW w:w="1351" w:type="dxa"/>
+          </w:tcPr>
+          <w:p>
+            <w:pPr>
+              <w:pStyle w:val="--2"/>
+            </w:pPr>
+            <w:r>
+              <w:rPr>
+                <w:sz w:val="14"/>
+                <w:rFonts w:ascii="Arial" w:hAnsi="Arial"/>
+              </w:rPr>
+              <w:t xml:space="preserve">уборщик служебных помещений</w:t>
+            </w:r>
+          </w:p>
+        </w:tc>
+        <w:tc>
+          <w:tcPr>
+            <w:tcW w:w="1688" w:type="dxa"/>
+            <w:vMerge/>
+          </w:tcPr>
+          <w:p/>
+        </w:tc>
+      </w:tr>
+      <w:tr>
+        <w:tc>
+          <w:tcPr>
+            <w:tcW w:w="15876" w:type="dxa"/>
+            <w:gridSpan w:val="12"/>
+          </w:tcPr>
+          <w:p>
+            <w:pPr>
+              <w:pStyle w:val="--2"/>
+            </w:pPr>
+            <w:r>
+              <w:rPr>
+                <w:b/>
+                <w:sz w:val="14"/>
+                <w:rFonts w:ascii="Arial" w:hAnsi="Arial"/>
+              </w:rPr>
+              <w:t xml:space="preserve">Объекты без инструкций (требуют настройки)</w:t>
+            </w:r>
+          </w:p>
+        </w:tc>
+      </w:tr>
+      <w:tr>
+        <w:tc>
+          <w:tcPr>
+            <w:tcW w:w="1688" w:type="dxa"/>
+          </w:tcPr>
+          <w:p>
+            <w:pPr>
+              <w:pStyle w:val="--2"/>
+            </w:pPr>
+            <w:r>
+              <w:rPr>
+                <w:sz w:val="14"/>
+                <w:rFonts w:ascii="Arial" w:hAnsi="Arial"/>
+              </w:rPr>
+              <w:t xml:space="preserve">дозаторы для мыла/антисептика</w:t>
+            </w:r>
+          </w:p>
+        </w:tc>
+        <w:tc>
+          <w:tcPr>
+            <w:tcW w:w="1408" w:type="dxa"/>
+          </w:tcPr>
+          <w:p>
+            <w:pPr>
+              <w:pStyle w:val="--2"/>
+            </w:pPr>
+          </w:p>
+        </w:tc>
+        <w:tc>
+          <w:tcPr>
+            <w:tcW w:w="506" w:type="dxa"/>
+            <w:tcMar>
+              <w:left w:w="0" w:type="dxa"/>
+              <w:right w:w="0" w:type="dxa"/>
+            </w:tcMar>
+            <w:textDirection w:val="btLr"/>
+            <w:vAlign w:val="center"/>
+          </w:tcPr>
+          <w:p>
+            <w:pPr>
+              <w:pStyle w:val="--3"/>
+            </w:pPr>
+          </w:p>
+        </w:tc>
+        <w:tc>
+          <w:tcPr>
+            <w:tcW w:w="1913" w:type="dxa"/>
+          </w:tcPr>
+          <w:p>
+            <w:pPr>
+              <w:pStyle w:val="-0"/>
+            </w:pPr>
+          </w:p>
+        </w:tc>
+        <w:tc>
+          <w:tcPr>
+            <w:tcW w:w="1520" w:type="dxa"/>
+          </w:tcPr>
+          <w:p>
+            <w:pPr>
+              <w:pStyle w:val="--2"/>
+            </w:pPr>
+          </w:p>
+        </w:tc>
+        <w:tc>
+          <w:tcPr>
+            <w:tcW w:w="2025" w:type="dxa"/>
+          </w:tcPr>
+          <w:p>
+            <w:pPr>
+              <w:pStyle w:val="--3"/>
+            </w:pPr>
+          </w:p>
+        </w:tc>
+        <w:tc>
+          <w:tcPr>
+            <w:tcW w:w="1183" w:type="dxa"/>
+          </w:tcPr>
+          <w:p>
+            <w:pPr>
+              <w:pStyle w:val="--3"/>
+            </w:pPr>
+          </w:p>
+        </w:tc>
+        <w:tc>
+          <w:tcPr>
+            <w:tcW w:w="1126" w:type="dxa"/>
+          </w:tcPr>
+          <w:p>
+            <w:pPr>
+              <w:pStyle w:val="--3"/>
+            </w:pPr>
+          </w:p>
+        </w:tc>
+        <w:tc>
+          <w:tcPr>
+            <w:tcW w:w="510" w:type="dxa"/>
+            <w:noWrap/>
+            <w:tcMar>
+              <w:left w:w="0" w:type="dxa"/>
+              <w:right w:w="0" w:type="dxa"/>
+            </w:tcMar>
+            <w:textDirection w:val="btLr"/>
+            <w:tcFitText/>
+            <w:vAlign w:val="center"/>
+          </w:tcPr>
+          <w:p>
+            <w:pPr>
+              <w:pStyle w:val="--3"/>
+            </w:pPr>
+          </w:p>
+        </w:tc>
+        <w:tc>
+          <w:tcPr>
+            <w:tcW w:w="958" w:type="dxa"/>
+          </w:tcPr>
+          <w:p>
+            <w:pPr>
+              <w:pStyle w:val="--3"/>
+            </w:pPr>
+          </w:p>
+        </w:tc>
+        <w:tc>
+          <w:tcPr>
+            <w:tcW w:w="1351" w:type="dxa"/>
+          </w:tcPr>
+          <w:p>
+            <w:pPr>
+              <w:pStyle w:val="--2"/>
+            </w:pPr>
+          </w:p>
+        </w:tc>
+        <w:tc>
+          <w:tcPr>
+            <w:tcW w:w="1688" w:type="dxa"/>
+          </w:tcPr>
+          <w:p>
+            <w:pPr>
+              <w:pStyle w:val="--2"/>
+            </w:pPr>
+          </w:p>
+        </w:tc>
+      </w:tr>
+      <w:tr>
+        <w:tc>
+          <w:tcPr>
+            <w:tcW w:w="1688" w:type="dxa"/>
+          </w:tcPr>
+          <w:p>
+            <w:pPr>
+              <w:pStyle w:val="--2"/>
+            </w:pPr>
+            <w:r>
+              <w:rPr>
+                <w:sz w:val="14"/>
+                <w:rFonts w:ascii="Arial" w:hAnsi="Arial"/>
+              </w:rPr>
+              <w:t xml:space="preserve">металлоконструкции (до 2 м)</w:t>
             </w:r>
           </w:p>
         </w:tc>
